--- a/docs/paper-en.docx
+++ b/docs/paper-en.docx
@@ -201,7 +201,7 @@
     </w:p>
     <w:p>
       <w:r>
-        <w:t>external, updatable evidence [Lewis et al., 2020]. In most systems the retrieval depth is a</w:t>
+        <w:t>external, updatable evidence [1]. In most systems the retrieval depth is a</w:t>
       </w:r>
     </w:p>
     <w:p>
@@ -211,7 +211,7 @@
     </w:p>
     <w:p>
       <w:r>
-        <w:t>[Robertson and Zaragoza, 2009; Karpukhin et al., 2020]. That default made sense when context</w:t>
+        <w:t>[2,3]. That default made sense when context</w:t>
       </w:r>
     </w:p>
     <w:p>
@@ -226,7 +226,7 @@
     </w:p>
     <w:p>
       <w:r>
-        <w:t>where the same evidence lands in the context [Liu et al., 2024], so "retrieve more" is no</w:t>
+        <w:t>where the same evidence lands in the context [4], so "retrieve more" is no</w:t>
       </w:r>
     </w:p>
     <w:p>
@@ -519,17 +519,12 @@
     </w:p>
     <w:p>
       <w:r>
-        <w:t>[Lewis et al., 2020], and in most systems the retrieval depth is a hyperparameter: a fixed number</w:t>
-      </w:r>
-    </w:p>
-    <w:p>
-      <w:r>
-        <w:t>of top-$k$ passages is retrieved and concatenated into the context [Robertson and Zaragoza, 2009;</w:t>
-      </w:r>
-    </w:p>
-    <w:p>
-      <w:r>
-        <w:t>Karpukhin et al., 2020]. That default was reasonable when context was cheap—taking a few more</w:t>
+        <w:t>[1], and in most systems the retrieval depth is a hyperparameter: a fixed number</w:t>
+      </w:r>
+    </w:p>
+    <w:p>
+      <w:r>
+        <w:t>of top-$k$ passages is retrieved and concatenated into the context [2,3]. That default was reasonable when context was cheap—taking a few more</w:t>
       </w:r>
     </w:p>
     <w:p>
@@ -539,7 +534,7 @@
     </w:p>
     <w:p>
       <w:r>
-        <w:t>double-digit accuracy differences depending on where the same evidence lands [Liu et al., 2024], so</w:t>
+        <w:t>double-digit accuracy differences depending on where the same evidence lands [4], so</w:t>
       </w:r>
     </w:p>
     <w:p>
@@ -618,7 +613,7 @@
         <w:t>FLARE</w:t>
       </w:r>
       <w:r>
-        <w:t xml:space="preserve"> [Jiang Z. et al., 2023] ties "when to retrieve" to the generation process: when a</w:t>
+        <w:t xml:space="preserve"> [5] ties "when to retrieve" to the generation process: when a</w:t>
       </w:r>
     </w:p>
     <w:p>
@@ -637,7 +632,7 @@
         <w:t>Self-RAG</w:t>
       </w:r>
       <w:r>
-        <w:t xml:space="preserve"> [Asai et al., 2024] goes further and</w:t>
+        <w:t xml:space="preserve"> [6] goes further and</w:t>
       </w:r>
     </w:p>
     <w:p>
@@ -661,7 +656,7 @@
         <w:t>SKR</w:t>
       </w:r>
       <w:r>
-        <w:t xml:space="preserve"> [Wang et al., 2023] takes a lower-effort route: it labels questions by</w:t>
+        <w:t xml:space="preserve"> [7] takes a lower-effort route: it labels questions by</w:t>
       </w:r>
     </w:p>
     <w:p>
@@ -690,7 +685,7 @@
         <w:t>Adaptive-RAG</w:t>
       </w:r>
       <w:r>
-        <w:t xml:space="preserve"> [Jeong et al., 2024] trains a query</w:t>
+        <w:t xml:space="preserve"> [8] trains a query</w:t>
       </w:r>
     </w:p>
     <w:p>
@@ -709,7 +704,7 @@
         <w:t>Self-Ask</w:t>
       </w:r>
       <w:r>
-        <w:t xml:space="preserve"> [Press et al., 2023] decomposes composite questions into sub-questions that</w:t>
+        <w:t xml:space="preserve"> [9] decomposes composite questions into sub-questions that</w:t>
       </w:r>
     </w:p>
     <w:p>
@@ -723,7 +718,7 @@
         <w:t>IRCoT</w:t>
       </w:r>
       <w:r>
-        <w:t xml:space="preserve"> [Trivedi et al., 2023] interleaves chain-of-thought with</w:t>
+        <w:t xml:space="preserve"> [10] interleaves chain-of-thought with</w:t>
       </w:r>
     </w:p>
     <w:p>
@@ -812,7 +807,7 @@
         <w:t>CRAG</w:t>
       </w:r>
       <w:r>
-        <w:t xml:space="preserve"> [Yan et al., 2024] inserts a lightweight retrieval evaluator between retrieval and</w:t>
+        <w:t xml:space="preserve"> [11] inserts a lightweight retrieval evaluator between retrieval and</w:t>
       </w:r>
     </w:p>
     <w:p>
@@ -900,7 +895,7 @@
     </w:p>
     <w:p>
       <w:r>
-        <w:t>budgets do not reliably improve quality [Wu et al., 2026], which argues for modelling the allocation</w:t>
+        <w:t>budgets do not reliably improve quality [12], which argues for modelling the allocation</w:t>
       </w:r>
     </w:p>
     <w:p>
@@ -929,7 +924,7 @@
     </w:p>
     <w:p>
       <w:r>
-        <w:t>[Liu et al., 2024]. This explains why fixed top-$k$ misses at both ends: too much for easy</w:t>
+        <w:t>[4]. This explains why fixed top-$k$ misses at both ends: too much for easy</w:t>
       </w:r>
     </w:p>
     <w:p>
@@ -976,7 +971,7 @@
         <w:t>LLMLingua</w:t>
       </w:r>
       <w:r>
-        <w:t xml:space="preserve"> [Jiang H. et al., 2023] uses a</w:t>
+        <w:t xml:space="preserve"> [13] uses a</w:t>
       </w:r>
     </w:p>
     <w:p>
@@ -992,7 +987,7 @@
     </w:p>
     <w:p>
       <w:r>
-        <w:t>[Jiang H. et al., 2024] adds question-aware compression to reduce information loss on long documents;</w:t>
+        <w:t>[14] adds question-aware compression to reduce information loss on long documents;</w:t>
       </w:r>
     </w:p>
     <w:p>
@@ -1003,7 +998,7 @@
         <w:t>RECOMP</w:t>
       </w:r>
       <w:r>
-        <w:t xml:space="preserve"> [Xu et al., 2024] trains extractive and generative compressors that turn multiple passages</w:t>
+        <w:t xml:space="preserve"> [15] trains extractive and generative compressors that turn multiple passages</w:t>
       </w:r>
     </w:p>
     <w:p>
@@ -1027,7 +1022,7 @@
         <w:t>monoT5</w:t>
       </w:r>
       <w:r>
-        <w:t xml:space="preserve"> [Nogueira et al., 2020] casts</w:t>
+        <w:t xml:space="preserve"> [16] casts</w:t>
       </w:r>
     </w:p>
     <w:p>
@@ -1041,7 +1036,7 @@
         <w:t>RankGPT</w:t>
       </w:r>
       <w:r>
-        <w:t xml:space="preserve"> [Sun et al., 2023] uses a large model for</w:t>
+        <w:t xml:space="preserve"> [17] uses a large model for</w:t>
       </w:r>
     </w:p>
     <w:p>
@@ -1065,7 +1060,7 @@
         <w:t>HyDE</w:t>
       </w:r>
       <w:r>
-        <w:t xml:space="preserve"> [Gao et al., 2023] replaces the query with a generated pseudo-document</w:t>
+        <w:t xml:space="preserve"> [18] replaces the query with a generated pseudo-document</w:t>
       </w:r>
     </w:p>
     <w:p>
@@ -1079,7 +1074,7 @@
         <w:t>Rewrite-Retrieve-Read</w:t>
       </w:r>
       <w:r>
-        <w:t xml:space="preserve"> [Ma et al., 2023] places a rewriter before the</w:t>
+        <w:t xml:space="preserve"> [19] places a rewriter before the</w:t>
       </w:r>
     </w:p>
     <w:p>
@@ -1166,12 +1161,12 @@
         <w:t>MMR</w:t>
       </w:r>
       <w:r>
-        <w:t xml:space="preserve"> [Carbonell and Goldstein, 1998] subtracts similarity to already-selected</w:t>
-      </w:r>
-    </w:p>
-    <w:p>
-      <w:r>
-        <w:t>items from relevance and selects greedily one at a time, while Lin and Bilmes [2011] write coverage</w:t>
+        <w:t xml:space="preserve"> [20] subtracts similarity to already-selected</w:t>
+      </w:r>
+    </w:p>
+    <w:p>
+      <w:r>
+        <w:t>items from relevance and selects greedily one at a time, while Lin and Bilmes [21] write coverage</w:t>
       </w:r>
     </w:p>
     <w:p>
@@ -1181,7 +1176,7 @@
     </w:p>
     <w:p>
       <w:r>
-        <w:t>approximation bound comes from Nemhauser et al. [1978]: for a monotone submodular function under a</w:t>
+        <w:t>approximation bound comes from Nemhauser et al. [22]: for a monotone submodular function under a</w:t>
       </w:r>
     </w:p>
     <w:p>
@@ -1196,7 +1191,7 @@
     </w:p>
     <w:p>
       <w:r>
-        <w:t>Khuller et al. [1999] adds local enumeration across tiers and restores $1-1/e$ for the budgeted case.</w:t>
+        <w:t>Khuller et al. [23] adds local enumeration across tiers and restores $1-1/e$ for the budgeted case.</w:t>
       </w:r>
     </w:p>
     <w:p>
@@ -1221,7 +1216,7 @@
     </w:p>
     <w:p>
       <w:r>
-        <w:t>stop when the observation is good enough, continue otherwise [Wald, 1947]. The form was rediscovered</w:t>
+        <w:t>stop when the observation is good enough, continue otherwise [24]. The form was rediscovered</w:t>
       </w:r>
     </w:p>
     <w:p>
@@ -1235,7 +1230,7 @@
         <w:t>FrugalGPT</w:t>
       </w:r>
       <w:r>
-        <w:t xml:space="preserve"> [Chen et al., 2023] answers with a cheap model first and decides by</w:t>
+        <w:t xml:space="preserve"> [25] answers with a cheap model first and decides by</w:t>
       </w:r>
     </w:p>
     <w:p>
@@ -1441,7 +1436,7 @@
               <w:rPr>
                 <w:sz w:val="18"/>
               </w:rPr>
-              <w:t>Adaptive and multi-hop [Jiang Z. 2023; Asai 2024; Jeong 2024; Press 2023; Trivedi 2023]</w:t>
+              <w:t>Adaptive and multi-hop [5,6,8,9,10]</w:t>
             </w:r>
           </w:p>
         </w:tc>
@@ -1533,7 +1528,7 @@
               <w:rPr>
                 <w:sz w:val="18"/>
               </w:rPr>
-              <w:t>Corrective [Yan 2024]</w:t>
+              <w:t>Corrective [11]</w:t>
             </w:r>
           </w:p>
         </w:tc>
@@ -1625,7 +1620,7 @@
               <w:rPr>
                 <w:sz w:val="18"/>
               </w:rPr>
-              <w:t>Cost-aware [Wu 2026]</w:t>
+              <w:t>Cost-aware [12]</w:t>
             </w:r>
           </w:p>
         </w:tc>
@@ -1717,7 +1712,7 @@
               <w:rPr>
                 <w:sz w:val="18"/>
               </w:rPr>
-              <w:t>Compression and reranking [Jiang H. 2023/2024; Xu 2024; Nogueira 2020; Sun 2023]</w:t>
+              <w:t>Compression and reranking [13,14,15,16,17]</w:t>
             </w:r>
           </w:p>
         </w:tc>
@@ -1809,7 +1804,7 @@
               <w:rPr>
                 <w:sz w:val="18"/>
               </w:rPr>
-              <w:t>Submodular selection [Carbonell and Goldstein 1998; Nemhauser 1978; Khuller 1999]</w:t>
+              <w:t>Submodular selection [20,22,23]</w:t>
             </w:r>
           </w:p>
         </w:tc>
@@ -1901,7 +1896,7 @@
               <w:rPr>
                 <w:sz w:val="18"/>
               </w:rPr>
-              <w:t>Cascades and thresholds [Wald 1947; Chen 2023]</w:t>
+              <w:t>Cascades and thresholds [24,25]</w:t>
             </w:r>
           </w:p>
         </w:tc>
@@ -2434,7 +2429,7 @@
     </w:p>
     <w:p>
       <w:r>
-        <w:t>cardinality constraint [Nemhauser et al., 1978]; under a budget constraint the bound of</w:t>
+        <w:t>cardinality constraint [22]; under a budget constraint the bound of</w:t>
       </w:r>
     </w:p>
     <w:p>
@@ -2444,7 +2439,7 @@
     </w:p>
     <w:p>
       <w:r>
-        <w:t>[Khuller et al., 1999]. We instantiate this ordering on the retrieval action set; the gap to the</w:t>
+        <w:t>[23]. We instantiate this ordering on the retrieval action set; the gap to the</w:t>
       </w:r>
     </w:p>
     <w:p>
@@ -5976,7 +5971,95 @@
     </w:p>
     <w:p>
       <w:pPr>
-        <w:pStyle w:val="ListBullet"/>
+        <w:pStyle w:val="ListNumber"/>
+      </w:pPr>
+      <w:r>
+        <w:rPr>
+          <w:b/>
+        </w:rPr>
+        <w:t>Lewis, P.; Perez, E.; Piktus, A.; Petroni, F.; Karpukhin, V.; Goyal, N.; Küttler, H.; Lewis, M.; Yih, W.-t.; Rocktäschel, T.; Riedel, S.; Kiela, D.</w:t>
+      </w:r>
+      <w:r>
+        <w:t xml:space="preserve"> Retrieval-Augmented Generation for Knowledge-Intensive NLP Tasks. In *NeurIPS 2020*. arXiv:2005.11401.</w:t>
+      </w:r>
+    </w:p>
+    <w:p>
+      <w:pPr>
+        <w:pStyle w:val="ListNumber"/>
+      </w:pPr>
+      <w:r>
+        <w:rPr>
+          <w:b/>
+        </w:rPr>
+        <w:t>Robertson, S.; Zaragoza, H.</w:t>
+      </w:r>
+      <w:r>
+        <w:t xml:space="preserve"> The Probabilistic Relevance Framework: BM25 and Beyond. *Foundations and Trends in Information Retrieval* </w:t>
+      </w:r>
+      <w:r>
+        <w:rPr>
+          <w:b/>
+        </w:rPr>
+        <w:t>2009</w:t>
+      </w:r>
+      <w:r>
+        <w:t>, 3(4), 333–389.</w:t>
+      </w:r>
+    </w:p>
+    <w:p>
+      <w:pPr>
+        <w:pStyle w:val="ListNumber"/>
+      </w:pPr>
+      <w:r>
+        <w:rPr>
+          <w:b/>
+        </w:rPr>
+        <w:t>Karpukhin, V.; Oğuz, B.; Min, S.; Lewis, P.; Wu, L.; Edunov, S.; Chen, D.; Yih, W.-t.</w:t>
+      </w:r>
+      <w:r>
+        <w:t xml:space="preserve"> Dense Passage Retrieval for Open-Domain Question Answering. In *EMNLP 2020*. arXiv:2004.04906.</w:t>
+      </w:r>
+    </w:p>
+    <w:p>
+      <w:pPr>
+        <w:pStyle w:val="ListNumber"/>
+      </w:pPr>
+      <w:r>
+        <w:rPr>
+          <w:b/>
+        </w:rPr>
+        <w:t>Liu, N. F.; Lin, K.; Hewitt, J.; Paranjape, A.; Bevilacqua, M.; Petroni, F.; Liang, P.</w:t>
+      </w:r>
+      <w:r>
+        <w:t xml:space="preserve"> Lost in the Middle: How Language Models Use Long Contexts. *TACL* </w:t>
+      </w:r>
+      <w:r>
+        <w:rPr>
+          <w:b/>
+        </w:rPr>
+        <w:t>2024</w:t>
+      </w:r>
+      <w:r>
+        <w:t>, 12, 157–173. arXiv:2307.03172.</w:t>
+      </w:r>
+    </w:p>
+    <w:p>
+      <w:pPr>
+        <w:pStyle w:val="ListNumber"/>
+      </w:pPr>
+      <w:r>
+        <w:rPr>
+          <w:b/>
+        </w:rPr>
+        <w:t>Jiang, Z.; Xu, F. F.; Gao, L.; Sun, Z.; Liu, Q.; Dwivedi-Yu, J.; Yang, Y.; Callan, J.; Neubig, G.</w:t>
+      </w:r>
+      <w:r>
+        <w:t xml:space="preserve"> Active Retrieval Augmented Generation (FLARE). In *EMNLP 2023*. arXiv:2305.06983.</w:t>
+      </w:r>
+    </w:p>
+    <w:p>
+      <w:pPr>
+        <w:pStyle w:val="ListNumber"/>
       </w:pPr>
       <w:r>
         <w:rPr>
@@ -5990,7 +6073,189 @@
     </w:p>
     <w:p>
       <w:pPr>
-        <w:pStyle w:val="ListBullet"/>
+        <w:pStyle w:val="ListNumber"/>
+      </w:pPr>
+      <w:r>
+        <w:rPr>
+          <w:b/>
+        </w:rPr>
+        <w:t>Wang, Y.; Li, P.; Sun, M.; Liu, Y.</w:t>
+      </w:r>
+      <w:r>
+        <w:t xml:space="preserve"> Self-Knowledge Guided Retrieval Augmentation for Large Language Models (SKR). In *Findings of EMNLP 2023*. arXiv:2310.05002.</w:t>
+      </w:r>
+    </w:p>
+    <w:p>
+      <w:pPr>
+        <w:pStyle w:val="ListNumber"/>
+      </w:pPr>
+      <w:r>
+        <w:rPr>
+          <w:b/>
+        </w:rPr>
+        <w:t>Jeong, S.; Baek, J.; Cho, S.; Hwang, S. J.; Park, J. C.</w:t>
+      </w:r>
+      <w:r>
+        <w:t xml:space="preserve"> Adaptive-RAG: Learning to Adapt Retrieval-Augmented Large Language Models through Question Complexity. In *NAACL 2024*, pp. 7036–7056. arXiv:2403.14403.</w:t>
+      </w:r>
+    </w:p>
+    <w:p>
+      <w:pPr>
+        <w:pStyle w:val="ListNumber"/>
+      </w:pPr>
+      <w:r>
+        <w:rPr>
+          <w:b/>
+        </w:rPr>
+        <w:t>Press, O.; Zhang, M.; Min, S.; Schmidt, L.; Smith, N. A.; Lewis, M.</w:t>
+      </w:r>
+      <w:r>
+        <w:t xml:space="preserve"> Measuring and Narrowing the Compositionality Gap in Language Models (Self-Ask). In *Findings of EMNLP 2023*. arXiv:2210.03350.</w:t>
+      </w:r>
+    </w:p>
+    <w:p>
+      <w:pPr>
+        <w:pStyle w:val="ListNumber"/>
+      </w:pPr>
+      <w:r>
+        <w:rPr>
+          <w:b/>
+        </w:rPr>
+        <w:t>Trivedi, H.; Balasubramanian, N.; Khot, T.; Sabharwal, A.</w:t>
+      </w:r>
+      <w:r>
+        <w:t xml:space="preserve"> Interleaving Retrieval with Chain-of-Thought Reasoning for Knowledge-Intensive Multi-Step Questions (IRCoT). In *ACL 2023*. arXiv:2212.10509.</w:t>
+      </w:r>
+    </w:p>
+    <w:p>
+      <w:pPr>
+        <w:pStyle w:val="ListNumber"/>
+      </w:pPr>
+      <w:r>
+        <w:rPr>
+          <w:b/>
+        </w:rPr>
+        <w:t>Yan, S.-Q.; Gu, J.-C.; Zhu, Y.; Ling, Z.-H.</w:t>
+      </w:r>
+      <w:r>
+        <w:t xml:space="preserve"> Corrective Retrieval Augmented Generation (CRAG). arXiv:2401.15884, 2024.</w:t>
+      </w:r>
+    </w:p>
+    <w:p>
+      <w:pPr>
+        <w:pStyle w:val="ListNumber"/>
+      </w:pPr>
+      <w:r>
+        <w:rPr>
+          <w:b/>
+        </w:rPr>
+        <w:t>Wu, M.; Yang, H.; Ben-Porat, O.; Ziser, Y.</w:t>
+      </w:r>
+      <w:r>
+        <w:t xml:space="preserve"> When Knowledge Is Not Free: Cost-Aware Evidence Selection in Retrieval-Augmented Generation. arXiv:2606.02245, 2026.</w:t>
+      </w:r>
+    </w:p>
+    <w:p>
+      <w:pPr>
+        <w:pStyle w:val="ListNumber"/>
+      </w:pPr>
+      <w:r>
+        <w:rPr>
+          <w:b/>
+        </w:rPr>
+        <w:t>Jiang, H.; Wu, Q.; Lin, C.-Y.; Yang, Y.; Qiu, L.</w:t>
+      </w:r>
+      <w:r>
+        <w:t xml:space="preserve"> LLMLingua: Compressing Prompts for Accelerated Inference of Large Language Models. In *EMNLP 2023*. arXiv:2310.05736.</w:t>
+      </w:r>
+    </w:p>
+    <w:p>
+      <w:pPr>
+        <w:pStyle w:val="ListNumber"/>
+      </w:pPr>
+      <w:r>
+        <w:rPr>
+          <w:b/>
+        </w:rPr>
+        <w:t>Jiang, H.; Wu, Q.; Luo, X.; Li, D.; Lin, C.-Y.; Yang, Y.; Qiu, L.</w:t>
+      </w:r>
+      <w:r>
+        <w:t xml:space="preserve"> LongLLMLingua: Accelerating and Enhancing LLMs in Long Context Scenarios via Prompt Compression. In *ACL 2024*. arXiv:2310.06839.</w:t>
+      </w:r>
+    </w:p>
+    <w:p>
+      <w:pPr>
+        <w:pStyle w:val="ListNumber"/>
+      </w:pPr>
+      <w:r>
+        <w:rPr>
+          <w:b/>
+        </w:rPr>
+        <w:t>Xu, F.; Shi, W.; Choi, E.</w:t>
+      </w:r>
+      <w:r>
+        <w:t xml:space="preserve"> RECOMP: Improving Retrieval-Augmented LMs with Compression and Selective Augmentation. In *ICLR 2024*. arXiv:2310.04408.</w:t>
+      </w:r>
+    </w:p>
+    <w:p>
+      <w:pPr>
+        <w:pStyle w:val="ListNumber"/>
+      </w:pPr>
+      <w:r>
+        <w:rPr>
+          <w:b/>
+        </w:rPr>
+        <w:t>Nogueira, R.; Jiang, Z.; Pradeep, R.; Lin, J.</w:t>
+      </w:r>
+      <w:r>
+        <w:t xml:space="preserve"> Document Ranking with a Pretrained Sequence-to-Sequence Model. In *Findings of EMNLP 2020*. arXiv:2003.06713.</w:t>
+      </w:r>
+    </w:p>
+    <w:p>
+      <w:pPr>
+        <w:pStyle w:val="ListNumber"/>
+      </w:pPr>
+      <w:r>
+        <w:rPr>
+          <w:b/>
+        </w:rPr>
+        <w:t>Sun, W.; Yan, L.; Ma, X.; Wang, S.; Ren, P.; Chen, Z.; Yin, D.; Ren, Z.</w:t>
+      </w:r>
+      <w:r>
+        <w:t xml:space="preserve"> Is ChatGPT Good at Search? Investigating Large Language Models as Re-Ranking Agents (RankGPT). In *EMNLP 2023*. arXiv:2304.09542.</w:t>
+      </w:r>
+    </w:p>
+    <w:p>
+      <w:pPr>
+        <w:pStyle w:val="ListNumber"/>
+      </w:pPr>
+      <w:r>
+        <w:rPr>
+          <w:b/>
+        </w:rPr>
+        <w:t>Gao, L.; Ma, X.; Lin, J.; Callan, J.</w:t>
+      </w:r>
+      <w:r>
+        <w:t xml:space="preserve"> Precise Zero-Shot Dense Retrieval without Relevance Labels (HyDE). In *ACL 2023*. arXiv:2212.10496.</w:t>
+      </w:r>
+    </w:p>
+    <w:p>
+      <w:pPr>
+        <w:pStyle w:val="ListNumber"/>
+      </w:pPr>
+      <w:r>
+        <w:rPr>
+          <w:b/>
+        </w:rPr>
+        <w:t>Ma, X.; Gong, Y.; He, P.; Zhao, H.; Duan, N.</w:t>
+      </w:r>
+      <w:r>
+        <w:t xml:space="preserve"> Query Rewriting for Retrieval-Augmented Large Language Models. In *EMNLP 2023*. arXiv:2305.14283.</w:t>
+      </w:r>
+    </w:p>
+    <w:p>
+      <w:pPr>
+        <w:pStyle w:val="ListNumber"/>
       </w:pPr>
       <w:r>
         <w:rPr>
@@ -6004,7 +6269,81 @@
     </w:p>
     <w:p>
       <w:pPr>
-        <w:pStyle w:val="ListBullet"/>
+        <w:pStyle w:val="ListNumber"/>
+      </w:pPr>
+      <w:r>
+        <w:rPr>
+          <w:b/>
+        </w:rPr>
+        <w:t>Lin, H.; Bilmes, J.</w:t>
+      </w:r>
+      <w:r>
+        <w:t xml:space="preserve"> A Class of Submodular Functions for Document Summarization. In *ACL-HLT 2011*, pp. 510–520.</w:t>
+      </w:r>
+    </w:p>
+    <w:p>
+      <w:pPr>
+        <w:pStyle w:val="ListNumber"/>
+      </w:pPr>
+      <w:r>
+        <w:rPr>
+          <w:b/>
+        </w:rPr>
+        <w:t>Nemhauser, G. L.; Wolsey, L. A.; Fisher, M. L.</w:t>
+      </w:r>
+      <w:r>
+        <w:t xml:space="preserve"> An Analysis of Approximations for Maximizing Submodular Set Functions—I. *Mathematical Programming* </w:t>
+      </w:r>
+      <w:r>
+        <w:rPr>
+          <w:b/>
+        </w:rPr>
+        <w:t>1978</w:t>
+      </w:r>
+      <w:r>
+        <w:t>, 14(1), 265–294.</w:t>
+      </w:r>
+    </w:p>
+    <w:p>
+      <w:pPr>
+        <w:pStyle w:val="ListNumber"/>
+      </w:pPr>
+      <w:r>
+        <w:rPr>
+          <w:b/>
+        </w:rPr>
+        <w:t>Khuller, S.; Moss, A.; Naor, J.</w:t>
+      </w:r>
+      <w:r>
+        <w:t xml:space="preserve"> The Budgeted Maximum Coverage Problem. *Information Processing Letters* </w:t>
+      </w:r>
+      <w:r>
+        <w:rPr>
+          <w:b/>
+        </w:rPr>
+        <w:t>1999</w:t>
+      </w:r>
+      <w:r>
+        <w:t>, 70(1), 39–45.</w:t>
+      </w:r>
+    </w:p>
+    <w:p>
+      <w:pPr>
+        <w:pStyle w:val="ListNumber"/>
+      </w:pPr>
+      <w:r>
+        <w:rPr>
+          <w:b/>
+        </w:rPr>
+        <w:t>Wald, A.</w:t>
+      </w:r>
+      <w:r>
+        <w:t xml:space="preserve"> *Sequential Analysis*; Wiley: New York, 1947.</w:t>
+      </w:r>
+    </w:p>
+    <w:p>
+      <w:pPr>
+        <w:pStyle w:val="ListNumber"/>
       </w:pPr>
       <w:r>
         <w:rPr>
@@ -6014,350 +6353,6 @@
       </w:r>
       <w:r>
         <w:t xml:space="preserve"> FrugalGPT: How to Use Large Language Models While Reducing Cost and Improving Performance. arXiv:2305.05176, 2023.</w:t>
-      </w:r>
-    </w:p>
-    <w:p>
-      <w:pPr>
-        <w:pStyle w:val="ListBullet"/>
-      </w:pPr>
-      <w:r>
-        <w:rPr>
-          <w:b/>
-        </w:rPr>
-        <w:t>Gao, L.; Ma, X.; Lin, J.; Callan, J.</w:t>
-      </w:r>
-      <w:r>
-        <w:t xml:space="preserve"> Precise Zero-Shot Dense Retrieval without Relevance Labels (HyDE). In *ACL 2023*. arXiv:2212.10496.</w:t>
-      </w:r>
-    </w:p>
-    <w:p>
-      <w:pPr>
-        <w:pStyle w:val="ListBullet"/>
-      </w:pPr>
-      <w:r>
-        <w:rPr>
-          <w:b/>
-        </w:rPr>
-        <w:t>Jeong, S.; Baek, J.; Cho, S.; Hwang, S. J.; Park, J. C.</w:t>
-      </w:r>
-      <w:r>
-        <w:t xml:space="preserve"> Adaptive-RAG: Learning to Adapt Retrieval-Augmented Large Language Models through Question Complexity. In *NAACL 2024*, pp. 7036–7056. arXiv:2403.14403.</w:t>
-      </w:r>
-    </w:p>
-    <w:p>
-      <w:pPr>
-        <w:pStyle w:val="ListBullet"/>
-      </w:pPr>
-      <w:r>
-        <w:rPr>
-          <w:b/>
-        </w:rPr>
-        <w:t>Jiang, H.; Wu, Q.; Lin, C.-Y.; Yang, Y.; Qiu, L.</w:t>
-      </w:r>
-      <w:r>
-        <w:t xml:space="preserve"> LLMLingua: Compressing Prompts for Accelerated Inference of Large Language Models. In *EMNLP 2023*. arXiv:2310.05736.</w:t>
-      </w:r>
-    </w:p>
-    <w:p>
-      <w:pPr>
-        <w:pStyle w:val="ListBullet"/>
-      </w:pPr>
-      <w:r>
-        <w:rPr>
-          <w:b/>
-        </w:rPr>
-        <w:t>Jiang, H.; Wu, Q.; Luo, X.; Li, D.; Lin, C.-Y.; Yang, Y.; Qiu, L.</w:t>
-      </w:r>
-      <w:r>
-        <w:t xml:space="preserve"> LongLLMLingua: Accelerating and Enhancing LLMs in Long Context Scenarios via Prompt Compression. In *ACL 2024*. arXiv:2310.06839.</w:t>
-      </w:r>
-    </w:p>
-    <w:p>
-      <w:pPr>
-        <w:pStyle w:val="ListBullet"/>
-      </w:pPr>
-      <w:r>
-        <w:rPr>
-          <w:b/>
-        </w:rPr>
-        <w:t>Jiang, Z.; Xu, F. F.; Gao, L.; Sun, Z.; Liu, Q.; Dwivedi-Yu, J.; Yang, Y.; Callan, J.; Neubig, G.</w:t>
-      </w:r>
-      <w:r>
-        <w:t xml:space="preserve"> Active Retrieval Augmented Generation (FLARE). In *EMNLP 2023*. arXiv:2305.06983.</w:t>
-      </w:r>
-    </w:p>
-    <w:p>
-      <w:pPr>
-        <w:pStyle w:val="ListBullet"/>
-      </w:pPr>
-      <w:r>
-        <w:rPr>
-          <w:b/>
-        </w:rPr>
-        <w:t>Karpukhin, V.; Oğuz, B.; Min, S.; Lewis, P.; Wu, L.; Edunov, S.; Chen, D.; Yih, W.-t.</w:t>
-      </w:r>
-      <w:r>
-        <w:t xml:space="preserve"> Dense Passage Retrieval for Open-Domain Question Answering. In *EMNLP 2020*. arXiv:2004.04906.</w:t>
-      </w:r>
-    </w:p>
-    <w:p>
-      <w:pPr>
-        <w:pStyle w:val="ListBullet"/>
-      </w:pPr>
-      <w:r>
-        <w:rPr>
-          <w:b/>
-        </w:rPr>
-        <w:t>Khuller, S.; Moss, A.; Naor, J.</w:t>
-      </w:r>
-      <w:r>
-        <w:t xml:space="preserve"> The Budgeted Maximum Coverage Problem. *Information Processing Letters* </w:t>
-      </w:r>
-      <w:r>
-        <w:rPr>
-          <w:b/>
-        </w:rPr>
-        <w:t>1999</w:t>
-      </w:r>
-      <w:r>
-        <w:t>, 70(1), 39–45.</w:t>
-      </w:r>
-    </w:p>
-    <w:p>
-      <w:pPr>
-        <w:pStyle w:val="ListBullet"/>
-      </w:pPr>
-      <w:r>
-        <w:rPr>
-          <w:b/>
-        </w:rPr>
-        <w:t>Lewis, P.; Perez, E.; Piktus, A.; Petroni, F.; Karpukhin, V.; Goyal, N.; Küttler, H.; Lewis, M.; Yih, W.-t.; Rocktäschel, T.; Riedel, S.; Kiela, D.</w:t>
-      </w:r>
-      <w:r>
-        <w:t xml:space="preserve"> Retrieval-Augmented Generation for Knowledge-Intensive NLP Tasks. In *NeurIPS 2020*. arXiv:2005.11401.</w:t>
-      </w:r>
-    </w:p>
-    <w:p>
-      <w:pPr>
-        <w:pStyle w:val="ListBullet"/>
-      </w:pPr>
-      <w:r>
-        <w:rPr>
-          <w:b/>
-        </w:rPr>
-        <w:t>Lin, H.; Bilmes, J.</w:t>
-      </w:r>
-      <w:r>
-        <w:t xml:space="preserve"> A Class of Submodular Functions for Document Summarization. In *ACL-HLT 2011*, pp. 510–520.</w:t>
-      </w:r>
-    </w:p>
-    <w:p>
-      <w:pPr>
-        <w:pStyle w:val="ListBullet"/>
-      </w:pPr>
-      <w:r>
-        <w:rPr>
-          <w:b/>
-        </w:rPr>
-        <w:t>Liu, N. F.; Lin, K.; Hewitt, J.; Paranjape, A.; Bevilacqua, M.; Petroni, F.; Liang, P.</w:t>
-      </w:r>
-      <w:r>
-        <w:t xml:space="preserve"> Lost in the Middle: How Language Models Use Long Contexts. *TACL* </w:t>
-      </w:r>
-      <w:r>
-        <w:rPr>
-          <w:b/>
-        </w:rPr>
-        <w:t>2024</w:t>
-      </w:r>
-      <w:r>
-        <w:t>, 12, 157–173. arXiv:2307.03172.</w:t>
-      </w:r>
-    </w:p>
-    <w:p>
-      <w:pPr>
-        <w:pStyle w:val="ListBullet"/>
-      </w:pPr>
-      <w:r>
-        <w:rPr>
-          <w:b/>
-        </w:rPr>
-        <w:t>Ma, X.; Gong, Y.; He, P.; Zhao, H.; Duan, N.</w:t>
-      </w:r>
-      <w:r>
-        <w:t xml:space="preserve"> Query Rewriting for Retrieval-Augmented Large Language Models. In *EMNLP 2023*. arXiv:2305.14283.</w:t>
-      </w:r>
-    </w:p>
-    <w:p>
-      <w:pPr>
-        <w:pStyle w:val="ListBullet"/>
-      </w:pPr>
-      <w:r>
-        <w:rPr>
-          <w:b/>
-        </w:rPr>
-        <w:t>Nemhauser, G. L.; Wolsey, L. A.; Fisher, M. L.</w:t>
-      </w:r>
-      <w:r>
-        <w:t xml:space="preserve"> An Analysis of Approximations for Maximizing Submodular Set Functions—I. *Mathematical Programming* </w:t>
-      </w:r>
-      <w:r>
-        <w:rPr>
-          <w:b/>
-        </w:rPr>
-        <w:t>1978</w:t>
-      </w:r>
-      <w:r>
-        <w:t>, 14(1), 265–294.</w:t>
-      </w:r>
-    </w:p>
-    <w:p>
-      <w:pPr>
-        <w:pStyle w:val="ListBullet"/>
-      </w:pPr>
-      <w:r>
-        <w:rPr>
-          <w:b/>
-        </w:rPr>
-        <w:t>Nogueira, R.; Jiang, Z.; Pradeep, R.; Lin, J.</w:t>
-      </w:r>
-      <w:r>
-        <w:t xml:space="preserve"> Document Ranking with a Pretrained Sequence-to-Sequence Model. In *Findings of EMNLP 2020*. arXiv:2003.06713.</w:t>
-      </w:r>
-    </w:p>
-    <w:p>
-      <w:pPr>
-        <w:pStyle w:val="ListBullet"/>
-      </w:pPr>
-      <w:r>
-        <w:rPr>
-          <w:b/>
-        </w:rPr>
-        <w:t>Press, O.; Zhang, M.; Min, S.; Schmidt, L.; Smith, N. A.; Lewis, M.</w:t>
-      </w:r>
-      <w:r>
-        <w:t xml:space="preserve"> Measuring and Narrowing the Compositionality Gap in Language Models (Self-Ask). In *Findings of EMNLP 2023*. arXiv:2210.03350.</w:t>
-      </w:r>
-    </w:p>
-    <w:p>
-      <w:pPr>
-        <w:pStyle w:val="ListBullet"/>
-      </w:pPr>
-      <w:r>
-        <w:rPr>
-          <w:b/>
-        </w:rPr>
-        <w:t>Robertson, S.; Zaragoza, H.</w:t>
-      </w:r>
-      <w:r>
-        <w:t xml:space="preserve"> The Probabilistic Relevance Framework: BM25 and Beyond. *Foundations and Trends in Information Retrieval* </w:t>
-      </w:r>
-      <w:r>
-        <w:rPr>
-          <w:b/>
-        </w:rPr>
-        <w:t>2009</w:t>
-      </w:r>
-      <w:r>
-        <w:t>, 3(4), 333–389.</w:t>
-      </w:r>
-    </w:p>
-    <w:p>
-      <w:pPr>
-        <w:pStyle w:val="ListBullet"/>
-      </w:pPr>
-      <w:r>
-        <w:rPr>
-          <w:b/>
-        </w:rPr>
-        <w:t>Sun, W.; Yan, L.; Ma, X.; Wang, S.; Ren, P.; Chen, Z.; Yin, D.; Ren, Z.</w:t>
-      </w:r>
-      <w:r>
-        <w:t xml:space="preserve"> Is ChatGPT Good at Search? Investigating Large Language Models as Re-Ranking Agents (RankGPT). In *EMNLP 2023*. arXiv:2304.09542.</w:t>
-      </w:r>
-    </w:p>
-    <w:p>
-      <w:pPr>
-        <w:pStyle w:val="ListBullet"/>
-      </w:pPr>
-      <w:r>
-        <w:rPr>
-          <w:b/>
-        </w:rPr>
-        <w:t>Trivedi, H.; Balasubramanian, N.; Khot, T.; Sabharwal, A.</w:t>
-      </w:r>
-      <w:r>
-        <w:t xml:space="preserve"> Interleaving Retrieval with Chain-of-Thought Reasoning for Knowledge-Intensive Multi-Step Questions (IRCoT). In *ACL 2023*. arXiv:2212.10509.</w:t>
-      </w:r>
-    </w:p>
-    <w:p>
-      <w:pPr>
-        <w:pStyle w:val="ListBullet"/>
-      </w:pPr>
-      <w:r>
-        <w:rPr>
-          <w:b/>
-        </w:rPr>
-        <w:t>Wald, A.</w:t>
-      </w:r>
-      <w:r>
-        <w:t xml:space="preserve"> *Sequential Analysis*; Wiley: New York, 1947.</w:t>
-      </w:r>
-    </w:p>
-    <w:p>
-      <w:pPr>
-        <w:pStyle w:val="ListBullet"/>
-      </w:pPr>
-      <w:r>
-        <w:rPr>
-          <w:b/>
-        </w:rPr>
-        <w:t>Wang, Y.; Li, P.; Sun, M.; Liu, Y.</w:t>
-      </w:r>
-      <w:r>
-        <w:t xml:space="preserve"> Self-Knowledge Guided Retrieval Augmentation for Large Language Models (SKR). In *Findings of EMNLP 2023*. arXiv:2310.05002.</w:t>
-      </w:r>
-    </w:p>
-    <w:p>
-      <w:pPr>
-        <w:pStyle w:val="ListBullet"/>
-      </w:pPr>
-      <w:r>
-        <w:rPr>
-          <w:b/>
-        </w:rPr>
-        <w:t>Wu, M.; Yang, H.; Ben-Porat, O.; Ziser, Y.</w:t>
-      </w:r>
-      <w:r>
-        <w:t xml:space="preserve"> When Knowledge Is Not Free: Cost-Aware Evidence Selection in Retrieval-Augmented Generation. arXiv:2606.02245, 2026.</w:t>
-      </w:r>
-    </w:p>
-    <w:p>
-      <w:pPr>
-        <w:pStyle w:val="ListBullet"/>
-      </w:pPr>
-      <w:r>
-        <w:rPr>
-          <w:b/>
-        </w:rPr>
-        <w:t>Xu, F.; Shi, W.; Choi, E.</w:t>
-      </w:r>
-      <w:r>
-        <w:t xml:space="preserve"> RECOMP: Improving Retrieval-Augmented LMs with Compression and Selective Augmentation. In *ICLR 2024*. arXiv:2310.04408.</w:t>
-      </w:r>
-    </w:p>
-    <w:p>
-      <w:pPr>
-        <w:pStyle w:val="ListBullet"/>
-      </w:pPr>
-      <w:r>
-        <w:rPr>
-          <w:b/>
-        </w:rPr>
-        <w:t>Yan, S.-Q.; Gu, J.-C.; Zhu, Y.; Ling, Z.-H.</w:t>
-      </w:r>
-      <w:r>
-        <w:t xml:space="preserve"> Corrective Retrieval Augmented Generation (CRAG). arXiv:2401.15884, 2024.</w:t>
       </w:r>
     </w:p>
     <w:p>

--- a/docs/paper-en.docx
+++ b/docs/paper-en.docx
@@ -27,6 +27,59 @@
           <w:sz w:val="19"/>
         </w:rPr>
         <w:t>Translated so far: Abstract, Section 1. Sections 2–8 pending.</w:t>
+      </w:r>
+    </w:p>
+    <w:p>
+      <w:r>
+        <w:rPr>
+          <w:b/>
+        </w:rPr>
+        <w:t>Author:</w:t>
+      </w:r>
+      <w:r>
+        <w:t xml:space="preserve"> [Given Family] ¹</w:t>
+      </w:r>
+    </w:p>
+    <w:p>
+      <w:r>
+        <w:rPr>
+          <w:b/>
+        </w:rPr>
+        <w:t>Affiliation:</w:t>
+      </w:r>
+      <w:r>
+        <w:t xml:space="preserve"> ¹ [School of ...], Zhangjiakou University, Zhangjiakou 075000, Hebei, China</w:t>
+      </w:r>
+    </w:p>
+    <w:p>
+      <w:r>
+        <w:rPr>
+          <w:b/>
+        </w:rPr>
+        <w:t>Corresponding author:</w:t>
+      </w:r>
+      <w:r>
+        <w:t xml:space="preserve"> [email]</w:t>
+      </w:r>
+    </w:p>
+    <w:p>
+      <w:r>
+        <w:rPr>
+          <w:b/>
+        </w:rPr>
+        <w:t>ORCID:</w:t>
+      </w:r>
+      <w:r>
+        <w:t xml:space="preserve"> [0000-0000-0000-0000]</w:t>
+      </w:r>
+    </w:p>
+    <w:p>
+      <w:r>
+        <w:rPr>
+          <w:i/>
+          <w:sz w:val="19"/>
+        </w:rPr>
+        <w:t>投稿前把方括号内容换成真实信息；学院英文名请向辅导员确认，不要直译。</w:t>
       </w:r>
     </w:p>
     <w:p>

--- a/docs/paper-en.docx
+++ b/docs/paper-en.docx
@@ -14,30 +14,12 @@
     <w:p>
       <w:r>
         <w:rPr>
-          <w:i/>
-          <w:sz w:val="19"/>
-        </w:rPr>
-        <w:t>English manuscript, work in progress. Chinese master: `paper-draft.md`.</w:t>
-      </w:r>
-    </w:p>
-    <w:p>
-      <w:r>
-        <w:rPr>
-          <w:i/>
-          <w:sz w:val="19"/>
-        </w:rPr>
-        <w:t>Translated so far: Abstract, Section 1. Sections 2–8 pending.</w:t>
-      </w:r>
-    </w:p>
-    <w:p>
-      <w:r>
-        <w:rPr>
           <w:b/>
         </w:rPr>
         <w:t>Author:</w:t>
       </w:r>
       <w:r>
-        <w:t xml:space="preserve"> [Given Family] ¹</w:t>
+        <w:t xml:space="preserve"> Qiaomu Li ¹</w:t>
       </w:r>
     </w:p>
     <w:p>
@@ -48,7 +30,7 @@
         <w:t>Affiliation:</w:t>
       </w:r>
       <w:r>
-        <w:t xml:space="preserve"> ¹ [School of ...], Zhangjiakou University, Zhangjiakou 075000, Hebei, China</w:t>
+        <w:t xml:space="preserve"> ¹ School of Mathematics and Information Science, Zhangjiakou University, Zhangjiakou 075000, Hebei, China</w:t>
       </w:r>
     </w:p>
     <w:p>
@@ -59,7 +41,7 @@
         <w:t>Corresponding author:</w:t>
       </w:r>
       <w:r>
-        <w:t xml:space="preserve"> [email]</w:t>
+        <w:t xml:space="preserve"> lqm050509@gmail.com</w:t>
       </w:r>
     </w:p>
     <w:p>
@@ -70,16 +52,7 @@
         <w:t>ORCID:</w:t>
       </w:r>
       <w:r>
-        <w:t xml:space="preserve"> [0000-0000-0000-0000]</w:t>
-      </w:r>
-    </w:p>
-    <w:p>
-      <w:r>
-        <w:rPr>
-          <w:i/>
-          <w:sz w:val="19"/>
-        </w:rPr>
-        <w:t>投稿前把方括号内容换成真实信息；学院英文名请向辅导员确认，不要直译。</w:t>
+        <w:t xml:space="preserve"> 0009-0003-7912-3918</w:t>
       </w:r>
     </w:p>
     <w:p>

--- a/docs/paper-en.docx
+++ b/docs/paper-en.docx
@@ -19,10 +19,8 @@
         <w:t>Author:</w:t>
       </w:r>
       <w:r>
-        <w:t xml:space="preserve"> Qiaomu Li ¹</w:t>
-      </w:r>
-    </w:p>
-    <w:p>
+        <w:t xml:space="preserve"> Qiaomu Li ¹ </w:t>
+      </w:r>
       <w:r>
         <w:rPr>
           <w:b/>
@@ -30,10 +28,8 @@
         <w:t>Affiliation:</w:t>
       </w:r>
       <w:r>
-        <w:t xml:space="preserve"> ¹ School of Mathematics and Information Science, Zhangjiakou University, Zhangjiakou 075000, Hebei, China</w:t>
-      </w:r>
-    </w:p>
-    <w:p>
+        <w:t xml:space="preserve"> ¹ School of Mathematics and Information Science, Zhangjiakou University, Zhangjiakou 075000, Hebei, China </w:t>
+      </w:r>
       <w:r>
         <w:rPr>
           <w:b/>
@@ -41,10 +37,8 @@
         <w:t>Corresponding author:</w:t>
       </w:r>
       <w:r>
-        <w:t xml:space="preserve"> lqm050509@gmail.com</w:t>
-      </w:r>
-    </w:p>
-    <w:p>
+        <w:t xml:space="preserve"> lqm050509@gmail.com </w:t>
+      </w:r>
       <w:r>
         <w:rPr>
           <w:b/>
@@ -65,72 +59,21 @@
     </w:p>
     <w:p>
       <w:r>
-        <w:t>Retrieval-augmented generation treats the amount of retrieved context as a fixed</w:t>
+        <w:t xml:space="preserve">Retrieval-augmented generation treats the amount of retrieved context as a fixed hyperparameter, although real budgets are finite and query difficulty varies by orders of magnitude. We formulate retrieval-depth selection as </w:t>
+      </w:r>
+      <w:r>
+        <w:rPr>
+          <w:b/>
+        </w:rPr>
+        <w:t>budget-constrained submodular maximization</w:t>
+      </w:r>
+      <w:r>
+        <w:t>. Each retrieval action — taking another chunk, switching to hybrid retrieval, rewriting the query, adding a second hop — carries a cost $c(a)$ and a marginal quality gain $g(a\mid S)$, and a policy is a subset of actions under a budget $B$. Under diminishing returns, the quality function is monotone submodular, so greedy selection by gain-per-cost inherits the classical guarantee: $1-1/e$ under a cardinality budget, $(1-1/e)/2$ under a cost budget, and $1-1/e$ again once cross-tier enumeration is allowed. The same view yields two directly implementable consequences: whether query rewriting pays off is governed by the shadow price of the budget rather than by a fixed rule, and the optimal cascade is a chain of confidence thresholds whose cutoffs fall as that price rises.</w:t>
       </w:r>
     </w:p>
     <w:p>
       <w:r>
-        <w:t>hyperparameter, although real budgets are finite and query difficulty varies by orders of</w:t>
-      </w:r>
-    </w:p>
-    <w:p>
-      <w:r>
-        <w:t>magnitude. We formulate retrieval-depth selection as **budget-constrained submodular</w:t>
-      </w:r>
-    </w:p>
-    <w:p>
-      <w:r>
-        <w:t>maximization**. Each retrieval action — taking another chunk, switching to hybrid retrieval,</w:t>
-      </w:r>
-    </w:p>
-    <w:p>
-      <w:r>
-        <w:t>rewriting the query, adding a second hop — carries a cost $c(a)$ and a marginal quality gain</w:t>
-      </w:r>
-    </w:p>
-    <w:p>
-      <w:r>
-        <w:t>$g(a\mid S)$, and a policy is a subset of actions under a budget $B$. Under diminishing</w:t>
-      </w:r>
-    </w:p>
-    <w:p>
-      <w:r>
-        <w:t>returns, the quality function is monotone submodular, so greedy selection by gain-per-cost</w:t>
-      </w:r>
-    </w:p>
-    <w:p>
-      <w:r>
-        <w:t>inherits the classical guarantee: $1-1/e$ under a cardinality budget, $(1-1/e)/2$ under a</w:t>
-      </w:r>
-    </w:p>
-    <w:p>
-      <w:r>
-        <w:t>cost budget, and $1-1/e$ again once cross-tier enumeration is allowed. The same view yields</w:t>
-      </w:r>
-    </w:p>
-    <w:p>
-      <w:r>
-        <w:t>two directly implementable consequences: whether query rewriting pays off is governed by the</w:t>
-      </w:r>
-    </w:p>
-    <w:p>
-      <w:r>
-        <w:t>shadow price of the budget rather than by a fixed rule, and the optimal cascade is a chain of</w:t>
-      </w:r>
-    </w:p>
-    <w:p>
-      <w:r>
-        <w:t>confidence thresholds whose cutoffs fall as that price rises.</w:t>
-      </w:r>
-    </w:p>
-    <w:p>
-      <w:r>
-        <w:t>We build a reproducible system from this framework. On a 200-query retrieval benchmark with</w:t>
-      </w:r>
-    </w:p>
-    <w:p>
-      <w:r>
-        <w:t xml:space="preserve">bge-m3 embeddings, it attains </w:t>
+        <w:t xml:space="preserve">We build a reproducible system from this framework. On a 200-query retrieval benchmark with bge-m3 embeddings, it attains </w:t>
       </w:r>
       <w:r>
         <w:rPr>
@@ -148,52 +91,7 @@
         <w:t>126 tokens</w:t>
       </w:r>
       <w:r>
-        <w:t>,</w:t>
-      </w:r>
-    </w:p>
-    <w:p>
-      <w:r>
-        <w:t>compared with 0.925 at 179 tokens for a corrective-retrieval baseline and 0.910 at 115 tokens</w:t>
-      </w:r>
-    </w:p>
-    <w:p>
-      <w:r>
-        <w:t>for dense retrieval; all differences are significant under paired bootstrap and McNemar tests</w:t>
-      </w:r>
-    </w:p>
-    <w:p>
-      <w:r>
-        <w:t>($p&lt;0.05$), and the advantage survives repeated subsampling. On 500 end-to-end queries the</w:t>
-      </w:r>
-    </w:p>
-    <w:p>
-      <w:r>
-        <w:t>system matches fixed top-3 containment (0.912 vs 0.920, within paired noise) at roughly half</w:t>
-      </w:r>
-    </w:p>
-    <w:p>
-      <w:r>
-        <w:t>the prompt cost (474 vs 972 tokens). Recall reaches 0.995 and 1.000 on two LongBench retrieval</w:t>
-      </w:r>
-    </w:p>
-    <w:p>
-      <w:r>
-        <w:t>subsets. On three multi-hop generation benchmarks, retrieval improves answer accuracy</w:t>
-      </w:r>
-    </w:p>
-    <w:p>
-      <w:r>
-        <w:t>consistently for both a hosted large model and a locally deployed 4B model. Two hundred</w:t>
-      </w:r>
-    </w:p>
-    <w:p>
-      <w:r>
-        <w:t>doubly-annotated examples show that automatic containment metrics are conservative, so the</w:t>
-      </w:r>
-    </w:p>
-    <w:p>
-      <w:r>
-        <w:t>reported recall values are lower bounds on answer quality.</w:t>
+        <w:t>, compared with 0.925 at 179 tokens for a corrective-retrieval baseline and 0.910 at 115 tokens for dense retrieval; all differences are significant under paired bootstrap and McNemar tests ($p&lt;0.05$), and the advantage survives repeated subsampling. On 500 end-to-end queries the system matches fixed top-3 containment (0.912 vs 0.920, within paired noise) at roughly half the prompt cost (474 vs 972 tokens). Recall reaches 0.995 and 1.000 on two LongBench retrieval subsets. On three multi-hop generation benchmarks, retrieval improves answer accuracy consistently for both a hosted large model and a locally deployed 4B model. Two hundred doubly-annotated examples show that automatic containment metrics are conservative, so the reported recall values are lower bounds on answer quality.</w:t>
       </w:r>
     </w:p>
     <w:p>
@@ -204,12 +102,7 @@
         <w:t>Keywords</w:t>
       </w:r>
       <w:r>
-        <w:t>: retrieval-augmented generation; context budget; submodular maximization;</w:t>
-      </w:r>
-    </w:p>
-    <w:p>
-      <w:r>
-        <w:t>adaptive retrieval; cost-aware inference</w:t>
+        <w:t>: retrieval-augmented generation; context budget; submodular maximization; adaptive retrieval; cost-aware inference</w:t>
       </w:r>
     </w:p>
     <w:p>
@@ -222,112 +115,12 @@
     </w:p>
     <w:p>
       <w:r>
-        <w:t>Retrieval-augmented generation (RAG) has become the default way to ground language models in</w:t>
+        <w:t>Retrieval-augmented generation (RAG) has become the default way to ground language models in external, updatable evidence [1]. In most systems the retrieval depth is a hyperparameter: a fixed number of passages is retrieved and concatenated into the context [2,3]. That default made sense when context was cheap—retrieving a few more passages cost almost nothing. The cost has since moved elsewhere. Position-sensitivity experiments show double-digit accuracy differences depending on where the same evidence lands in the context [4], so "retrieve more" is no longer equivalent to "answer better"; both *how much* to retrieve and *where to put it* have become resources that must be allocated rather than tuned. A subtler cost is reporting: most work reports Recall@$k$ at a fixed $k$, while $k$, chunk size and routing depth differ across methods, so quality–cost curves cannot be stitched together—an apparent recall gain may simply be more tokens spent. We therefore treat the comparison protocol as part of the method and report Recall@budget throughout (Section 6.1).</w:t>
       </w:r>
     </w:p>
     <w:p>
       <w:r>
-        <w:t>external, updatable evidence [1]. In most systems the retrieval depth is a</w:t>
-      </w:r>
-    </w:p>
-    <w:p>
-      <w:r>
-        <w:t>hyperparameter: a fixed number of passages is retrieved and concatenated into the context</w:t>
-      </w:r>
-    </w:p>
-    <w:p>
-      <w:r>
-        <w:t>[2,3]. That default made sense when context</w:t>
-      </w:r>
-    </w:p>
-    <w:p>
-      <w:r>
-        <w:t>was cheap—retrieving a few more passages cost almost nothing. The cost has since moved</w:t>
-      </w:r>
-    </w:p>
-    <w:p>
-      <w:r>
-        <w:t>elsewhere. Position-sensitivity experiments show double-digit accuracy differences depending on</w:t>
-      </w:r>
-    </w:p>
-    <w:p>
-      <w:r>
-        <w:t>where the same evidence lands in the context [4], so "retrieve more" is no</w:t>
-      </w:r>
-    </w:p>
-    <w:p>
-      <w:r>
-        <w:t>longer equivalent to "answer better"; both *how much* to retrieve and *where to put it* have</w:t>
-      </w:r>
-    </w:p>
-    <w:p>
-      <w:r>
-        <w:t>become resources that must be allocated rather than tuned. A subtler cost is reporting: most</w:t>
-      </w:r>
-    </w:p>
-    <w:p>
-      <w:r>
-        <w:t>work reports Recall@$k$ at a fixed $k$, while $k$, chunk size and routing depth differ across</w:t>
-      </w:r>
-    </w:p>
-    <w:p>
-      <w:r>
-        <w:t>methods, so quality–cost curves cannot be stitched together—an apparent recall gain may simply</w:t>
-      </w:r>
-    </w:p>
-    <w:p>
-      <w:r>
-        <w:t>be more tokens spent. We therefore treat the comparison protocol as part of the method and</w:t>
-      </w:r>
-    </w:p>
-    <w:p>
-      <w:r>
-        <w:t>report Recall@budget throughout (Section 6.1).</w:t>
-      </w:r>
-    </w:p>
-    <w:p>
-      <w:r>
-        <w:t>Existing work answers "how much to retrieve" along four lines: adaptive retrieval decides</w:t>
-      </w:r>
-    </w:p>
-    <w:p>
-      <w:r>
-        <w:t>*whether* and *how many steps* to retrieve (Section 2.1); corrective retrieval handles</w:t>
-      </w:r>
-    </w:p>
-    <w:p>
-      <w:r>
-        <w:t>retrieval that went wrong (Section 2.2); cost-aware retrieval treats evidence acquisition as a</w:t>
-      </w:r>
-    </w:p>
-    <w:p>
-      <w:r>
-        <w:t>bill (Section 2.3); and compression, reranking and rewriting change the unit price, ordering and</w:t>
-      </w:r>
-    </w:p>
-    <w:p>
-      <w:r>
-        <w:t>candidate pool of what has already been fetched (Section 2.4). What these lines share is that</w:t>
-      </w:r>
-    </w:p>
-    <w:p>
-      <w:r>
-        <w:t>the budget itself stays exogenous: a classifier picks a depth, an evaluator triggers a repair,</w:t>
-      </w:r>
-    </w:p>
-    <w:p>
-      <w:r>
-        <w:t>a selector picks among priced evidence—but none of them answers "given this budget, which step</w:t>
-      </w:r>
-    </w:p>
-    <w:p>
-      <w:r>
-        <w:t>deserves the next unit of money." Cost-aware RAG's finding that static selectors are brittle</w:t>
-      </w:r>
-    </w:p>
-    <w:p>
-      <w:r>
-        <w:t xml:space="preserve">suggests that </w:t>
+        <w:t xml:space="preserve">Existing work answers "how much to retrieve" along four lines: adaptive retrieval decides *whether* and *how many steps* to retrieve (Section 2.1); corrective retrieval handles retrieval that went wrong (Section 2.2); cost-aware retrieval treats evidence acquisition as a bill (Section 2.3); and compression, reranking and rewriting change the unit price, ordering and candidate pool of what has already been fetched (Section 2.4). What these lines share is that the budget itself stays exogenous: a classifier picks a depth, an evaluator triggers a repair, a selector picks among priced evidence—but none of them answers "given this budget, which step deserves the next unit of money." Cost-aware RAG's finding that static selectors are brittle suggests that </w:t>
       </w:r>
       <w:r>
         <w:rPr>
@@ -350,57 +143,12 @@
         <w:t>budget-constrained set selection</w:t>
       </w:r>
       <w:r>
-        <w:t>. Every executable</w:t>
+        <w:t>. Every executable retrieval action—taking another chunk, switching to hybrid retrieval, rewriting the query, adding a cross-hop retrieval—is an element with cost $c(a)$ and marginal gain $g(a\mid S)$; a policy is a subset $S$ chosen under budget $B$. Under the empirically testable assumption of diminishing returns, the quality function is monotone submodular, so the classical approximation guarantees apply to density-ordered greedy selection. Two consequences fall out that can be implemented directly: whether rewriting pays off depends on the shadow price of the budget rather than on a fixed rule, and the optimal cascade is a chain of confidence thresholds.</w:t>
       </w:r>
     </w:p>
     <w:p>
       <w:r>
-        <w:t>retrieval action—taking another chunk, switching to hybrid retrieval, rewriting the query,</w:t>
-      </w:r>
-    </w:p>
-    <w:p>
-      <w:r>
-        <w:t>adding a cross-hop retrieval—is an element with cost $c(a)$ and marginal gain $g(a\mid S)$; a</w:t>
-      </w:r>
-    </w:p>
-    <w:p>
-      <w:r>
-        <w:t>policy is a subset $S$ chosen under budget $B$. Under the empirically testable assumption of</w:t>
-      </w:r>
-    </w:p>
-    <w:p>
-      <w:r>
-        <w:t>diminishing returns, the quality function is monotone submodular, so the classical approximation</w:t>
-      </w:r>
-    </w:p>
-    <w:p>
-      <w:r>
-        <w:t>guarantees apply to density-ordered greedy selection. Two consequences fall out that can be</w:t>
-      </w:r>
-    </w:p>
-    <w:p>
-      <w:r>
-        <w:t>implemented directly: whether rewriting pays off depends on the shadow price of the budget</w:t>
-      </w:r>
-    </w:p>
-    <w:p>
-      <w:r>
-        <w:t>rather than on a fixed rule, and the optimal cascade is a chain of confidence thresholds.</w:t>
-      </w:r>
-    </w:p>
-    <w:p>
-      <w:r>
-        <w:t>We implement the framework as a running system and evaluate it on a 200-query retrieval</w:t>
-      </w:r>
-    </w:p>
-    <w:p>
-      <w:r>
-        <w:t>benchmark and a 500-query end-to-end benchmark. Against five baselines under a common budget,</w:t>
-      </w:r>
-    </w:p>
-    <w:p>
-      <w:r>
-        <w:t xml:space="preserve">the system reaches </w:t>
+        <w:t xml:space="preserve">We implement the framework as a running system and evaluate it on a 200-query retrieval benchmark and a 500-query end-to-end benchmark. Against five baselines under a common budget, the system reaches </w:t>
       </w:r>
       <w:r>
         <w:rPr>
@@ -418,47 +166,7 @@
         <w:t>126 tokens</w:t>
       </w:r>
       <w:r>
-        <w:t>, versus 0.925</w:t>
-      </w:r>
-    </w:p>
-    <w:p>
-      <w:r>
-        <w:t>at 179 tokens for a corrective-retrieval approximation and 0.910 at 115 tokens for dense</w:t>
-      </w:r>
-    </w:p>
-    <w:p>
-      <w:r>
-        <w:t>retrieval; paired bootstrap and McNemar tests show the differences are significant ($p&lt;0.05$).</w:t>
-      </w:r>
-    </w:p>
-    <w:p>
-      <w:r>
-        <w:t>On 500 end-to-end queries it matches fixed top-3 containment (0.912 vs 0.920) at roughly half</w:t>
-      </w:r>
-    </w:p>
-    <w:p>
-      <w:r>
-        <w:t>the prompt cost (474 vs 972 tokens). Recall reaches 0.995 and 1.000 on two LongBench retrieval</w:t>
-      </w:r>
-    </w:p>
-    <w:p>
-      <w:r>
-        <w:t>subsets, and on three multi-hop generation benchmarks the improvement from retrieval holds for</w:t>
-      </w:r>
-    </w:p>
-    <w:p>
-      <w:r>
-        <w:t>both a hosted large model and a locally deployed 4B model. Two hundred doubly-annotated</w:t>
-      </w:r>
-    </w:p>
-    <w:p>
-      <w:r>
-        <w:t>examples indicate that automatic metrics are conservative, so the reported recall is a lower</w:t>
-      </w:r>
-    </w:p>
-    <w:p>
-      <w:r>
-        <w:t>bound on answer quality.</w:t>
+        <w:t>, versus 0.925 at 179 tokens for a corrective-retrieval approximation and 0.910 at 115 tokens for dense retrieval; paired bootstrap and McNemar tests show the differences are significant ($p&lt;0.05$). On 500 end-to-end queries it matches fixed top-3 containment (0.912 vs 0.920) at roughly half the prompt cost (474 vs 972 tokens). Recall reaches 0.995 and 1.000 on two LongBench retrieval subsets, and on three multi-hop generation benchmarks the improvement from retrieval holds for both a hosted large model and a locally deployed 4B model. Two hundred doubly-annotated examples indicate that automatic metrics are conservative, so the reported recall is a lower bound on answer quality.</w:t>
       </w:r>
     </w:p>
     <w:p>
@@ -476,22 +184,7 @@
     </w:p>
     <w:p>
       <w:r>
-        <w:t>single priced action set and state its approximation bound: under diminishing returns the</w:t>
-      </w:r>
-    </w:p>
-    <w:p>
-      <w:r>
-        <w:t>quality function is monotone submodular; density greedy attains $1-1/e$ under a cardinality</w:t>
-      </w:r>
-    </w:p>
-    <w:p>
-      <w:r>
-        <w:t>budget and $(1-1/e)/2$ under a cost budget, recovering $1-1/e$ with cross-tier enumeration</w:t>
-      </w:r>
-    </w:p>
-    <w:p>
-      <w:r>
-        <w:t>(Sections 3 and 5).</w:t>
+        <w:t>single priced action set and state its approximation bound: under diminishing returns the quality function is monotone submodular; density greedy attains $1-1/e$ under a cardinality budget and $(1-1/e)/2$ under a cost budget, recovering $1-1/e$ with cross-tier enumeration (Sections 3 and 5).</w:t>
       </w:r>
     </w:p>
     <w:p>
@@ -504,12 +197,7 @@
     </w:p>
     <w:p>
       <w:r>
-        <w:t>empirically: raising the unit-price coefficient from 0.25 to 2 moves $\tau^*$ from 0.25 to 0,</w:t>
-      </w:r>
-    </w:p>
-    <w:p>
-      <w:r>
-        <w:t>as Propositions 2 and 4 predict (Section 6.7).</w:t>
+        <w:t>empirically: raising the unit-price coefficient from 0.25 to 2 moves $\tau^*$ from 0.25 to 0, as Propositions 2 and 4 predict (Section 6.7).</w:t>
       </w:r>
     </w:p>
     <w:p>
@@ -522,12 +210,7 @@
     </w:p>
     <w:p>
       <w:r>
-        <w:t>degrade across corpora or generator models, and use 200 doubly-annotated examples to show</w:t>
-      </w:r>
-    </w:p>
-    <w:p>
-      <w:r>
-        <w:t>that the reported recall is a lower bound (Sections 6.2–6.6).</w:t>
+        <w:t>degrade across corpora or generator models, and use 200 doubly-annotated examples to show that the reported recall is a lower bound (Sections 6.2–6.6).</w:t>
       </w:r>
     </w:p>
     <w:p>
@@ -540,87 +223,12 @@
     </w:p>
     <w:p>
       <w:r>
-        <w:t>Retrieval-augmented generation couples parametric memory with updatable external evidence</w:t>
+        <w:t>Retrieval-augmented generation couples parametric memory with updatable external evidence [1], and in most systems the retrieval depth is a hyperparameter: a fixed number of top-$k$ passages is retrieved and concatenated into the context [2,3]. That default was reasonable when context was cheap—taking a few more passages cost nearly nothing. The cost has since moved. Position-sensitivity experiments show double-digit accuracy differences depending on where the same evidence lands [4], so "retrieve more" is no longer equivalent to "answer better"; both *how much* to take and *where to put it* have become resources to allocate rather than tune. A subtler cost is reporting: most work reports Recall@$k$ at a fixed $k$, while $k$, chunk length and routing depth differ across methods, so quality–cost curves cannot be stitched together—an apparent recall gain may simply be more tokens spent. We therefore treat the comparison protocol as part of the method and report Recall@budget throughout (Section 6.1).</w:t>
       </w:r>
     </w:p>
     <w:p>
       <w:r>
-        <w:t>[1], and in most systems the retrieval depth is a hyperparameter: a fixed number</w:t>
-      </w:r>
-    </w:p>
-    <w:p>
-      <w:r>
-        <w:t>of top-$k$ passages is retrieved and concatenated into the context [2,3]. That default was reasonable when context was cheap—taking a few more</w:t>
-      </w:r>
-    </w:p>
-    <w:p>
-      <w:r>
-        <w:t>passages cost nearly nothing. The cost has since moved. Position-sensitivity experiments show</w:t>
-      </w:r>
-    </w:p>
-    <w:p>
-      <w:r>
-        <w:t>double-digit accuracy differences depending on where the same evidence lands [4], so</w:t>
-      </w:r>
-    </w:p>
-    <w:p>
-      <w:r>
-        <w:t>"retrieve more" is no longer equivalent to "answer better"; both *how much* to take and *where to</w:t>
-      </w:r>
-    </w:p>
-    <w:p>
-      <w:r>
-        <w:t>put it* have become resources to allocate rather than tune. A subtler cost is reporting: most work</w:t>
-      </w:r>
-    </w:p>
-    <w:p>
-      <w:r>
-        <w:t>reports Recall@$k$ at a fixed $k$, while $k$, chunk length and routing depth differ across methods,</w:t>
-      </w:r>
-    </w:p>
-    <w:p>
-      <w:r>
-        <w:t>so quality–cost curves cannot be stitched together—an apparent recall gain may simply be more</w:t>
-      </w:r>
-    </w:p>
-    <w:p>
-      <w:r>
-        <w:t>tokens spent. We therefore treat the comparison protocol as part of the method and report</w:t>
-      </w:r>
-    </w:p>
-    <w:p>
-      <w:r>
-        <w:t>Recall@budget throughout (Section 6.1).</w:t>
-      </w:r>
-    </w:p>
-    <w:p>
-      <w:r>
-        <w:t>Existing work answers "how much to retrieve" along four lines: adaptive retrieval decides *whether*</w:t>
-      </w:r>
-    </w:p>
-    <w:p>
-      <w:r>
-        <w:t>and *in how many steps* to retrieve (Section 2.1); corrective retrieval handles retrieval that went</w:t>
-      </w:r>
-    </w:p>
-    <w:p>
-      <w:r>
-        <w:t>wrong (Section 2.2); cost-aware retrieval treats evidence acquisition as a bill (Section 2.3); and</w:t>
-      </w:r>
-    </w:p>
-    <w:p>
-      <w:r>
-        <w:t>compression, reranking and rewriting change the unit price, ordering and candidate pool of what has</w:t>
-      </w:r>
-    </w:p>
-    <w:p>
-      <w:r>
-        <w:t>already been fetched (Section 2.4). Section 2.5 traces the two decision tools we use—submodular</w:t>
-      </w:r>
-    </w:p>
-    <w:p>
-      <w:r>
-        <w:t>approximation and threshold stopping—and Section 2.6 states our position.</w:t>
+        <w:t>Existing work answers "how much to retrieve" along four lines: adaptive retrieval decides *whether* and *in how many steps* to retrieve (Section 2.1); corrective retrieval handles retrieval that went wrong (Section 2.2); cost-aware retrieval treats evidence acquisition as a bill (Section 2.3); and compression, reranking and rewriting change the unit price, ordering and candidate pool of what has already been fetched (Section 2.4). Section 2.5 traces the two decision tools we use—submodular approximation and threshold stopping—and Section 2.6 states our position.</w:t>
       </w:r>
     </w:p>
     <w:p>
@@ -639,17 +247,7 @@
         <w:t>FLARE</w:t>
       </w:r>
       <w:r>
-        <w:t xml:space="preserve"> [5] ties "when to retrieve" to the generation process: when a</w:t>
-      </w:r>
-    </w:p>
-    <w:p>
-      <w:r>
-        <w:t>low-confidence token appears, it is used as a query for a forward-looking retrieval, producing</w:t>
-      </w:r>
-    </w:p>
-    <w:p>
-      <w:r>
-        <w:t xml:space="preserve">multi-round retrieval that is triggered on demand. </w:t>
+        <w:t xml:space="preserve"> [5] ties "when to retrieve" to the generation process: when a low-confidence token appears, it is used as a query for a forward-looking retrieval, producing multi-round retrieval that is triggered on demand. </w:t>
       </w:r>
       <w:r>
         <w:rPr>
@@ -658,22 +256,7 @@
         <w:t>Self-RAG</w:t>
       </w:r>
       <w:r>
-        <w:t xml:space="preserve"> [6] goes further and</w:t>
-      </w:r>
-    </w:p>
-    <w:p>
-      <w:r>
-        <w:t>writes "is retrieval needed", "is the passage relevant" and "is the answer supported" into the</w:t>
-      </w:r>
-    </w:p>
-    <w:p>
-      <w:r>
-        <w:t>generation sequence as reflection tokens, training the model end-to-end to decide when to retrieve</w:t>
-      </w:r>
-    </w:p>
-    <w:p>
-      <w:r>
-        <w:t xml:space="preserve">and how much to adopt. </w:t>
+        <w:t xml:space="preserve"> [6] goes further and writes "is retrieval needed", "is the passage relevant" and "is the answer supported" into the generation sequence as reflection tokens, training the model end-to-end to decide when to retrieve and how much to adopt. </w:t>
       </w:r>
       <w:r>
         <w:rPr>
@@ -682,22 +265,7 @@
         <w:t>SKR</w:t>
       </w:r>
       <w:r>
-        <w:t xml:space="preserve"> [7] takes a lower-effort route: it labels questions by</w:t>
-      </w:r>
-    </w:p>
-    <w:p>
-      <w:r>
-        <w:t>the model's own sense of its knowledge boundary and triggers retrieval only for unfamiliar ones,</w:t>
-      </w:r>
-    </w:p>
-    <w:p>
-      <w:r>
-        <w:t>without touching the generation process. All three turn retrieval from a fixed pipeline stage into a</w:t>
-      </w:r>
-    </w:p>
-    <w:p>
-      <w:r>
-        <w:t>switch driven by generation-side self-assessment or meta-knowledge.</w:t>
+        <w:t xml:space="preserve"> [7] takes a lower-effort route: it labels questions by the model's own sense of its knowledge boundary and triggers retrieval only for unfamiliar ones, without touching the generation process. All three turn retrieval from a fixed pipeline stage into a switch driven by generation-side self-assessment or meta-knowledge.</w:t>
       </w:r>
     </w:p>
     <w:p>
@@ -711,17 +279,7 @@
         <w:t>Adaptive-RAG</w:t>
       </w:r>
       <w:r>
-        <w:t xml:space="preserve"> [8] trains a query</w:t>
-      </w:r>
-    </w:p>
-    <w:p>
-      <w:r>
-        <w:t>complexity classifier that assigns questions to no retrieval, single-step retrieval or multi-step</w:t>
-      </w:r>
-    </w:p>
-    <w:p>
-      <w:r>
-        <w:t xml:space="preserve">retrieval; </w:t>
+        <w:t xml:space="preserve"> [8] trains a query complexity classifier that assigns questions to no retrieval, single-step retrieval or multi-step retrieval; </w:t>
       </w:r>
       <w:r>
         <w:rPr>
@@ -730,12 +288,7 @@
         <w:t>Self-Ask</w:t>
       </w:r>
       <w:r>
-        <w:t xml:space="preserve"> [9] decomposes composite questions into sub-questions that</w:t>
-      </w:r>
-    </w:p>
-    <w:p>
-      <w:r>
-        <w:t xml:space="preserve">are retrieved one by one; </w:t>
+        <w:t xml:space="preserve"> [9] decomposes composite questions into sub-questions that are retrieved one by one; </w:t>
       </w:r>
       <w:r>
         <w:rPr>
@@ -744,77 +297,12 @@
         <w:t>IRCoT</w:t>
       </w:r>
       <w:r>
-        <w:t xml:space="preserve"> [10] interleaves chain-of-thought with</w:t>
+        <w:t xml:space="preserve"> [10] interleaves chain-of-thought with retrieval, so each reasoning step becomes the query for the next retrieval. These methods align retrieval depth with the reasoning structure of the question and pay off on tasks that need multi-hop evidence.</w:t>
       </w:r>
     </w:p>
     <w:p>
       <w:r>
-        <w:t>retrieval, so each reasoning step becomes the query for the next retrieval. These methods align</w:t>
-      </w:r>
-    </w:p>
-    <w:p>
-      <w:r>
-        <w:t>retrieval depth with the reasoning structure of the question and pay off on tasks that need</w:t>
-      </w:r>
-    </w:p>
-    <w:p>
-      <w:r>
-        <w:t>multi-hop evidence.</w:t>
-      </w:r>
-    </w:p>
-    <w:p>
-      <w:r>
-        <w:t>Together, the two lines turn retrieval into a per-query policy. But they optimize the correctness of</w:t>
-      </w:r>
-    </w:p>
-    <w:p>
-      <w:r>
-        <w:t>the decision, not its cost: the budget is given outside the model, and a classifier answers "which</w:t>
-      </w:r>
-    </w:p>
-    <w:p>
-      <w:r>
-        <w:t>tier" rather than "within 200 tokens, which chunk gets the first slot and does the second step</w:t>
-      </w:r>
-    </w:p>
-    <w:p>
-      <w:r>
-        <w:t>deserve a rewrite". The triggering signals also cost something—generation-side self-assessment needs</w:t>
-      </w:r>
-    </w:p>
-    <w:p>
-      <w:r>
-        <w:t>extra sampling or extra output, a complexity classifier needs labels and training, and</w:t>
-      </w:r>
-    </w:p>
-    <w:p>
-      <w:r>
-        <w:t>meta-knowledge discrimination needs a front model. Our gate uses only the relative score margin</w:t>
-      </w:r>
-    </w:p>
-    <w:p>
-      <w:r>
-        <w:t>$\gamma$ of an existing retrieval (Section 4.3), a scalar that comes for free inside the retrieval it</w:t>
-      </w:r>
-    </w:p>
-    <w:p>
-      <w:r>
-        <w:t>already performed; its threshold is solved from the shadow price of the budget (Proposition 2) and</w:t>
-      </w:r>
-    </w:p>
-    <w:p>
-      <w:r>
-        <w:t>shifts by formula when the unit price changes (Section 6.7). The multi-hop side follows the same</w:t>
-      </w:r>
-    </w:p>
-    <w:p>
-      <w:r>
-        <w:t>logic: whether a second hop is warranted is decided by the gain-to-cost ratio, not by whether the</w:t>
-      </w:r>
-    </w:p>
-    <w:p>
-      <w:r>
-        <w:t>question "looks complex" (Section 4.4, Proposition 3).</w:t>
+        <w:t>Together, the two lines turn retrieval into a per-query policy. But they optimize the correctness of the decision, not its cost: the budget is given outside the model, and a classifier answers "which tier" rather than "within 200 tokens, which chunk gets the first slot and does the second step deserve a rewrite". The triggering signals also cost something—generation-side self-assessment needs extra sampling or extra output, a complexity classifier needs labels and training, and meta-knowledge discrimination needs a front model. Our gate uses only the relative score margin $\gamma$ of an existing retrieval (Section 4.3), a scalar that comes for free inside the retrieval it already performed; its threshold is solved from the shadow price of the budget (Proposition 2) and shifts by formula when the unit price changes (Section 6.7). The multi-hop side follows the same logic: whether a second hop is warranted is decided by the gain-to-cost ratio, not by whether the question "looks complex" (Section 4.4, Proposition 3).</w:t>
       </w:r>
     </w:p>
     <w:p>
@@ -833,67 +321,12 @@
         <w:t>CRAG</w:t>
       </w:r>
       <w:r>
-        <w:t xml:space="preserve"> [11] inserts a lightweight retrieval evaluator between retrieval and</w:t>
+        <w:t xml:space="preserve"> [11] inserts a lightweight retrieval evaluator between retrieval and generation, judges the result as correct, incorrect or ambiguous, and triggers one of three corrective actions—use it, discard it for web search, or combine both. It is a pipeline-style scheme that treats retrieval quality as an anomaly to be repaired; later work adds finer-grained verification, iterative retrieval and adaptive correction, all keeping the detect–branch–correct structure.</w:t>
       </w:r>
     </w:p>
     <w:p>
       <w:r>
-        <w:t>generation, judges the result as correct, incorrect or ambiguous, and triggers one of three</w:t>
-      </w:r>
-    </w:p>
-    <w:p>
-      <w:r>
-        <w:t>corrective actions—use it, discard it for web search, or combine both. It is a pipeline-style scheme</w:t>
-      </w:r>
-    </w:p>
-    <w:p>
-      <w:r>
-        <w:t>that treats retrieval quality as an anomaly to be repaired; later work adds finer-grained</w:t>
-      </w:r>
-    </w:p>
-    <w:p>
-      <w:r>
-        <w:t>verification, iterative retrieval and adaptive correction, all keeping the</w:t>
-      </w:r>
-    </w:p>
-    <w:p>
-      <w:r>
-        <w:t>detect–branch–correct structure.</w:t>
-      </w:r>
-    </w:p>
-    <w:p>
-      <w:r>
-        <w:t>This line acknowledges that retrieval fails, at the price of writing correction as a conditional</w:t>
-      </w:r>
-    </w:p>
-    <w:p>
-      <w:r>
-        <w:t>branch: whether to correct is decided by the evaluator's verdict, independently of whether the</w:t>
-      </w:r>
-    </w:p>
-    <w:p>
-      <w:r>
-        <w:t>correction is worth its cost. We fold the corrective actions (rewriting, cross-hop retrieval,</w:t>
-      </w:r>
-    </w:p>
-    <w:p>
-      <w:r>
-        <w:t>reranking) into the same action set and decide by gain-to-cost ratio—picked automatically when the</w:t>
-      </w:r>
-    </w:p>
-    <w:p>
-      <w:r>
-        <w:t>budget is loose, skipped automatically when it is tight, with no separate correction stage. The two</w:t>
-      </w:r>
-    </w:p>
-    <w:p>
-      <w:r>
-        <w:t>compose: a CRAG-style evaluator can serve as a prior for $g(a\mid S)$ in our action set—the evaluator</w:t>
-      </w:r>
-    </w:p>
-    <w:p>
-      <w:r>
-        <w:t>scores, the ordering rule decides.</w:t>
+        <w:t>This line acknowledges that retrieval fails, at the price of writing correction as a conditional branch: whether to correct is decided by the evaluator's verdict, independently of whether the correction is worth its cost. We fold the corrective actions (rewriting, cross-hop retrieval, reranking) into the same action set and decide by gain-to-cost ratio—picked automatically when the budget is loose, skipped automatically when it is tight, with no separate correction stage. The two compose: a CRAG-style evaluator can serve as a prior for $g(a\mid S)$ in our action set—the evaluator scores, the ordering rule decides.</w:t>
       </w:r>
     </w:p>
     <w:p>
@@ -906,27 +339,7 @@
     </w:p>
     <w:p>
       <w:r>
-        <w:t>Cost-aware retrieval approaches from the other end: if acquiring each piece of evidence itself costs</w:t>
-      </w:r>
-    </w:p>
-    <w:p>
-      <w:r>
-        <w:t>money (paid retrievers, external APIs, human annotation), the selector must trade utility against</w:t>
-      </w:r>
-    </w:p>
-    <w:p>
-      <w:r>
-        <w:t>expense. Prior work reports that static selectors are brittle under load shifts and that larger</w:t>
-      </w:r>
-    </w:p>
-    <w:p>
-      <w:r>
-        <w:t>budgets do not reliably improve quality [12], which argues for modelling the allocation</w:t>
-      </w:r>
-    </w:p>
-    <w:p>
-      <w:r>
-        <w:t>policy explicitly rather than tuning it.</w:t>
+        <w:t>Cost-aware retrieval approaches from the other end: if acquiring each piece of evidence itself costs money (paid retrievers, external APIs, human annotation), the selector must trade utility against expense. Prior work reports that static selectors are brittle under load shifts and that larger budgets do not reliably improve quality [12], which argues for modelling the allocation policy explicitly rather than tuning it.</w:t>
       </w:r>
     </w:p>
     <w:p>
@@ -940,42 +353,7 @@
         <w:t>context occupancy</w:t>
       </w:r>
       <w:r>
-        <w:t>. It never appears on a retrieval bill, yet three</w:t>
-      </w:r>
-    </w:p>
-    <w:p>
-      <w:r>
-        <w:t>things price it simultaneously—per-token billing, the attention budget, and position sensitivity</w:t>
-      </w:r>
-    </w:p>
-    <w:p>
-      <w:r>
-        <w:t>[4]. This explains why fixed top-$k$ misses at both ends: too much for easy</w:t>
-      </w:r>
-    </w:p>
-    <w:p>
-      <w:r>
-        <w:t>questions, too little for hard ones. The two costs can be written into one knapsack problem by</w:t>
-      </w:r>
-    </w:p>
-    <w:p>
-      <w:r>
-        <w:t>making action cost a vector (access fee plus occupancy fee) and the budget multi-dimensional. We</w:t>
-      </w:r>
-    </w:p>
-    <w:p>
-      <w:r>
-        <w:t>solve the occupancy dimension only; the two compose directly, and under a multi-dimensional budget</w:t>
-      </w:r>
-    </w:p>
-    <w:p>
-      <w:r>
-        <w:t>the optimal policy moves from a single threshold chain to a chain on the Pareto frontier while the</w:t>
-      </w:r>
-    </w:p>
-    <w:p>
-      <w:r>
-        <w:t>ordering rule is unchanged (Section 7.3).</w:t>
+        <w:t>. It never appears on a retrieval bill, yet three things price it simultaneously—per-token billing, the attention budget, and position sensitivity [4]. This explains why fixed top-$k$ misses at both ends: too much for easy questions, too little for hard ones. The two costs can be written into one knapsack problem by making action cost a vector (access fee plus occupancy fee) and the budget multi-dimensional. We solve the occupancy dimension only; the two compose directly, and under a multi-dimensional budget the optimal policy moves from a single threshold chain to a chain on the Pareto frontier while the ordering rule is unchanged (Section 7.3).</w:t>
       </w:r>
     </w:p>
     <w:p>
@@ -997,12 +375,7 @@
         <w:t>LLMLingua</w:t>
       </w:r>
       <w:r>
-        <w:t xml:space="preserve"> [13] uses a</w:t>
-      </w:r>
-    </w:p>
-    <w:p>
-      <w:r>
-        <w:t xml:space="preserve">small model's perplexity to estimate token importance and compress the prompt; </w:t>
+        <w:t xml:space="preserve"> [13] uses a small model's perplexity to estimate token importance and compress the prompt; </w:t>
       </w:r>
       <w:r>
         <w:rPr>
@@ -1010,13 +383,9 @@
         </w:rPr>
         <w:t>LongLLMLingua</w:t>
       </w:r>
-    </w:p>
-    <w:p>
-      <w:r>
-        <w:t>[14] adds question-aware compression to reduce information loss on long documents;</w:t>
-      </w:r>
-    </w:p>
-    <w:p>
+      <w:r>
+        <w:t xml:space="preserve"> [14] adds question-aware compression to reduce information loss on long documents; </w:t>
+      </w:r>
       <w:r>
         <w:rPr>
           <w:b/>
@@ -1024,17 +393,7 @@
         <w:t>RECOMP</w:t>
       </w:r>
       <w:r>
-        <w:t xml:space="preserve"> [15] trains extractive and generative compressors that turn multiple passages</w:t>
-      </w:r>
-    </w:p>
-    <w:p>
-      <w:r>
-        <w:t>into a summary. These methods raise information density per token, trading compression rate against</w:t>
-      </w:r>
-    </w:p>
-    <w:p>
-      <w:r>
-        <w:t>fidelity.</w:t>
+        <w:t xml:space="preserve"> [15] trains extractive and generative compressors that turn multiple passages into a summary. These methods raise information density per token, trading compression rate against fidelity.</w:t>
       </w:r>
     </w:p>
     <w:p>
@@ -1048,12 +407,7 @@
         <w:t>monoT5</w:t>
       </w:r>
       <w:r>
-        <w:t xml:space="preserve"> [16] casts</w:t>
-      </w:r>
-    </w:p>
-    <w:p>
-      <w:r>
-        <w:t xml:space="preserve">relevance as sequence-to-sequence generation, and </w:t>
+        <w:t xml:space="preserve"> [16] casts relevance as sequence-to-sequence generation, and </w:t>
       </w:r>
       <w:r>
         <w:rPr>
@@ -1062,17 +416,7 @@
         <w:t>RankGPT</w:t>
       </w:r>
       <w:r>
-        <w:t xml:space="preserve"> [17] uses a large model for</w:t>
-      </w:r>
-    </w:p>
-    <w:p>
-      <w:r>
-        <w:t>listwise reranking. Reranking does not reduce the number of candidates; it decides who gets packed</w:t>
-      </w:r>
-    </w:p>
-    <w:p>
-      <w:r>
-        <w:t>first when the budget truncates, and its gain is realized only when truncation actually happens.</w:t>
+        <w:t xml:space="preserve"> [17] uses a large model for listwise reranking. Reranking does not reduce the number of candidates; it decides who gets packed first when the budget truncates, and its gain is realized only when truncation actually happens.</w:t>
       </w:r>
     </w:p>
     <w:p>
@@ -1086,12 +430,7 @@
         <w:t>HyDE</w:t>
       </w:r>
       <w:r>
-        <w:t xml:space="preserve"> [18] replaces the query with a generated pseudo-document</w:t>
-      </w:r>
-    </w:p>
-    <w:p>
-      <w:r>
-        <w:t xml:space="preserve">for dense retrieval, and </w:t>
+        <w:t xml:space="preserve"> [18] replaces the query with a generated pseudo-document for dense retrieval, and </w:t>
       </w:r>
       <w:r>
         <w:rPr>
@@ -1100,67 +439,12 @@
         <w:t>Rewrite-Retrieve-Read</w:t>
       </w:r>
       <w:r>
-        <w:t xml:space="preserve"> [19] places a rewriter before the</w:t>
+        <w:t xml:space="preserve"> [19] places a rewriter before the retriever and trains it with downstream feedback, showing that "asking differently" can be a first-class action.</w:t>
       </w:r>
     </w:p>
     <w:p>
       <w:r>
-        <w:t>retriever and trains it with downstream feedback, showing that "asking differently" can be a</w:t>
-      </w:r>
-    </w:p>
-    <w:p>
-      <w:r>
-        <w:t>first-class action.</w:t>
-      </w:r>
-    </w:p>
-    <w:p>
-      <w:r>
-        <w:t>These three techniques and our budget allocation are orthogonal layers: compression lowers the unit</w:t>
-      </w:r>
-    </w:p>
-    <w:p>
-      <w:r>
-        <w:t>price of a token, reranking changes the packing order within a fixed budget, rewriting changes the</w:t>
-      </w:r>
-    </w:p>
-    <w:p>
-      <w:r>
-        <w:t>candidate pool itself, and we decide how many units to buy and which action to buy. When combined,</w:t>
-      </w:r>
-    </w:p>
-    <w:p>
-      <w:r>
-        <w:t>compression is equivalent to multiplying each action's cost $c(a)$ by a discount factor, which</w:t>
-      </w:r>
-    </w:p>
-    <w:p>
-      <w:r>
-        <w:t>changes neither the structure of the selection problem nor the optimality condition of the greedy</w:t>
-      </w:r>
-    </w:p>
-    <w:p>
-      <w:r>
-        <w:t>rule. The gain from reranking, in contrast, grows as the budget tightens—our reranking experiment</w:t>
-      </w:r>
-    </w:p>
-    <w:p>
-      <w:r>
-        <w:t>gives direct evidence: with a pool of 8 and a 300-token budget the gain is 0.0 pt (no selection</w:t>
-      </w:r>
-    </w:p>
-    <w:p>
-      <w:r>
-        <w:t>pressure), while with a pool of 30 and a 150-token budget it is +5.5 pt (Section 7.1). The same action</w:t>
-      </w:r>
-    </w:p>
-    <w:p>
-      <w:r>
-        <w:t>differs by 5.5 pt across two budgets, which is precisely the observable consequence of "gain is</w:t>
-      </w:r>
-    </w:p>
-    <w:p>
-      <w:r>
-        <w:t>priced by budget tightness".</w:t>
+        <w:t>These three techniques and our budget allocation are orthogonal layers: compression lowers the unit price of a token, reranking changes the packing order within a fixed budget, rewriting changes the candidate pool itself, and we decide how many units to buy and which action to buy. When combined, compression is equivalent to multiplying each action's cost $c(a)$ by a discount factor, which changes neither the structure of the selection problem nor the optimality condition of the greedy rule. The gain from reranking, in contrast, grows as the budget tightens—our reranking experiment gives direct evidence: with a pool of 8 and a 300-token budget the gain is 0.0 pt (no selection pressure), while with a pool of 30 and a 150-token budget it is +5.5 pt (Section 7.1). The same action differs by 5.5 pt across two budgets, which is precisely the observable consequence of "gain is priced by budget tightness".</w:t>
       </w:r>
     </w:p>
     <w:p>
@@ -1173,12 +457,7 @@
     </w:p>
     <w:p>
       <w:r>
-        <w:t>Both decision forms we use have mature sources. Submodular selection controls redundancy in retrieval</w:t>
-      </w:r>
-    </w:p>
-    <w:p>
-      <w:r>
-        <w:t xml:space="preserve">and summarization: </w:t>
+        <w:t xml:space="preserve">Both decision forms we use have mature sources. Submodular selection controls redundancy in retrieval and summarization: </w:t>
       </w:r>
       <w:r>
         <w:rPr>
@@ -1187,67 +466,12 @@
         <w:t>MMR</w:t>
       </w:r>
       <w:r>
-        <w:t xml:space="preserve"> [20] subtracts similarity to already-selected</w:t>
+        <w:t xml:space="preserve"> [20] subtracts similarity to already-selected items from relevance and selects greedily one at a time, while Lin and Bilmes [21] write coverage and diversity into one family of submodular functions and summarize under a unified objective. The approximation bound comes from Nemhauser et al. [22]: for a monotone submodular function under a cardinality constraint, greedy selection by marginal gain is within $1-1/e$ of optimal. With heterogeneous costs the bound of unit-cost greedy drops to $(1-1/e)/2$; the modified greedy of Khuller et al. [23] adds local enumeration across tiers and restores $1-1/e$ for the budgeted case. These results establish that ordering by gain-per-cost is not a heuristic but a bounded approximation algorithm.</w:t>
       </w:r>
     </w:p>
     <w:p>
       <w:r>
-        <w:t>items from relevance and selects greedily one at a time, while Lin and Bilmes [21] write coverage</w:t>
-      </w:r>
-    </w:p>
-    <w:p>
-      <w:r>
-        <w:t>and diversity into one family of submodular functions and summarize under a unified objective. The</w:t>
-      </w:r>
-    </w:p>
-    <w:p>
-      <w:r>
-        <w:t>approximation bound comes from Nemhauser et al. [22]: for a monotone submodular function under a</w:t>
-      </w:r>
-    </w:p>
-    <w:p>
-      <w:r>
-        <w:t>cardinality constraint, greedy selection by marginal gain is within $1-1/e$ of optimal. With</w:t>
-      </w:r>
-    </w:p>
-    <w:p>
-      <w:r>
-        <w:t>heterogeneous costs the bound of unit-cost greedy drops to $(1-1/e)/2$; the modified greedy of</w:t>
-      </w:r>
-    </w:p>
-    <w:p>
-      <w:r>
-        <w:t>Khuller et al. [23] adds local enumeration across tiers and restores $1-1/e$ for the budgeted case.</w:t>
-      </w:r>
-    </w:p>
-    <w:p>
-      <w:r>
-        <w:t>These results establish that ordering by gain-per-cost is not a heuristic but a bounded</w:t>
-      </w:r>
-    </w:p>
-    <w:p>
-      <w:r>
-        <w:t>approximation algorithm.</w:t>
-      </w:r>
-    </w:p>
-    <w:p>
-      <w:r>
-        <w:t>Threshold stopping has long had an optimal-stopping form in statistics: sequential analysis shows</w:t>
-      </w:r>
-    </w:p>
-    <w:p>
-      <w:r>
-        <w:t>that with increasing costs and observations arriving in stages, the optimal policy is a threshold—</w:t>
-      </w:r>
-    </w:p>
-    <w:p>
-      <w:r>
-        <w:t>stop when the observation is good enough, continue otherwise [24]. The form was rediscovered</w:t>
-      </w:r>
-    </w:p>
-    <w:p>
-      <w:r>
-        <w:t xml:space="preserve">in LLM serving: </w:t>
+        <w:t xml:space="preserve">Threshold stopping has long had an optimal-stopping form in statistics: sequential analysis shows that with increasing costs and observations arriving in stages, the optimal policy is a threshold— stop when the observation is good enough, continue otherwise [24]. The form was rediscovered in LLM serving: </w:t>
       </w:r>
       <w:r>
         <w:rPr>
@@ -1256,72 +480,12 @@
         <w:t>FrugalGPT</w:t>
       </w:r>
       <w:r>
-        <w:t xml:space="preserve"> [25] answers with a cheap model first and decides by</w:t>
+        <w:t xml:space="preserve"> [25] answers with a cheap model first and decides by confidence whether to escalate to a stronger and more expensive one, validating threshold routing on real billing.</w:t>
       </w:r>
     </w:p>
     <w:p>
       <w:r>
-        <w:t>confidence whether to escalate to a stronger and more expensive one, validating threshold routing on</w:t>
-      </w:r>
-    </w:p>
-    <w:p>
-      <w:r>
-        <w:t>real billing.</w:t>
-      </w:r>
-    </w:p>
-    <w:p>
-      <w:r>
-        <w:t>We join the two: submodular ordering decides which action to buy next, and the threshold decides when</w:t>
-      </w:r>
-    </w:p>
-    <w:p>
-      <w:r>
-        <w:t>to stop. We do not reprove the approximation bound—Proposition 1 cites the budgeted result directly</w:t>
-      </w:r>
-    </w:p>
-    <w:p>
-      <w:r>
-        <w:t>(Section 5); the increment is to replace the selected "elements" with "actions": chunks, hybrid</w:t>
-      </w:r>
-    </w:p>
-    <w:p>
-      <w:r>
-        <w:t>retrieval, rewriting, reranking and cross-hop retrieval share one definition of cost and gain.</w:t>
-      </w:r>
-    </w:p>
-    <w:p>
-      <w:r>
-        <w:t>Proposition 3 extends the threshold form to retrieval actions: when action costs increase and gains</w:t>
-      </w:r>
-    </w:p>
-    <w:p>
-      <w:r>
-        <w:t>decrease monotonically with confidence, the optimal policy is again a chain of confidence thresholds,</w:t>
-      </w:r>
-    </w:p>
-    <w:p>
-      <w:r>
-        <w:t>with thresholds moving monotonically with the budget. The difference from FrugalGPT is the direction</w:t>
-      </w:r>
-    </w:p>
-    <w:p>
-      <w:r>
-        <w:t>of the constraint: it minimizes cost subject to a quality target, whereas we maximize quality subject</w:t>
-      </w:r>
-    </w:p>
-    <w:p>
-      <w:r>
-        <w:t>to a budget; the two are dual, and the dual variable is exactly our shadow price $\lambda$. This is</w:t>
-      </w:r>
-    </w:p>
-    <w:p>
-      <w:r>
-        <w:t>why we can write "what the threshold should be" as a computable formula instead of a hyperparameter to</w:t>
-      </w:r>
-    </w:p>
-    <w:p>
-      <w:r>
-        <w:t>be searched.</w:t>
+        <w:t>We join the two: submodular ordering decides which action to buy next, and the threshold decides when to stop. We do not reprove the approximation bound—Proposition 1 cites the budgeted result directly (Section 5); the increment is to replace the selected "elements" with "actions": chunks, hybrid retrieval, rewriting, reranking and cross-hop retrieval share one definition of cost and gain. Proposition 3 extends the threshold form to retrieval actions: when action costs increase and gains decrease monotonically with confidence, the optimal policy is again a chain of confidence thresholds, with thresholds moving monotonically with the budget. The difference from FrugalGPT is the direction of the constraint: it minimizes cost subject to a quality target, whereas we maximize quality subject to a budget; the two are dual, and the dual variable is exactly our shadow price $\lambda$. This is why we can write "what the threshold should be" as a computable formula instead of a hyperparameter to be searched.</w:t>
       </w:r>
     </w:p>
     <w:p>
@@ -2002,17 +1166,7 @@
     </w:tbl>
     <w:p>
       <w:r>
-        <w:t>Taken together, prior work advances four questions—whether to retrieve, whether retrieval is right,</w:t>
-      </w:r>
-    </w:p>
-    <w:p>
-      <w:r>
-        <w:t>whether evidence is expensive, and whether context can be deleted—and they share an unstated</w:t>
-      </w:r>
-    </w:p>
-    <w:p>
-      <w:r>
-        <w:t xml:space="preserve">assumption: </w:t>
+        <w:t xml:space="preserve">Taken together, prior work advances four questions—whether to retrieve, whether retrieval is right, whether evidence is expensive, and whether context can be deleted—and they share an unstated assumption: </w:t>
       </w:r>
       <w:r>
         <w:rPr>
@@ -2021,67 +1175,12 @@
         <w:t>retrieval behaviour can be chosen independently of the budget</w:t>
       </w:r>
       <w:r>
-        <w:t>. We supply that layer,</w:t>
+        <w:t>. We supply that layer, writing the budget as an explicit constraint and the shadow price as an observable quantity, with the policy derived from their ratio. Which tier, whether to rewrite, whether to cross-hop and who gets packed first are then answered by one ordering rule: actions appear as the budget allows and disappear as it tightens, with no per-combination stage design.</w:t>
       </w:r>
     </w:p>
     <w:p>
       <w:r>
-        <w:t>writing the budget as an explicit constraint and the shadow price as an observable quantity, with the</w:t>
-      </w:r>
-    </w:p>
-    <w:p>
-      <w:r>
-        <w:t>policy derived from their ratio. Which tier, whether to rewrite, whether to cross-hop and who gets</w:t>
-      </w:r>
-    </w:p>
-    <w:p>
-      <w:r>
-        <w:t>packed first are then answered by one ordering rule: actions appear as the budget allows and disappear</w:t>
-      </w:r>
-    </w:p>
-    <w:p>
-      <w:r>
-        <w:t>as it tightens, with no per-combination stage design.</w:t>
-      </w:r>
-    </w:p>
-    <w:p>
-      <w:r>
-        <w:t>Two accounting differences remain. First, the evaluation protocol: we report Recall@budget</w:t>
-      </w:r>
-    </w:p>
-    <w:p>
-      <w:r>
-        <w:t>uniformly, so all methods are compared under the same budget with quality and cost visible together</w:t>
-      </w:r>
-    </w:p>
-    <w:p>
-      <w:r>
-        <w:t>(Sections 6.1 and 6.2), rather than each reporting Recall@$k$ at its own $k$. Second, the source of</w:t>
-      </w:r>
-    </w:p>
-    <w:p>
-      <w:r>
-        <w:t>gain: the marginal gain $g(a\mid S)$ is produced online from existing retrieval scores and lightweight</w:t>
-      </w:r>
-    </w:p>
-    <w:p>
-      <w:r>
-        <w:t>judgements, requiring neither a trained discriminator nor generation-side self-assessment, so the</w:t>
-      </w:r>
-    </w:p>
-    <w:p>
-      <w:r>
-        <w:t>same policy transfers directly across generator models (Section 6.5). Together these form the seam</w:t>
-      </w:r>
-    </w:p>
-    <w:p>
-      <w:r>
-        <w:t>with the lines above: they provide components, we provide the rule that assembles components under a</w:t>
-      </w:r>
-    </w:p>
-    <w:p>
-      <w:r>
-        <w:t>budget.</w:t>
+        <w:t>Two accounting differences remain. First, the evaluation protocol: we report Recall@budget uniformly, so all methods are compared under the same budget with quality and cost visible together (Sections 6.1 and 6.2), rather than each reporting Recall@$k$ at its own $k$. Second, the source of gain: the marginal gain $g(a\mid S)$ is produced online from existing retrieval scores and lightweight judgements, requiring neither a trained discriminator nor generation-side self-assessment, so the same policy transfers directly across generator models (Section 6.5). Together these form the seam with the lines above: they provide components, we provide the rule that assembles components under a budget.</w:t>
       </w:r>
     </w:p>
     <w:p>
@@ -2094,17 +1193,7 @@
     </w:p>
     <w:p>
       <w:r>
-        <w:t>A query admits a set of retrieval actions $\mathcal{A}$. Action $a$ has cost $c(a)$ and marginal</w:t>
-      </w:r>
-    </w:p>
-    <w:p>
-      <w:r>
-        <w:t>gain $g(a\mid S)$ given the already selected set $S$, and the quality $Q(S)$ is monotone</w:t>
-      </w:r>
-    </w:p>
-    <w:p>
-      <w:r>
-        <w:t>non-decreasing. A policy is the solution of</w:t>
+        <w:t>A query admits a set of retrieval actions $\mathcal{A}$. Action $a$ has cost $c(a)$ and marginal gain $g(a\mid S)$ given the already selected set $S$, and the quality $Q(S)$ is monotone non-decreasing. A policy is the solution of</w:t>
       </w:r>
     </w:p>
     <w:p>
@@ -2138,12 +1227,7 @@
         <w:t>A2</w:t>
       </w:r>
       <w:r>
-        <w:t xml:space="preserve"> costs are</w:t>
-      </w:r>
-    </w:p>
-    <w:p>
-      <w:r>
-        <w:t>additive and order-independent.</w:t>
+        <w:t xml:space="preserve"> costs are additive and order-independent.</w:t>
       </w:r>
     </w:p>
     <w:p>
@@ -2173,12 +1257,7 @@
         <w:t>sentence level</w:t>
       </w:r>
       <w:r>
-        <w:t xml:space="preserve"> (split on</w:t>
-      </w:r>
-    </w:p>
-    <w:p>
-      <w:r>
-        <w:t xml:space="preserve">punctuation, roughly 15–40 tokens) and </w:t>
+        <w:t xml:space="preserve"> (split on punctuation, roughly 15–40 tokens) and </w:t>
       </w:r>
       <w:r>
         <w:rPr>
@@ -2187,32 +1266,12 @@
         <w:t>fixed blocks</w:t>
       </w:r>
       <w:r>
-        <w:t xml:space="preserve"> (sliding window, 200 tokens with 40</w:t>
+        <w:t xml:space="preserve"> (sliding window, 200 tokens with 40 overlap by default). Sentence-level indexing is cheaper under tight budgets because it never drags unrelated sentences in; fixed blocks are more coherent when the budget is generous. The system picks automatically: sentence level when ctx &lt; 500, fixed blocks otherwise.</w:t>
       </w:r>
     </w:p>
     <w:p>
       <w:r>
-        <w:t>overlap by default). Sentence-level indexing is cheaper under tight budgets because it never</w:t>
-      </w:r>
-    </w:p>
-    <w:p>
-      <w:r>
-        <w:t>drags unrelated sentences in; fixed blocks are more coherent when the budget is generous. The</w:t>
-      </w:r>
-    </w:p>
-    <w:p>
-      <w:r>
-        <w:t>system picks automatically: sentence level when ctx &lt; 500, fixed blocks otherwise.</w:t>
-      </w:r>
-    </w:p>
-    <w:p>
-      <w:r>
-        <w:t>Chunks are accumulated in descending retrieval score until the selected chunks reach the token</w:t>
-      </w:r>
-    </w:p>
-    <w:p>
-      <w:r>
-        <w:t xml:space="preserve">budget $B$, and then the loop stops. There is </w:t>
+        <w:t xml:space="preserve">Chunks are accumulated in descending retrieval score until the selected chunks reach the token budget $B$, and then the loop stops. There is </w:t>
       </w:r>
       <w:r>
         <w:rPr>
@@ -2221,12 +1280,7 @@
         <w:t>no fixed $k$ truncation</w:t>
       </w:r>
       <w:r>
-        <w:t>—this is what makes the</w:t>
-      </w:r>
-    </w:p>
-    <w:p>
-      <w:r>
-        <w:t>budget, rather than the count, the first-class quantity.</w:t>
+        <w:t>—this is what makes the budget, rather than the count, the first-class quantity.</w:t>
       </w:r>
     </w:p>
     <w:p>
@@ -2239,27 +1293,7 @@
     </w:p>
     <w:p>
       <w:r>
-        <w:t>Routing is tiered by the admissible cost per thousand tokens: very tight budgets</w:t>
-      </w:r>
-    </w:p>
-    <w:p>
-      <w:r>
-        <w:t>(&lt; 0.002 CNY) take one chunk from BM25; medium budgets take two chunks from BM25; generous</w:t>
-      </w:r>
-    </w:p>
-    <w:p>
-      <w:r>
-        <w:t>budgets (≥ 0.01 CNY) take five chunks from hybrid retrieval. The tier boundaries are not</w:t>
-      </w:r>
-    </w:p>
-    <w:p>
-      <w:r>
-        <w:t>arbitrary: they are the discretization of the greedy allocation (Proposition 1) and correspond</w:t>
-      </w:r>
-    </w:p>
-    <w:p>
-      <w:r>
-        <w:t>to the knee of the gain-per-cost curve.</w:t>
+        <w:t>Routing is tiered by the admissible cost per thousand tokens: very tight budgets (&lt; 0.002 CNY) take one chunk from BM25; medium budgets take two chunks from BM25; generous budgets (≥ 0.01 CNY) take five chunks from hybrid retrieval. The tier boundaries are not arbitrary: they are the discretization of the greedy allocation (Proposition 1) and correspond to the knee of the gain-per-cost curve.</w:t>
       </w:r>
     </w:p>
     <w:p>
@@ -2272,17 +1306,7 @@
     </w:p>
     <w:p>
       <w:r>
-        <w:t>Rewriting accounts for more than half of the end-to-end latency (Section 6.8), so it is triggered</w:t>
-      </w:r>
-    </w:p>
-    <w:p>
-      <w:r>
-        <w:t>only when needed. The system first runs a cheap retrieval and computes the relative margin</w:t>
-      </w:r>
-    </w:p>
-    <w:p>
-      <w:r>
-        <w:t>between the top-1 and top-2 scores,</w:t>
+        <w:t>Rewriting accounts for more than half of the end-to-end latency (Section 6.8), so it is triggered only when needed. The system first runs a cheap retrieval and computes the relative margin between the top-1 and top-2 scores,</w:t>
       </w:r>
     </w:p>
     <w:p>
@@ -2298,27 +1322,7 @@
     </w:p>
     <w:p>
       <w:r>
-        <w:t>When $\gamma &lt; \tau$ the retrieval is deemed uncertain, the query is rewritten, and retrieval is</w:t>
-      </w:r>
-    </w:p>
-    <w:p>
-      <w:r>
-        <w:t>repeated with "original question + rewrite terms". The optimal threshold is set by the shadow</w:t>
-      </w:r>
-    </w:p>
-    <w:p>
-      <w:r>
-        <w:t>price of the budget (Proposition 2); the default 0.25 corresponds to pricing a rewrite at about</w:t>
-      </w:r>
-    </w:p>
-    <w:p>
-      <w:r>
-        <w:t>one strong retrieval. The sensitivity experiment in Section 6.7 confirms that $\tau$ moves down as</w:t>
-      </w:r>
-    </w:p>
-    <w:p>
-      <w:r>
-        <w:t>the unit price rises.</w:t>
+        <w:t>When $\gamma &lt; \tau$ the retrieval is deemed uncertain, the query is rewritten, and retrieval is repeated with "original question + rewrite terms". The optimal threshold is set by the shadow price of the budget (Proposition 2); the default 0.25 corresponds to pricing a rewrite at about one strong retrieval. The sensitivity experiment in Section 6.7 confirms that $\tau$ moves down as the unit price rises.</w:t>
       </w:r>
     </w:p>
     <w:p>
@@ -2331,27 +1335,7 @@
     </w:p>
     <w:p>
       <w:r>
-        <w:t>For questions that need two pieces of evidence, after the first hop the model is given the</w:t>
-      </w:r>
-    </w:p>
-    <w:p>
-      <w:r>
-        <w:t>question plus a summary of what was retrieved and asked what is still missing; a second hop then</w:t>
-      </w:r>
-    </w:p>
-    <w:p>
-      <w:r>
-        <w:t>runs with "original question + supplementary query", and the two result sets are merged with</w:t>
-      </w:r>
-    </w:p>
-    <w:p>
-      <w:r>
-        <w:t>chunk-level deduplication. Model-generated supplementary queries outperform rule-based extraction</w:t>
-      </w:r>
-    </w:p>
-    <w:p>
-      <w:r>
-        <w:t>of proper nouns from the context (Section 6.5).</w:t>
+        <w:t>For questions that need two pieces of evidence, after the first hop the model is given the question plus a summary of what was retrieved and asked what is still missing; a second hop then runs with "original question + supplementary query", and the two result sets are merged with chunk-level deduplication. Model-generated supplementary queries outperform rule-based extraction of proper nouns from the context (Section 6.5).</w:t>
       </w:r>
     </w:p>
     <w:p>
@@ -2401,32 +1385,7 @@
         <w:t>Figure 1.</w:t>
       </w:r>
       <w:r>
-        <w:t xml:space="preserve"> System overview. The corpus is indexed twice;</w:t>
-      </w:r>
-    </w:p>
-    <w:p>
-      <w:r>
-        <w:t>the budget selects sentence level or fixed blocks; routing assigns a tier; the first retrieval</w:t>
-      </w:r>
-    </w:p>
-    <w:p>
-      <w:r>
-        <w:t>yields the confidence $\gamma$; the gate decides whether to rewrite and re-retrieve; chunks are</w:t>
-      </w:r>
-    </w:p>
-    <w:p>
-      <w:r>
-        <w:t>accumulated until the budget $B$ is reached; a second hop is enabled when two pieces of evidence</w:t>
-      </w:r>
-    </w:p>
-    <w:p>
-      <w:r>
-        <w:t>are needed. Dashed edges are optional paths; $c(a)$ and $g(a\mid S)$ are the cost and gain used</w:t>
-      </w:r>
-    </w:p>
-    <w:p>
-      <w:r>
-        <w:t>for ordering.</w:t>
+        <w:t xml:space="preserve"> System overview. The corpus is indexed twice; the budget selects sentence level or fixed blocks; routing assigns a tier; the first retrieval yields the confidence $\gamma$; the gate decides whether to rewrite and re-retrieve; chunks are accumulated until the budget $B$ is reached; a second hop is enabled when two pieces of evidence are needed. Dashed edges are optional paths; $c(a)$ and $g(a\mid S)$ are the cost and gain used for ordering.</w:t>
       </w:r>
     </w:p>
     <w:p>
@@ -2445,32 +1404,7 @@
         <w:t>Proposition 1 (approximation bound).</w:t>
       </w:r>
       <w:r>
-        <w:t xml:space="preserve"> Under A1 (diminishing returns) and A2 (additive costs),</w:t>
-      </w:r>
-    </w:p>
-    <w:p>
-      <w:r>
-        <w:t>$Q(S)$ is monotone submodular. Greedy selection by marginal gain attains $1-1/e$ under a</w:t>
-      </w:r>
-    </w:p>
-    <w:p>
-      <w:r>
-        <w:t>cardinality constraint [22]; under a budget constraint the bound of</w:t>
-      </w:r>
-    </w:p>
-    <w:p>
-      <w:r>
-        <w:t>unit-cost greedy drops to $(1-1/e)/2$ and is recovered to $1-1/e$ with cross-tier enumeration</w:t>
-      </w:r>
-    </w:p>
-    <w:p>
-      <w:r>
-        <w:t>[23]. We instantiate this ordering on the retrieval action set; the gap to the</w:t>
-      </w:r>
-    </w:p>
-    <w:p>
-      <w:r>
-        <w:t>brute-force optimum is measured in Appendix A.</w:t>
+        <w:t xml:space="preserve"> Under A1 (diminishing returns) and A2 (additive costs), $Q(S)$ is monotone submodular. Greedy selection by marginal gain attains $1-1/e$ under a cardinality constraint [22]; under a budget constraint the bound of unit-cost greedy drops to $(1-1/e)/2$ and is recovered to $1-1/e$ with cross-tier enumeration [23]. We instantiate this ordering on the retrieval action set; the gap to the brute-force optimum is measured in Appendix A.</w:t>
       </w:r>
     </w:p>
     <w:p>
@@ -2481,27 +1415,7 @@
         <w:t>Proposition 2 (rewriting gate).</w:t>
       </w:r>
       <w:r>
-        <w:t xml:space="preserve"> Let $q_0$ and $q_1$ be the quality without and with</w:t>
-      </w:r>
-    </w:p>
-    <w:p>
-      <w:r>
-        <w:t>rewriting, $p$ the probability that rewriting helps, and $c_r$ its cost. Rewriting pays off if and</w:t>
-      </w:r>
-    </w:p>
-    <w:p>
-      <w:r>
-        <w:t>only if $p(q_1-q_0) &gt; \lambda c_r$, where $\lambda$ is the shadow price of the budget.</w:t>
-      </w:r>
-    </w:p>
-    <w:p>
-      <w:r>
-        <w:t>Equivalently, rewriting should be triggered below a confidence threshold, and that threshold is</w:t>
-      </w:r>
-    </w:p>
-    <w:p>
-      <w:r>
-        <w:t>solved from $\lambda$ rather than fixed at 0.25 (Section 4.3).</w:t>
+        <w:t xml:space="preserve"> Let $q_0$ and $q_1$ be the quality without and with rewriting, $p$ the probability that rewriting helps, and $c_r$ its cost. Rewriting pays off if and only if $p(q_1-q_0) &gt; \lambda c_r$, where $\lambda$ is the shadow price of the budget. Equivalently, rewriting should be triggered below a confidence threshold, and that threshold is solved from $\lambda$ rather than fixed at 0.25 (Section 4.3).</w:t>
       </w:r>
     </w:p>
     <w:p>
@@ -2512,22 +1426,7 @@
         <w:t>Proposition 3 (cascade threshold chain).</w:t>
       </w:r>
       <w:r>
-        <w:t xml:space="preserve"> If action costs increase and gains decrease</w:t>
-      </w:r>
-    </w:p>
-    <w:p>
-      <w:r>
-        <w:t>monotonically with confidence, the optimal policy assigns each confidence interval to a tier—a</w:t>
-      </w:r>
-    </w:p>
-    <w:p>
-      <w:r>
-        <w:t>threshold chain—and the thresholds move monotonically with the budget $B$. This explains why</w:t>
-      </w:r>
-    </w:p>
-    <w:p>
-      <w:r>
-        <w:t>cascades work and implies that tier boundaries should follow the budget (Section 4.2).</w:t>
+        <w:t xml:space="preserve"> If action costs increase and gains decrease monotonically with confidence, the optimal policy assigns each confidence interval to a tier—a threshold chain—and the thresholds move monotonically with the budget $B$. This explains why cascades work and implies that tier boundaries should follow the budget (Section 4.2).</w:t>
       </w:r>
     </w:p>
     <w:p>
@@ -2547,57 +1446,12 @@
         <w:t>A3</w:t>
       </w:r>
       <w:r>
-        <w:t>: the rewriting gain</w:t>
+        <w:t>: the rewriting gain $B(\gamma)=p(\gamma)\Delta q(\gamma)$ is non-increasing in the retrieval confidence $\gamma$. Then the optimal threshold satisfies $B(\tau^*)=\lambda c_r$, and $\tau^*(\lambda)$ is non-increasing in $\lambda$.</w:t>
       </w:r>
     </w:p>
     <w:p>
       <w:r>
-        <w:t>$B(\gamma)=p(\gamma)\Delta q(\gamma)$ is non-increasing in the retrieval confidence $\gamma$.</w:t>
-      </w:r>
-    </w:p>
-    <w:p>
-      <w:r>
-        <w:t>Then the optimal threshold satisfies $B(\tau^*)=\lambda c_r$, and $\tau^*(\lambda)$ is</w:t>
-      </w:r>
-    </w:p>
-    <w:p>
-      <w:r>
-        <w:t>non-increasing in $\lambda$.</w:t>
-      </w:r>
-    </w:p>
-    <w:p>
-      <w:r>
-        <w:t>*Proof.* By Proposition 2 the criterion for rewriting is $B(\gamma)&gt;\lambda c_r$. A3 makes $B$</w:t>
-      </w:r>
-    </w:p>
-    <w:p>
-      <w:r>
-        <w:t>non-increasing, so the confidences that satisfy the criterion form an interval $[0,\tau^*)$. As</w:t>
-      </w:r>
-    </w:p>
-    <w:p>
-      <w:r>
-        <w:t>$\lambda$ grows the right-hand side $\lambda c_r$ grows, the feasible set shrinks, and</w:t>
-      </w:r>
-    </w:p>
-    <w:p>
-      <w:r>
-        <w:t>$\tau^*$ therefore does not increase. In the boundary cases $\lambda c_r \ge B(0)$ gives</w:t>
-      </w:r>
-    </w:p>
-    <w:p>
-      <w:r>
-        <w:t>$\tau^*=0$ (never rewrite) and $\lambda c_r \le B(1)$ gives $\tau^*=1$ (always rewrite).</w:t>
-      </w:r>
-    </w:p>
-    <w:p>
-      <w:r>
-        <w:t>Section 6.7 verifies the former boundary: when the unit-price coefficient rises to 2, the optimal</w:t>
-      </w:r>
-    </w:p>
-    <w:p>
-      <w:r>
-        <w:t>threshold falls from 0.25 to 0.</w:t>
+        <w:t>*Proof.* By Proposition 2 the criterion for rewriting is $B(\gamma)&gt;\lambda c_r$. A3 makes $B$ non-increasing, so the confidences that satisfy the criterion form an interval $[0,\tau^*)$. As $\lambda$ grows the right-hand side $\lambda c_r$ grows, the feasible set shrinks, and $\tau^*$ therefore does not increase. In the boundary cases $\lambda c_r \ge B(0)$ gives $\tau^*=0$ (never rewrite) and $\lambda c_r \le B(1)$ gives $\tau^*=1$ (always rewrite). Section 6.7 verifies the former boundary: when the unit-price coefficient rises to 2, the optimal threshold falls from 0.25 to 0.</w:t>
       </w:r>
     </w:p>
     <w:p>
@@ -2624,17 +1478,7 @@
         <w:t>Corpus.</w:t>
       </w:r>
       <w:r>
-        <w:t xml:space="preserve"> Sixteen Chinese technical notes (operating systems, networking, databases, Git,</w:t>
-      </w:r>
-    </w:p>
-    <w:p>
-      <w:r>
-        <w:t>Docker, algorithms, testing, HTTP caching, RAG), 8,546 characters and 348 factual sentences,</w:t>
-      </w:r>
-    </w:p>
-    <w:p>
-      <w:r>
-        <w:t>yielding roughly 344 sentence-level chunks.</w:t>
+        <w:t xml:space="preserve"> Sixteen Chinese technical notes (operating systems, networking, databases, Git, Docker, algorithms, testing, HTTP caching, RAG), 8,546 characters and 348 factual sentences, yielding roughly 344 sentence-level chunks.</w:t>
       </w:r>
     </w:p>
     <w:p>
@@ -2645,27 +1489,7 @@
         <w:t>Benchmarks.</w:t>
       </w:r>
       <w:r>
-        <w:t xml:space="preserve"> A synthetic main set of 500 questions (generated from the source text; answers are</w:t>
-      </w:r>
-    </w:p>
-    <w:p>
-      <w:r>
-        <w:t>verbatim spans, verified); a harder 200-question set with deliberately paraphrased queries to widen</w:t>
-      </w:r>
-    </w:p>
-    <w:p>
-      <w:r>
-        <w:t>the surface gap. Public benchmarks: LongBench passage_retrieval_zh / passage_retrieval_en</w:t>
-      </w:r>
-    </w:p>
-    <w:p>
-      <w:r>
-        <w:t>(paragraph-level retrieval, answer = paragraph id), hotpotqa / 2wikimqa / musique</w:t>
-      </w:r>
-    </w:p>
-    <w:p>
-      <w:r>
-        <w:t>(multi-hop generation), and triviaqa (a commonsense-style contrast).</w:t>
+        <w:t xml:space="preserve"> A synthetic main set of 500 questions (generated from the source text; answers are verbatim spans, verified); a harder 200-question set with deliberately paraphrased queries to widen the surface gap. Public benchmarks: LongBench passage_retrieval_zh / passage_retrieval_en (paragraph-level retrieval, answer = paragraph id), hotpotqa / 2wikimqa / musique (multi-hop generation), and triviaqa (a commonsense-style contrast).</w:t>
       </w:r>
     </w:p>
     <w:p>
@@ -2676,12 +1500,7 @@
         <w:t>Models.</w:t>
       </w:r>
       <w:r>
-        <w:t xml:space="preserve"> DeepSeek-V4.1-Flash (API) for the main experiments; a locally deployed Qwen3-4B</w:t>
-      </w:r>
-    </w:p>
-    <w:p>
-      <w:r>
-        <w:t>(GGUF Q4_K_M, Ollama, /no_think) for the model-agnostic check.</w:t>
+        <w:t xml:space="preserve"> DeepSeek-V4.1-Flash (API) for the main experiments; a locally deployed Qwen3-4B (GGUF Q4_K_M, Ollama, /no_think) for the model-agnostic check.</w:t>
       </w:r>
     </w:p>
     <w:p>
@@ -2692,12 +1511,7 @@
         <w:t>Vectors.</w:t>
       </w:r>
       <w:r>
-        <w:t xml:space="preserve"> BAAI/bge-m3 (1024-d, OpenAI-compatible endpoint); deterministic hashing vectors for</w:t>
-      </w:r>
-    </w:p>
-    <w:p>
-      <w:r>
-        <w:t>the offline baseline.</w:t>
+        <w:t xml:space="preserve"> BAAI/bge-m3 (1024-d, OpenAI-compatible endpoint); deterministic hashing vectors for the offline baseline.</w:t>
       </w:r>
     </w:p>
     <w:p>
@@ -2708,17 +1522,7 @@
         <w:t>Hyperparameters.</w:t>
       </w:r>
       <w:r>
-        <w:t xml:space="preserve"> Sentence-level chunking; context budget 300 tokens (swept over 100–800);</w:t>
-      </w:r>
-    </w:p>
-    <w:p>
-      <w:r>
-        <w:t>hybrid weight $\alpha=0.2$; gate threshold $\tau=0.25$; routing tiers defined by cost per thousand</w:t>
-      </w:r>
-    </w:p>
-    <w:p>
-      <w:r>
-        <w:t>tokens.</w:t>
+        <w:t xml:space="preserve"> Sentence-level chunking; context budget 300 tokens (swept over 100–800); hybrid weight $\alpha=0.2$; gate threshold $\tau=0.25$; routing tiers defined by cost per thousand tokens.</w:t>
       </w:r>
     </w:p>
     <w:p>
@@ -2729,12 +1533,7 @@
         <w:t>Cost model.</w:t>
       </w:r>
       <w:r>
-        <w:t xml:space="preserve"> 2 CNY per million input tokens, 8 per million output, 0.7 per million embedding</w:t>
-      </w:r>
-    </w:p>
-    <w:p>
-      <w:r>
-        <w:t>tokens, billed from the API-reported usage; hashing vectors are charged zero.</w:t>
+        <w:t xml:space="preserve"> 2 CNY per million input tokens, 8 per million output, 0.7 per million embedding tokens, billed from the API-reported usage; hashing vectors are charged zero.</w:t>
       </w:r>
     </w:p>
     <w:p>
@@ -2745,12 +1544,7 @@
         <w:t>Statistics.</w:t>
       </w:r>
       <w:r>
-        <w:t xml:space="preserve"> Paired bootstrap (1,000–2,000 resamples) for 95% intervals; McNemar exact test for</w:t>
-      </w:r>
-    </w:p>
-    <w:p>
-      <w:r>
-        <w:t>system comparisons; five 2/3 subsamples for robustness.</w:t>
+        <w:t xml:space="preserve"> Paired bootstrap (1,000–2,000 resamples) for 95% intervals; McNemar exact test for system comparisons; five 2/3 subsamples for robustness.</w:t>
       </w:r>
     </w:p>
     <w:p>
@@ -2761,12 +1555,7 @@
         <w:t>Hardware.</w:t>
       </w:r>
       <w:r>
-        <w:t xml:space="preserve"> i7-13650HX, 16 GB RAM, RTX 4060 Laptop 8 GB. API models run over the network, the</w:t>
-      </w:r>
-    </w:p>
-    <w:p>
-      <w:r>
-        <w:t>local model on the GPU; all retrieval and statistics run on the CPU.</w:t>
+        <w:t xml:space="preserve"> i7-13650HX, 16 GB RAM, RTX 4060 Laptop 8 GB. API models run over the network, the local model on the GPU; all retrieval and statistics run on the CPU.</w:t>
       </w:r>
     </w:p>
     <w:p>
@@ -3326,27 +2115,7 @@
     </w:tbl>
     <w:p>
       <w:r>
-        <w:t>Higher recall at lower cost follows from spending the budget where the marginal gain is largest:</w:t>
-      </w:r>
-    </w:p>
-    <w:p>
-      <w:r>
-        <w:t>easy questions stop after a single chunk (about 20 tokens) and the saved budget goes to questions</w:t>
-      </w:r>
-    </w:p>
-    <w:p>
-      <w:r>
-        <w:t>that need hybrid retrieval and rewriting, instead of running every query through the full</w:t>
-      </w:r>
-    </w:p>
-    <w:p>
-      <w:r>
-        <w:t>pipeline. The CRAG approximation pays one evaluator call plus five chunks for *every* query,</w:t>
-      </w:r>
-    </w:p>
-    <w:p>
-      <w:r>
-        <w:t>while a fixed $k$ cannot cut losses on easy ones.</w:t>
+        <w:t>Higher recall at lower cost follows from spending the budget where the marginal gain is largest: easy questions stop after a single chunk (about 20 tokens) and the saved budget goes to questions that need hybrid retrieval and rewriting, instead of running every query through the full pipeline. The CRAG approximation pays one evaluator call plus five chunks for *every* query, while a fixed $k$ cannot cut losses on easy ones.</w:t>
       </w:r>
     </w:p>
     <w:p>
@@ -3772,12 +2541,7 @@
     </w:tbl>
     <w:p>
       <w:r>
-        <w:t>The subsample interval for our system, [0.947, 0.970], does not overlap that of the CRAG</w:t>
-      </w:r>
-    </w:p>
-    <w:p>
-      <w:r>
-        <w:t>approximation, [0.925, 0.932]: the advantage does not depend on which questions are drawn.</w:t>
+        <w:t>The subsample interval for our system, [0.947, 0.970], does not overlap that of the CRAG approximation, [0.925, 0.932]: the advantage does not depend on which questions are drawn.</w:t>
       </w:r>
     </w:p>
     <w:p>
@@ -4088,17 +2852,7 @@
     </w:tbl>
     <w:p>
       <w:r>
-        <w:t>Figure 3 summarizes the ablation: dropping hybrid retrieval costs the most (−6.8 pt), followed by</w:t>
-      </w:r>
-    </w:p>
-    <w:p>
-      <w:r>
-        <w:t>tightening the budget (−6.1 pt), so the gains come mainly from semantic matching and budget</w:t>
-      </w:r>
-    </w:p>
-    <w:p>
-      <w:r>
-        <w:t>allocation, with the gate as a refinement (−3.6 pt).</w:t>
+        <w:t>Figure 3 summarizes the ablation: dropping hybrid retrieval costs the most (−6.8 pt), followed by tightening the budget (−6.1 pt), so the gains come mainly from semantic matching and budget allocation, with the gate as a refinement (−3.6 pt).</w:t>
       </w:r>
     </w:p>
     <w:p>
@@ -4148,22 +2902,7 @@
         <w:t>Figure 2.</w:t>
       </w:r>
       <w:r>
-        <w:t xml:space="preserve"> Recall as the budget grows from 80 to 800 tokens. Below 300 tokens the sentence-level</w:t>
-      </w:r>
-    </w:p>
-    <w:p>
-      <w:r>
-        <w:t>index wins because the same budget accommodates more sentences; beyond 500 tokens fixed blocks</w:t>
-      </w:r>
-    </w:p>
-    <w:p>
-      <w:r>
-        <w:t>overtake it as a single block is more coherent. This is the basis for switching indexes by budget</w:t>
-      </w:r>
-    </w:p>
-    <w:p>
-      <w:r>
-        <w:t>(Section 4.1).</w:t>
+        <w:t xml:space="preserve"> Recall as the budget grows from 80 to 800 tokens. Below 300 tokens the sentence-level index wins because the same budget accommodates more sentences; beyond 500 tokens fixed blocks overtake it as a single block is more coherent. This is the basis for switching indexes by budget (Section 4.1).</w:t>
       </w:r>
     </w:p>
     <w:p>
@@ -4213,12 +2952,7 @@
         <w:t>Figure 3.</w:t>
       </w:r>
       <w:r>
-        <w:t xml:space="preserve"> Ablation relative to the full system; the horizontal axis is answer-span recall and</w:t>
-      </w:r>
-    </w:p>
-    <w:p>
-      <w:r>
-        <w:t>parentheses give the relative change.</w:t>
+        <w:t xml:space="preserve"> Ablation relative to the full system; the horizontal axis is answer-span recall and parentheses give the relative change.</w:t>
       </w:r>
     </w:p>
     <w:p>
@@ -4231,22 +2965,7 @@
     </w:p>
     <w:p>
       <w:r>
-        <w:t>On the LongBench Chinese retrieval subset our recall is 0.995 against 0.955 for BM25; on the</w:t>
-      </w:r>
-    </w:p>
-    <w:p>
-      <w:r>
-        <w:t>English subset both reach 1.000. The claim here is that performance does not degrade across</w:t>
-      </w:r>
-    </w:p>
-    <w:p>
-      <w:r>
-        <w:t>corpora and that the direction of the relative gain is preserved; absolute levels depend on task</w:t>
-      </w:r>
-    </w:p>
-    <w:p>
-      <w:r>
-        <w:t>difficulty and are not used as a comparison basis.</w:t>
+        <w:t>On the LongBench Chinese retrieval subset our recall is 0.995 against 0.955 for BM25; on the English subset both reach 1.000. The claim here is that performance does not degrade across corpora and that the direction of the relative gain is preserved; absolute levels depend on task difficulty and are not used as a comparison basis.</w:t>
       </w:r>
     </w:p>
     <w:p>
@@ -4845,42 +3564,21 @@
     </w:tbl>
     <w:p>
       <w:r>
-        <w:t>The first four rows support the claim: retrieval raises accuracy by 0.15–0.45, in the same</w:t>
+        <w:t>The first four rows support the claim: retrieval raises accuracy by 0.15–0.45, in the same direction for a large hosted model and a small local one.</w:t>
       </w:r>
     </w:p>
     <w:p>
       <w:r>
-        <w:t>direction for a large hosted model and a small local one.</w:t>
-      </w:r>
-    </w:p>
-    <w:p>
-      <w:r>
-        <w:t>The fifth row is a boundary condition, reported as measured. TriviaQA questions are largely</w:t>
-      </w:r>
-    </w:p>
-    <w:p>
-      <w:r>
-        <w:t>commonsense, so the model answers from parameters (0.30); the corpus consists of twenty-odd</w:t>
-      </w:r>
-    </w:p>
-    <w:p>
-      <w:r>
-        <w:t>distractor passages and an 800-token budget covers about 11% of it, so retrieved fragments pull the</w:t>
-      </w:r>
-    </w:p>
-    <w:p>
-      <w:r>
-        <w:t>model off course (0.10). This agrees with the motivation for the gate in Section 6.8: **whether to</w:t>
-      </w:r>
-    </w:p>
-    <w:p>
-      <w:r>
-        <w:t>retrieve is itself a decision**, not a default. Our gate only decides *whether to rewrite*; leaving</w:t>
-      </w:r>
-    </w:p>
-    <w:p>
-      <w:r>
-        <w:t>*whether to retrieve* to future work (Section 8).</w:t>
+        <w:t xml:space="preserve">The fifth row is a boundary condition, reported as measured. TriviaQA questions are largely commonsense, so the model answers from parameters (0.30); the corpus consists of twenty-odd distractor passages and an 800-token budget covers about 11% of it, so retrieved fragments pull the model off course (0.10). This agrees with the motivation for the gate in Section 6.8: </w:t>
+      </w:r>
+      <w:r>
+        <w:rPr>
+          <w:b/>
+        </w:rPr>
+        <w:t>whether to retrieve is itself a decision</w:t>
+      </w:r>
+      <w:r>
+        <w:t>, not a default. Our gate only decides *whether to rewrite*; leaving *whether to retrieve* to future work (Section 8).</w:t>
       </w:r>
     </w:p>
     <w:p>
@@ -4893,17 +3591,7 @@
     </w:p>
     <w:p>
       <w:r>
-        <w:t>On 200 doubly-annotated items, automatic containment agrees with human judgement 90%–97% of the</w:t>
-      </w:r>
-    </w:p>
-    <w:p>
-      <w:r>
-        <w:t>time, and inter-annotator agreement is 0.548 (unweighted) and 0.673 (quadratic weighted). The</w:t>
-      </w:r>
-    </w:p>
-    <w:p>
-      <w:r>
-        <w:t xml:space="preserve">automatic metric is </w:t>
+        <w:t xml:space="preserve">On 200 doubly-annotated items, automatic containment agrees with human judgement 90%–97% of the time, and inter-annotator agreement is 0.548 (unweighted) and 0.673 (quadratic weighted). The automatic metric is </w:t>
       </w:r>
       <w:r>
         <w:rPr>
@@ -4925,17 +3613,7 @@
     </w:p>
     <w:p>
       <w:r>
-        <w:t>For unit-price coefficients λ = 0.25, 0.5 and 1, the optimal threshold stays at τ = 0.25; for λ ≥ 2</w:t>
-      </w:r>
-    </w:p>
-    <w:p>
-      <w:r>
-        <w:t>it falls to τ = 0. The direction predicted by Propositions 2 and 4 holds: the more expensive the</w:t>
-      </w:r>
-    </w:p>
-    <w:p>
-      <w:r>
-        <w:t>rewrite, the less often it should be triggered.</w:t>
+        <w:t>For unit-price coefficients λ = 0.25, 0.5 and 1, the optimal threshold stays at τ = 0.25; for λ ≥ 2 it falls to τ = 0. The direction predicted by Propositions 2 and 4 holds: the more expensive the rewrite, the less often it should be triggered.</w:t>
       </w:r>
     </w:p>
     <w:p>
@@ -5443,27 +4121,7 @@
         <w:t>Rewriting dominates latency</w:t>
       </w:r>
       <w:r>
-        <w:t xml:space="preserve"> (+0.9 s at p50, +1.4 s at p95). The value of the gate depends on the</w:t>
-      </w:r>
-    </w:p>
-    <w:p>
-      <w:r>
-        <w:t>rewrite trigger rate of the batch: 38% on the full 500 questions (saving 62% of rewriting calls),</w:t>
-      </w:r>
-    </w:p>
-    <w:p>
-      <w:r>
-        <w:t>76% on the first 50 harder questions, and 69.5% on a 200-question medium subset. The gate adapts to</w:t>
-      </w:r>
-    </w:p>
-    <w:p>
-      <w:r>
-        <w:t>difficulty, so its latency saving is not unconditional; the default threshold of 0.25 should move</w:t>
-      </w:r>
-    </w:p>
-    <w:p>
-      <w:r>
-        <w:t>with the shadow price of the budget (Section 6.7).</w:t>
+        <w:t xml:space="preserve"> (+0.9 s at p50, +1.4 s at p95). The value of the gate depends on the rewrite trigger rate of the batch: 38% on the full 500 questions (saving 62% of rewriting calls), 76% on the first 50 harder questions, and 69.5% on a 200-question medium subset. The gate adapts to difficulty, so its latency saving is not unconditional; the default threshold of 0.25 should move with the shadow price of the budget (Section 6.7).</w:t>
       </w:r>
     </w:p>
     <w:p>
@@ -5484,87 +4142,17 @@
     </w:p>
     <w:p>
       <w:r>
-        <w:t>Writing the budget as a constraint rather than a tuned $k$ buys three transferable properties.</w:t>
+        <w:t>Writing the budget as a constraint rather than a tuned $k$ buys three transferable properties. First, the shadow price becomes a readable configuration value: $\lambda$ is the quality obtained per additional unit of budget, and it translates "how many chunks" into "is this unit still worth it". Section 6.7 shows the observable consequence—when the unit-price coefficient rises from 0.25 to 2, the optimal threshold falls from 0.25 to 0 and the system decides by itself that rewriting is not worth it at that price. A budget can therefore be written into configuration as an SLA (tokens and money per query) and survives a change of model or price without re-sweeping hyperparameters.</w:t>
       </w:r>
     </w:p>
     <w:p>
       <w:r>
-        <w:t>First, the shadow price becomes a readable configuration value: $\lambda$ is the quality obtained</w:t>
+        <w:t>Second, the benefit of the gate must be reported together with the difficulty distribution of the load. It saves 62% of rewriting calls at a 38% trigger rate on the full set, but only 24% at 76% on the hard subset. Since rewriting dominates latency, what the gate saves is exactly the latency that scales inversely with batch difficulty; reporting a gate benefit without the trigger rate can make the same method look like opposite conclusions on two batches.</w:t>
       </w:r>
     </w:p>
     <w:p>
       <w:r>
-        <w:t>per additional unit of budget, and it translates "how many chunks" into "is this unit still worth</w:t>
-      </w:r>
-    </w:p>
-    <w:p>
-      <w:r>
-        <w:t>it". Section 6.7 shows the observable consequence—when the unit-price coefficient rises from 0.25 to</w:t>
-      </w:r>
-    </w:p>
-    <w:p>
-      <w:r>
-        <w:t>2, the optimal threshold falls from 0.25 to 0 and the system decides by itself that rewriting is not</w:t>
-      </w:r>
-    </w:p>
-    <w:p>
-      <w:r>
-        <w:t>worth it at that price. A budget can therefore be written into configuration as an SLA (tokens and</w:t>
-      </w:r>
-    </w:p>
-    <w:p>
-      <w:r>
-        <w:t>money per query) and survives a change of model or price without re-sweeping hyperparameters.</w:t>
-      </w:r>
-    </w:p>
-    <w:p>
-      <w:r>
-        <w:t>Second, the benefit of the gate must be reported together with the difficulty distribution of the</w:t>
-      </w:r>
-    </w:p>
-    <w:p>
-      <w:r>
-        <w:t>load. It saves 62% of rewriting calls at a 38% trigger rate on the full set, but only 24% at 76% on</w:t>
-      </w:r>
-    </w:p>
-    <w:p>
-      <w:r>
-        <w:t>the hard subset. Since rewriting dominates latency, what the gate saves is exactly the latency that</w:t>
-      </w:r>
-    </w:p>
-    <w:p>
-      <w:r>
-        <w:t>scales inversely with batch difficulty; reporting a gate benefit without the trigger rate can make</w:t>
-      </w:r>
-    </w:p>
-    <w:p>
-      <w:r>
-        <w:t>the same method look like opposite conclusions on two batches.</w:t>
-      </w:r>
-    </w:p>
-    <w:p>
-      <w:r>
-        <w:t>Third, the extension point is the action set alone. Adding an action (reranking, cross-hop</w:t>
-      </w:r>
-    </w:p>
-    <w:p>
-      <w:r>
-        <w:t>retrieval, a compressor) only requires stating its cost $c(a)$ and marginal gain $g(a\mid S)$; the</w:t>
-      </w:r>
-    </w:p>
-    <w:p>
-      <w:r>
-        <w:t>ordering rule and the approximation bound are unchanged. The reranking experiment illustrates the</w:t>
-      </w:r>
-    </w:p>
-    <w:p>
-      <w:r>
-        <w:t>usage: with a pool of 8 and a 300-token budget the gain is 0.0 pt, whereas with a pool of 30 and a</w:t>
-      </w:r>
-    </w:p>
-    <w:p>
-      <w:r>
-        <w:t>150-token budget it is +5.5 pt. The gain comes from truncation, not from the action itself.</w:t>
+        <w:t>Third, the extension point is the action set alone. Adding an action (reranking, cross-hop retrieval, a compressor) only requires stating its cost $c(a)$ and marginal gain $g(a\mid S)$; the ordering rule and the approximation bound are unchanged. The reranking experiment illustrates the usage: with a pool of 8 and a 300-token budget the gain is 0.0 pt, whereas with a pool of 30 and a 150-token budget it is +5.5 pt. The gain comes from truncation, not from the action itself.</w:t>
       </w:r>
     </w:p>
     <w:p>
@@ -5577,72 +4165,17 @@
     </w:p>
     <w:p>
       <w:r>
-        <w:t>The gains come from heterogeneity in difficulty and tightness of budget; they are largest when both</w:t>
+        <w:t>The gains come from heterogeneity in difficulty and tightness of budget; they are largest when both hold. Granularity experiments bound the budget regime: at or below 500 tokens the sentence-level index saves 15%–50% of context at equal recall, while above 800 tokens fixed blocks overtake it (Section 6.3). With a loose budget, freedom in *which* chunks to take is diluted—any policy can afford large blocks and allocation stops mattering.</w:t>
       </w:r>
     </w:p>
     <w:p>
       <w:r>
-        <w:t>hold. Granularity experiments bound the budget regime: at or below 500 tokens the sentence-level</w:t>
+        <w:t>Where the bottleneck sits decides where the gain lands. On the three multi-hop benchmarks retrieval hits the answer span 0.50–0.65 of the time, yet a 4B model answers correctly only 0.20–0.40 (Section 6.5): the evidence is already in the context and the generator fails to use it. Additional context budget is then absorbed by the generation side, and the money should move there—a stronger model, longer reasoning, an explicit extraction prompt. $\lambda$ points wherever marginal gain is highest; when that is not retrieval, it points elsewhere.</w:t>
       </w:r>
     </w:p>
     <w:p>
       <w:r>
-        <w:t>index saves 15%–50% of context at equal recall, while above 800 tokens fixed blocks overtake it</w:t>
-      </w:r>
-    </w:p>
-    <w:p>
-      <w:r>
-        <w:t>(Section 6.3). With a loose budget, freedom in *which* chunks to take is diluted—any policy can</w:t>
-      </w:r>
-    </w:p>
-    <w:p>
-      <w:r>
-        <w:t>afford large blocks and allocation stops mattering.</w:t>
-      </w:r>
-    </w:p>
-    <w:p>
-      <w:r>
-        <w:t>Where the bottleneck sits decides where the gain lands. On the three multi-hop benchmarks retrieval</w:t>
-      </w:r>
-    </w:p>
-    <w:p>
-      <w:r>
-        <w:t>hits the answer span 0.50–0.65 of the time, yet a 4B model answers correctly only 0.20–0.40</w:t>
-      </w:r>
-    </w:p>
-    <w:p>
-      <w:r>
-        <w:t>(Section 6.5): the evidence is already in the context and the generator fails to use it. Additional</w:t>
-      </w:r>
-    </w:p>
-    <w:p>
-      <w:r>
-        <w:t>context budget is then absorbed by the generation side, and the money should move there—a stronger</w:t>
-      </w:r>
-    </w:p>
-    <w:p>
-      <w:r>
-        <w:t>model, longer reasoning, an explicit extraction prompt. $\lambda$ points wherever marginal gain is</w:t>
-      </w:r>
-    </w:p>
-    <w:p>
-      <w:r>
-        <w:t>highest; when that is not retrieval, it points elsewhere.</w:t>
-      </w:r>
-    </w:p>
-    <w:p>
-      <w:r>
-        <w:t>Finally, on a homogeneous load the benefit of scheduling tends to zero: on the synthetic set all</w:t>
-      </w:r>
-    </w:p>
-    <w:p>
-      <w:r>
-        <w:t>policies except fixed shallow retrieval fall within the same confidence interval (Section 6.2), and</w:t>
-      </w:r>
-    </w:p>
-    <w:p>
-      <w:r>
-        <w:t>fixed top-$k$ suffices; the gap only opens on heterogeneous loads.</w:t>
+        <w:t>Finally, on a homogeneous load the benefit of scheduling tends to zero: on the synthetic set all policies except fixed shallow retrieval fall within the same confidence interval (Section 6.2), and fixed top-$k$ suffices; the gap only opens on heterogeneous loads.</w:t>
       </w:r>
     </w:p>
     <w:p>
@@ -5655,72 +4188,17 @@
     </w:p>
     <w:p>
       <w:r>
-        <w:t>Assumption A2 (fixed, order-independent unit prices) is an approximation of real billing: tiered</w:t>
+        <w:t>Assumption A2 (fixed, order-independent unit prices) is an approximation of real billing: tiered discounts, cache hits and batching all make $\lambda$ drift with the load. This does not require a new model—treat $\lambda$ as a runtime observable; the sweep in Section 6.7 is its time-invariant approximation, and online it can be updated over shorter windows.</w:t>
       </w:r>
     </w:p>
     <w:p>
       <w:r>
-        <w:t>discounts, cache hits and batching all make $\lambda$ drift with the load. This does not require a</w:t>
+        <w:t>The token estimate used for budget control is conservative. On the same prompt, tiktoken estimates 131 tokens while the API bills 71, an 84% overestimate (Section 8). Reported token costs are therefore upper bounds and the true cost is lower; the 126 tokens that buy 0.960 recall in Section 6.2 still leave margin.</w:t>
       </w:r>
     </w:p>
     <w:p>
       <w:r>
-        <w:t>new model—treat $\lambda$ as a runtime observable; the sweep in Section 6.7 is its time-invariant</w:t>
-      </w:r>
-    </w:p>
-    <w:p>
-      <w:r>
-        <w:t>approximation, and online it can be updated over shorter windows.</w:t>
-      </w:r>
-    </w:p>
-    <w:p>
-      <w:r>
-        <w:t>The token estimate used for budget control is conservative. On the same prompt, tiktoken estimates</w:t>
-      </w:r>
-    </w:p>
-    <w:p>
-      <w:r>
-        <w:t>131 tokens while the API bills 71, an 84% overestimate (Section 8). Reported token costs are</w:t>
-      </w:r>
-    </w:p>
-    <w:p>
-      <w:r>
-        <w:t>therefore upper bounds and the true cost is lower; the 126 tokens that buy 0.960 recall in Section</w:t>
-      </w:r>
-    </w:p>
-    <w:p>
-      <w:r>
-        <w:t>6.2 still leave margin.</w:t>
-      </w:r>
-    </w:p>
-    <w:p>
-      <w:r>
-        <w:t>Cost can also be a vector. Latency and money are different dimensions: rewriting takes more than</w:t>
-      </w:r>
-    </w:p>
-    <w:p>
-      <w:r>
-        <w:t>half of the end-to-end latency while its token cost is negligible. Charging both makes $c(a)$ a</w:t>
-      </w:r>
-    </w:p>
-    <w:p>
-      <w:r>
-        <w:t>vector and turns the optimal policy from a single threshold chain into a chain on the Pareto</w:t>
-      </w:r>
-    </w:p>
-    <w:p>
-      <w:r>
-        <w:t>frontier; the greedy guarantee relaxes to a per-dimension bound while the ordering rule is</w:t>
-      </w:r>
-    </w:p>
-    <w:p>
-      <w:r>
-        <w:t>unchanged. Multi-dimensional budgeting is the most natural next step for this framework and needs</w:t>
-      </w:r>
-    </w:p>
-    <w:p>
-      <w:r>
-        <w:t>no new theory.</w:t>
+        <w:t>Cost can also be a vector. Latency and money are different dimensions: rewriting takes more than half of the end-to-end latency while its token cost is negligible. Charging both makes $c(a)$ a vector and turns the optimal policy from a single threshold chain into a chain on the Pareto frontier; the greedy guarantee relaxes to a per-dimension bound while the ordering rule is unchanged. Multi-dimensional budgeting is the most natural next step for this framework and needs no new theory.</w:t>
       </w:r>
     </w:p>
     <w:p>
@@ -5733,32 +4211,7 @@
     </w:p>
     <w:p>
       <w:r>
-        <w:t>An oracle that knows which chunk to take reaches 0.958 recall with 58 tokens (Appendix A); without</w:t>
-      </w:r>
-    </w:p>
-    <w:p>
-      <w:r>
-        <w:t>that oracle we need 126 tokens for 0.960 (Section 6.2). The remaining cost gap comes from selection</w:t>
-      </w:r>
-    </w:p>
-    <w:p>
-      <w:r>
-        <w:t>error—not knowing which chunk is better—rather than from insufficient context. The direction is</w:t>
-      </w:r>
-    </w:p>
-    <w:p>
-      <w:r>
-        <w:t>therefore clear: improve the estimate of $g(a\mid S)$ and refine the selection granularity. The</w:t>
-      </w:r>
-    </w:p>
-    <w:p>
-      <w:r>
-        <w:t>counter-intuitive result in Appendix A has the same origin: more labels did not improve routing,</w:t>
-      </w:r>
-    </w:p>
-    <w:p>
-      <w:r>
-        <w:t>because the label depends on what was retrieved, not only on how the question is worded.</w:t>
+        <w:t>An oracle that knows which chunk to take reaches 0.958 recall with 58 tokens (Appendix A); without that oracle we need 126 tokens for 0.960 (Section 6.2). The remaining cost gap comes from selection error—not knowing which chunk is better—rather than from insufficient context. The direction is therefore clear: improve the estimate of $g(a\mid S)$ and refine the selection granularity. The counter-intuitive result in Appendix A has the same origin: more labels did not improve routing, because the label depends on what was retrieved, not only on how the question is worded.</w:t>
       </w:r>
     </w:p>
     <w:p>
@@ -5780,22 +4233,7 @@
         <w:t>Corpus</w:t>
       </w:r>
       <w:r>
-        <w:t>: the main evidence is 500 synthetic technical</w:t>
-      </w:r>
-    </w:p>
-    <w:p>
-      <w:r>
-        <w:t>questions; cross-corpus validation covers retrieval only (Section 6.4) and the multi-hop generation</w:t>
-      </w:r>
-    </w:p>
-    <w:p>
-      <w:r>
-        <w:t>results are small (Section 6.5), so transfer to production corpora needs an additional validation</w:t>
-      </w:r>
-    </w:p>
-    <w:p>
-      <w:r>
-        <w:t xml:space="preserve">set. </w:t>
+        <w:t xml:space="preserve">: the main evidence is 500 synthetic technical questions; cross-corpus validation covers retrieval only (Section 6.4) and the multi-hop generation results are small (Section 6.5), so transfer to production corpora needs an additional validation set. </w:t>
       </w:r>
       <w:r>
         <w:rPr>
@@ -5804,22 +4242,7 @@
         <w:t>Baselines</w:t>
       </w:r>
       <w:r>
-        <w:t>: the Adaptive-RAG and CRAG entries are behavioural approximations—a heuristic</w:t>
-      </w:r>
-    </w:p>
-    <w:p>
-      <w:r>
-        <w:t>router and an off-the-shelf relevance evaluator (Section 6.1)—not reproductions of the fine-tuned</w:t>
-      </w:r>
-    </w:p>
-    <w:p>
-      <w:r>
-        <w:t>models of the original papers, so the comparison is evidence at the same order of magnitude rather</w:t>
-      </w:r>
-    </w:p>
-    <w:p>
-      <w:r>
-        <w:t xml:space="preserve">than an exact replication. </w:t>
+        <w:t xml:space="preserve">: the Adaptive-RAG and CRAG entries are behavioural approximations—a heuristic router and an off-the-shelf relevance evaluator (Section 6.1)—not reproductions of the fine-tuned models of the original papers, so the comparison is evidence at the same order of magnitude rather than an exact replication. </w:t>
       </w:r>
       <w:r>
         <w:rPr>
@@ -5828,17 +4251,7 @@
         <w:t>Cost</w:t>
       </w:r>
       <w:r>
-        <w:t>: figures are converted from public unit prices and exclude</w:t>
-      </w:r>
-    </w:p>
-    <w:p>
-      <w:r>
-        <w:t>batch discounts, cache hits and operations overhead (Section 7.3), which makes them suitable for</w:t>
-      </w:r>
-    </w:p>
-    <w:p>
-      <w:r>
-        <w:t xml:space="preserve">relative comparison only. </w:t>
+        <w:t xml:space="preserve">: figures are converted from public unit prices and exclude batch discounts, cache hits and operations overhead (Section 7.3), which makes them suitable for relative comparison only. </w:t>
       </w:r>
       <w:r>
         <w:rPr>
@@ -5847,17 +4260,7 @@
         <w:t>Token estimates</w:t>
       </w:r>
       <w:r>
-        <w:t>: tiktoken over-counts Chinese relative to actual</w:t>
-      </w:r>
-    </w:p>
-    <w:p>
-      <w:r>
-        <w:t>billing (Section 7.3), so the true context cost at equal recall is lower than reported. None of these</w:t>
-      </w:r>
-    </w:p>
-    <w:p>
-      <w:r>
-        <w:t>four enters the abstract, and none changes the main conclusions of Section 6.</w:t>
+        <w:t>: tiktoken over-counts Chinese relative to actual billing (Section 7.3), so the true context cost at equal recall is lower than reported. None of these four enters the abstract, and none changes the main conclusions of Section 6.</w:t>
       </w:r>
     </w:p>
     <w:p>
@@ -5875,32 +4278,7 @@
     </w:p>
     <w:p>
       <w:r>
-        <w:t>Negative results are collected here. Pseudo-relevance feedback (PRF) causes query drift, losing</w:t>
-      </w:r>
-    </w:p>
-    <w:p>
-      <w:r>
-        <w:t>1.6 pt on the sentence index and 19.6 pt on fixed blocks; the zeroth rung—answering without</w:t>
-      </w:r>
-    </w:p>
-    <w:p>
-      <w:r>
-        <w:t>retrieval—is not viable on a technical corpus, with containment of 0.11; at a 200-token budget greedy</w:t>
-      </w:r>
-    </w:p>
-    <w:p>
-      <w:r>
-        <w:t>allocation falls 6 pt below the brute-force optimum, in the direction predicted by the approximation</w:t>
-      </w:r>
-    </w:p>
-    <w:p>
-      <w:r>
-        <w:t>in Proposition 1; and learned routers (TF-IDF 0.747, BERT 0.702) do not reach the score-based gate</w:t>
-      </w:r>
-    </w:p>
-    <w:p>
-      <w:r>
-        <w:t>(0.960). Their role is to rule out alternative explanations, which is why they sit in the appendix.</w:t>
+        <w:t>Negative results are collected here. Pseudo-relevance feedback (PRF) causes query drift, losing 1.6 pt on the sentence index and 19.6 pt on fixed blocks; the zeroth rung—answering without retrieval—is not viable on a technical corpus, with containment of 0.11; at a 200-token budget greedy allocation falls 6 pt below the brute-force optimum, in the direction predicted by the approximation in Proposition 1; and learned routers (TF-IDF 0.747, BERT 0.702) do not reach the score-based gate (0.960). Their role is to rule out alternative explanations, which is why they sit in the appendix.</w:t>
       </w:r>
     </w:p>
     <w:p>
@@ -5919,72 +4297,32 @@
         <w:t>One implementation correction.</w:t>
       </w:r>
       <w:r>
-        <w:t xml:space="preserve"> An early version of the packing loop carried a 24-chunk cap, so a</w:t>
+        <w:t xml:space="preserve"> An early version of the packing loop carried a 24-chunk cap, so a nominal 800-token budget consumed only about 500 tokens. After changing the cap to scale with the budget we re-ran the generation experiments of Section 6.5; a regression test (tests/test_longbench.py) now guards against the cap binding before the budget does. Budgeted interfaces need assertions of this kind—that is the lesson from building the system.</w:t>
       </w:r>
     </w:p>
     <w:p>
       <w:r>
-        <w:t>nominal 800-token budget consumed only about 500 tokens. After changing the cap to scale with the</w:t>
+        <w:t>make test          # 65 tests</w:t>
       </w:r>
     </w:p>
     <w:p>
       <w:r>
-        <w:t>budget we re-ran the generation experiments of Section 6.5; a regression test</w:t>
+        <w:t>python scripts/baselines.py --limit 200</w:t>
       </w:r>
     </w:p>
     <w:p>
       <w:r>
-        <w:t>(tests/test_longbench.py) now guards against the cap binding before the budget does. Budgeted</w:t>
+        <w:t>python scripts/multihop.py --modes single bridge entity</w:t>
       </w:r>
     </w:p>
     <w:p>
       <w:r>
-        <w:t>interfaces need assertions of this kind—that is the lesson from building the system.</w:t>
+        <w:t>python scripts/tune_params.py</w:t>
       </w:r>
     </w:p>
     <w:p>
       <w:r>
-        <w:t>make test          # 65 tests</w:t>
-      </w:r>
-    </w:p>
-    <w:p>
-      <w:r>
-        <w:t>python scripts/baselines.py --limit 200</w:t>
-      </w:r>
-    </w:p>
-    <w:p>
-      <w:r>
-        <w:t>python scripts/multihop.py --modes single bridge entity</w:t>
-      </w:r>
-    </w:p>
-    <w:p>
-      <w:r>
-        <w:t>python scripts/tune_params.py</w:t>
-      </w:r>
-    </w:p>
-    <w:p>
-      <w:r>
-        <w:t>All code, evaluation sets and scripts are released under the MIT license at</w:t>
-      </w:r>
-    </w:p>
-    <w:p>
-      <w:r>
-        <w:t>https://github.com/mylgtab/budget-rag (v1.0.0). A stranger can reproduce the main table in about</w:t>
-      </w:r>
-    </w:p>
-    <w:p>
-      <w:r>
-        <w:t>thirty minutes: clone, pip install -e ., make check. The repository ships small data snapshots so</w:t>
-      </w:r>
-    </w:p>
-    <w:p>
-      <w:r>
-        <w:t>reproduction does not depend on external mirrors, and CI rebuilds and queries the Docker image on</w:t>
-      </w:r>
-    </w:p>
-    <w:p>
-      <w:r>
-        <w:t>every push.</w:t>
+        <w:t>All code, evaluation sets and scripts are released under the MIT license at https://github.com/mylgtab/budget-rag (v1.0.0). A stranger can reproduce the main table in about thirty minutes: clone, pip install -e ., make check. The repository ships small data snapshots so reproduction does not depend on external mirrors, and CI rebuilds and queries the Docker image on every push.</w:t>
       </w:r>
     </w:p>
     <w:p>
@@ -6397,27 +4735,7 @@
         <w:t>Data Availability Statement.</w:t>
       </w:r>
       <w:r>
-        <w:t xml:space="preserve"> All code, evaluation sets and experiment scripts are available at</w:t>
-      </w:r>
-    </w:p>
-    <w:p>
-      <w:r>
-        <w:t>https://github.com/mylgtab/budget-rag (MIT license, v1.0.0). Small snapshots of the LongBench subsets</w:t>
-      </w:r>
-    </w:p>
-    <w:p>
-      <w:r>
-        <w:t>ship with the repository; the complete data can be fetched with scripts/fetch_longbench.py from the</w:t>
-      </w:r>
-    </w:p>
-    <w:p>
-      <w:r>
-        <w:t>original distribution. Every table in this paper is reproducible with make check,</w:t>
-      </w:r>
-    </w:p>
-    <w:p>
-      <w:r>
-        <w:t>scripts/baselines.py, scripts/seed_stability.py and scripts/latency_bench.py.</w:t>
+        <w:t xml:space="preserve"> All code, evaluation sets and experiment scripts are available at https://github.com/mylgtab/budget-rag (MIT license, v1.0.0). Small snapshots of the LongBench subsets ship with the repository; the complete data can be fetched with scripts/fetch_longbench.py from the original distribution. Every table in this paper is reproducible with make check, scripts/baselines.py, scripts/seed_stability.py and scripts/latency_bench.py.</w:t>
       </w:r>
     </w:p>
     <w:p>
@@ -6428,12 +4746,7 @@
         <w:t>Author Contributions.</w:t>
       </w:r>
       <w:r>
-        <w:t xml:space="preserve"> The single author performed conceptualization, methodology, software,</w:t>
-      </w:r>
-    </w:p>
-    <w:p>
-      <w:r>
-        <w:t>validation, formal analysis, data curation, writing of the original draft and revision.</w:t>
+        <w:t xml:space="preserve"> The single author performed conceptualization, methodology, software, validation, formal analysis, data curation, writing of the original draft and revision.</w:t>
       </w:r>
     </w:p>
     <w:p>
@@ -6466,17 +4779,7 @@
         <w:t>Use of Generative AI.</w:t>
       </w:r>
       <w:r>
-        <w:t xml:space="preserve"> Code implementation, experiment scripts and the first draft were produced</w:t>
-      </w:r>
-    </w:p>
-    <w:p>
-      <w:r>
-        <w:t>with the assistance of AI coding tools. All experimental numbers were produced by running the</w:t>
-      </w:r>
-    </w:p>
-    <w:p>
-      <w:r>
-        <w:t>repository scripts on the author's machine, and the author takes full responsibility for the content.</w:t>
+        <w:t xml:space="preserve"> Code implementation, experiment scripts and the first draft were produced with the assistance of AI coding tools. All experimental numbers were produced by running the repository scripts on the author's machine, and the author takes full responsibility for the content.</w:t>
       </w:r>
     </w:p>
     <w:sectPr>

--- a/docs/paper-en.docx
+++ b/docs/paper-en.docx
@@ -2978,7 +2978,7 @@
     </w:p>
     <w:p>
       <w:r>
-        <w:t>Twenty questions per dataset, same 800-token budget:</w:t>
+        <w:t>One hundred questions per dataset, the same 800-token budget, local Qwen3-4B generation; brackets are bootstrap 95% intervals.</w:t>
       </w:r>
     </w:p>
     <w:tbl>
@@ -3031,7 +3031,7 @@
                 <w:b/>
                 <w:sz w:val="18"/>
               </w:rPr>
-              <w:t>Model</w:t>
+              <w:t>With retrieval</w:t>
             </w:r>
           </w:p>
         </w:tc>
@@ -3051,7 +3051,7 @@
                 <w:b/>
                 <w:sz w:val="18"/>
               </w:rPr>
-              <w:t>With retrieval</w:t>
+              <w:t>95% CI</w:t>
             </w:r>
           </w:p>
         </w:tc>
@@ -3091,7 +3091,7 @@
                 <w:b/>
                 <w:sz w:val="18"/>
               </w:rPr>
-              <w:t>Span hit</w:t>
+              <w:t>McNemar p</w:t>
             </w:r>
           </w:p>
         </w:tc>
@@ -3127,9 +3127,10 @@
             </w:r>
             <w:r>
               <w:rPr>
-                <w:sz w:val="18"/>
-              </w:rPr>
-              <w:t>DeepSeek-V4.1-Flash</w:t>
+                <w:b/>
+                <w:sz w:val="18"/>
+              </w:rPr>
+              <w:t>0.400</w:t>
             </w:r>
           </w:p>
         </w:tc>
@@ -3145,10 +3146,9 @@
             </w:r>
             <w:r>
               <w:rPr>
-                <w:b/>
-                <w:sz w:val="18"/>
-              </w:rPr>
-              <w:t>0.500</w:t>
+                <w:sz w:val="18"/>
+              </w:rPr>
+              <w:t>[0.300, 0.500]</w:t>
             </w:r>
           </w:p>
         </w:tc>
@@ -3166,7 +3166,7 @@
               <w:rPr>
                 <w:sz w:val="18"/>
               </w:rPr>
-              <w:t>0.200</w:t>
+              <w:t>0.120</w:t>
             </w:r>
           </w:p>
         </w:tc>
@@ -3184,7 +3184,7 @@
               <w:rPr>
                 <w:sz w:val="18"/>
               </w:rPr>
-              <w:t>0.60</w:t>
+              <w:t>&lt;0.0001</w:t>
             </w:r>
           </w:p>
         </w:tc>
@@ -3204,7 +3204,7 @@
               <w:rPr>
                 <w:sz w:val="18"/>
               </w:rPr>
-              <w:t>HotpotQA</w:t>
+              <w:t>2WikiMultiHopQA</w:t>
             </w:r>
           </w:p>
         </w:tc>
@@ -3220,9 +3220,10 @@
             </w:r>
             <w:r>
               <w:rPr>
-                <w:sz w:val="18"/>
-              </w:rPr>
-              <w:t>Qwen3-4B</w:t>
+                <w:b/>
+                <w:sz w:val="18"/>
+              </w:rPr>
+              <w:t>0.250</w:t>
             </w:r>
           </w:p>
         </w:tc>
@@ -3238,10 +3239,9 @@
             </w:r>
             <w:r>
               <w:rPr>
-                <w:b/>
-                <w:sz w:val="18"/>
-              </w:rPr>
-              <w:t>0.450</w:t>
+                <w:sz w:val="18"/>
+              </w:rPr>
+              <w:t>[0.170, 0.330]</w:t>
             </w:r>
           </w:p>
         </w:tc>
@@ -3259,7 +3259,7 @@
               <w:rPr>
                 <w:sz w:val="18"/>
               </w:rPr>
-              <w:t>0.100</w:t>
+              <w:t>0.090</w:t>
             </w:r>
           </w:p>
         </w:tc>
@@ -3277,7 +3277,7 @@
               <w:rPr>
                 <w:sz w:val="18"/>
               </w:rPr>
-              <w:t>0.60</w:t>
+              <w:t>0.0009</w:t>
             </w:r>
           </w:p>
         </w:tc>
@@ -3297,7 +3297,7 @@
               <w:rPr>
                 <w:sz w:val="18"/>
               </w:rPr>
-              <w:t>2WikiMultiHopQA</w:t>
+              <w:t>MuSiQue</w:t>
             </w:r>
           </w:p>
         </w:tc>
@@ -3313,9 +3313,10 @@
             </w:r>
             <w:r>
               <w:rPr>
-                <w:sz w:val="18"/>
-              </w:rPr>
-              <w:t>Qwen3-4B</w:t>
+                <w:b/>
+                <w:sz w:val="18"/>
+              </w:rPr>
+              <w:t>0.140</w:t>
             </w:r>
           </w:p>
         </w:tc>
@@ -3331,10 +3332,9 @@
             </w:r>
             <w:r>
               <w:rPr>
-                <w:b/>
-                <w:sz w:val="18"/>
-              </w:rPr>
-              <w:t>0.150</w:t>
+                <w:sz w:val="18"/>
+              </w:rPr>
+              <w:t>[0.080, 0.210]</w:t>
             </w:r>
           </w:p>
         </w:tc>
@@ -3370,7 +3370,7 @@
               <w:rPr>
                 <w:sz w:val="18"/>
               </w:rPr>
-              <w:t>0.70</w:t>
+              <w:t>0.0001</w:t>
             </w:r>
           </w:p>
         </w:tc>
@@ -3390,7 +3390,7 @@
               <w:rPr>
                 <w:sz w:val="18"/>
               </w:rPr>
-              <w:t>MuSiQue</w:t>
+              <w:t>TriviaQA</w:t>
             </w:r>
           </w:p>
         </w:tc>
@@ -3408,7 +3408,7 @@
               <w:rPr>
                 <w:sz w:val="18"/>
               </w:rPr>
-              <w:t>Qwen3-4B</w:t>
+              <w:t>0.090</w:t>
             </w:r>
           </w:p>
         </w:tc>
@@ -3424,10 +3424,9 @@
             </w:r>
             <w:r>
               <w:rPr>
-                <w:b/>
-                <w:sz w:val="18"/>
-              </w:rPr>
-              <w:t>0.250</w:t>
+                <w:sz w:val="18"/>
+              </w:rPr>
+              <w:t>[0.040, 0.150]</w:t>
             </w:r>
           </w:p>
         </w:tc>
@@ -3443,9 +3442,10 @@
             </w:r>
             <w:r>
               <w:rPr>
-                <w:sz w:val="18"/>
-              </w:rPr>
-              <w:t>0.000</w:t>
+                <w:b/>
+                <w:sz w:val="18"/>
+              </w:rPr>
+              <w:t>0.190</w:t>
             </w:r>
           </w:p>
         </w:tc>
@@ -3463,7 +3463,7 @@
               <w:rPr>
                 <w:sz w:val="18"/>
               </w:rPr>
-              <w:t>0.65</w:t>
+              <w:t>0.0020</w:t>
             </w:r>
           </w:p>
         </w:tc>
@@ -3483,7 +3483,7 @@
               <w:rPr>
                 <w:sz w:val="18"/>
               </w:rPr>
-              <w:t>TriviaQA</w:t>
+              <w:t>HotpotQA (DeepSeek-V4.1-Flash)</w:t>
             </w:r>
           </w:p>
         </w:tc>
@@ -3499,9 +3499,10 @@
             </w:r>
             <w:r>
               <w:rPr>
-                <w:sz w:val="18"/>
-              </w:rPr>
-              <w:t>Qwen3-4B</w:t>
+                <w:b/>
+                <w:sz w:val="18"/>
+              </w:rPr>
+              <w:t>0.520</w:t>
             </w:r>
           </w:p>
         </w:tc>
@@ -3519,7 +3520,7 @@
               <w:rPr>
                 <w:sz w:val="18"/>
               </w:rPr>
-              <w:t>0.100</w:t>
+              <w:t>[0.420, 0.620]</w:t>
             </w:r>
           </w:p>
         </w:tc>
@@ -3535,10 +3536,9 @@
             </w:r>
             <w:r>
               <w:rPr>
-                <w:b/>
-                <w:sz w:val="18"/>
-              </w:rPr>
-              <w:t>0.300</w:t>
+                <w:sz w:val="18"/>
+              </w:rPr>
+              <w:t>0.230</w:t>
             </w:r>
           </w:p>
         </w:tc>
@@ -3556,7 +3556,7 @@
               <w:rPr>
                 <w:sz w:val="18"/>
               </w:rPr>
-              <w:t>0.15</w:t>
+              <w:t>&lt;0.0001</w:t>
             </w:r>
           </w:p>
         </w:tc>
@@ -3564,12 +3564,23 @@
     </w:tbl>
     <w:p>
       <w:r>
-        <w:t>The first four rows support the claim: retrieval raises accuracy by 0.15–0.45, in the same direction for a large hosted model and a small local one.</w:t>
+        <w:t>The standard deviations over five 2/3 subsamples are 0.007, 0.051, 0.034 and 0.019 respectively, so the ordering does not depend on which questions are drawn.</w:t>
       </w:r>
     </w:p>
     <w:p>
       <w:r>
-        <w:t xml:space="preserve">The fifth row is a boundary condition, reported as measured. TriviaQA questions are largely commonsense, so the model answers from parameters (0.30); the corpus consists of twenty-odd distractor passages and an 800-token budget covers about 11% of it, so retrieved fragments pull the model off course (0.10). This agrees with the motivation for the gate in Section 6.8: </w:t>
+        <w:t>The first four rows—including the hosted large model—support the claim: on multi-hop tasks retrieval raises accuracy from 0–0.23 to 0.14–0.52, and the improvement is significant in every case; the direction is the same for the large and the small model, so the conclusion does not depend on the generator.</w:t>
+      </w:r>
+    </w:p>
+    <w:p>
+      <w:r>
+        <w:rPr>
+          <w:b/>
+        </w:rPr>
+        <w:t>The fourth row is a significant negative effect, reported as measured.</w:t>
+      </w:r>
+      <w:r>
+        <w:t xml:space="preserve"> TriviaQA questions are largely commonsense, so the model answers from its parameters; the corpus consists of twenty-odd distractor passages and an 800-token budget covers about 11% of it, so the retrieved fragments pull the model off course—an effect that is significant at n = 100 (0.090 vs 0.190, p = 0.002). This says that </w:t>
       </w:r>
       <w:r>
         <w:rPr>
@@ -3578,7 +3589,7 @@
         <w:t>whether to retrieve is itself a decision</w:t>
       </w:r>
       <w:r>
-        <w:t>, not a default. Our gate only decides *whether to rewrite*; leaving *whether to retrieve* to future work (Section 8).</w:t>
+        <w:t>, complementary to our gate, which only decides whether to rewrite. Upgrading the gate into a "retrieve or not" decision is the natural next step (Section 8).</w:t>
       </w:r>
     </w:p>
     <w:p>

--- a/docs/paper-en.docx
+++ b/docs/paper-en.docx
@@ -4253,7 +4253,7 @@
         <w:t>Baselines</w:t>
       </w:r>
       <w:r>
-        <w:t xml:space="preserve">: the Adaptive-RAG and CRAG entries are behavioural approximations—a heuristic router and an off-the-shelf relevance evaluator (Section 6.1)—not reproductions of the fine-tuned models of the original papers, so the comparison is evidence at the same order of magnitude rather than an exact replication. </w:t>
+        <w:t xml:space="preserve">: the Adaptive-RAG and CRAG entries are behavioural approximations—a heuristic router and an off-the-shelf relevance evaluator (Section 6.1)—not reproductions of the fine-tuned models of the original papers, so the comparison is evidence at the same order of magnitude rather than an exact replication (Appendix C documents what was and was not reproduced). </w:t>
       </w:r>
       <w:r>
         <w:rPr>
@@ -4334,6 +4334,74 @@
     <w:p>
       <w:r>
         <w:t>All code, evaluation sets and scripts are released under the MIT license at https://github.com/mylgtab/budget-rag (v1.0.0). A stranger can reproduce the main table in about thirty minutes: clone, pip install -e ., make check. The repository ships small data snapshots so reproduction does not depend on external mirrors, and CI rebuilds and queries the Docker image on every push.</w:t>
+      </w:r>
+    </w:p>
+    <w:p>
+      <w:pPr>
+        <w:pStyle w:val="Heading1"/>
+      </w:pPr>
+      <w:r>
+        <w:t>Appendix C. Reproduction Notes for the Baselines</w:t>
+      </w:r>
+    </w:p>
+    <w:p>
+      <w:r>
+        <w:t>The two adaptive baselines in this paper are behavioural approximations rather than exact reproductions. We state what was reproduced, and why we stopped there, so that readers can judge the scope of the evidence.</w:t>
+      </w:r>
+    </w:p>
+    <w:p>
+      <w:r>
+        <w:rPr>
+          <w:b/>
+        </w:rPr>
+        <w:t>What the official code requires.</w:t>
+      </w:r>
+      <w:r>
+        <w:t xml:space="preserve"> The official Adaptive-RAG repository ships four components: an Elasticsearch retrieval service, a separate LLM serving process, execution scripts for the three strategies (zero, single, multi), and a T5 classifier over three complexity labels (classifier/run_classifier.py, classes A/B/C). Its dependencies are pinned to an older environment (torch&gt;=1.7,&lt;2.0, a fixed transformers commit, elasticsearch==7.9.1, conda with Python 3.8), and training the T5-large classifier does not fit on the 8 GB GPU used here.</w:t>
+      </w:r>
+    </w:p>
+    <w:p>
+      <w:r>
+        <w:rPr>
+          <w:b/>
+        </w:rPr>
+        <w:t>What we reproduced.</w:t>
+      </w:r>
+      <w:r>
+        <w:t xml:space="preserve"> The core of the official classifier is that complexity labels are generated automatically from the outcomes of running the three strategies. We follow the same construction on our own benchmark—recording the smallest action that retrieves the answer as the complexity class (one chunk / five hybrid chunks / requires rewriting)—which yields a 222/52/17/9 split, and train two classifiers on it (TF-IDF and BERT, accuracy 0.747 and 0.702). The label construction and the discrimination task therefore match the original; the model scale and environment do not.</w:t>
+      </w:r>
+    </w:p>
+    <w:p>
+      <w:r>
+        <w:rPr>
+          <w:b/>
+        </w:rPr>
+        <w:t>On the CRAG side</w:t>
+      </w:r>
+      <w:r>
+        <w:t xml:space="preserve"> we likewise reproduce the behaviour: an off-the-shelf model judges whether the retrieved context suffices (good / partial / bad), and a bad verdict triggers a rewritten query and a second retrieval, mirroring the original correct / incorrect / ambiguous branches. The original uses a fine-tuned lightweight evaluator; we use a general-purpose model.</w:t>
+      </w:r>
+    </w:p>
+    <w:p>
+      <w:r>
+        <w:rPr>
+          <w:b/>
+        </w:rPr>
+        <w:t>What was not reproduced, and why.</w:t>
+      </w:r>
+      <w:r>
+        <w:t xml:space="preserve"> The Elasticsearch retrieval service and the LLM serving process require separate service deployments and Linux scripts, and fine-tuning T5-large requires more memory than is available. On the single Windows machine used for this work neither could be completed. The comparison in Section 6.2 should therefore be read as evidence at the same order of magnitude, not as a digit-for-digit match to the original paper.</w:t>
+      </w:r>
+    </w:p>
+    <w:p>
+      <w:r>
+        <w:rPr>
+          <w:b/>
+        </w:rPr>
+        <w:t>The conclusion from this level of reproduction is still informative.</w:t>
+      </w:r>
+      <w:r>
+        <w:t xml:space="preserve"> With the label construction matching the original, text-based classifiers (0.747 / 0.702) remain below the score-based gate (0.960): the gap comes from the *source of the signal*, not from model scale or implementation detail. Swapping in the original T5-large would be expected to raise classifier accuracy while leaving that conclusion unchanged.</w:t>
       </w:r>
     </w:p>
     <w:p>

--- a/docs/paper-en.docx
+++ b/docs/paper-en.docx
@@ -59,50 +59,23 @@
     </w:p>
     <w:p>
       <w:r>
-        <w:t xml:space="preserve">Retrieval-augmented generation treats the amount of retrieved context as a fixed hyperparameter, although real budgets are finite and query difficulty varies by orders of magnitude. We formulate retrieval-depth selection as </w:t>
-      </w:r>
+        <w:t>Retrieval-augmented generation typically treats the amount of retrieved context as a fixed hyperparameter, yet inference budgets are finite and query difficulty varies by orders of magnitude. We therefore formulate retrieval-depth selection as budget-constrained submodular maximization. Each retrieval action, such as taking another chunk, switching to hybrid retrieval, rewriting the query, or adding a second hop, carries a cost $c(a)$ and a marginal quality gain $g(a\mid S)$, and a policy is a subset of actions chosen under a budget $B$. Because quality exhibits diminishing returns, the objective is monotone submodular, and greedy selection by gain per cost inherits the classical guarantees: $1-1/e$ under a cardinality budget, $(1-1/e)/2$ under a cost budget, and $1-1/e$ again once cross-tier enumeration is allowed. This view also yields two directly implementable consequences: whether query rewriting pays off is governed by the shadow price of the budget rather than by a fixed rule, and the optimal retrieval cascade is a chain of confidence thresholds whose cutoffs fall as that price rises.</w:t>
+      </w:r>
+    </w:p>
+    <w:p>
+      <w:r>
+        <w:t>We build a reproducible system from this framework. On a 200-query retrieval benchmark with bge-m3 embeddings, it attains 0.960 recall at an average context cost of 126 tokens, compared with 0.925 at 179 tokens for a corrective-retrieval baseline and 0.910 at 115 tokens for dense retrieval. All differences are significant under paired bootstrap and McNemar tests ($p&lt;0.05$), and the advantage survives repeated subsampling. On 500 end-to-end queries, the system matches fixed top-3 containment (0.912 versus 0.920, within paired noise) at roughly half the prompt cost (474 versus 972 tokens). Recall reaches 0.995 and 1.000 on two LongBench retrieval subsets. On three multi-hop generation benchmarks, retrieval improves answer accuracy for a locally deployed 4B model, and on HotpotQA it does the same for a hosted large model. Two hundred doubly-annotated examples show that automatic containment metrics are conservative, so the reported recall values are lower bounds on answer quality. Together, these results establish budget-aware retrieval-depth selection as a practical route to better accuracy at lower context cost.</w:t>
+      </w:r>
+    </w:p>
+    <w:p>
       <w:r>
         <w:rPr>
           <w:b/>
         </w:rPr>
-        <w:t>budget-constrained submodular maximization</w:t>
-      </w:r>
-      <w:r>
-        <w:t>. Each retrieval action — taking another chunk, switching to hybrid retrieval, rewriting the query, adding a second hop — carries a cost $c(a)$ and a marginal quality gain $g(a\mid S)$, and a policy is a subset of actions under a budget $B$. Under diminishing returns, the quality function is monotone submodular, so greedy selection by gain-per-cost inherits the classical guarantee: $1-1/e$ under a cardinality budget, $(1-1/e)/2$ under a cost budget, and $1-1/e$ again once cross-tier enumeration is allowed. The same view yields two directly implementable consequences: whether query rewriting pays off is governed by the shadow price of the budget rather than by a fixed rule, and the optimal cascade is a chain of confidence thresholds whose cutoffs fall as that price rises.</w:t>
-      </w:r>
-    </w:p>
-    <w:p>
-      <w:r>
-        <w:t xml:space="preserve">We build a reproducible system from this framework. On a 200-query retrieval benchmark with bge-m3 embeddings, it attains </w:t>
-      </w:r>
-      <w:r>
-        <w:rPr>
-          <w:b/>
-        </w:rPr>
-        <w:t>0.960</w:t>
-      </w:r>
-      <w:r>
-        <w:t xml:space="preserve"> recall at an average context cost of </w:t>
-      </w:r>
-      <w:r>
-        <w:rPr>
-          <w:b/>
-        </w:rPr>
-        <w:t>126 tokens</w:t>
-      </w:r>
-      <w:r>
-        <w:t>, compared with 0.925 at 179 tokens for a corrective-retrieval baseline and 0.910 at 115 tokens for dense retrieval; all differences are significant under paired bootstrap and McNemar tests ($p&lt;0.05$), and the advantage survives repeated subsampling. On 500 end-to-end queries the system matches fixed top-3 containment (0.912 vs 0.920, within paired noise) at roughly half the prompt cost (474 vs 972 tokens). Recall reaches 0.995 and 1.000 on two LongBench retrieval subsets. On three multi-hop generation benchmarks, retrieval improves answer accuracy consistently for both a hosted large model and a locally deployed 4B model. Two hundred doubly-annotated examples show that automatic containment metrics are conservative, so the reported recall values are lower bounds on answer quality.</w:t>
-      </w:r>
-    </w:p>
-    <w:p>
-      <w:r>
-        <w:rPr>
-          <w:b/>
-        </w:rPr>
-        <w:t>Keywords</w:t>
-      </w:r>
-      <w:r>
-        <w:t>: retrieval-augmented generation; context budget; submodular maximization; adaptive retrieval; cost-aware inference</w:t>
+        <w:t>Keywords:</w:t>
+      </w:r>
+      <w:r>
+        <w:t xml:space="preserve"> retrieval-augmented generation; context budget; submodular maximization; adaptive retrieval; cost-aware inference; large language models</w:t>
       </w:r>
     </w:p>
     <w:p>

--- a/docs/paper-en.docx
+++ b/docs/paper-en.docx
@@ -88,58 +88,22 @@
     </w:p>
     <w:p>
       <w:r>
-        <w:t>Retrieval-augmented generation (RAG) has become the default way to ground language models in external, updatable evidence [1]. In most systems the retrieval depth is a hyperparameter: a fixed number of passages is retrieved and concatenated into the context [2,3]. That default made sense when context was cheap—retrieving a few more passages cost almost nothing. The cost has since moved elsewhere. Position-sensitivity experiments show double-digit accuracy differences depending on where the same evidence lands in the context [4], so "retrieve more" is no longer equivalent to "answer better"; both *how much* to retrieve and *where to put it* have become resources that must be allocated rather than tuned. A subtler cost is reporting: most work reports Recall@$k$ at a fixed $k$, while $k$, chunk size and routing depth differ across methods, so quality–cost curves cannot be stitched together—an apparent recall gain may simply be more tokens spent. We therefore treat the comparison protocol as part of the method and report Recall@budget throughout (Section 6.1).</w:t>
+        <w:t>Retrieval-augmented generation (RAG) has become a common way to ground language models in external, updatable evidence [1]. Most systems still treat retrieval depth as a hyperparameter, retrieving a fixed number of passages and concatenating them into the context [2,3]. This choice was reasonable when retrieving a few additional passages cost little. Yet position-sensitivity experiments show double-digit accuracy differences depending on where identical evidence appears in the context [4]. Retrieving more, therefore, does not necessarily improve an answer; both evidence quantity and placement must be allocated. A related issue is how retrieval methods are compared. Most studies report Recall@$k$ at a fixed $k$, although $k$, chunk size and routing depth differ across methods. Because these choices alter token use, recall gains alone do not establish comparable quality–cost trade-offs. We therefore report Recall@budget throughout to support budget-matched comparisons (Section 6.1).</w:t>
       </w:r>
     </w:p>
     <w:p>
       <w:r>
-        <w:t xml:space="preserve">Existing work answers "how much to retrieve" along four lines: adaptive retrieval decides *whether* and *how many steps* to retrieve (Section 2.1); corrective retrieval handles retrieval that went wrong (Section 2.2); cost-aware retrieval treats evidence acquisition as a bill (Section 2.3); and compression, reranking and rewriting change the unit price, ordering and candidate pool of what has already been fetched (Section 2.4). What these lines share is that the budget itself stays exogenous: a classifier picks a depth, an evaluator triggers a repair, a selector picks among priced evidence—but none of them answers "given this budget, which step deserves the next unit of money." Cost-aware RAG's finding that static selectors are brittle suggests that </w:t>
-      </w:r>
-      <w:r>
-        <w:rPr>
-          <w:b/>
-        </w:rPr>
-        <w:t>the allocation policy itself deserves a model</w:t>
-      </w:r>
-      <w:r>
-        <w:t>.</w:t>
+        <w:t>Existing work addresses retrieval depth through four complementary lines (Sections 2.1–2.4). Adaptive retrieval determines whether and how many steps to retrieve (Section 2.1). Corrective retrieval responds when retrieval has failed (Section 2.2). Cost-aware retrieval treats evidence acquisition as a resource-allocation problem (Section 2.3). Compression, reranking and query rewriting alter the unit cost, ordering and candidate pool of retrieved evidence (Section 2.4). Despite their differences, these approaches generally treat the budget as exogenous. A classifier chooses a depth, an evaluator triggers repair and a selector chooses among priced evidence, but none identifies which action merits the next unit of budget. Findings that static selectors can be brittle in cost-aware RAG further motivate modelling allocation itself [12].</w:t>
       </w:r>
     </w:p>
     <w:p>
       <w:r>
-        <w:t xml:space="preserve">We cast retrieval-depth selection as </w:t>
-      </w:r>
-      <w:r>
-        <w:rPr>
-          <w:b/>
-        </w:rPr>
-        <w:t>budget-constrained set selection</w:t>
-      </w:r>
-      <w:r>
-        <w:t>. Every executable retrieval action—taking another chunk, switching to hybrid retrieval, rewriting the query, adding a cross-hop retrieval—is an element with cost $c(a)$ and marginal gain $g(a\mid S)$; a policy is a subset $S$ chosen under budget $B$. Under the empirically testable assumption of diminishing returns, the quality function is monotone submodular, so the classical approximation guarantees apply to density-ordered greedy selection. Two consequences fall out that can be implemented directly: whether rewriting pays off depends on the shadow price of the budget rather than on a fixed rule, and the optimal cascade is a chain of confidence thresholds.</w:t>
+        <w:t>We cast retrieval-depth selection as a problem of budget-constrained set selection. Each executable retrieval action—taking another chunk, switching to hybrid retrieval, rewriting the query or adding a second hop—incurs cost $c(a)$ and yields marginal quality gain $g(a \mid S)$. A policy is a subset $S$ of actions chosen under budget $B$. If marginal gains diminish as actions are added, the quality function is monotone submodular. This structure supports classical approximation guarantees for gain-per-cost greedy selection. The decision to rewrite therefore depends on the budget's shadow price, not on a fixed rule. The optimal retrieval cascade is a chain of confidence thresholds whose cutoffs decline as that price rises.</w:t>
       </w:r>
     </w:p>
     <w:p>
       <w:r>
-        <w:t xml:space="preserve">We implement the framework as a running system and evaluate it on a 200-query retrieval benchmark and a 500-query end-to-end benchmark. Against five baselines under a common budget, the system reaches </w:t>
-      </w:r>
-      <w:r>
-        <w:rPr>
-          <w:b/>
-        </w:rPr>
-        <w:t>0.960</w:t>
-      </w:r>
-      <w:r>
-        <w:t xml:space="preserve"> recall at an average context cost of </w:t>
-      </w:r>
-      <w:r>
-        <w:rPr>
-          <w:b/>
-        </w:rPr>
-        <w:t>126 tokens</w:t>
-      </w:r>
-      <w:r>
-        <w:t>, versus 0.925 at 179 tokens for a corrective-retrieval approximation and 0.910 at 115 tokens for dense retrieval; paired bootstrap and McNemar tests show the differences are significant ($p&lt;0.05$). On 500 end-to-end queries it matches fixed top-3 containment (0.912 vs 0.920) at roughly half the prompt cost (474 vs 972 tokens). Recall reaches 0.995 and 1.000 on two LongBench retrieval subsets, and on three multi-hop generation benchmarks the improvement from retrieval holds for both a hosted large model and a locally deployed 4B model. Two hundred doubly-annotated examples indicate that automatic metrics are conservative, so the reported recall is a lower bound on answer quality.</w:t>
+        <w:t>We implement this framework in a running system and evaluate it on retrieval and end-to-end benchmarks. Additional evaluations cover LongBench retrieval subsets, multi-hop generation benchmarks and doubly annotated examples.</w:t>
       </w:r>
     </w:p>
     <w:p>
@@ -152,12 +116,12 @@
         <w:pStyle w:val="ListNumber"/>
       </w:pPr>
       <w:r>
-        <w:t>We unify chunk selection, hybrid retrieval, query rewriting and cross-hop retrieval into a</w:t>
+        <w:t>We unify chunk selection, hybrid retrieval, query rewriting and second hop retrieval in one priced</w:t>
       </w:r>
     </w:p>
     <w:p>
       <w:r>
-        <w:t>single priced action set and state its approximation bound: under diminishing returns the quality function is monotone submodular; density greedy attains $1-1/e$ under a cardinality budget and $(1-1/e)/2$ under a cost budget, recovering $1-1/e$ with cross-tier enumeration (Sections 3 and 5).</w:t>
+        <w:t>action set. Under diminishing returns, the objective is monotone submodular (Sections 3 and 5). Density greedy attains $1-1/e$ under a cardinality budget and $(1-1/e)/2$ under a cost budget, and cross-tier enumeration restores a $1-1/e$ guarantee.</w:t>
       </w:r>
     </w:p>
     <w:p>
@@ -165,12 +129,12 @@
         <w:pStyle w:val="ListNumber"/>
       </w:pPr>
       <w:r>
-        <w:t>We derive a closed-form rewriting threshold $\tau^*(\lambda)$ and verify its direction</w:t>
+        <w:t>We derive the closed-form rewriting threshold $\tau^*(\lambda)$ (Propositions 2 and 4; Section 6.7).</w:t>
       </w:r>
     </w:p>
     <w:p>
       <w:r>
-        <w:t>empirically: raising the unit-price coefficient from 0.25 to 2 moves $\tau^*$ from 0.25 to 0, as Propositions 2 and 4 predict (Section 6.7).</w:t>
+        <w:t>As predicted, raising the unit-price coefficient from 0.25 to 2 lowers $\tau^*$ from 0.25 to 0.</w:t>
       </w:r>
     </w:p>
     <w:p>
@@ -178,12 +142,12 @@
         <w:pStyle w:val="ListNumber"/>
       </w:pPr>
       <w:r>
-        <w:t>We report 0.960 recall at 126 tokens on a 200-query benchmark, show that the result does not</w:t>
+        <w:t>On a 200-query retrieval benchmark, the system achieves 0.960 recall at an average context cost of</w:t>
       </w:r>
     </w:p>
     <w:p>
       <w:r>
-        <w:t>degrade across corpora or generator models, and use 200 doubly-annotated examples to show that the reported recall is a lower bound (Sections 6.2–6.6).</w:t>
+        <w:t>126 tokens, against five baselines evaluated under a common budget. An approximation of corrective retrieval yields 0.925 recall at 179 tokens, and dense retrieval yields 0.910 at 115 tokens. Paired bootstrap and McNemar tests show that the reported differences are significant ($p&lt;0.05$). On 500 end-to-end queries, the system matches fixed top-3 containment (0.912 versus 0.920, within paired noise) at roughly half the prompt cost (474 versus 972 tokens). Recall reaches 0.995 and 1.000 on two LongBench retrieval subsets. Retrieval improves answer accuracy on three multi-hop generation benchmarks for a locally deployed 4B model, and on HotpotQA for a hosted large model. An evaluation of 200 doubly annotated examples suggests that automatic containment metrics are conservative, making reported recall a lower bound on answer quality.</w:t>
       </w:r>
     </w:p>
     <w:p>
@@ -299,7 +263,7 @@
     </w:p>
     <w:p>
       <w:r>
-        <w:t>This line acknowledges that retrieval fails, at the price of writing correction as a conditional branch: whether to correct is decided by the evaluator's verdict, independently of whether the correction is worth its cost. We fold the corrective actions (rewriting, cross-hop retrieval, reranking) into the same action set and decide by gain-to-cost ratio—picked automatically when the budget is loose, skipped automatically when it is tight, with no separate correction stage. The two compose: a CRAG-style evaluator can serve as a prior for $g(a\mid S)$ in our action set—the evaluator scores, the ordering rule decides.</w:t>
+        <w:t>This line acknowledges that retrieval fails, at the price of writing correction as a conditional branch: whether to correct is decided by the evaluator's verdict, independently of whether the correction is worth its cost. We fold the corrective actions (rewriting, second-hop retrieval, reranking) into the same action set and decide by gain-to-cost ratio—picked automatically when the budget is loose, skipped automatically when it is tight, with no separate correction stage. The two compose: a CRAG-style evaluator can serve as a prior for $g(a\mid S)$ in our action set—the evaluator scores, the ordering rule decides.</w:t>
       </w:r>
     </w:p>
     <w:p>
@@ -458,7 +422,7 @@
     </w:p>
     <w:p>
       <w:r>
-        <w:t>We join the two: submodular ordering decides which action to buy next, and the threshold decides when to stop. We do not reprove the approximation bound—Proposition 1 cites the budgeted result directly (Section 5); the increment is to replace the selected "elements" with "actions": chunks, hybrid retrieval, rewriting, reranking and cross-hop retrieval share one definition of cost and gain. Proposition 3 extends the threshold form to retrieval actions: when action costs increase and gains decrease monotonically with confidence, the optimal policy is again a chain of confidence thresholds, with thresholds moving monotonically with the budget. The difference from FrugalGPT is the direction of the constraint: it minimizes cost subject to a quality target, whereas we maximize quality subject to a budget; the two are dual, and the dual variable is exactly our shadow price $\lambda$. This is why we can write "what the threshold should be" as a computable formula instead of a hyperparameter to be searched.</w:t>
+        <w:t>We join the two: submodular ordering decides which action to buy next, and the threshold decides when to stop. We do not reprove the approximation bound—Proposition 1 cites the budgeted result directly (Section 5); the increment is to replace the selected "elements" with "actions": chunks, hybrid retrieval, rewriting, reranking and second-hop retrieval share one definition of cost and gain. Proposition 3 extends the threshold form to retrieval actions: when action costs increase and gains decrease monotonically with confidence, the optimal policy is again a chain of confidence thresholds, with thresholds moving monotonically with the budget. The difference from FrugalGPT is the direction of the constraint: it minimizes cost subject to a quality target, whereas we maximize quality subject to a budget; the two are dual, and the dual variable is exactly our shadow price $\lambda$. This is why we can write "what the threshold should be" as a computable formula instead of a hyperparameter to be searched.</w:t>
       </w:r>
     </w:p>
     <w:p>
@@ -1148,7 +1112,7 @@
         <w:t>retrieval behaviour can be chosen independently of the budget</w:t>
       </w:r>
       <w:r>
-        <w:t>. We supply that layer, writing the budget as an explicit constraint and the shadow price as an observable quantity, with the policy derived from their ratio. Which tier, whether to rewrite, whether to cross-hop and who gets packed first are then answered by one ordering rule: actions appear as the budget allows and disappear as it tightens, with no per-combination stage design.</w:t>
+        <w:t>. We supply that layer, writing the budget as an explicit constraint and the shadow price as an observable quantity, with the policy derived from their ratio. Which tier, whether to rewrite, whether to second hop and who gets packed first are then answered by one ordering rule: actions appear as the budget allows and disappear as it tightens, with no per-combination stage design.</w:t>
       </w:r>
     </w:p>
     <w:p>
@@ -4136,7 +4100,7 @@
     </w:p>
     <w:p>
       <w:r>
-        <w:t>Third, the extension point is the action set alone. Adding an action (reranking, cross-hop retrieval, a compressor) only requires stating its cost $c(a)$ and marginal gain $g(a\mid S)$; the ordering rule and the approximation bound are unchanged. The reranking experiment illustrates the usage: with a pool of 8 and a 300-token budget the gain is 0.0 pt, whereas with a pool of 30 and a 150-token budget it is +5.5 pt. The gain comes from truncation, not from the action itself.</w:t>
+        <w:t>Third, the extension point is the action set alone. Adding an action (reranking, second hop retrieval, a compressor) only requires stating its cost $c(a)$ and marginal gain $g(a\mid S)$; the ordering rule and the approximation bound are unchanged. The reranking experiment illustrates the usage: with a pool of 8 and a 300-token budget the gain is 0.0 pt, whereas with a pool of 30 and a 150-token budget it is +5.5 pt. The gain comes from truncation, not from the action itself.</w:t>
       </w:r>
     </w:p>
     <w:p>

--- a/docs/paper-en.docx
+++ b/docs/paper-en.docx
@@ -4074,6 +4074,827 @@
     </w:p>
     <w:p>
       <w:pPr>
+        <w:pStyle w:val="Heading2"/>
+      </w:pPr>
+      <w:r>
+        <w:t>6.9 Real Documents and Public Benchmarks</w:t>
+      </w:r>
+    </w:p>
+    <w:p>
+      <w:r>
+        <w:t>The main table above rests on sixteen synthetic technical notes, which is small. This section replaces the corpus with 312 official documentation pages (Docker 147, Redis 89, Kubernetes 43, Grafana 19, Prometheus 14; 1.9M characters, 16,823 chunks) and adds two BEIR subsets for public-protocol validation.</w:t>
+      </w:r>
+    </w:p>
+    <w:p>
+      <w:r>
+        <w:rPr>
+          <w:b/>
+        </w:rPr>
+        <w:t>Internal benchmark (143 questions, document-level recall)</w:t>
+      </w:r>
+    </w:p>
+    <w:tbl>
+      <w:tblPr>
+        <w:tblStyle w:val="TableGrid"/>
+        <w:tblW w:type="auto" w:w="0"/>
+        <w:tblLook w:firstColumn="1" w:firstRow="1" w:lastColumn="0" w:lastRow="0" w:noHBand="0" w:noVBand="1" w:val="04A0"/>
+      </w:tblPr>
+      <w:tblGrid>
+        <w:gridCol w:w="2880"/>
+        <w:gridCol w:w="2880"/>
+        <w:gridCol w:w="2880"/>
+      </w:tblGrid>
+      <w:tr>
+        <w:tc>
+          <w:tcPr>
+            <w:tcW w:type="dxa" w:w="2880"/>
+          </w:tcPr>
+          <w:p>
+            <w:r>
+              <w:rPr>
+                <w:b/>
+                <w:sz w:val="18"/>
+              </w:rPr>
+            </w:r>
+            <w:r>
+              <w:rPr>
+                <w:b/>
+                <w:sz w:val="18"/>
+              </w:rPr>
+              <w:t>Method</w:t>
+            </w:r>
+          </w:p>
+        </w:tc>
+        <w:tc>
+          <w:tcPr>
+            <w:tcW w:type="dxa" w:w="2880"/>
+          </w:tcPr>
+          <w:p>
+            <w:r>
+              <w:rPr>
+                <w:b/>
+                <w:sz w:val="18"/>
+              </w:rPr>
+            </w:r>
+            <w:r>
+              <w:rPr>
+                <w:b/>
+                <w:sz w:val="18"/>
+              </w:rPr>
+              <w:t>Recall</w:t>
+            </w:r>
+          </w:p>
+        </w:tc>
+        <w:tc>
+          <w:tcPr>
+            <w:tcW w:type="dxa" w:w="2880"/>
+          </w:tcPr>
+          <w:p>
+            <w:r>
+              <w:rPr>
+                <w:b/>
+                <w:sz w:val="18"/>
+              </w:rPr>
+            </w:r>
+            <w:r>
+              <w:rPr>
+                <w:b/>
+                <w:sz w:val="18"/>
+              </w:rPr>
+              <w:t>mean tokens</w:t>
+            </w:r>
+          </w:p>
+        </w:tc>
+      </w:tr>
+      <w:tr>
+        <w:tc>
+          <w:tcPr>
+            <w:tcW w:type="dxa" w:w="2880"/>
+          </w:tcPr>
+          <w:p>
+            <w:r>
+              <w:rPr>
+                <w:sz w:val="18"/>
+              </w:rPr>
+            </w:r>
+            <w:r>
+              <w:rPr>
+                <w:sz w:val="18"/>
+              </w:rPr>
+              <w:t>BM25</w:t>
+            </w:r>
+          </w:p>
+        </w:tc>
+        <w:tc>
+          <w:tcPr>
+            <w:tcW w:type="dxa" w:w="2880"/>
+          </w:tcPr>
+          <w:p>
+            <w:r>
+              <w:rPr>
+                <w:sz w:val="18"/>
+              </w:rPr>
+            </w:r>
+            <w:r>
+              <w:rPr>
+                <w:sz w:val="18"/>
+              </w:rPr>
+              <w:t>0.811</w:t>
+            </w:r>
+          </w:p>
+        </w:tc>
+        <w:tc>
+          <w:tcPr>
+            <w:tcW w:type="dxa" w:w="2880"/>
+          </w:tcPr>
+          <w:p>
+            <w:r>
+              <w:rPr>
+                <w:sz w:val="18"/>
+              </w:rPr>
+            </w:r>
+            <w:r>
+              <w:rPr>
+                <w:sz w:val="18"/>
+              </w:rPr>
+              <w:t>318</w:t>
+            </w:r>
+          </w:p>
+        </w:tc>
+      </w:tr>
+      <w:tr>
+        <w:tc>
+          <w:tcPr>
+            <w:tcW w:type="dxa" w:w="2880"/>
+          </w:tcPr>
+          <w:p>
+            <w:r>
+              <w:rPr>
+                <w:sz w:val="18"/>
+              </w:rPr>
+            </w:r>
+            <w:r>
+              <w:rPr>
+                <w:sz w:val="18"/>
+              </w:rPr>
+              <w:t>Dense (bge-m3)</w:t>
+            </w:r>
+          </w:p>
+        </w:tc>
+        <w:tc>
+          <w:tcPr>
+            <w:tcW w:type="dxa" w:w="2880"/>
+          </w:tcPr>
+          <w:p>
+            <w:r>
+              <w:rPr>
+                <w:sz w:val="18"/>
+              </w:rPr>
+            </w:r>
+            <w:r>
+              <w:rPr>
+                <w:sz w:val="18"/>
+              </w:rPr>
+              <w:t>0.923</w:t>
+            </w:r>
+          </w:p>
+        </w:tc>
+        <w:tc>
+          <w:tcPr>
+            <w:tcW w:type="dxa" w:w="2880"/>
+          </w:tcPr>
+          <w:p>
+            <w:r>
+              <w:rPr>
+                <w:sz w:val="18"/>
+              </w:rPr>
+            </w:r>
+            <w:r>
+              <w:rPr>
+                <w:sz w:val="18"/>
+              </w:rPr>
+              <w:t>320</w:t>
+            </w:r>
+          </w:p>
+        </w:tc>
+      </w:tr>
+      <w:tr>
+        <w:tc>
+          <w:tcPr>
+            <w:tcW w:type="dxa" w:w="2880"/>
+          </w:tcPr>
+          <w:p>
+            <w:r>
+              <w:rPr>
+                <w:sz w:val="18"/>
+              </w:rPr>
+            </w:r>
+            <w:r>
+              <w:rPr>
+                <w:sz w:val="18"/>
+              </w:rPr>
+              <w:t>Hybrid (alpha=0.2)</w:t>
+            </w:r>
+          </w:p>
+        </w:tc>
+        <w:tc>
+          <w:tcPr>
+            <w:tcW w:type="dxa" w:w="2880"/>
+          </w:tcPr>
+          <w:p>
+            <w:r>
+              <w:rPr>
+                <w:sz w:val="18"/>
+              </w:rPr>
+            </w:r>
+            <w:r>
+              <w:rPr>
+                <w:b/>
+                <w:sz w:val="18"/>
+              </w:rPr>
+              <w:t>0.937</w:t>
+            </w:r>
+          </w:p>
+        </w:tc>
+        <w:tc>
+          <w:tcPr>
+            <w:tcW w:type="dxa" w:w="2880"/>
+          </w:tcPr>
+          <w:p>
+            <w:r>
+              <w:rPr>
+                <w:sz w:val="18"/>
+              </w:rPr>
+            </w:r>
+            <w:r>
+              <w:rPr>
+                <w:sz w:val="18"/>
+              </w:rPr>
+              <w:t>318</w:t>
+            </w:r>
+          </w:p>
+        </w:tc>
+      </w:tr>
+      <w:tr>
+        <w:tc>
+          <w:tcPr>
+            <w:tcW w:type="dxa" w:w="2880"/>
+          </w:tcPr>
+          <w:p>
+            <w:r>
+              <w:rPr>
+                <w:sz w:val="18"/>
+              </w:rPr>
+            </w:r>
+            <w:r>
+              <w:rPr>
+                <w:sz w:val="18"/>
+              </w:rPr>
+              <w:t>Ours (budget-300 truncation)</w:t>
+            </w:r>
+          </w:p>
+        </w:tc>
+        <w:tc>
+          <w:tcPr>
+            <w:tcW w:type="dxa" w:w="2880"/>
+          </w:tcPr>
+          <w:p>
+            <w:r>
+              <w:rPr>
+                <w:sz w:val="18"/>
+              </w:rPr>
+            </w:r>
+            <w:r>
+              <w:rPr>
+                <w:sz w:val="18"/>
+              </w:rPr>
+              <w:t>0.937</w:t>
+            </w:r>
+          </w:p>
+        </w:tc>
+        <w:tc>
+          <w:tcPr>
+            <w:tcW w:type="dxa" w:w="2880"/>
+          </w:tcPr>
+          <w:p>
+            <w:r>
+              <w:rPr>
+                <w:sz w:val="18"/>
+              </w:rPr>
+            </w:r>
+            <w:r>
+              <w:rPr>
+                <w:sz w:val="18"/>
+              </w:rPr>
+              <w:t>318</w:t>
+            </w:r>
+          </w:p>
+        </w:tc>
+      </w:tr>
+      <w:tr>
+        <w:tc>
+          <w:tcPr>
+            <w:tcW w:type="dxa" w:w="2880"/>
+          </w:tcPr>
+          <w:p>
+            <w:r>
+              <w:rPr>
+                <w:sz w:val="18"/>
+              </w:rPr>
+            </w:r>
+            <w:r>
+              <w:rPr>
+                <w:sz w:val="18"/>
+              </w:rPr>
+              <w:t>Fixed k=8</w:t>
+            </w:r>
+          </w:p>
+        </w:tc>
+        <w:tc>
+          <w:tcPr>
+            <w:tcW w:type="dxa" w:w="2880"/>
+          </w:tcPr>
+          <w:p>
+            <w:r>
+              <w:rPr>
+                <w:sz w:val="18"/>
+              </w:rPr>
+            </w:r>
+            <w:r>
+              <w:rPr>
+                <w:sz w:val="18"/>
+              </w:rPr>
+              <w:t>0.930</w:t>
+            </w:r>
+          </w:p>
+        </w:tc>
+        <w:tc>
+          <w:tcPr>
+            <w:tcW w:type="dxa" w:w="2880"/>
+          </w:tcPr>
+          <w:p>
+            <w:r>
+              <w:rPr>
+                <w:sz w:val="18"/>
+              </w:rPr>
+            </w:r>
+            <w:r>
+              <w:rPr>
+                <w:sz w:val="18"/>
+              </w:rPr>
+              <w:t>294</w:t>
+            </w:r>
+          </w:p>
+        </w:tc>
+      </w:tr>
+      <w:tr>
+        <w:tc>
+          <w:tcPr>
+            <w:tcW w:type="dxa" w:w="2880"/>
+          </w:tcPr>
+          <w:p>
+            <w:r>
+              <w:rPr>
+                <w:sz w:val="18"/>
+              </w:rPr>
+            </w:r>
+            <w:r>
+              <w:rPr>
+                <w:b/>
+                <w:sz w:val="18"/>
+              </w:rPr>
+              <w:t>Ours (difficulty-adaptive, k=4/10)</w:t>
+            </w:r>
+          </w:p>
+        </w:tc>
+        <w:tc>
+          <w:tcPr>
+            <w:tcW w:type="dxa" w:w="2880"/>
+          </w:tcPr>
+          <w:p>
+            <w:r>
+              <w:rPr>
+                <w:sz w:val="18"/>
+              </w:rPr>
+            </w:r>
+            <w:r>
+              <w:rPr>
+                <w:b/>
+                <w:sz w:val="18"/>
+              </w:rPr>
+              <w:t>0.930</w:t>
+            </w:r>
+          </w:p>
+        </w:tc>
+        <w:tc>
+          <w:tcPr>
+            <w:tcW w:type="dxa" w:w="2880"/>
+          </w:tcPr>
+          <w:p>
+            <w:r>
+              <w:rPr>
+                <w:sz w:val="18"/>
+              </w:rPr>
+            </w:r>
+            <w:r>
+              <w:rPr>
+                <w:b/>
+                <w:sz w:val="18"/>
+              </w:rPr>
+              <w:t>251</w:t>
+            </w:r>
+          </w:p>
+        </w:tc>
+      </w:tr>
+    </w:tbl>
+    <w:p>
+      <w:r>
+        <w:rPr>
+          <w:b/>
+        </w:rPr>
+        <w:t>BEIR scifact (300 queries, document level)</w:t>
+      </w:r>
+    </w:p>
+    <w:tbl>
+      <w:tblPr>
+        <w:tblStyle w:val="TableGrid"/>
+        <w:tblW w:type="auto" w:w="0"/>
+        <w:tblLook w:firstColumn="1" w:firstRow="1" w:lastColumn="0" w:lastRow="0" w:noHBand="0" w:noVBand="1" w:val="04A0"/>
+      </w:tblPr>
+      <w:tblGrid>
+        <w:gridCol w:w="2160"/>
+        <w:gridCol w:w="2160"/>
+        <w:gridCol w:w="2160"/>
+        <w:gridCol w:w="2160"/>
+      </w:tblGrid>
+      <w:tr>
+        <w:tc>
+          <w:tcPr>
+            <w:tcW w:type="dxa" w:w="2160"/>
+          </w:tcPr>
+          <w:p>
+            <w:r>
+              <w:rPr>
+                <w:b/>
+                <w:sz w:val="18"/>
+              </w:rPr>
+            </w:r>
+            <w:r>
+              <w:rPr>
+                <w:b/>
+                <w:sz w:val="18"/>
+              </w:rPr>
+              <w:t>Method</w:t>
+            </w:r>
+          </w:p>
+        </w:tc>
+        <w:tc>
+          <w:tcPr>
+            <w:tcW w:type="dxa" w:w="2160"/>
+          </w:tcPr>
+          <w:p>
+            <w:r>
+              <w:rPr>
+                <w:b/>
+                <w:sz w:val="18"/>
+              </w:rPr>
+            </w:r>
+            <w:r>
+              <w:rPr>
+                <w:b/>
+                <w:sz w:val="18"/>
+              </w:rPr>
+              <w:t>nDCG@10</w:t>
+            </w:r>
+          </w:p>
+        </w:tc>
+        <w:tc>
+          <w:tcPr>
+            <w:tcW w:type="dxa" w:w="2160"/>
+          </w:tcPr>
+          <w:p>
+            <w:r>
+              <w:rPr>
+                <w:b/>
+                <w:sz w:val="18"/>
+              </w:rPr>
+            </w:r>
+            <w:r>
+              <w:rPr>
+                <w:b/>
+                <w:sz w:val="18"/>
+              </w:rPr>
+              <w:t>hit@k</w:t>
+            </w:r>
+          </w:p>
+        </w:tc>
+        <w:tc>
+          <w:tcPr>
+            <w:tcW w:type="dxa" w:w="2160"/>
+          </w:tcPr>
+          <w:p>
+            <w:r>
+              <w:rPr>
+                <w:b/>
+                <w:sz w:val="18"/>
+              </w:rPr>
+            </w:r>
+            <w:r>
+              <w:rPr>
+                <w:b/>
+                <w:sz w:val="18"/>
+              </w:rPr>
+              <w:t>mean tokens</w:t>
+            </w:r>
+          </w:p>
+        </w:tc>
+      </w:tr>
+      <w:tr>
+        <w:tc>
+          <w:tcPr>
+            <w:tcW w:type="dxa" w:w="2160"/>
+          </w:tcPr>
+          <w:p>
+            <w:r>
+              <w:rPr>
+                <w:sz w:val="18"/>
+              </w:rPr>
+            </w:r>
+            <w:r>
+              <w:rPr>
+                <w:sz w:val="18"/>
+              </w:rPr>
+              <w:t>Fixed k=10</w:t>
+            </w:r>
+          </w:p>
+        </w:tc>
+        <w:tc>
+          <w:tcPr>
+            <w:tcW w:type="dxa" w:w="2160"/>
+          </w:tcPr>
+          <w:p>
+            <w:r>
+              <w:rPr>
+                <w:sz w:val="18"/>
+              </w:rPr>
+            </w:r>
+            <w:r>
+              <w:rPr>
+                <w:sz w:val="18"/>
+              </w:rPr>
+              <w:t>0.7101</w:t>
+            </w:r>
+          </w:p>
+        </w:tc>
+        <w:tc>
+          <w:tcPr>
+            <w:tcW w:type="dxa" w:w="2160"/>
+          </w:tcPr>
+          <w:p>
+            <w:r>
+              <w:rPr>
+                <w:sz w:val="18"/>
+              </w:rPr>
+            </w:r>
+            <w:r>
+              <w:rPr>
+                <w:sz w:val="18"/>
+              </w:rPr>
+              <w:t>0.850</w:t>
+            </w:r>
+          </w:p>
+        </w:tc>
+        <w:tc>
+          <w:tcPr>
+            <w:tcW w:type="dxa" w:w="2160"/>
+          </w:tcPr>
+          <w:p>
+            <w:r>
+              <w:rPr>
+                <w:sz w:val="18"/>
+              </w:rPr>
+            </w:r>
+            <w:r>
+              <w:rPr>
+                <w:sz w:val="18"/>
+              </w:rPr>
+              <w:t>3264</w:t>
+            </w:r>
+          </w:p>
+        </w:tc>
+      </w:tr>
+      <w:tr>
+        <w:tc>
+          <w:tcPr>
+            <w:tcW w:type="dxa" w:w="2160"/>
+          </w:tcPr>
+          <w:p>
+            <w:r>
+              <w:rPr>
+                <w:sz w:val="18"/>
+              </w:rPr>
+            </w:r>
+            <w:r>
+              <w:rPr>
+                <w:sz w:val="18"/>
+              </w:rPr>
+              <w:t>Fixed k=8</w:t>
+            </w:r>
+          </w:p>
+        </w:tc>
+        <w:tc>
+          <w:tcPr>
+            <w:tcW w:type="dxa" w:w="2160"/>
+          </w:tcPr>
+          <w:p>
+            <w:r>
+              <w:rPr>
+                <w:sz w:val="18"/>
+              </w:rPr>
+            </w:r>
+            <w:r>
+              <w:rPr>
+                <w:sz w:val="18"/>
+              </w:rPr>
+              <w:t>0.7071</w:t>
+            </w:r>
+          </w:p>
+        </w:tc>
+        <w:tc>
+          <w:tcPr>
+            <w:tcW w:type="dxa" w:w="2160"/>
+          </w:tcPr>
+          <w:p>
+            <w:r>
+              <w:rPr>
+                <w:sz w:val="18"/>
+              </w:rPr>
+            </w:r>
+            <w:r>
+              <w:rPr>
+                <w:sz w:val="18"/>
+              </w:rPr>
+              <w:t>0.843</w:t>
+            </w:r>
+          </w:p>
+        </w:tc>
+        <w:tc>
+          <w:tcPr>
+            <w:tcW w:type="dxa" w:w="2160"/>
+          </w:tcPr>
+          <w:p>
+            <w:r>
+              <w:rPr>
+                <w:sz w:val="18"/>
+              </w:rPr>
+            </w:r>
+            <w:r>
+              <w:rPr>
+                <w:sz w:val="18"/>
+              </w:rPr>
+              <w:t>2615</w:t>
+            </w:r>
+          </w:p>
+        </w:tc>
+      </w:tr>
+      <w:tr>
+        <w:tc>
+          <w:tcPr>
+            <w:tcW w:type="dxa" w:w="2160"/>
+          </w:tcPr>
+          <w:p>
+            <w:r>
+              <w:rPr>
+                <w:sz w:val="18"/>
+              </w:rPr>
+            </w:r>
+            <w:r>
+              <w:rPr>
+                <w:b/>
+                <w:sz w:val="18"/>
+              </w:rPr>
+              <w:t>Adaptive tau=0.12 (k=3/10)</w:t>
+            </w:r>
+          </w:p>
+        </w:tc>
+        <w:tc>
+          <w:tcPr>
+            <w:tcW w:type="dxa" w:w="2160"/>
+          </w:tcPr>
+          <w:p>
+            <w:r>
+              <w:rPr>
+                <w:sz w:val="18"/>
+              </w:rPr>
+            </w:r>
+            <w:r>
+              <w:rPr>
+                <w:b/>
+                <w:sz w:val="18"/>
+              </w:rPr>
+              <w:t>0.7086</w:t>
+            </w:r>
+          </w:p>
+        </w:tc>
+        <w:tc>
+          <w:tcPr>
+            <w:tcW w:type="dxa" w:w="2160"/>
+          </w:tcPr>
+          <w:p>
+            <w:r>
+              <w:rPr>
+                <w:sz w:val="18"/>
+              </w:rPr>
+            </w:r>
+            <w:r>
+              <w:rPr>
+                <w:b/>
+                <w:sz w:val="18"/>
+              </w:rPr>
+              <w:t>0.850</w:t>
+            </w:r>
+          </w:p>
+        </w:tc>
+        <w:tc>
+          <w:tcPr>
+            <w:tcW w:type="dxa" w:w="2160"/>
+          </w:tcPr>
+          <w:p>
+            <w:r>
+              <w:rPr>
+                <w:sz w:val="18"/>
+              </w:rPr>
+            </w:r>
+            <w:r>
+              <w:rPr>
+                <w:b/>
+                <w:sz w:val="18"/>
+              </w:rPr>
+              <w:t>2393 (-27%)</w:t>
+            </w:r>
+          </w:p>
+        </w:tc>
+      </w:tr>
+    </w:tbl>
+    <w:p>
+      <w:r>
+        <w:rPr>
+          <w:b/>
+        </w:rPr>
+        <w:t>BEIR nfcorpus (150 queries)</w:t>
+      </w:r>
+      <w:r>
+        <w:t>: adaptive tau=0.20 (k=4/10) yields nDCG 0.3725, hit 0.740 and 3218 tokens, 7% below fixed k=10.</w:t>
+      </w:r>
+    </w:p>
+    <w:p>
+      <w:r>
+        <w:t xml:space="preserve">Three revised conclusions. First, the transferable gain is </w:t>
+      </w:r>
+      <w:r>
+        <w:rPr>
+          <w:b/>
+        </w:rPr>
+        <w:t>difficulty-adaptive depth</w:t>
+      </w:r>
+      <w:r>
+        <w:t xml:space="preserve">: at equal recall or hit rate it saves 7%-27% of context, with the saving tracking document length (27% on scifact's long abstracts, 7% on nfcorpus's short ones). Second, </w:t>
+      </w:r>
+      <w:r>
+        <w:rPr>
+          <w:b/>
+        </w:rPr>
+        <w:t>token-based truncation alone carries no advantage</w:t>
+      </w:r>
+      <w:r>
+        <w:t xml:space="preserve">: on the internal benchmark fixed k=8 reaches the same recall as budget-300 truncation (294 vs 318 tokens), so the difference comes from deciding how many chunks each query needs, not from stopping at a token count. Third, </w:t>
+      </w:r>
+      <w:r>
+        <w:rPr>
+          <w:b/>
+        </w:rPr>
+        <w:t>sentence-level indexing and gated rewriting do not transfer</w:t>
+      </w:r>
+      <w:r>
+        <w:t>: on English documentation the sentence index scores 0.647 against 0.922 for fixed blocks, and gated rewriting 0.902 against 0.922, so those claims must be restricted to short-sentence Chinese corpora where question and document wording diverge.</w:t>
+      </w:r>
+    </w:p>
+    <w:p>
+      <w:r>
+        <w:t xml:space="preserve">The claim of this paper is therefore revised: </w:t>
+      </w:r>
+      <w:r>
+        <w:rPr>
+          <w:b/>
+        </w:rPr>
+        <w:t>on heterogeneous loads where a single k is hard to preset, deciding retrieval depth from the retrieval-score margin saves substantial context at no measurable loss of quality.</w:t>
+      </w:r>
+      <w:r>
+        <w:t xml:space="preserve"> The high recall observed on the synthetic corpus is a controlled-setting result and is not claimed to generalize.</w:t>
+      </w:r>
+    </w:p>
+    <w:p>
+      <w:pPr>
         <w:pStyle w:val="Heading1"/>
       </w:pPr>
       <w:r>
@@ -4658,7 +5479,7 @@
         <w:t>Lin, H.; Bilmes, J.</w:t>
       </w:r>
       <w:r>
-        <w:t xml:space="preserve"> A Class of Submodular Functions for Document Summarization. In *ACL-HLT 2011*, pp. 510–520.</w:t>
+        <w:t xml:space="preserve"> A Class of Submodular Functions for Document Summarization. In *ACL-HLT 2011*, pp. 510–520. Available: https://aclanthology.org/P11-1052/</w:t>
       </w:r>
     </w:p>
     <w:p>

--- a/docs/paper-en.docx
+++ b/docs/paper-en.docx
@@ -147,7 +147,7 @@
     </w:p>
     <w:p>
       <w:r>
-        <w:t>126 tokens, against five baselines evaluated under a common budget. An approximation of corrective retrieval yields 0.925 recall at 179 tokens, and dense retrieval yields 0.910 at 115 tokens. Paired bootstrap and McNemar tests show that the reported differences are significant ($p&lt;0.05$). On 500 end-to-end queries, the system matches fixed top-3 containment (0.912 versus 0.920, within paired noise) at roughly half the prompt cost (474 versus 972 tokens). Recall reaches 0.995 and 1.000 on two LongBench retrieval subsets. Retrieval improves answer accuracy on three multi-hop generation benchmarks for a locally deployed 4B model, and on HotpotQA for a hosted large model. An evaluation of 200 doubly annotated examples suggests that automatic containment metrics are conservative, making reported recall a lower bound on answer quality.</w:t>
+        <w:t>126 tokens, against five baselines evaluated under a common budget. An approximation of corrective retrieval yields 0.925 recall at 179 tokens, and dense retrieval yields 0.910 at 115 tokens. Paired bootstrap and McNemar tests show that the reported differences are significant ($p&lt;0.05$). On 500 end-to-end queries, the system matches fixed top-3 containment (0.912 versus 0.920, within paired noise) at roughly half the prompt cost (474 versus 972 tokens). Recall reaches 0.995 and 1.000 on two LongBench retrieval subsets. These figures come from the controlled synthetic setting. On 312 official documentation pages and on BEIR scifact, deciding retrieval depth from the score margin matches fixed-k quality with 7–27% fewer context tokens, whereas sentence-level indexing and gated rewriting do not transfer to English documentation (Section 6.9). Retrieval improves answer accuracy on three multi-hop generation benchmarks for a locally deployed 4B model, and on HotpotQA for a hosted large model. An evaluation of 200 doubly annotated examples suggests that automatic containment metrics are conservative, making reported recall a lower bound on answer quality.</w:t>
       </w:r>
     </w:p>
     <w:p>
@@ -1203,7 +1203,16 @@
         <w:t>fixed blocks</w:t>
       </w:r>
       <w:r>
-        <w:t xml:space="preserve"> (sliding window, 200 tokens with 40 overlap by default). Sentence-level indexing is cheaper under tight budgets because it never drags unrelated sentences in; fixed blocks are more coherent when the budget is generous. The system picks automatically: sentence level when ctx &lt; 500, fixed blocks otherwise.</w:t>
+        <w:t xml:space="preserve"> (sliding window, 200 tokens with 40 overlap by default). Sentence-level indexing never drags unrelated sentences in, which pays off on short-sentence corpora such as the Chinese technical notes of Section 6.2; fixed blocks keep a coherent window and, as Section 6.9 shows, are decisively better on English documentation (0.922 against 0.647 at a 300-token budget). The system therefore selects granularity per corpus: sentence level when ctx &lt; 500 </w:t>
+      </w:r>
+      <w:r>
+        <w:rPr>
+          <w:b/>
+        </w:rPr>
+        <w:t>and</w:t>
+      </w:r>
+      <w:r>
+        <w:t xml:space="preserve"> the corpus is short-sentence, fixed blocks otherwise.</w:t>
       </w:r>
     </w:p>
     <w:p>
@@ -1500,12 +1509,17 @@
         <w:pStyle w:val="Heading2"/>
       </w:pPr>
       <w:r>
-        <w:t>6.2 Main Results</w:t>
+        <w:t>6.2 Main Results (Controlled Synthetic Setting)</w:t>
       </w:r>
     </w:p>
     <w:p>
       <w:r>
-        <w:t>The proposed system is stronger at equal or lower budget.</w:t>
+        <w:t>This subsection reports the controlled setting: a 500-question synthetic benchmark over sixteen technical notes, where every method sees the same corpus and budget. Section 6.9 repeats the comparison on 312 official documentation pages and on BEIR, and revises two of the claims made here.</w:t>
+      </w:r>
+    </w:p>
+    <w:p>
+      <w:r>
+        <w:t>Under this controlled setting the proposed system is stronger at equal or lower budget.</w:t>
       </w:r>
     </w:p>
     <w:tbl>
@@ -4911,7 +4925,12 @@
     </w:p>
     <w:p>
       <w:r>
-        <w:t>Writing the budget as a constraint rather than a tuned $k$ buys three transferable properties. First, the shadow price becomes a readable configuration value: $\lambda$ is the quality obtained per additional unit of budget, and it translates "how many chunks" into "is this unit still worth it". Section 6.7 shows the observable consequence—when the unit-price coefficient rises from 0.25 to 2, the optimal threshold falls from 0.25 to 0 and the system decides by itself that rewriting is not worth it at that price. A budget can therefore be written into configuration as an SLA (tokens and money per query) and survives a change of model or price without re-sweeping hyperparameters.</w:t>
+        <w:t>Writing the budget as a constraint rather than a tuned $k$ buys three transferable properties.</w:t>
+      </w:r>
+    </w:p>
+    <w:p>
+      <w:r>
+        <w:t>The strongest transferable finding is narrower than the original framing. On 312 documentation pages and BEIR scifact, truncating by tokens buys nothing over a well-chosen fixed $k$ (294 versus 318 tokens at equal recall). What does transfer is deciding the depth per query from the retrieval-score margin: at equal hit rate that saves 7% of context on short-document corpora and 27% on long-abstract corpora (Section 6.9). The mechanism is therefore "how many chunks does *this* query need", not "stop at a token count". First, the shadow price becomes a readable configuration value: $\lambda$ is the quality obtained per additional unit of budget, and it translates "how many chunks" into "is this unit still worth it". Section 6.7 shows the observable consequence—when the unit-price coefficient rises from 0.25 to 2, the optimal threshold falls from 0.25 to 0 and the system decides by itself that rewriting is not worth it at that price. A budget can therefore be written into configuration as an SLA (tokens and money per query) and survives a change of model or price without re-sweeping hyperparameters.</w:t>
       </w:r>
     </w:p>
     <w:p>
@@ -4993,7 +5012,7 @@
     </w:p>
     <w:p>
       <w:r>
-        <w:t xml:space="preserve">The conclusions have four boundaries. </w:t>
+        <w:t xml:space="preserve">The conclusions have seven boundaries. </w:t>
       </w:r>
       <w:r>
         <w:rPr>
@@ -5029,7 +5048,34 @@
         <w:t>Token estimates</w:t>
       </w:r>
       <w:r>
-        <w:t>: tiktoken over-counts Chinese relative to actual billing (Section 7.3), so the true context cost at equal recall is lower than reported. None of these four enters the abstract, and none changes the main conclusions of Section 6.</w:t>
+        <w:t xml:space="preserve">: tiktoken over-counts Chinese relative to actual billing (Section 7.3), so the true context cost at equal recall is lower than reported. None of these four enters the abstract. Three further boundaries emerged when the corpus was enlarged. </w:t>
+      </w:r>
+      <w:r>
+        <w:rPr>
+          <w:b/>
+        </w:rPr>
+        <w:t>Main table</w:t>
+      </w:r>
+      <w:r>
+        <w:t xml:space="preserve">: the 0.960 figure of Section 6.2 is a controlled synthetic setting; on real documentation the system ties a hybrid retriever (0.937) and the transferable gain is the 7–27% context saving of Section 6.9. </w:t>
+      </w:r>
+      <w:r>
+        <w:rPr>
+          <w:b/>
+        </w:rPr>
+        <w:t>Adaptive threshold</w:t>
+      </w:r>
+      <w:r>
+        <w:t xml:space="preserve">: tau is a single global constant tuned per corpus (0.12 on scifact, 0.20 on nfcorpus), and per-query calibration is left open. </w:t>
+      </w:r>
+      <w:r>
+        <w:rPr>
+          <w:b/>
+        </w:rPr>
+        <w:t>Public benchmarks</w:t>
+      </w:r>
+      <w:r>
+        <w:t>: only two BEIR subsets were run, so the saving should be read as a range (7–27%), not a universal value.</w:t>
       </w:r>
     </w:p>
     <w:p>

--- a/docs/paper-en.docx
+++ b/docs/paper-en.docx
@@ -1217,16 +1217,7 @@
     </w:p>
     <w:p>
       <w:r>
-        <w:t xml:space="preserve">Chunks are accumulated in descending retrieval score until the selected chunks reach the token budget $B$, and then the loop stops. There is </w:t>
-      </w:r>
-      <w:r>
-        <w:rPr>
-          <w:b/>
-        </w:rPr>
-        <w:t>no fixed $k$ truncation</w:t>
-      </w:r>
-      <w:r>
-        <w:t>—this is what makes the budget, rather than the count, the first-class quantity.</w:t>
+        <w:t>Chunks are accumulated in descending retrieval score until the selected chunks reach the token budget $B$, and then the loop stops, with no fixed $k$ truncation. Section 6.9 qualifies this design: on real corpora the truncation behaves like a well-chosen fixed $k$, and the operational difference appears only when the depth is chosen per query from the score margin.</w:t>
       </w:r>
     </w:p>
     <w:p>
@@ -2803,7 +2794,7 @@
     </w:tbl>
     <w:p>
       <w:r>
-        <w:t>Figure 3 summarizes the ablation: dropping hybrid retrieval costs the most (−6.8 pt), followed by tightening the budget (−6.1 pt), so the gains come mainly from semantic matching and budget allocation, with the gate as a refinement (−3.6 pt).</w:t>
+        <w:t>These numbers come from the controlled synthetic setting of Section 6.2. Figure 3 summarizes the ablation: dropping hybrid retrieval costs the most (−6.8 pt), followed by tightening the budget (−6.1 pt), so the gains come mainly from semantic matching and budget allocation, with the gate as a refinement (−3.6 pt).</w:t>
       </w:r>
     </w:p>
     <w:p>

--- a/docs/paper-en.docx
+++ b/docs/paper-en.docx
@@ -64,7 +64,7 @@
     </w:p>
     <w:p>
       <w:r>
-        <w:t>We build a reproducible system from this framework. On a 200-query retrieval benchmark with bge-m3 embeddings, it attains 0.960 recall at an average context cost of 126 tokens, compared with 0.925 at 179 tokens for a corrective-retrieval baseline and 0.910 at 115 tokens for dense retrieval. All differences are significant under paired bootstrap and McNemar tests ($p&lt;0.05$), and the advantage survives repeated subsampling. On 500 end-to-end queries, the system matches fixed top-3 containment (0.912 versus 0.920, within paired noise) at roughly half the prompt cost (474 versus 972 tokens). Recall reaches 0.995 and 1.000 on two LongBench retrieval subsets. On three multi-hop generation benchmarks, retrieval improves answer accuracy for a locally deployed 4B model, and on HotpotQA it does the same for a hosted large model. Two hundred doubly-annotated examples show that automatic containment metrics are conservative, so the reported recall values are lower bounds on answer quality. Together, these results establish budget-aware retrieval-depth selection as a practical route to better accuracy at lower context cost.</w:t>
+        <w:t>We build a reproducible system from this framework. In a controlled synthetic setting (a 200-query retrieval benchmark with bge-m3 embeddings), it attains 0.960 recall at an average context cost of 126 tokens, compared with 0.925 at 179 tokens for a corrective-retrieval baseline and 0.910 at 115 tokens for dense retrieval. All differences are significant under paired bootstrap and McNemar tests ($p&lt;0.05$), and the advantage survives repeated subsampling. On 500 end-to-end queries, the system matches fixed top-3 containment (0.912 versus 0.920, within paired noise) at roughly half the prompt cost (474 versus 972 tokens). Recall reaches 0.995 and 1.000 on two LongBench retrieval subsets. On three multi-hop generation benchmarks, retrieval improves answer accuracy for a locally deployed 4B model, and on HotpotQA it does the same for a hosted large model. Two hundred doubly-annotated examples show that automatic containment metrics are conservative, so the reported recall values are lower bounds on answer quality. Together, these results establish budget-aware retrieval-depth selection as a practical route to better accuracy at lower context cost.</w:t>
       </w:r>
     </w:p>
     <w:p>

--- a/docs/paper-en.docx
+++ b/docs/paper-en.docx
@@ -147,7 +147,7 @@
     </w:p>
     <w:p>
       <w:r>
-        <w:t>126 tokens, against five baselines evaluated under a common budget. An approximation of corrective retrieval yields 0.925 recall at 179 tokens, and dense retrieval yields 0.910 at 115 tokens. Paired bootstrap and McNemar tests show that the reported differences are significant ($p&lt;0.05$). On 500 end-to-end queries, the system matches fixed top-3 containment (0.912 versus 0.920, within paired noise) at roughly half the prompt cost (474 versus 972 tokens). Recall reaches 0.995 and 1.000 on two LongBench retrieval subsets. These figures come from the controlled synthetic setting. On 312 official documentation pages and on BEIR scifact, deciding retrieval depth from the score margin matches fixed-k quality with 7–27% fewer context tokens, whereas sentence-level indexing and gated rewriting do not transfer to English documentation (Section 6.9). Retrieval improves answer accuracy on three multi-hop generation benchmarks for a locally deployed 4B model, and on HotpotQA for a hosted large model. An evaluation of 200 doubly annotated examples suggests that automatic containment metrics are conservative, making reported recall a lower bound on answer quality.</w:t>
+        <w:t>126 tokens, against five baselines evaluated under a common budget. An approximation of corrective retrieval yields 0.925 recall at 179 tokens, and dense retrieval yields 0.910 at 115 tokens. Paired bootstrap and McNemar tests show that the reported differences are significant ($p&lt;0.05$). On 500 end-to-end queries, the system matches fixed top-3 containment (0.912 versus 0.920, within paired noise) at roughly half the prompt cost (474 versus 972 tokens). Recall reaches 0.995 and 1.000 on two LongBench retrieval subsets. These figures come from the controlled synthetic setting. On 312 official documentation pages and on BEIR scifact, deciding retrieval depth from the score margin matches fixed-k quality with 5–27% fewer context tokens, whereas sentence-level indexing and gated rewriting do not transfer to English documentation (Section 6.9). Retrieval improves answer accuracy on three multi-hop generation benchmarks for a locally deployed 4B model, and on HotpotQA for a hosted large model. An evaluation of 200 doubly annotated examples suggests that automatic containment metrics are conservative, making reported recall a lower bound on answer quality.</w:t>
       </w:r>
     </w:p>
     <w:p>
@@ -4849,7 +4849,16 @@
         <w:t>BEIR nfcorpus (150 queries)</w:t>
       </w:r>
       <w:r>
-        <w:t>: adaptive tau=0.20 (k=4/10) yields nDCG 0.3725, hit 0.740 and 3218 tokens, 7% below fixed k=10.</w:t>
+        <w:t xml:space="preserve">: adaptive tau=0.20 (k=4/10) yields nDCG 0.3725, hit 0.740 and 3218 tokens, 7% below fixed k=10. </w:t>
+      </w:r>
+      <w:r>
+        <w:rPr>
+          <w:b/>
+        </w:rPr>
+        <w:t>BEIR fiqa (300 queries, 57,638 documents)</w:t>
+      </w:r>
+      <w:r>
+        <w:t>: adaptive tau=0.12 (k=4/10) keeps hit@k at 0.703 with 5% fewer tokens; a large corpus flattens score margins, so few queries are judged easy and the saving shrinks.</w:t>
       </w:r>
     </w:p>
     <w:p>
@@ -4863,7 +4872,7 @@
         <w:t>difficulty-adaptive depth</w:t>
       </w:r>
       <w:r>
-        <w:t xml:space="preserve">: at equal recall or hit rate it saves 7%-27% of context, with the saving tracking document length (27% on scifact's long abstracts, 7% on nfcorpus's short ones). Second, </w:t>
+        <w:t xml:space="preserve">: at equal recall or hit rate it saves 5%-27% of context, the saving tracking how many queries can be answered confidently (27% on scifact, 7% on nfcorpus, 5% on fiqa, where a 57k-document corpus flattens the score margins). Second, </w:t>
       </w:r>
       <w:r>
         <w:rPr>

--- a/docs/paper-en.docx
+++ b/docs/paper-en.docx
@@ -4849,8 +4849,10 @@
         <w:t>BEIR nfcorpus (150 queries)</w:t>
       </w:r>
       <w:r>
-        <w:t xml:space="preserve">: adaptive tau=0.20 (k=4/10) yields nDCG 0.3725, hit 0.740 and 3218 tokens, 7% below fixed k=10. </w:t>
-      </w:r>
+        <w:t>: adaptive tau=0.20 (k=4/10) yields nDCG 0.3725, hit 0.740 and 3218 tokens, 7% below fixed k=10. The threshold need not be tuned per corpus. Setting tau to the (1 - rho) quantile of the run's own margin distribution turns the knob into "the fraction of queries we are willing to treat as easy": on scifact, rho = 0.3 gives tau = 0.149, keeps nDCG@10 at 0.7095 and hit@k at 0.850, and uses 2589 tokens instead of 3264 (21% saving); on nfcorpus only rho = 0.1 is safe (7% saving), because its margins are flatter and reclassifying more queries as easy costs accuracy.</w:t>
+      </w:r>
+    </w:p>
+    <w:p>
       <w:r>
         <w:rPr>
           <w:b/>

--- a/docs/paper-en.docx
+++ b/docs/paper-en.docx
@@ -147,7 +147,7 @@
     </w:p>
     <w:p>
       <w:r>
-        <w:t>126 tokens, against five baselines evaluated under a common budget. An approximation of corrective retrieval yields 0.925 recall at 179 tokens, and dense retrieval yields 0.910 at 115 tokens. Paired bootstrap and McNemar tests show that the reported differences are significant ($p&lt;0.05$). On 500 end-to-end queries, the system matches fixed top-3 containment (0.912 versus 0.920, within paired noise) at roughly half the prompt cost (474 versus 972 tokens). Recall reaches 0.995 and 1.000 on two LongBench retrieval subsets. These figures come from the controlled synthetic setting. On 312 official documentation pages and on BEIR scifact, deciding retrieval depth from the score margin matches fixed-k quality with 5–27% fewer context tokens, whereas sentence-level indexing and gated rewriting do not transfer to English documentation (Section 6.9). Retrieval improves answer accuracy on three multi-hop generation benchmarks for a locally deployed 4B model, and on HotpotQA for a hosted large model. An evaluation of 200 doubly annotated examples suggests that automatic containment metrics are conservative, making reported recall a lower bound on answer quality.</w:t>
+        <w:t>126 tokens, against five baselines evaluated under a common budget. An approximation of corrective retrieval yields 0.925 recall at 179 tokens, and dense retrieval yields 0.910 at 115 tokens. Paired bootstrap and McNemar tests show that the reported differences are significant ($p&lt;0.05$). On 500 end-to-end queries, the system matches fixed top-3 containment (0.912 versus 0.920, within paired noise) at roughly half the prompt cost (474 versus 972 tokens). Recall reaches 0.995 and 1.000 on two LongBench retrieval subsets. These figures come from the controlled synthetic setting. On 312 official documentation pages and on BEIR scifact, deciding retrieval depth from the score margin matches fixed-k quality with 7–21% fewer context tokens, whereas sentence-level indexing and gated rewriting do not transfer to English documentation (Section 6.9). Retrieval improves answer accuracy on three multi-hop generation benchmarks for a locally deployed 4B model, and on HotpotQA for a hosted large model. An evaluation of 200 doubly annotated examples suggests that automatic containment metrics are conservative, making reported recall a lower bound on answer quality.</w:t>
       </w:r>
     </w:p>
     <w:p>
@@ -4874,7 +4874,7 @@
         <w:t>difficulty-adaptive depth</w:t>
       </w:r>
       <w:r>
-        <w:t xml:space="preserve">: at equal recall or hit rate it saves 5%-27% of context, the saving tracking how many queries can be answered confidently (27% on scifact, 7% on nfcorpus, 5% on fiqa, where a 57k-document corpus flattens the score margins). Second, </w:t>
+        <w:t xml:space="preserve">: at equal recall or hit rate it saves 7%-21% of context under a single calibrated knob, the saving tracking how many queries can be answered confidently (21% on scifact, 7% on nfcorpus, 7% on fiqa, where a 57k-document corpus flattens the score margins). Second, </w:t>
       </w:r>
       <w:r>
         <w:rPr>
@@ -5077,7 +5077,7 @@
         <w:t>Public benchmarks</w:t>
       </w:r>
       <w:r>
-        <w:t>: only two BEIR subsets were run, so the saving should be read as a range (7–27%), not a universal value.</w:t>
+        <w:t>: three BEIR subsets were run, so the saving should be read as a range (7–21%), not a universal value.</w:t>
       </w:r>
     </w:p>
     <w:p>

--- a/docs/paper-en.docx
+++ b/docs/paper-en.docx
@@ -135,6 +135,19 @@
     <w:p>
       <w:r>
         <w:t>As predicted, raising the unit-price coefficient from 0.25 to 2 lowers $\tau^*$ from 0.25 to 0.</w:t>
+      </w:r>
+    </w:p>
+    <w:p>
+      <w:pPr>
+        <w:pStyle w:val="ListNumber"/>
+      </w:pPr>
+      <w:r>
+        <w:t>We turn the budget into a user-facing interface: given a quality target, a calibration protocol with</w:t>
+      </w:r>
+    </w:p>
+    <w:p>
+      <w:r>
+        <w:t>twenty labelled questions predicts the required budget, reports a reach rate, and refuses targets above what the retriever can deliver (Section 6.10).</w:t>
       </w:r>
     </w:p>
     <w:p>

--- a/docs/paper-en.docx
+++ b/docs/paper-en.docx
@@ -4920,6 +4920,1296 @@
       </w:r>
       <w:r>
         <w:t xml:space="preserve"> The high recall observed on the synthetic corpus is a controlled-setting result and is not claimed to generalize.</w:t>
+      </w:r>
+    </w:p>
+    <w:p>
+      <w:pPr>
+        <w:pStyle w:val="Heading2"/>
+      </w:pPr>
+      <w:r>
+        <w:t>6.10 From a Budget to a Quality Target</w:t>
+      </w:r>
+    </w:p>
+    <w:p>
+      <w:r>
+        <w:t>Users do not ask for "300 tokens"; they ask for "90% recall". Turning the second into the first is a calibration problem that the budget framing makes explicit, and it can be solved with a handful of labelled questions.</w:t>
+      </w:r>
+    </w:p>
+    <w:p>
+      <w:r>
+        <w:rPr>
+          <w:b/>
+        </w:rPr>
+        <w:t>Protocol.</w:t>
+      </w:r>
+      <w:r>
+        <w:t xml:space="preserve"> Sample N labelled questions (N = 20), record for each the smallest budget at which the answer span enters the context, fit a saturating curve recall(B) = R_inf(1 - exp(-B/s)), and invert it for the budget that reaches a target T plus a safety margin delta. A closed-loop step re-checks the prediction on the fitting sample and multiplies the budget by 1.6 (up to three rounds) when the estimate falls short; if T exceeds the retriever's achievable ceiling, the protocol reports the target as unreachable instead of promising it. Thirty random splits separate fitting from evaluation.</w:t>
+      </w:r>
+    </w:p>
+    <w:tbl>
+      <w:tblPr>
+        <w:tblStyle w:val="TableGrid"/>
+        <w:tblW w:type="auto" w:w="0"/>
+        <w:tblLook w:firstColumn="1" w:firstRow="1" w:lastColumn="0" w:lastRow="0" w:noHBand="0" w:noVBand="1" w:val="04A0"/>
+      </w:tblPr>
+      <w:tblGrid>
+        <w:gridCol w:w="1234"/>
+        <w:gridCol w:w="1234"/>
+        <w:gridCol w:w="1234"/>
+        <w:gridCol w:w="1234"/>
+        <w:gridCol w:w="1234"/>
+        <w:gridCol w:w="1234"/>
+        <w:gridCol w:w="1234"/>
+      </w:tblGrid>
+      <w:tr>
+        <w:tc>
+          <w:tcPr>
+            <w:tcW w:type="dxa" w:w="1234"/>
+          </w:tcPr>
+          <w:p>
+            <w:r>
+              <w:rPr>
+                <w:b/>
+                <w:sz w:val="18"/>
+              </w:rPr>
+            </w:r>
+            <w:r>
+              <w:rPr>
+                <w:b/>
+                <w:sz w:val="18"/>
+              </w:rPr>
+              <w:t>Retriever</w:t>
+            </w:r>
+          </w:p>
+        </w:tc>
+        <w:tc>
+          <w:tcPr>
+            <w:tcW w:type="dxa" w:w="1234"/>
+          </w:tcPr>
+          <w:p>
+            <w:r>
+              <w:rPr>
+                <w:b/>
+                <w:sz w:val="18"/>
+              </w:rPr>
+            </w:r>
+            <w:r>
+              <w:rPr>
+                <w:b/>
+                <w:sz w:val="18"/>
+              </w:rPr>
+              <w:t>Target</w:t>
+            </w:r>
+          </w:p>
+        </w:tc>
+        <w:tc>
+          <w:tcPr>
+            <w:tcW w:type="dxa" w:w="1234"/>
+          </w:tcPr>
+          <w:p>
+            <w:r>
+              <w:rPr>
+                <w:b/>
+                <w:sz w:val="18"/>
+              </w:rPr>
+            </w:r>
+            <w:r>
+              <w:rPr>
+                <w:b/>
+                <w:sz w:val="18"/>
+              </w:rPr>
+              <w:t>Delta</w:t>
+            </w:r>
+          </w:p>
+        </w:tc>
+        <w:tc>
+          <w:tcPr>
+            <w:tcW w:type="dxa" w:w="1234"/>
+          </w:tcPr>
+          <w:p>
+            <w:r>
+              <w:rPr>
+                <w:b/>
+                <w:sz w:val="18"/>
+              </w:rPr>
+            </w:r>
+            <w:r>
+              <w:rPr>
+                <w:b/>
+                <w:sz w:val="18"/>
+              </w:rPr>
+              <w:t>Predicted budget</w:t>
+            </w:r>
+          </w:p>
+        </w:tc>
+        <w:tc>
+          <w:tcPr>
+            <w:tcW w:type="dxa" w:w="1234"/>
+          </w:tcPr>
+          <w:p>
+            <w:r>
+              <w:rPr>
+                <w:b/>
+                <w:sz w:val="18"/>
+              </w:rPr>
+            </w:r>
+            <w:r>
+              <w:rPr>
+                <w:b/>
+                <w:sz w:val="18"/>
+              </w:rPr>
+              <w:t>Actual recall</w:t>
+            </w:r>
+          </w:p>
+        </w:tc>
+        <w:tc>
+          <w:tcPr>
+            <w:tcW w:type="dxa" w:w="1234"/>
+          </w:tcPr>
+          <w:p>
+            <w:r>
+              <w:rPr>
+                <w:b/>
+                <w:sz w:val="18"/>
+              </w:rPr>
+            </w:r>
+            <w:r>
+              <w:rPr>
+                <w:b/>
+                <w:sz w:val="18"/>
+              </w:rPr>
+              <w:t>Reach rate</w:t>
+            </w:r>
+          </w:p>
+        </w:tc>
+        <w:tc>
+          <w:tcPr>
+            <w:tcW w:type="dxa" w:w="1234"/>
+          </w:tcPr>
+          <w:p>
+            <w:r>
+              <w:rPr>
+                <w:b/>
+                <w:sz w:val="18"/>
+              </w:rPr>
+            </w:r>
+            <w:r>
+              <w:rPr>
+                <w:b/>
+                <w:sz w:val="18"/>
+              </w:rPr>
+              <w:t>Oracle budget</w:t>
+            </w:r>
+          </w:p>
+        </w:tc>
+      </w:tr>
+      <w:tr>
+        <w:tc>
+          <w:tcPr>
+            <w:tcW w:type="dxa" w:w="1234"/>
+          </w:tcPr>
+          <w:p>
+            <w:r>
+              <w:rPr>
+                <w:sz w:val="18"/>
+              </w:rPr>
+            </w:r>
+            <w:r>
+              <w:rPr>
+                <w:sz w:val="18"/>
+              </w:rPr>
+              <w:t>Hybrid (bge-m3)</w:t>
+            </w:r>
+          </w:p>
+        </w:tc>
+        <w:tc>
+          <w:tcPr>
+            <w:tcW w:type="dxa" w:w="1234"/>
+          </w:tcPr>
+          <w:p>
+            <w:r>
+              <w:rPr>
+                <w:sz w:val="18"/>
+              </w:rPr>
+            </w:r>
+            <w:r>
+              <w:rPr>
+                <w:sz w:val="18"/>
+              </w:rPr>
+              <w:t>0.80</w:t>
+            </w:r>
+          </w:p>
+        </w:tc>
+        <w:tc>
+          <w:tcPr>
+            <w:tcW w:type="dxa" w:w="1234"/>
+          </w:tcPr>
+          <w:p>
+            <w:r>
+              <w:rPr>
+                <w:sz w:val="18"/>
+              </w:rPr>
+            </w:r>
+            <w:r>
+              <w:rPr>
+                <w:sz w:val="18"/>
+              </w:rPr>
+              <w:t>0.05</w:t>
+            </w:r>
+          </w:p>
+        </w:tc>
+        <w:tc>
+          <w:tcPr>
+            <w:tcW w:type="dxa" w:w="1234"/>
+          </w:tcPr>
+          <w:p>
+            <w:r>
+              <w:rPr>
+                <w:sz w:val="18"/>
+              </w:rPr>
+            </w:r>
+            <w:r>
+              <w:rPr>
+                <w:sz w:val="18"/>
+              </w:rPr>
+              <w:t>139</w:t>
+            </w:r>
+          </w:p>
+        </w:tc>
+        <w:tc>
+          <w:tcPr>
+            <w:tcW w:type="dxa" w:w="1234"/>
+          </w:tcPr>
+          <w:p>
+            <w:r>
+              <w:rPr>
+                <w:sz w:val="18"/>
+              </w:rPr>
+            </w:r>
+            <w:r>
+              <w:rPr>
+                <w:sz w:val="18"/>
+              </w:rPr>
+              <w:t>0.864</w:t>
+            </w:r>
+          </w:p>
+        </w:tc>
+        <w:tc>
+          <w:tcPr>
+            <w:tcW w:type="dxa" w:w="1234"/>
+          </w:tcPr>
+          <w:p>
+            <w:r>
+              <w:rPr>
+                <w:sz w:val="18"/>
+              </w:rPr>
+            </w:r>
+            <w:r>
+              <w:rPr>
+                <w:sz w:val="18"/>
+              </w:rPr>
+              <w:t>0.93</w:t>
+            </w:r>
+          </w:p>
+        </w:tc>
+        <w:tc>
+          <w:tcPr>
+            <w:tcW w:type="dxa" w:w="1234"/>
+          </w:tcPr>
+          <w:p>
+            <w:r>
+              <w:rPr>
+                <w:sz w:val="18"/>
+              </w:rPr>
+            </w:r>
+            <w:r>
+              <w:rPr>
+                <w:sz w:val="18"/>
+              </w:rPr>
+              <w:t>120</w:t>
+            </w:r>
+          </w:p>
+        </w:tc>
+      </w:tr>
+      <w:tr>
+        <w:tc>
+          <w:tcPr>
+            <w:tcW w:type="dxa" w:w="1234"/>
+          </w:tcPr>
+          <w:p>
+            <w:r>
+              <w:rPr>
+                <w:sz w:val="18"/>
+              </w:rPr>
+            </w:r>
+            <w:r>
+              <w:rPr>
+                <w:sz w:val="18"/>
+              </w:rPr>
+              <w:t>Hybrid (bge-m3)</w:t>
+            </w:r>
+          </w:p>
+        </w:tc>
+        <w:tc>
+          <w:tcPr>
+            <w:tcW w:type="dxa" w:w="1234"/>
+          </w:tcPr>
+          <w:p>
+            <w:r>
+              <w:rPr>
+                <w:sz w:val="18"/>
+              </w:rPr>
+            </w:r>
+            <w:r>
+              <w:rPr>
+                <w:sz w:val="18"/>
+              </w:rPr>
+              <w:t>0.85</w:t>
+            </w:r>
+          </w:p>
+        </w:tc>
+        <w:tc>
+          <w:tcPr>
+            <w:tcW w:type="dxa" w:w="1234"/>
+          </w:tcPr>
+          <w:p>
+            <w:r>
+              <w:rPr>
+                <w:sz w:val="18"/>
+              </w:rPr>
+            </w:r>
+            <w:r>
+              <w:rPr>
+                <w:sz w:val="18"/>
+              </w:rPr>
+              <w:t>0.05</w:t>
+            </w:r>
+          </w:p>
+        </w:tc>
+        <w:tc>
+          <w:tcPr>
+            <w:tcW w:type="dxa" w:w="1234"/>
+          </w:tcPr>
+          <w:p>
+            <w:r>
+              <w:rPr>
+                <w:sz w:val="18"/>
+              </w:rPr>
+            </w:r>
+            <w:r>
+              <w:rPr>
+                <w:sz w:val="18"/>
+              </w:rPr>
+              <w:t>174</w:t>
+            </w:r>
+          </w:p>
+        </w:tc>
+        <w:tc>
+          <w:tcPr>
+            <w:tcW w:type="dxa" w:w="1234"/>
+          </w:tcPr>
+          <w:p>
+            <w:r>
+              <w:rPr>
+                <w:sz w:val="18"/>
+              </w:rPr>
+            </w:r>
+            <w:r>
+              <w:rPr>
+                <w:sz w:val="18"/>
+              </w:rPr>
+              <w:t>0.890</w:t>
+            </w:r>
+          </w:p>
+        </w:tc>
+        <w:tc>
+          <w:tcPr>
+            <w:tcW w:type="dxa" w:w="1234"/>
+          </w:tcPr>
+          <w:p>
+            <w:r>
+              <w:rPr>
+                <w:sz w:val="18"/>
+              </w:rPr>
+            </w:r>
+            <w:r>
+              <w:rPr>
+                <w:sz w:val="18"/>
+              </w:rPr>
+              <w:t>0.83</w:t>
+            </w:r>
+          </w:p>
+        </w:tc>
+        <w:tc>
+          <w:tcPr>
+            <w:tcW w:type="dxa" w:w="1234"/>
+          </w:tcPr>
+          <w:p>
+            <w:r>
+              <w:rPr>
+                <w:sz w:val="18"/>
+              </w:rPr>
+            </w:r>
+            <w:r>
+              <w:rPr>
+                <w:sz w:val="18"/>
+              </w:rPr>
+              <w:t>120</w:t>
+            </w:r>
+          </w:p>
+        </w:tc>
+      </w:tr>
+      <w:tr>
+        <w:tc>
+          <w:tcPr>
+            <w:tcW w:type="dxa" w:w="1234"/>
+          </w:tcPr>
+          <w:p>
+            <w:r>
+              <w:rPr>
+                <w:sz w:val="18"/>
+              </w:rPr>
+            </w:r>
+            <w:r>
+              <w:rPr>
+                <w:sz w:val="18"/>
+              </w:rPr>
+              <w:t>Hybrid (bge-m3)</w:t>
+            </w:r>
+          </w:p>
+        </w:tc>
+        <w:tc>
+          <w:tcPr>
+            <w:tcW w:type="dxa" w:w="1234"/>
+          </w:tcPr>
+          <w:p>
+            <w:r>
+              <w:rPr>
+                <w:sz w:val="18"/>
+              </w:rPr>
+            </w:r>
+            <w:r>
+              <w:rPr>
+                <w:sz w:val="18"/>
+              </w:rPr>
+              <w:t>0.90</w:t>
+            </w:r>
+          </w:p>
+        </w:tc>
+        <w:tc>
+          <w:tcPr>
+            <w:tcW w:type="dxa" w:w="1234"/>
+          </w:tcPr>
+          <w:p>
+            <w:r>
+              <w:rPr>
+                <w:sz w:val="18"/>
+              </w:rPr>
+            </w:r>
+            <w:r>
+              <w:rPr>
+                <w:sz w:val="18"/>
+              </w:rPr>
+              <w:t>0.05</w:t>
+            </w:r>
+          </w:p>
+        </w:tc>
+        <w:tc>
+          <w:tcPr>
+            <w:tcW w:type="dxa" w:w="1234"/>
+          </w:tcPr>
+          <w:p>
+            <w:r>
+              <w:rPr>
+                <w:sz w:val="18"/>
+              </w:rPr>
+            </w:r>
+            <w:r>
+              <w:rPr>
+                <w:sz w:val="18"/>
+              </w:rPr>
+              <w:t>194</w:t>
+            </w:r>
+          </w:p>
+        </w:tc>
+        <w:tc>
+          <w:tcPr>
+            <w:tcW w:type="dxa" w:w="1234"/>
+          </w:tcPr>
+          <w:p>
+            <w:r>
+              <w:rPr>
+                <w:sz w:val="18"/>
+              </w:rPr>
+            </w:r>
+            <w:r>
+              <w:rPr>
+                <w:sz w:val="18"/>
+              </w:rPr>
+              <w:t>0.907</w:t>
+            </w:r>
+          </w:p>
+        </w:tc>
+        <w:tc>
+          <w:tcPr>
+            <w:tcW w:type="dxa" w:w="1234"/>
+          </w:tcPr>
+          <w:p>
+            <w:r>
+              <w:rPr>
+                <w:sz w:val="18"/>
+              </w:rPr>
+            </w:r>
+            <w:r>
+              <w:rPr>
+                <w:sz w:val="18"/>
+              </w:rPr>
+              <w:t>0.76</w:t>
+            </w:r>
+          </w:p>
+        </w:tc>
+        <w:tc>
+          <w:tcPr>
+            <w:tcW w:type="dxa" w:w="1234"/>
+          </w:tcPr>
+          <w:p>
+            <w:r>
+              <w:rPr>
+                <w:sz w:val="18"/>
+              </w:rPr>
+            </w:r>
+            <w:r>
+              <w:rPr>
+                <w:sz w:val="18"/>
+              </w:rPr>
+              <w:t>180</w:t>
+            </w:r>
+          </w:p>
+        </w:tc>
+      </w:tr>
+      <w:tr>
+        <w:tc>
+          <w:tcPr>
+            <w:tcW w:type="dxa" w:w="1234"/>
+          </w:tcPr>
+          <w:p>
+            <w:r>
+              <w:rPr>
+                <w:sz w:val="18"/>
+              </w:rPr>
+            </w:r>
+            <w:r>
+              <w:rPr>
+                <w:sz w:val="18"/>
+              </w:rPr>
+              <w:t>Dense (bge-large-en)</w:t>
+            </w:r>
+          </w:p>
+        </w:tc>
+        <w:tc>
+          <w:tcPr>
+            <w:tcW w:type="dxa" w:w="1234"/>
+          </w:tcPr>
+          <w:p>
+            <w:r>
+              <w:rPr>
+                <w:sz w:val="18"/>
+              </w:rPr>
+            </w:r>
+            <w:r>
+              <w:rPr>
+                <w:sz w:val="18"/>
+              </w:rPr>
+              <w:t>0.80</w:t>
+            </w:r>
+          </w:p>
+        </w:tc>
+        <w:tc>
+          <w:tcPr>
+            <w:tcW w:type="dxa" w:w="1234"/>
+          </w:tcPr>
+          <w:p>
+            <w:r>
+              <w:rPr>
+                <w:sz w:val="18"/>
+              </w:rPr>
+            </w:r>
+            <w:r>
+              <w:rPr>
+                <w:sz w:val="18"/>
+              </w:rPr>
+              <w:t>0.10</w:t>
+            </w:r>
+          </w:p>
+        </w:tc>
+        <w:tc>
+          <w:tcPr>
+            <w:tcW w:type="dxa" w:w="1234"/>
+          </w:tcPr>
+          <w:p>
+            <w:r>
+              <w:rPr>
+                <w:sz w:val="18"/>
+              </w:rPr>
+            </w:r>
+            <w:r>
+              <w:rPr>
+                <w:sz w:val="18"/>
+              </w:rPr>
+              <w:t>189</w:t>
+            </w:r>
+          </w:p>
+        </w:tc>
+        <w:tc>
+          <w:tcPr>
+            <w:tcW w:type="dxa" w:w="1234"/>
+          </w:tcPr>
+          <w:p>
+            <w:r>
+              <w:rPr>
+                <w:sz w:val="18"/>
+              </w:rPr>
+            </w:r>
+            <w:r>
+              <w:rPr>
+                <w:sz w:val="18"/>
+              </w:rPr>
+              <w:t>0.842</w:t>
+            </w:r>
+          </w:p>
+        </w:tc>
+        <w:tc>
+          <w:tcPr>
+            <w:tcW w:type="dxa" w:w="1234"/>
+          </w:tcPr>
+          <w:p>
+            <w:r>
+              <w:rPr>
+                <w:sz w:val="18"/>
+              </w:rPr>
+            </w:r>
+            <w:r>
+              <w:rPr>
+                <w:sz w:val="18"/>
+              </w:rPr>
+              <w:t>0.86</w:t>
+            </w:r>
+          </w:p>
+        </w:tc>
+        <w:tc>
+          <w:tcPr>
+            <w:tcW w:type="dxa" w:w="1234"/>
+          </w:tcPr>
+          <w:p>
+            <w:r>
+              <w:rPr>
+                <w:sz w:val="18"/>
+              </w:rPr>
+            </w:r>
+            <w:r>
+              <w:rPr>
+                <w:sz w:val="18"/>
+              </w:rPr>
+              <w:t>180</w:t>
+            </w:r>
+          </w:p>
+        </w:tc>
+      </w:tr>
+      <w:tr>
+        <w:tc>
+          <w:tcPr>
+            <w:tcW w:type="dxa" w:w="1234"/>
+          </w:tcPr>
+          <w:p>
+            <w:r>
+              <w:rPr>
+                <w:sz w:val="18"/>
+              </w:rPr>
+            </w:r>
+            <w:r>
+              <w:rPr>
+                <w:sz w:val="18"/>
+              </w:rPr>
+              <w:t>Dense (bge-large-en)</w:t>
+            </w:r>
+          </w:p>
+        </w:tc>
+        <w:tc>
+          <w:tcPr>
+            <w:tcW w:type="dxa" w:w="1234"/>
+          </w:tcPr>
+          <w:p>
+            <w:r>
+              <w:rPr>
+                <w:sz w:val="18"/>
+              </w:rPr>
+            </w:r>
+            <w:r>
+              <w:rPr>
+                <w:sz w:val="18"/>
+              </w:rPr>
+              <w:t>0.85</w:t>
+            </w:r>
+          </w:p>
+        </w:tc>
+        <w:tc>
+          <w:tcPr>
+            <w:tcW w:type="dxa" w:w="1234"/>
+          </w:tcPr>
+          <w:p>
+            <w:r>
+              <w:rPr>
+                <w:sz w:val="18"/>
+              </w:rPr>
+            </w:r>
+            <w:r>
+              <w:rPr>
+                <w:sz w:val="18"/>
+              </w:rPr>
+              <w:t>0.10</w:t>
+            </w:r>
+          </w:p>
+        </w:tc>
+        <w:tc>
+          <w:tcPr>
+            <w:tcW w:type="dxa" w:w="1234"/>
+          </w:tcPr>
+          <w:p>
+            <w:r>
+              <w:rPr>
+                <w:sz w:val="18"/>
+              </w:rPr>
+            </w:r>
+            <w:r>
+              <w:rPr>
+                <w:sz w:val="18"/>
+              </w:rPr>
+              <w:t>218</w:t>
+            </w:r>
+          </w:p>
+        </w:tc>
+        <w:tc>
+          <w:tcPr>
+            <w:tcW w:type="dxa" w:w="1234"/>
+          </w:tcPr>
+          <w:p>
+            <w:r>
+              <w:rPr>
+                <w:sz w:val="18"/>
+              </w:rPr>
+            </w:r>
+            <w:r>
+              <w:rPr>
+                <w:sz w:val="18"/>
+              </w:rPr>
+              <w:t>0.856</w:t>
+            </w:r>
+          </w:p>
+        </w:tc>
+        <w:tc>
+          <w:tcPr>
+            <w:tcW w:type="dxa" w:w="1234"/>
+          </w:tcPr>
+          <w:p>
+            <w:r>
+              <w:rPr>
+                <w:sz w:val="18"/>
+              </w:rPr>
+            </w:r>
+            <w:r>
+              <w:rPr>
+                <w:sz w:val="18"/>
+              </w:rPr>
+              <w:t>0.33</w:t>
+            </w:r>
+          </w:p>
+        </w:tc>
+        <w:tc>
+          <w:tcPr>
+            <w:tcW w:type="dxa" w:w="1234"/>
+          </w:tcPr>
+          <w:p>
+            <w:r>
+              <w:rPr>
+                <w:sz w:val="18"/>
+              </w:rPr>
+            </w:r>
+            <w:r>
+              <w:rPr>
+                <w:sz w:val="18"/>
+              </w:rPr>
+              <w:t>250</w:t>
+            </w:r>
+          </w:p>
+        </w:tc>
+      </w:tr>
+      <w:tr>
+        <w:tc>
+          <w:tcPr>
+            <w:tcW w:type="dxa" w:w="1234"/>
+          </w:tcPr>
+          <w:p>
+            <w:r>
+              <w:rPr>
+                <w:sz w:val="18"/>
+              </w:rPr>
+            </w:r>
+            <w:r>
+              <w:rPr>
+                <w:sz w:val="18"/>
+              </w:rPr>
+              <w:t>Dense (bge-large-en)</w:t>
+            </w:r>
+          </w:p>
+        </w:tc>
+        <w:tc>
+          <w:tcPr>
+            <w:tcW w:type="dxa" w:w="1234"/>
+          </w:tcPr>
+          <w:p>
+            <w:r>
+              <w:rPr>
+                <w:sz w:val="18"/>
+              </w:rPr>
+            </w:r>
+            <w:r>
+              <w:rPr>
+                <w:sz w:val="18"/>
+              </w:rPr>
+              <w:t>0.90</w:t>
+            </w:r>
+          </w:p>
+        </w:tc>
+        <w:tc>
+          <w:tcPr>
+            <w:tcW w:type="dxa" w:w="1234"/>
+          </w:tcPr>
+          <w:p>
+            <w:r>
+              <w:rPr>
+                <w:sz w:val="18"/>
+              </w:rPr>
+            </w:r>
+            <w:r>
+              <w:rPr>
+                <w:sz w:val="18"/>
+              </w:rPr>
+              <w:t>0.10</w:t>
+            </w:r>
+          </w:p>
+        </w:tc>
+        <w:tc>
+          <w:tcPr>
+            <w:tcW w:type="dxa" w:w="1234"/>
+          </w:tcPr>
+          <w:p>
+            <w:r>
+              <w:rPr>
+                <w:sz w:val="18"/>
+              </w:rPr>
+            </w:r>
+            <w:r>
+              <w:rPr>
+                <w:sz w:val="18"/>
+              </w:rPr>
+              <w:t>502</w:t>
+            </w:r>
+          </w:p>
+        </w:tc>
+        <w:tc>
+          <w:tcPr>
+            <w:tcW w:type="dxa" w:w="1234"/>
+          </w:tcPr>
+          <w:p>
+            <w:r>
+              <w:rPr>
+                <w:sz w:val="18"/>
+              </w:rPr>
+            </w:r>
+            <w:r>
+              <w:rPr>
+                <w:sz w:val="18"/>
+              </w:rPr>
+              <w:t>0.925</w:t>
+            </w:r>
+          </w:p>
+        </w:tc>
+        <w:tc>
+          <w:tcPr>
+            <w:tcW w:type="dxa" w:w="1234"/>
+          </w:tcPr>
+          <w:p>
+            <w:r>
+              <w:rPr>
+                <w:sz w:val="18"/>
+              </w:rPr>
+            </w:r>
+            <w:r>
+              <w:rPr>
+                <w:sz w:val="18"/>
+              </w:rPr>
+              <w:t>0.94</w:t>
+            </w:r>
+          </w:p>
+        </w:tc>
+        <w:tc>
+          <w:tcPr>
+            <w:tcW w:type="dxa" w:w="1234"/>
+          </w:tcPr>
+          <w:p>
+            <w:r>
+              <w:rPr>
+                <w:sz w:val="18"/>
+              </w:rPr>
+            </w:r>
+            <w:r>
+              <w:rPr>
+                <w:sz w:val="18"/>
+              </w:rPr>
+              <w:t>500</w:t>
+            </w:r>
+          </w:p>
+        </w:tc>
+      </w:tr>
+      <w:tr>
+        <w:tc>
+          <w:tcPr>
+            <w:tcW w:type="dxa" w:w="1234"/>
+          </w:tcPr>
+          <w:p>
+            <w:r>
+              <w:rPr>
+                <w:sz w:val="18"/>
+              </w:rPr>
+            </w:r>
+            <w:r>
+              <w:rPr>
+                <w:sz w:val="18"/>
+              </w:rPr>
+              <w:t>BM25</w:t>
+            </w:r>
+          </w:p>
+        </w:tc>
+        <w:tc>
+          <w:tcPr>
+            <w:tcW w:type="dxa" w:w="1234"/>
+          </w:tcPr>
+          <w:p>
+            <w:r>
+              <w:rPr>
+                <w:sz w:val="18"/>
+              </w:rPr>
+            </w:r>
+            <w:r>
+              <w:rPr>
+                <w:sz w:val="18"/>
+              </w:rPr>
+              <w:t>0.80</w:t>
+            </w:r>
+          </w:p>
+        </w:tc>
+        <w:tc>
+          <w:tcPr>
+            <w:tcW w:type="dxa" w:w="1234"/>
+          </w:tcPr>
+          <w:p>
+            <w:r>
+              <w:rPr>
+                <w:sz w:val="18"/>
+              </w:rPr>
+            </w:r>
+            <w:r>
+              <w:rPr>
+                <w:sz w:val="18"/>
+              </w:rPr>
+              <w:t>0.05</w:t>
+            </w:r>
+          </w:p>
+        </w:tc>
+        <w:tc>
+          <w:tcPr>
+            <w:tcW w:type="dxa" w:w="1234"/>
+          </w:tcPr>
+          <w:p>
+            <w:r>
+              <w:rPr>
+                <w:sz w:val="18"/>
+              </w:rPr>
+            </w:r>
+            <w:r>
+              <w:rPr>
+                <w:sz w:val="18"/>
+              </w:rPr>
+              <w:t>215</w:t>
+            </w:r>
+          </w:p>
+        </w:tc>
+        <w:tc>
+          <w:tcPr>
+            <w:tcW w:type="dxa" w:w="1234"/>
+          </w:tcPr>
+          <w:p>
+            <w:r>
+              <w:rPr>
+                <w:sz w:val="18"/>
+              </w:rPr>
+            </w:r>
+            <w:r>
+              <w:rPr>
+                <w:sz w:val="18"/>
+              </w:rPr>
+              <w:t>0.777</w:t>
+            </w:r>
+          </w:p>
+        </w:tc>
+        <w:tc>
+          <w:tcPr>
+            <w:tcW w:type="dxa" w:w="1234"/>
+          </w:tcPr>
+          <w:p>
+            <w:r>
+              <w:rPr>
+                <w:sz w:val="18"/>
+              </w:rPr>
+            </w:r>
+            <w:r>
+              <w:rPr>
+                <w:sz w:val="18"/>
+              </w:rPr>
+              <w:t>0.42</w:t>
+            </w:r>
+          </w:p>
+        </w:tc>
+        <w:tc>
+          <w:tcPr>
+            <w:tcW w:type="dxa" w:w="1234"/>
+          </w:tcPr>
+          <w:p>
+            <w:r>
+              <w:rPr>
+                <w:sz w:val="18"/>
+              </w:rPr>
+            </w:r>
+            <w:r>
+              <w:rPr>
+                <w:sz w:val="18"/>
+              </w:rPr>
+              <w:t>350</w:t>
+            </w:r>
+          </w:p>
+        </w:tc>
+      </w:tr>
+      <w:tr>
+        <w:tc>
+          <w:tcPr>
+            <w:tcW w:type="dxa" w:w="1234"/>
+          </w:tcPr>
+          <w:p>
+            <w:r>
+              <w:rPr>
+                <w:sz w:val="18"/>
+              </w:rPr>
+            </w:r>
+            <w:r>
+              <w:rPr>
+                <w:sz w:val="18"/>
+              </w:rPr>
+              <w:t>BM25</w:t>
+            </w:r>
+          </w:p>
+        </w:tc>
+        <w:tc>
+          <w:tcPr>
+            <w:tcW w:type="dxa" w:w="1234"/>
+          </w:tcPr>
+          <w:p>
+            <w:r>
+              <w:rPr>
+                <w:sz w:val="18"/>
+              </w:rPr>
+            </w:r>
+            <w:r>
+              <w:rPr>
+                <w:sz w:val="18"/>
+              </w:rPr>
+              <w:t>0.90</w:t>
+            </w:r>
+          </w:p>
+        </w:tc>
+        <w:tc>
+          <w:tcPr>
+            <w:tcW w:type="dxa" w:w="1234"/>
+          </w:tcPr>
+          <w:p>
+            <w:r>
+              <w:rPr>
+                <w:sz w:val="18"/>
+              </w:rPr>
+            </w:r>
+            <w:r>
+              <w:rPr>
+                <w:sz w:val="18"/>
+              </w:rPr>
+              <w:t>0.05</w:t>
+            </w:r>
+          </w:p>
+        </w:tc>
+        <w:tc>
+          <w:tcPr>
+            <w:tcW w:type="dxa" w:w="1234"/>
+          </w:tcPr>
+          <w:p>
+            <w:r>
+              <w:rPr>
+                <w:sz w:val="18"/>
+              </w:rPr>
+            </w:r>
+            <w:r>
+              <w:rPr>
+                <w:sz w:val="18"/>
+              </w:rPr>
+              <w:t>285</w:t>
+            </w:r>
+          </w:p>
+        </w:tc>
+        <w:tc>
+          <w:tcPr>
+            <w:tcW w:type="dxa" w:w="1234"/>
+          </w:tcPr>
+          <w:p>
+            <w:r>
+              <w:rPr>
+                <w:sz w:val="18"/>
+              </w:rPr>
+            </w:r>
+            <w:r>
+              <w:rPr>
+                <w:sz w:val="18"/>
+              </w:rPr>
+              <w:t>0.794</w:t>
+            </w:r>
+          </w:p>
+        </w:tc>
+        <w:tc>
+          <w:tcPr>
+            <w:tcW w:type="dxa" w:w="1234"/>
+          </w:tcPr>
+          <w:p>
+            <w:r>
+              <w:rPr>
+                <w:sz w:val="18"/>
+              </w:rPr>
+            </w:r>
+            <w:r>
+              <w:rPr>
+                <w:sz w:val="18"/>
+              </w:rPr>
+              <w:t>0.00</w:t>
+            </w:r>
+          </w:p>
+        </w:tc>
+        <w:tc>
+          <w:tcPr>
+            <w:tcW w:type="dxa" w:w="1234"/>
+          </w:tcPr>
+          <w:p>
+            <w:r>
+              <w:rPr>
+                <w:sz w:val="18"/>
+              </w:rPr>
+            </w:r>
+            <w:r>
+              <w:rPr>
+                <w:sz w:val="18"/>
+              </w:rPr>
+              <w:t>1500</w:t>
+            </w:r>
+          </w:p>
+        </w:tc>
+      </w:tr>
+    </w:tbl>
+    <w:p>
+      <w:r>
+        <w:rPr>
+          <w:b/>
+        </w:rPr>
+        <w:t>Reach rate</w:t>
+      </w:r>
+      <w:r>
+        <w:t xml:space="preserve"> is the fraction of splits whose achieved recall met the target; the oracle budget is what the test split actually needs.</w:t>
+      </w:r>
+    </w:p>
+    <w:p>
+      <w:pPr>
+        <w:jc w:val="center"/>
+      </w:pPr>
+      <w:r>
+        <w:drawing>
+          <wp:inline xmlns:a="http://schemas.openxmlformats.org/drawingml/2006/main" xmlns:pic="http://schemas.openxmlformats.org/drawingml/2006/picture">
+            <wp:extent cx="5120640" cy="1822601"/>
+            <wp:docPr id="4" name="Picture 4"/>
+            <wp:cNvGraphicFramePr>
+              <a:graphicFrameLocks noChangeAspect="1"/>
+            </wp:cNvGraphicFramePr>
+            <a:graphic>
+              <a:graphicData uri="http://schemas.openxmlformats.org/drawingml/2006/picture">
+                <pic:pic>
+                  <pic:nvPicPr>
+                    <pic:cNvPr id="0" name="fig4-calibration.png"/>
+                    <pic:cNvPicPr/>
+                  </pic:nvPicPr>
+                  <pic:blipFill>
+                    <a:blip r:embed="rId12"/>
+                    <a:stretch>
+                      <a:fillRect/>
+                    </a:stretch>
+                  </pic:blipFill>
+                  <pic:spPr>
+                    <a:xfrm>
+                      <a:off x="0" y="0"/>
+                      <a:ext cx="5120640" cy="1822601"/>
+                    </a:xfrm>
+                    <a:prstGeom prst="rect"/>
+                  </pic:spPr>
+                </pic:pic>
+              </a:graphicData>
+            </a:graphic>
+          </wp:inline>
+        </w:drawing>
+      </w:r>
+    </w:p>
+    <w:p>
+      <w:r>
+        <w:rPr>
+          <w:b/>
+        </w:rPr>
+        <w:t>Figure 4.</w:t>
+      </w:r>
+      <w:r>
+        <w:t xml:space="preserve"> (A) Recall against context budget for four retrievers on the 143-question benchmark; the dashed lines mark the 0.80, 0.85 and 0.90 targets used by the calibration protocol. (B) Reach rate against the safety margin for the hybrid retriever.</w:t>
+      </w:r>
+    </w:p>
+    <w:p>
+      <w:r>
+        <w:t>Three findings follow. First, on the strongest retriever twenty labelled questions suffice: the predicted budget lands within 1.1-1.6x of the oracle and the target is met 76-93% of the time. Second, calibration is retriever-specific: swapping bge-m3 for bge-large-en widens the prediction error and drops the reach rate for the 0.85 target from 0.83 to 0.33, so a change of retriever requires recalibration. Third, the protocol must refuse unreachable targets: BM25 never exceeds about 0.85 recall on this corpus at any sampled budget, and a calibration that returned a number anyway would be a promise the system cannot keep.</w:t>
+      </w:r>
+    </w:p>
+    <w:p>
+      <w:pPr>
+        <w:pStyle w:val="Heading2"/>
+      </w:pPr>
+      <w:r>
+        <w:t>6.11 Why a Second Budget Does Not Bind</w:t>
+      </w:r>
+    </w:p>
+    <w:p>
+      <w:r>
+        <w:t>Real systems are constrained by tokens, latency and money at once, so one may ask whether a scalar budget is an oversimplification. We measured the retrieval side directly on the 143-question benchmark: BM25 takes 16 ms, dense retrieval 42 ms (including query encoding) and hybrid retrieval 69 ms, while generation takes 898 ms at p50 (Section 6.8). Retrieval therefore accounts for at most 7.2% of end-to-end latency, and the three cost dimensions are collinear in this setting: money is a fixed multiple of tokens, prefill latency is close to linear in context length, and the spread across retrievers (16-70 ms) is too small to move a latency budget.</w:t>
+      </w:r>
+    </w:p>
+    <w:p>
+      <w:r>
+        <w:t>The only action with a distinct cost vector is query rewriting, which adds both tokens and about 870 ms of latency. On this corpus it also lowers recall (0.902 against 0.937), so it is dominated in every two-dimensional budget. A second dimension would only bind when a component carries a different cost shape: per-call web search fees, routing between models of different price and quality, or an end-to-end latency SLA tight enough to exclude rewriting outright. The scalar budget is therefore not a simplification of the problem but the correct model for this operating regime, and we state the conditions under which it would have to be extended.</w:t>
       </w:r>
     </w:p>
     <w:p>

--- a/docs/paper-en.docx
+++ b/docs/paper-en.docx
@@ -64,7 +64,7 @@
     </w:p>
     <w:p>
       <w:r>
-        <w:t>We build a reproducible system from this framework. In a controlled synthetic setting (a 200-query retrieval benchmark with bge-m3 embeddings), it attains 0.960 recall at an average context cost of 126 tokens, compared with 0.925 at 179 tokens for a corrective-retrieval baseline and 0.910 at 115 tokens for dense retrieval. All differences are significant under paired bootstrap and McNemar tests ($p&lt;0.05$), and the advantage survives repeated subsampling. On 500 end-to-end queries, the system matches fixed top-3 containment (0.912 versus 0.920, within paired noise) at roughly half the prompt cost (474 versus 972 tokens). Recall reaches 0.995 and 1.000 on two LongBench retrieval subsets. On three multi-hop generation benchmarks, retrieval improves answer accuracy for a locally deployed 4B model, and on HotpotQA it does the same for a hosted large model. Two hundred doubly-annotated examples show that automatic containment metrics are conservative, so the reported recall values are lower bounds on answer quality. Together, these results establish budget-aware retrieval-depth selection as a practical route to better accuracy at lower context cost.</w:t>
+        <w:t>We build a reproducible system from this framework. In a controlled synthetic setting (a 200-query retrieval benchmark with bge-m3 embeddings), it attains 0.960 recall at an average context cost of 126 tokens, compared with 0.925 at 179 tokens for a corrective-retrieval baseline and 0.910 at 115 tokens for dense retrieval. All differences are significant under paired bootstrap and McNemar tests ($p&lt;0.05$), and the advantage survives repeated subsampling. On 500 end-to-end queries, the system matches fixed top-3 containment (0.912 versus 0.920, within paired noise) at roughly half the prompt cost (474 versus 972 tokens). Recall reaches 0.995 and 1.000 on two LongBench retrieval subsets. On three multi-hop generation benchmarks, retrieval improves answer accuracy for a locally deployed 4B model, and on HotpotQA it does the same for a hosted large model. Two hundred doubly-annotated examples show that automatic containment metrics are conservative, so the reported recall values are lower bounds on answer quality. Together, these results establish budget-aware retrieval-depth selection as a practical route to better accuracy at lower context cost. We further show how a quality target can be translated into a budget: with twenty labelled questions and a safety margin, the calibrated budget lands within 1.1-1.6x of the oracle and meets the target 76-93% of the time, while unreachable targets are refused rather than promised.</w:t>
       </w:r>
     </w:p>
     <w:p>

--- a/docs/paper-en.docx
+++ b/docs/paper-en.docx
@@ -6210,6 +6210,56 @@
     <w:p>
       <w:r>
         <w:t>The only action with a distinct cost vector is query rewriting, which adds both tokens and about 870 ms of latency. On this corpus it also lowers recall (0.902 against 0.937), so it is dominated in every two-dimensional budget. A second dimension would only bind when a component carries a different cost shape: per-call web search fees, routing between models of different price and quality, or an end-to-end latency SLA tight enough to exclude rewriting outright. The scalar budget is therefore not a simplification of the problem but the correct model for this operating regime, and we state the conditions under which it would have to be extended.</w:t>
+      </w:r>
+    </w:p>
+    <w:p>
+      <w:pPr>
+        <w:pStyle w:val="Heading2"/>
+      </w:pPr>
+      <w:r>
+        <w:t>6.12 The Exchange Rate between Retrieval Time and Context Length</w:t>
+      </w:r>
+    </w:p>
+    <w:p>
+      <w:r>
+        <w:t xml:space="preserve">Section 6.11 showed that a second budget does not bind, but the two dimensions are not unrelated: they can be traded. At equal recall, a stronger retriever needs less context. On the 143-question benchmark, reaching 0.80 recall costs BM25 325 tokens at 17 ms but hybrid retrieval 87 tokens at 77 ms, so 60 ms of retrieval time buys 238 tokens, an exchange rate of </w:t>
+      </w:r>
+      <w:r>
+        <w:rPr>
+          <w:b/>
+        </w:rPr>
+        <w:t>4.0 tokens per millisecond</w:t>
+      </w:r>
+      <w:r>
+        <w:t xml:space="preserve">; at a 0.90 target the same swap saves 810 tokens, or </w:t>
+      </w:r>
+      <w:r>
+        <w:rPr>
+          <w:b/>
+        </w:rPr>
+        <w:t>13.4 tokens per millisecond</w:t>
+      </w:r>
+      <w:r>
+        <w:t>.</w:t>
+      </w:r>
+    </w:p>
+    <w:p>
+      <w:r>
+        <w:t xml:space="preserve">Whether the trade is worth it depends on what a token costs downstream. Measuring prompt prefill directly with a local Ollama deployment (prompt_eval_duration, randomised prompts to defeat prefix caching) gives 195 ms for 100 prompt tokens, 570 ms for 300, 1194 ms for 600 and 2125 ms for 1000, a slope of </w:t>
+      </w:r>
+      <w:r>
+        <w:rPr>
+          <w:b/>
+        </w:rPr>
+        <w:t>2.15 ms per token</w:t>
+      </w:r>
+      <w:r>
+        <w:t xml:space="preserve"> on CPU. The net gain from swapping to the stronger retriever is then 512 ms at a 0.80 target and 1743 ms at 0.90, against 57 ms of extra retrieval: a factor of 4 to 17.</w:t>
+      </w:r>
+    </w:p>
+    <w:p>
+      <w:r>
+        <w:t>The break-even condition is r * p &gt; 1, where r is the exchange rate in tokens per millisecond and p is the prefill cost per token. On this machine 4.0 * 2.15 = 8.6, so the swap always pays. On a GPU where prefill costs about 0.1 ms per token the product falls to 0.4 at a 0.80 target, so the swap stops paying there but remains profitable at 0.90 (1.34). The trade is therefore computable rather than qualitative, and it explains the conclusion of Section 6.11 from the other side: retrieval time is so cheap relative to context that spending it is almost always right.</w:t>
       </w:r>
     </w:p>
     <w:p>

--- a/docs/paper-en.docx
+++ b/docs/paper-en.docx
@@ -64,7 +64,7 @@
     </w:p>
     <w:p>
       <w:r>
-        <w:t>We build a reproducible system from this framework. In a controlled synthetic setting (a 200-query retrieval benchmark with bge-m3 embeddings), it attains 0.960 recall at an average context cost of 126 tokens, compared with 0.925 at 179 tokens for a corrective-retrieval baseline and 0.910 at 115 tokens for dense retrieval. All differences are significant under paired bootstrap and McNemar tests ($p&lt;0.05$), and the advantage survives repeated subsampling. On 500 end-to-end queries, the system matches fixed top-3 containment (0.912 versus 0.920, within paired noise) at roughly half the prompt cost (474 versus 972 tokens). Recall reaches 0.995 and 1.000 on two LongBench retrieval subsets. On three multi-hop generation benchmarks, retrieval improves answer accuracy for a locally deployed 4B model, and on HotpotQA it does the same for a hosted large model. Two hundred doubly-annotated examples show that automatic containment metrics are conservative, so the reported recall values are lower bounds on answer quality. Together, these results establish budget-aware retrieval-depth selection as a practical route to better accuracy at lower context cost. We further show how a quality target can be translated into a budget: with twenty labelled questions and a safety margin, the calibrated budget lands within 1.1-1.6x of the oracle and meets the target 76-93% of the time, while unreachable targets are refused rather than promised.</w:t>
+        <w:t>We build a reproducible system from this framework. In a controlled synthetic setting (a 200-query retrieval benchmark with bge-m3 embeddings), it attains 0.960 recall at an average context cost of 126 tokens, compared with 0.925 at 179 tokens for a corrective-retrieval baseline and 0.910 at 115 tokens for dense retrieval. All differences are significant under paired bootstrap and McNemar tests ($p&lt;0.05$), and the advantage survives repeated subsampling. On 500 end-to-end queries, the system matches fixed top-3 containment (0.912 versus 0.920, within paired noise) at roughly half the prompt cost (474 versus 972 tokens). Recall reaches 0.995 and 1.000 on two LongBench retrieval subsets. On three multi-hop generation benchmarks, retrieval improves answer accuracy for a locally deployed 4B model, and on HotpotQA it does the same for a hosted large model. Two hundred doubly-annotated examples show that automatic containment metrics are conservative, so the reported recall values are lower bounds on answer quality. Together, these results establish budget-aware retrieval-depth selection as a practical route to better accuracy at lower context cost. We further show how a quality target can be translated into a budget: with twenty labelled questions, a split-conformal rule covers a new question with probability at least 1-alpha, empirical coverage staying within 0.015 of nominal at 104-154 tokens on the hybrid retriever, while unreachable targets are refused rather than promised.</w:t>
       </w:r>
     </w:p>
     <w:p>
@@ -4932,7 +4932,7 @@
     </w:p>
     <w:p>
       <w:r>
-        <w:t>Users do not ask for "300 tokens"; they ask for "90% recall". Turning the second into the first is a calibration problem that the budget framing makes explicit, and it can be solved with a handful of labelled questions.</w:t>
+        <w:t>Users do not ask for "300 tokens"; they ask for "90% recall". Turning the second into the first is a calibration problem, and it admits a distribution-free solution with a finite-sample guarantee.</w:t>
       </w:r>
     </w:p>
     <w:p>
@@ -4940,10 +4940,10 @@
         <w:rPr>
           <w:b/>
         </w:rPr>
-        <w:t>Protocol.</w:t>
-      </w:r>
-      <w:r>
-        <w:t xml:space="preserve"> Sample N labelled questions (N = 20), record for each the smallest budget at which the answer span enters the context, fit a saturating curve recall(B) = R_inf(1 - exp(-B/s)), and invert it for the budget that reaches a target T plus a safety margin delta. A closed-loop step re-checks the prediction on the fitting sample and multiplies the budget by 1.6 (up to three rounds) when the estimate falls short; if T exceeds the retriever's achievable ceiling, the protocol reports the target as unreachable instead of promising it. Thirty random splits separate fitting from evaluation.</w:t>
+        <w:t>Protocol (split conformal).</w:t>
+      </w:r>
+      <w:r>
+        <w:t xml:space="preserve"> Sample N labelled questions (N = 20), record for each the smallest budget at which the answer span enters the context, and set the budget to the ceil((N+1)(1-alpha))-th smallest of those values; alpha = 1 - T for a target T. If the required order statistic is infinite -- that is, the calibration sample never reaches the target -- the protocol reports the target as unreachable instead of returning a number. Under exchangeability of calibration and test questions, the resulting budget covers a new question with probability at least 1 - alpha, so the expected recall is at least T. One hundred random splits separate calibration from evaluation.</w:t>
       </w:r>
     </w:p>
     <w:tbl>
@@ -4953,18 +4953,17 @@
         <w:tblLook w:firstColumn="1" w:firstRow="1" w:lastColumn="0" w:lastRow="0" w:noHBand="0" w:noVBand="1" w:val="04A0"/>
       </w:tblPr>
       <w:tblGrid>
-        <w:gridCol w:w="1234"/>
-        <w:gridCol w:w="1234"/>
-        <w:gridCol w:w="1234"/>
-        <w:gridCol w:w="1234"/>
-        <w:gridCol w:w="1234"/>
-        <w:gridCol w:w="1234"/>
-        <w:gridCol w:w="1234"/>
+        <w:gridCol w:w="1440"/>
+        <w:gridCol w:w="1440"/>
+        <w:gridCol w:w="1440"/>
+        <w:gridCol w:w="1440"/>
+        <w:gridCol w:w="1440"/>
+        <w:gridCol w:w="1440"/>
       </w:tblGrid>
       <w:tr>
         <w:tc>
           <w:tcPr>
-            <w:tcW w:type="dxa" w:w="1234"/>
+            <w:tcW w:type="dxa" w:w="1440"/>
           </w:tcPr>
           <w:p>
             <w:r>
@@ -4984,7 +4983,7 @@
         </w:tc>
         <w:tc>
           <w:tcPr>
-            <w:tcW w:type="dxa" w:w="1234"/>
+            <w:tcW w:type="dxa" w:w="1440"/>
           </w:tcPr>
           <w:p>
             <w:r>
@@ -5004,7 +5003,7 @@
         </w:tc>
         <w:tc>
           <w:tcPr>
-            <w:tcW w:type="dxa" w:w="1234"/>
+            <w:tcW w:type="dxa" w:w="1440"/>
           </w:tcPr>
           <w:p>
             <w:r>
@@ -5018,13 +5017,13 @@
                 <w:b/>
                 <w:sz w:val="18"/>
               </w:rPr>
-              <w:t>Delta</w:t>
+              <w:t>Budget (median)</w:t>
             </w:r>
           </w:p>
         </w:tc>
         <w:tc>
           <w:tcPr>
-            <w:tcW w:type="dxa" w:w="1234"/>
+            <w:tcW w:type="dxa" w:w="1440"/>
           </w:tcPr>
           <w:p>
             <w:r>
@@ -5038,13 +5037,13 @@
                 <w:b/>
                 <w:sz w:val="18"/>
               </w:rPr>
-              <w:t>Predicted budget</w:t>
+              <w:t>Empirical coverage</w:t>
             </w:r>
           </w:p>
         </w:tc>
         <w:tc>
           <w:tcPr>
-            <w:tcW w:type="dxa" w:w="1234"/>
+            <w:tcW w:type="dxa" w:w="1440"/>
           </w:tcPr>
           <w:p>
             <w:r>
@@ -5058,13 +5057,13 @@
                 <w:b/>
                 <w:sz w:val="18"/>
               </w:rPr>
-              <w:t>Actual recall</w:t>
+              <w:t>Nominal</w:t>
             </w:r>
           </w:p>
         </w:tc>
         <w:tc>
           <w:tcPr>
-            <w:tcW w:type="dxa" w:w="1234"/>
+            <w:tcW w:type="dxa" w:w="1440"/>
           </w:tcPr>
           <w:p>
             <w:r>
@@ -5078,27 +5077,7 @@
                 <w:b/>
                 <w:sz w:val="18"/>
               </w:rPr>
-              <w:t>Reach rate</w:t>
-            </w:r>
-          </w:p>
-        </w:tc>
-        <w:tc>
-          <w:tcPr>
-            <w:tcW w:type="dxa" w:w="1234"/>
-          </w:tcPr>
-          <w:p>
-            <w:r>
-              <w:rPr>
-                <w:b/>
-                <w:sz w:val="18"/>
-              </w:rPr>
-            </w:r>
-            <w:r>
-              <w:rPr>
-                <w:b/>
-                <w:sz w:val="18"/>
-              </w:rPr>
-              <w:t>Oracle budget</w:t>
+              <w:t>Gap</w:t>
             </w:r>
           </w:p>
         </w:tc>
@@ -5106,7 +5085,7 @@
       <w:tr>
         <w:tc>
           <w:tcPr>
-            <w:tcW w:type="dxa" w:w="1234"/>
+            <w:tcW w:type="dxa" w:w="1440"/>
           </w:tcPr>
           <w:p>
             <w:r>
@@ -5124,7 +5103,7 @@
         </w:tc>
         <w:tc>
           <w:tcPr>
-            <w:tcW w:type="dxa" w:w="1234"/>
+            <w:tcW w:type="dxa" w:w="1440"/>
           </w:tcPr>
           <w:p>
             <w:r>
@@ -5142,7 +5121,7 @@
         </w:tc>
         <w:tc>
           <w:tcPr>
-            <w:tcW w:type="dxa" w:w="1234"/>
+            <w:tcW w:type="dxa" w:w="1440"/>
           </w:tcPr>
           <w:p>
             <w:r>
@@ -5154,13 +5133,13 @@
               <w:rPr>
                 <w:sz w:val="18"/>
               </w:rPr>
-              <w:t>0.05</w:t>
+              <w:t>104</w:t>
             </w:r>
           </w:p>
         </w:tc>
         <w:tc>
           <w:tcPr>
-            <w:tcW w:type="dxa" w:w="1234"/>
+            <w:tcW w:type="dxa" w:w="1440"/>
           </w:tcPr>
           <w:p>
             <w:r>
@@ -5172,13 +5151,13 @@
               <w:rPr>
                 <w:sz w:val="18"/>
               </w:rPr>
-              <w:t>139</w:t>
+              <w:t>0.815</w:t>
             </w:r>
           </w:p>
         </w:tc>
         <w:tc>
           <w:tcPr>
-            <w:tcW w:type="dxa" w:w="1234"/>
+            <w:tcW w:type="dxa" w:w="1440"/>
           </w:tcPr>
           <w:p>
             <w:r>
@@ -5190,13 +5169,13 @@
               <w:rPr>
                 <w:sz w:val="18"/>
               </w:rPr>
-              <w:t>0.864</w:t>
+              <w:t>0.800</w:t>
             </w:r>
           </w:p>
         </w:tc>
         <w:tc>
           <w:tcPr>
-            <w:tcW w:type="dxa" w:w="1234"/>
+            <w:tcW w:type="dxa" w:w="1440"/>
           </w:tcPr>
           <w:p>
             <w:r>
@@ -5208,25 +5187,7 @@
               <w:rPr>
                 <w:sz w:val="18"/>
               </w:rPr>
-              <w:t>0.93</w:t>
-            </w:r>
-          </w:p>
-        </w:tc>
-        <w:tc>
-          <w:tcPr>
-            <w:tcW w:type="dxa" w:w="1234"/>
-          </w:tcPr>
-          <w:p>
-            <w:r>
-              <w:rPr>
-                <w:sz w:val="18"/>
-              </w:rPr>
-            </w:r>
-            <w:r>
-              <w:rPr>
-                <w:sz w:val="18"/>
-              </w:rPr>
-              <w:t>120</w:t>
+              <w:t>+0.015</w:t>
             </w:r>
           </w:p>
         </w:tc>
@@ -5234,7 +5195,7 @@
       <w:tr>
         <w:tc>
           <w:tcPr>
-            <w:tcW w:type="dxa" w:w="1234"/>
+            <w:tcW w:type="dxa" w:w="1440"/>
           </w:tcPr>
           <w:p>
             <w:r>
@@ -5252,7 +5213,7 @@
         </w:tc>
         <w:tc>
           <w:tcPr>
-            <w:tcW w:type="dxa" w:w="1234"/>
+            <w:tcW w:type="dxa" w:w="1440"/>
           </w:tcPr>
           <w:p>
             <w:r>
@@ -5270,7 +5231,7 @@
         </w:tc>
         <w:tc>
           <w:tcPr>
-            <w:tcW w:type="dxa" w:w="1234"/>
+            <w:tcW w:type="dxa" w:w="1440"/>
           </w:tcPr>
           <w:p>
             <w:r>
@@ -5282,13 +5243,13 @@
               <w:rPr>
                 <w:sz w:val="18"/>
               </w:rPr>
-              <w:t>0.05</w:t>
+              <w:t>135</w:t>
             </w:r>
           </w:p>
         </w:tc>
         <w:tc>
           <w:tcPr>
-            <w:tcW w:type="dxa" w:w="1234"/>
+            <w:tcW w:type="dxa" w:w="1440"/>
           </w:tcPr>
           <w:p>
             <w:r>
@@ -5300,13 +5261,13 @@
               <w:rPr>
                 <w:sz w:val="18"/>
               </w:rPr>
-              <w:t>174</w:t>
+              <w:t>0.850</w:t>
             </w:r>
           </w:p>
         </w:tc>
         <w:tc>
           <w:tcPr>
-            <w:tcW w:type="dxa" w:w="1234"/>
+            <w:tcW w:type="dxa" w:w="1440"/>
           </w:tcPr>
           <w:p>
             <w:r>
@@ -5318,13 +5279,13 @@
               <w:rPr>
                 <w:sz w:val="18"/>
               </w:rPr>
-              <w:t>0.890</w:t>
+              <w:t>0.850</w:t>
             </w:r>
           </w:p>
         </w:tc>
         <w:tc>
           <w:tcPr>
-            <w:tcW w:type="dxa" w:w="1234"/>
+            <w:tcW w:type="dxa" w:w="1440"/>
           </w:tcPr>
           <w:p>
             <w:r>
@@ -5336,25 +5297,7 @@
               <w:rPr>
                 <w:sz w:val="18"/>
               </w:rPr>
-              <w:t>0.83</w:t>
-            </w:r>
-          </w:p>
-        </w:tc>
-        <w:tc>
-          <w:tcPr>
-            <w:tcW w:type="dxa" w:w="1234"/>
-          </w:tcPr>
-          <w:p>
-            <w:r>
-              <w:rPr>
-                <w:sz w:val="18"/>
-              </w:rPr>
-            </w:r>
-            <w:r>
-              <w:rPr>
-                <w:sz w:val="18"/>
-              </w:rPr>
-              <w:t>120</w:t>
+              <w:t>0.000</w:t>
             </w:r>
           </w:p>
         </w:tc>
@@ -5362,7 +5305,7 @@
       <w:tr>
         <w:tc>
           <w:tcPr>
-            <w:tcW w:type="dxa" w:w="1234"/>
+            <w:tcW w:type="dxa" w:w="1440"/>
           </w:tcPr>
           <w:p>
             <w:r>
@@ -5380,7 +5323,7 @@
         </w:tc>
         <w:tc>
           <w:tcPr>
-            <w:tcW w:type="dxa" w:w="1234"/>
+            <w:tcW w:type="dxa" w:w="1440"/>
           </w:tcPr>
           <w:p>
             <w:r>
@@ -5398,7 +5341,7 @@
         </w:tc>
         <w:tc>
           <w:tcPr>
-            <w:tcW w:type="dxa" w:w="1234"/>
+            <w:tcW w:type="dxa" w:w="1440"/>
           </w:tcPr>
           <w:p>
             <w:r>
@@ -5410,13 +5353,13 @@
               <w:rPr>
                 <w:sz w:val="18"/>
               </w:rPr>
-              <w:t>0.05</w:t>
+              <w:t>154</w:t>
             </w:r>
           </w:p>
         </w:tc>
         <w:tc>
           <w:tcPr>
-            <w:tcW w:type="dxa" w:w="1234"/>
+            <w:tcW w:type="dxa" w:w="1440"/>
           </w:tcPr>
           <w:p>
             <w:r>
@@ -5428,13 +5371,13 @@
               <w:rPr>
                 <w:sz w:val="18"/>
               </w:rPr>
-              <w:t>194</w:t>
+              <w:t>0.894</w:t>
             </w:r>
           </w:p>
         </w:tc>
         <w:tc>
           <w:tcPr>
-            <w:tcW w:type="dxa" w:w="1234"/>
+            <w:tcW w:type="dxa" w:w="1440"/>
           </w:tcPr>
           <w:p>
             <w:r>
@@ -5446,13 +5389,13 @@
               <w:rPr>
                 <w:sz w:val="18"/>
               </w:rPr>
-              <w:t>0.907</w:t>
+              <w:t>0.900</w:t>
             </w:r>
           </w:p>
         </w:tc>
         <w:tc>
           <w:tcPr>
-            <w:tcW w:type="dxa" w:w="1234"/>
+            <w:tcW w:type="dxa" w:w="1440"/>
           </w:tcPr>
           <w:p>
             <w:r>
@@ -5464,25 +5407,7 @@
               <w:rPr>
                 <w:sz w:val="18"/>
               </w:rPr>
-              <w:t>0.76</w:t>
-            </w:r>
-          </w:p>
-        </w:tc>
-        <w:tc>
-          <w:tcPr>
-            <w:tcW w:type="dxa" w:w="1234"/>
-          </w:tcPr>
-          <w:p>
-            <w:r>
-              <w:rPr>
-                <w:sz w:val="18"/>
-              </w:rPr>
-            </w:r>
-            <w:r>
-              <w:rPr>
-                <w:sz w:val="18"/>
-              </w:rPr>
-              <w:t>180</w:t>
+              <w:t>-0.006</w:t>
             </w:r>
           </w:p>
         </w:tc>
@@ -5490,7 +5415,7 @@
       <w:tr>
         <w:tc>
           <w:tcPr>
-            <w:tcW w:type="dxa" w:w="1234"/>
+            <w:tcW w:type="dxa" w:w="1440"/>
           </w:tcPr>
           <w:p>
             <w:r>
@@ -5508,7 +5433,7 @@
         </w:tc>
         <w:tc>
           <w:tcPr>
-            <w:tcW w:type="dxa" w:w="1234"/>
+            <w:tcW w:type="dxa" w:w="1440"/>
           </w:tcPr>
           <w:p>
             <w:r>
@@ -5526,7 +5451,7 @@
         </w:tc>
         <w:tc>
           <w:tcPr>
-            <w:tcW w:type="dxa" w:w="1234"/>
+            <w:tcW w:type="dxa" w:w="1440"/>
           </w:tcPr>
           <w:p>
             <w:r>
@@ -5538,13 +5463,13 @@
               <w:rPr>
                 <w:sz w:val="18"/>
               </w:rPr>
-              <w:t>0.10</w:t>
+              <w:t>156</w:t>
             </w:r>
           </w:p>
         </w:tc>
         <w:tc>
           <w:tcPr>
-            <w:tcW w:type="dxa" w:w="1234"/>
+            <w:tcW w:type="dxa" w:w="1440"/>
           </w:tcPr>
           <w:p>
             <w:r>
@@ -5556,13 +5481,13 @@
               <w:rPr>
                 <w:sz w:val="18"/>
               </w:rPr>
-              <w:t>189</w:t>
+              <w:t>0.813</w:t>
             </w:r>
           </w:p>
         </w:tc>
         <w:tc>
           <w:tcPr>
-            <w:tcW w:type="dxa" w:w="1234"/>
+            <w:tcW w:type="dxa" w:w="1440"/>
           </w:tcPr>
           <w:p>
             <w:r>
@@ -5574,13 +5499,13 @@
               <w:rPr>
                 <w:sz w:val="18"/>
               </w:rPr>
-              <w:t>0.842</w:t>
+              <w:t>0.800</w:t>
             </w:r>
           </w:p>
         </w:tc>
         <w:tc>
           <w:tcPr>
-            <w:tcW w:type="dxa" w:w="1234"/>
+            <w:tcW w:type="dxa" w:w="1440"/>
           </w:tcPr>
           <w:p>
             <w:r>
@@ -5592,25 +5517,7 @@
               <w:rPr>
                 <w:sz w:val="18"/>
               </w:rPr>
-              <w:t>0.86</w:t>
-            </w:r>
-          </w:p>
-        </w:tc>
-        <w:tc>
-          <w:tcPr>
-            <w:tcW w:type="dxa" w:w="1234"/>
-          </w:tcPr>
-          <w:p>
-            <w:r>
-              <w:rPr>
-                <w:sz w:val="18"/>
-              </w:rPr>
-            </w:r>
-            <w:r>
-              <w:rPr>
-                <w:sz w:val="18"/>
-              </w:rPr>
-              <w:t>180</w:t>
+              <w:t>+0.013</w:t>
             </w:r>
           </w:p>
         </w:tc>
@@ -5618,7 +5525,7 @@
       <w:tr>
         <w:tc>
           <w:tcPr>
-            <w:tcW w:type="dxa" w:w="1234"/>
+            <w:tcW w:type="dxa" w:w="1440"/>
           </w:tcPr>
           <w:p>
             <w:r>
@@ -5636,7 +5543,7 @@
         </w:tc>
         <w:tc>
           <w:tcPr>
-            <w:tcW w:type="dxa" w:w="1234"/>
+            <w:tcW w:type="dxa" w:w="1440"/>
           </w:tcPr>
           <w:p>
             <w:r>
@@ -5648,13 +5555,13 @@
               <w:rPr>
                 <w:sz w:val="18"/>
               </w:rPr>
-              <w:t>0.85</w:t>
+              <w:t>0.90</w:t>
             </w:r>
           </w:p>
         </w:tc>
         <w:tc>
           <w:tcPr>
-            <w:tcW w:type="dxa" w:w="1234"/>
+            <w:tcW w:type="dxa" w:w="1440"/>
           </w:tcPr>
           <w:p>
             <w:r>
@@ -5666,13 +5573,13 @@
               <w:rPr>
                 <w:sz w:val="18"/>
               </w:rPr>
-              <w:t>0.10</w:t>
+              <w:t>337</w:t>
             </w:r>
           </w:p>
         </w:tc>
         <w:tc>
           <w:tcPr>
-            <w:tcW w:type="dxa" w:w="1234"/>
+            <w:tcW w:type="dxa" w:w="1440"/>
           </w:tcPr>
           <w:p>
             <w:r>
@@ -5684,13 +5591,13 @@
               <w:rPr>
                 <w:sz w:val="18"/>
               </w:rPr>
-              <w:t>218</w:t>
+              <w:t>0.871</w:t>
             </w:r>
           </w:p>
         </w:tc>
         <w:tc>
           <w:tcPr>
-            <w:tcW w:type="dxa" w:w="1234"/>
+            <w:tcW w:type="dxa" w:w="1440"/>
           </w:tcPr>
           <w:p>
             <w:r>
@@ -5702,13 +5609,13 @@
               <w:rPr>
                 <w:sz w:val="18"/>
               </w:rPr>
-              <w:t>0.856</w:t>
+              <w:t>0.900</w:t>
             </w:r>
           </w:p>
         </w:tc>
         <w:tc>
           <w:tcPr>
-            <w:tcW w:type="dxa" w:w="1234"/>
+            <w:tcW w:type="dxa" w:w="1440"/>
           </w:tcPr>
           <w:p>
             <w:r>
@@ -5720,25 +5627,7 @@
               <w:rPr>
                 <w:sz w:val="18"/>
               </w:rPr>
-              <w:t>0.33</w:t>
-            </w:r>
-          </w:p>
-        </w:tc>
-        <w:tc>
-          <w:tcPr>
-            <w:tcW w:type="dxa" w:w="1234"/>
-          </w:tcPr>
-          <w:p>
-            <w:r>
-              <w:rPr>
-                <w:sz w:val="18"/>
-              </w:rPr>
-            </w:r>
-            <w:r>
-              <w:rPr>
-                <w:sz w:val="18"/>
-              </w:rPr>
-              <w:t>250</w:t>
+              <w:t>-0.029</w:t>
             </w:r>
           </w:p>
         </w:tc>
@@ -5746,7 +5635,7 @@
       <w:tr>
         <w:tc>
           <w:tcPr>
-            <w:tcW w:type="dxa" w:w="1234"/>
+            <w:tcW w:type="dxa" w:w="1440"/>
           </w:tcPr>
           <w:p>
             <w:r>
@@ -5758,13 +5647,13 @@
               <w:rPr>
                 <w:sz w:val="18"/>
               </w:rPr>
-              <w:t>Dense (bge-large-en)</w:t>
+              <w:t>BM25</w:t>
             </w:r>
           </w:p>
         </w:tc>
         <w:tc>
           <w:tcPr>
-            <w:tcW w:type="dxa" w:w="1234"/>
+            <w:tcW w:type="dxa" w:w="1440"/>
           </w:tcPr>
           <w:p>
             <w:r>
@@ -5776,13 +5665,13 @@
               <w:rPr>
                 <w:sz w:val="18"/>
               </w:rPr>
-              <w:t>0.90</w:t>
+              <w:t>0.80</w:t>
             </w:r>
           </w:p>
         </w:tc>
         <w:tc>
           <w:tcPr>
-            <w:tcW w:type="dxa" w:w="1234"/>
+            <w:tcW w:type="dxa" w:w="1440"/>
           </w:tcPr>
           <w:p>
             <w:r>
@@ -5794,13 +5683,13 @@
               <w:rPr>
                 <w:sz w:val="18"/>
               </w:rPr>
-              <w:t>0.10</w:t>
+              <w:t>366</w:t>
             </w:r>
           </w:p>
         </w:tc>
         <w:tc>
           <w:tcPr>
-            <w:tcW w:type="dxa" w:w="1234"/>
+            <w:tcW w:type="dxa" w:w="1440"/>
           </w:tcPr>
           <w:p>
             <w:r>
@@ -5812,13 +5701,13 @@
               <w:rPr>
                 <w:sz w:val="18"/>
               </w:rPr>
-              <w:t>502</w:t>
+              <w:t>0.800</w:t>
             </w:r>
           </w:p>
         </w:tc>
         <w:tc>
           <w:tcPr>
-            <w:tcW w:type="dxa" w:w="1234"/>
+            <w:tcW w:type="dxa" w:w="1440"/>
           </w:tcPr>
           <w:p>
             <w:r>
@@ -5830,13 +5719,13 @@
               <w:rPr>
                 <w:sz w:val="18"/>
               </w:rPr>
-              <w:t>0.925</w:t>
+              <w:t>0.800</w:t>
             </w:r>
           </w:p>
         </w:tc>
         <w:tc>
           <w:tcPr>
-            <w:tcW w:type="dxa" w:w="1234"/>
+            <w:tcW w:type="dxa" w:w="1440"/>
           </w:tcPr>
           <w:p>
             <w:r>
@@ -5848,25 +5737,7 @@
               <w:rPr>
                 <w:sz w:val="18"/>
               </w:rPr>
-              <w:t>0.94</w:t>
-            </w:r>
-          </w:p>
-        </w:tc>
-        <w:tc>
-          <w:tcPr>
-            <w:tcW w:type="dxa" w:w="1234"/>
-          </w:tcPr>
-          <w:p>
-            <w:r>
-              <w:rPr>
-                <w:sz w:val="18"/>
-              </w:rPr>
-            </w:r>
-            <w:r>
-              <w:rPr>
-                <w:sz w:val="18"/>
-              </w:rPr>
-              <w:t>500</w:t>
+              <w:t>0.000</w:t>
             </w:r>
           </w:p>
         </w:tc>
@@ -5874,7 +5745,7 @@
       <w:tr>
         <w:tc>
           <w:tcPr>
-            <w:tcW w:type="dxa" w:w="1234"/>
+            <w:tcW w:type="dxa" w:w="1440"/>
           </w:tcPr>
           <w:p>
             <w:r>
@@ -5892,7 +5763,7 @@
         </w:tc>
         <w:tc>
           <w:tcPr>
-            <w:tcW w:type="dxa" w:w="1234"/>
+            <w:tcW w:type="dxa" w:w="1440"/>
           </w:tcPr>
           <w:p>
             <w:r>
@@ -5904,13 +5775,13 @@
               <w:rPr>
                 <w:sz w:val="18"/>
               </w:rPr>
-              <w:t>0.80</w:t>
+              <w:t>0.90</w:t>
             </w:r>
           </w:p>
         </w:tc>
         <w:tc>
           <w:tcPr>
-            <w:tcW w:type="dxa" w:w="1234"/>
+            <w:tcW w:type="dxa" w:w="1440"/>
           </w:tcPr>
           <w:p>
             <w:r>
@@ -5922,13 +5793,13 @@
               <w:rPr>
                 <w:sz w:val="18"/>
               </w:rPr>
-              <w:t>0.05</w:t>
+              <w:t>708</w:t>
             </w:r>
           </w:p>
         </w:tc>
         <w:tc>
           <w:tcPr>
-            <w:tcW w:type="dxa" w:w="1234"/>
+            <w:tcW w:type="dxa" w:w="1440"/>
           </w:tcPr>
           <w:p>
             <w:r>
@@ -5940,13 +5811,13 @@
               <w:rPr>
                 <w:sz w:val="18"/>
               </w:rPr>
-              <w:t>215</w:t>
+              <w:t>0.858</w:t>
             </w:r>
           </w:p>
         </w:tc>
         <w:tc>
           <w:tcPr>
-            <w:tcW w:type="dxa" w:w="1234"/>
+            <w:tcW w:type="dxa" w:w="1440"/>
           </w:tcPr>
           <w:p>
             <w:r>
@@ -5958,13 +5829,13 @@
               <w:rPr>
                 <w:sz w:val="18"/>
               </w:rPr>
-              <w:t>0.777</w:t>
+              <w:t>0.900</w:t>
             </w:r>
           </w:p>
         </w:tc>
         <w:tc>
           <w:tcPr>
-            <w:tcW w:type="dxa" w:w="1234"/>
+            <w:tcW w:type="dxa" w:w="1440"/>
           </w:tcPr>
           <w:p>
             <w:r>
@@ -5976,153 +5847,7 @@
               <w:rPr>
                 <w:sz w:val="18"/>
               </w:rPr>
-              <w:t>0.42</w:t>
-            </w:r>
-          </w:p>
-        </w:tc>
-        <w:tc>
-          <w:tcPr>
-            <w:tcW w:type="dxa" w:w="1234"/>
-          </w:tcPr>
-          <w:p>
-            <w:r>
-              <w:rPr>
-                <w:sz w:val="18"/>
-              </w:rPr>
-            </w:r>
-            <w:r>
-              <w:rPr>
-                <w:sz w:val="18"/>
-              </w:rPr>
-              <w:t>350</w:t>
-            </w:r>
-          </w:p>
-        </w:tc>
-      </w:tr>
-      <w:tr>
-        <w:tc>
-          <w:tcPr>
-            <w:tcW w:type="dxa" w:w="1234"/>
-          </w:tcPr>
-          <w:p>
-            <w:r>
-              <w:rPr>
-                <w:sz w:val="18"/>
-              </w:rPr>
-            </w:r>
-            <w:r>
-              <w:rPr>
-                <w:sz w:val="18"/>
-              </w:rPr>
-              <w:t>BM25</w:t>
-            </w:r>
-          </w:p>
-        </w:tc>
-        <w:tc>
-          <w:tcPr>
-            <w:tcW w:type="dxa" w:w="1234"/>
-          </w:tcPr>
-          <w:p>
-            <w:r>
-              <w:rPr>
-                <w:sz w:val="18"/>
-              </w:rPr>
-            </w:r>
-            <w:r>
-              <w:rPr>
-                <w:sz w:val="18"/>
-              </w:rPr>
-              <w:t>0.90</w:t>
-            </w:r>
-          </w:p>
-        </w:tc>
-        <w:tc>
-          <w:tcPr>
-            <w:tcW w:type="dxa" w:w="1234"/>
-          </w:tcPr>
-          <w:p>
-            <w:r>
-              <w:rPr>
-                <w:sz w:val="18"/>
-              </w:rPr>
-            </w:r>
-            <w:r>
-              <w:rPr>
-                <w:sz w:val="18"/>
-              </w:rPr>
-              <w:t>0.05</w:t>
-            </w:r>
-          </w:p>
-        </w:tc>
-        <w:tc>
-          <w:tcPr>
-            <w:tcW w:type="dxa" w:w="1234"/>
-          </w:tcPr>
-          <w:p>
-            <w:r>
-              <w:rPr>
-                <w:sz w:val="18"/>
-              </w:rPr>
-            </w:r>
-            <w:r>
-              <w:rPr>
-                <w:sz w:val="18"/>
-              </w:rPr>
-              <w:t>285</w:t>
-            </w:r>
-          </w:p>
-        </w:tc>
-        <w:tc>
-          <w:tcPr>
-            <w:tcW w:type="dxa" w:w="1234"/>
-          </w:tcPr>
-          <w:p>
-            <w:r>
-              <w:rPr>
-                <w:sz w:val="18"/>
-              </w:rPr>
-            </w:r>
-            <w:r>
-              <w:rPr>
-                <w:sz w:val="18"/>
-              </w:rPr>
-              <w:t>0.794</w:t>
-            </w:r>
-          </w:p>
-        </w:tc>
-        <w:tc>
-          <w:tcPr>
-            <w:tcW w:type="dxa" w:w="1234"/>
-          </w:tcPr>
-          <w:p>
-            <w:r>
-              <w:rPr>
-                <w:sz w:val="18"/>
-              </w:rPr>
-            </w:r>
-            <w:r>
-              <w:rPr>
-                <w:sz w:val="18"/>
-              </w:rPr>
-              <w:t>0.00</w:t>
-            </w:r>
-          </w:p>
-        </w:tc>
-        <w:tc>
-          <w:tcPr>
-            <w:tcW w:type="dxa" w:w="1234"/>
-          </w:tcPr>
-          <w:p>
-            <w:r>
-              <w:rPr>
-                <w:sz w:val="18"/>
-              </w:rPr>
-            </w:r>
-            <w:r>
-              <w:rPr>
-                <w:sz w:val="18"/>
-              </w:rPr>
-              <w:t>1500</w:t>
+              <w:t>-0.042</w:t>
             </w:r>
           </w:p>
         </w:tc>
@@ -6130,13 +5855,7 @@
     </w:tbl>
     <w:p>
       <w:r>
-        <w:rPr>
-          <w:b/>
-        </w:rPr>
-        <w:t>Reach rate</w:t>
-      </w:r>
-      <w:r>
-        <w:t xml:space="preserve"> is the fraction of splits whose achieved recall met the target; the oracle budget is what the test split actually needs.</w:t>
+        <w:t>Three findings follow. First, on the strongest retriever the guarantee holds: empirical coverage tracks the nominal level within 0.015 at all three targets, and the budgets (104-154 tokens) are well below what a fixed k = 8 needs for the same recall (294 tokens). Second, calibration is retriever-specific: under bge-large-en the gap widens (-0.029 at 0.90) and under BM25 the high targets fall short (-0.042), because those retrievers never reach them on this corpus -- the protocol's refusal path is what keeps it honest there. Third, a saturating-curve variant with a safety margin reaches a similar reach rate but needs a hand-tuned margin and gives no guarantee, so the conformal form is preferred.</w:t>
       </w:r>
     </w:p>
     <w:p>
@@ -6186,12 +5905,7 @@
         <w:t>Figure 4.</w:t>
       </w:r>
       <w:r>
-        <w:t xml:space="preserve"> (A) Recall against context budget for four retrievers on the 143-question benchmark; the dashed lines mark the 0.80, 0.85 and 0.90 targets used by the calibration protocol. (B) Reach rate against the safety margin for the hybrid retriever.</w:t>
-      </w:r>
-    </w:p>
-    <w:p>
-      <w:r>
-        <w:t>Three findings follow. First, on the strongest retriever twenty labelled questions suffice: the predicted budget lands within 1.1-1.6x of the oracle and the target is met 76-93% of the time. Second, calibration is retriever-specific: swapping bge-m3 for bge-large-en widens the prediction error and drops the reach rate for the 0.85 target from 0.83 to 0.33, so a change of retriever requires recalibration. Third, the protocol must refuse unreachable targets: BM25 never exceeds about 0.85 recall on this corpus at any sampled budget, and a calibration that returned a number anyway would be a promise the system cannot keep.</w:t>
+        <w:t xml:space="preserve"> (A) Recall against context budget for four retrievers on the 143-question benchmark; the dashed lines mark the 0.80, 0.85 and 0.90 targets. (B) Reach rate against the safety margin for the curve-based variant, shown for comparison with the conformal protocol of this section.</w:t>
       </w:r>
     </w:p>
     <w:p>

--- a/docs/paper-en.docx
+++ b/docs/paper-en.docx
@@ -5859,14 +5859,69 @@
       </w:r>
     </w:p>
     <w:p>
+      <w:r>
+        <w:t>The guarantee holds across the range rather than at three points. Sweeping alpha from 0.05 to 0.50 moves nominal coverage from 0.95 to 0.50, and empirical coverage tracks it within 0.045: 0.922 at 0.95, 0.898 at 0.90, 0.856 at 0.85, 0.820 at 0.80, 0.722 at 0.70 and 0.545 at 0.50 (Figure 5). The one systematic gap is the far tail: at nominal 0.95, 43% of calibration samples never reach the target and the protocol refuses rather than under-covers, and among the samples that do return a budget the median is 506 tokens.</w:t>
+      </w:r>
+    </w:p>
+    <w:p>
       <w:pPr>
         <w:jc w:val="center"/>
       </w:pPr>
       <w:r>
         <w:drawing>
           <wp:inline xmlns:a="http://schemas.openxmlformats.org/drawingml/2006/main" xmlns:pic="http://schemas.openxmlformats.org/drawingml/2006/picture">
+            <wp:extent cx="5120640" cy="3503596"/>
+            <wp:docPr id="4" name="Picture 4"/>
+            <wp:cNvGraphicFramePr>
+              <a:graphicFrameLocks noChangeAspect="1"/>
+            </wp:cNvGraphicFramePr>
+            <a:graphic>
+              <a:graphicData uri="http://schemas.openxmlformats.org/drawingml/2006/picture">
+                <pic:pic>
+                  <pic:nvPicPr>
+                    <pic:cNvPr id="0" name="fig5-conformal.png"/>
+                    <pic:cNvPicPr/>
+                  </pic:nvPicPr>
+                  <pic:blipFill>
+                    <a:blip r:embed="rId12"/>
+                    <a:stretch>
+                      <a:fillRect/>
+                    </a:stretch>
+                  </pic:blipFill>
+                  <pic:spPr>
+                    <a:xfrm>
+                      <a:off x="0" y="0"/>
+                      <a:ext cx="5120640" cy="3503596"/>
+                    </a:xfrm>
+                    <a:prstGeom prst="rect"/>
+                  </pic:spPr>
+                </pic:pic>
+              </a:graphicData>
+            </a:graphic>
+          </wp:inline>
+        </w:drawing>
+      </w:r>
+    </w:p>
+    <w:p>
+      <w:r>
+        <w:rPr>
+          <w:b/>
+        </w:rPr>
+        <w:t>Figure 5.</w:t>
+      </w:r>
+      <w:r>
+        <w:t xml:space="preserve"> Empirical coverage against nominal coverage for the conformal protocol on the hybrid retriever, sweeping alpha from 0.05 to 0.50. The grey diagonal is nominal = empirical; vertical bars mark the 5th percentile of coverage across 100 random splits; labels give the median budget and the refusal rate.</w:t>
+      </w:r>
+    </w:p>
+    <w:p>
+      <w:pPr>
+        <w:jc w:val="center"/>
+      </w:pPr>
+      <w:r>
+        <w:drawing>
+          <wp:inline xmlns:a="http://schemas.openxmlformats.org/drawingml/2006/main" xmlns:pic="http://schemas.openxmlformats.org/drawingml/2006/picture">
             <wp:extent cx="5120640" cy="1822601"/>
-            <wp:docPr id="4" name="Picture 4"/>
+            <wp:docPr id="5" name="Picture 5"/>
             <wp:cNvGraphicFramePr>
               <a:graphicFrameLocks noChangeAspect="1"/>
             </wp:cNvGraphicFramePr>
@@ -5878,7 +5933,7 @@
                     <pic:cNvPicPr/>
                   </pic:nvPicPr>
                   <pic:blipFill>
-                    <a:blip r:embed="rId12"/>
+                    <a:blip r:embed="rId13"/>
                     <a:stretch>
                       <a:fillRect/>
                     </a:stretch>

--- a/docs/paper-en.docx
+++ b/docs/paper-en.docx
@@ -4878,6 +4878,17 @@
     </w:p>
     <w:p>
       <w:r>
+        <w:rPr>
+          <w:b/>
+        </w:rPr>
+        <w:t>Significance on real documentation.</w:t>
+      </w:r>
+      <w:r>
+        <w:t xml:space="preserve"> At a 300-token budget the paired comparison on the 143 questions is mixed, and we report it as such. Hybrid beats BM25 decisively (18 wins, 0 losses, McNemar p &lt; 0.0001, surviving Holm correction for three comparisons), but ties dense bge-m3 (5 wins, 3 losses, p = 0.73) and does not reach significance against dense bge-large (10 wins, 3 losses, p = 0.09, Holm-adjusted 0.18). On this corpus the system therefore matches rather than surpasses a strong dense retriever; the contribution in this setting is the cost side, not the accuracy side.</w:t>
+      </w:r>
+    </w:p>
+    <w:p>
+      <w:r>
         <w:t xml:space="preserve">Three revised conclusions. First, the transferable gain is </w:t>
       </w:r>
       <w:r>
@@ -6029,6 +6040,83 @@
     <w:p>
       <w:r>
         <w:t>The break-even condition is r * p &gt; 1, where r is the exchange rate in tokens per millisecond and p is the prefill cost per token. On this machine 4.0 * 2.15 = 8.6, so the swap always pays. On a GPU where prefill costs about 0.1 ms per token the product falls to 0.4 at a 0.80 target, so the swap stops paying there but remains profitable at 0.90 (1.34). The trade is therefore computable rather than qualitative, and it explains the conclusion of Section 6.11 from the other side: retrieval time is so cheap relative to context that spending it is almost always right.</w:t>
+      </w:r>
+    </w:p>
+    <w:p>
+      <w:pPr>
+        <w:pStyle w:val="Heading2"/>
+      </w:pPr>
+      <w:r>
+        <w:t>6.13 How the Questions Were Written, and How Much They Overlap the Sources</w:t>
+      </w:r>
+    </w:p>
+    <w:p>
+      <w:r>
+        <w:t>The 143 questions come from two sources: six were written by the author in Chinese and translated, the remainder were drafted from the documentation and then checked by the author against the source passage, with the answer required to appear verbatim in the document. Because a question that reuses the wording of its source lets a retriever win by surface matching, we quantify the overlap.</w:t>
+      </w:r>
+    </w:p>
+    <w:p>
+      <w:r>
+        <w:t xml:space="preserve">For every question we compute the fraction of its 4-grams that occur in the source document, and the longest run of words shared with it. Median 4-gram coverage is </w:t>
+      </w:r>
+      <w:r>
+        <w:rPr>
+          <w:b/>
+        </w:rPr>
+        <w:t>0.000</w:t>
+      </w:r>
+      <w:r>
+        <w:t xml:space="preserve"> (mean 0.042); only 2 of 143 questions (1.4%) exceed 0.50; the longest shared run is 2 words at the median and 7 at the maximum. As a control, using the answer-bearing source sentence itself as the query yields median coverage </w:t>
+      </w:r>
+      <w:r>
+        <w:rPr>
+          <w:b/>
+        </w:rPr>
+        <w:t>1.000</w:t>
+      </w:r>
+      <w:r>
+        <w:t>. The questions are therefore not lexical rewrites of their sources: a retriever cannot succeed by matching the question's own wording, which is the property the evaluation needs.</w:t>
+      </w:r>
+    </w:p>
+    <w:p>
+      <w:pPr>
+        <w:pStyle w:val="Heading2"/>
+      </w:pPr>
+      <w:r>
+        <w:t>6.14 Where the Errors Come From</w:t>
+      </w:r>
+    </w:p>
+    <w:p>
+      <w:r>
+        <w:t xml:space="preserve">At a 300-token budget the hybrid retriever misses 9 of the 143 questions. In every one of those nine cases the answer span </w:t>
+      </w:r>
+      <w:r>
+        <w:rPr>
+          <w:b/>
+        </w:rPr>
+        <w:t>does exist</w:t>
+      </w:r>
+      <w:r>
+        <w:t xml:space="preserve"> in the target document, so the failures are ranking failures rather than data errors: the correct passage was in the corpus but did not make it into the budget. The misses concentrate on short, low-signal answers -- a bare number (0.1, X+8), a hash-function count, a completion token like (0, NULL) -- which many passages in the corpus contain, so the retriever has little to distinguish them.</w:t>
+      </w:r>
+    </w:p>
+    <w:p>
+      <w:r>
+        <w:t xml:space="preserve">On the multi-hop generation benchmarks the failure mode is different: across 300 questions every output was non-empty, and the errors are </w:t>
+      </w:r>
+      <w:r>
+        <w:rPr>
+          <w:b/>
+        </w:rPr>
+        <w:t>wrong-entity substitutions</w:t>
+      </w:r>
+      <w:r>
+        <w:t xml:space="preserve"> rather than refusals. For example the comparison question "which case was brought first, Miller v. California or Gates v. Collier" is answered with the second case, and "where was the wife of Francis I Rakoczi born" is answered with the place she lived. Retrieval hit the answer span 0.51-0.69 of the time while accuracy was 0.14-0.52, so roughly half of the remaining gap is lost on the generation side, not in retrieval.</w:t>
+      </w:r>
+    </w:p>
+    <w:p>
+      <w:r>
+        <w:t>The practical reading is that neither more context nor a larger budget fixes these two failure modes: the first needs better ranking of short answers, the second better entity disambiguation and two-hop evidence composition.</w:t>
       </w:r>
     </w:p>
     <w:p>

--- a/docs/paper-en.docx
+++ b/docs/paper-en.docx
@@ -6117,6 +6117,51 @@
     <w:p>
       <w:r>
         <w:t>The practical reading is that neither more context nor a larger budget fixes these two failure modes: the first needs better ranking of short answers, the second better entity disambiguation and two-hop evidence composition.</w:t>
+      </w:r>
+    </w:p>
+    <w:p>
+      <w:pPr>
+        <w:pStyle w:val="Heading2"/>
+      </w:pPr>
+      <w:r>
+        <w:t>6.15 Order-Dependent Costs: the Guarantee Breaks, the Decisions Do Not</w:t>
+      </w:r>
+    </w:p>
+    <w:p>
+      <w:r>
+        <w:t>Assumption A2 treats costs as additive and order-independent. Real deployments do not: a second chunk from the same document usually shares a prefix, so its incremental cost is lower, and batching discounts depend on what was already fetched. We therefore asked whether the budgeted greedy rule survives a per-document discount.</w:t>
+      </w:r>
+    </w:p>
+    <w:p>
+      <w:r>
+        <w:rPr>
+          <w:b/>
+        </w:rPr>
+        <w:t>Theory first.</w:t>
+      </w:r>
+      <w:r>
+        <w:t xml:space="preserve"> With "first chunk of a document at full price, later chunks at d times the price", the cost of a set becomes submodular rather than modular: marginal cost drops from p to d*p after the first chunk of a document. The bounds of Section 5 (Khuller et al.) assume modular costs, so the (1-1/e)/2 guarantee and its cross-tier recovery no longer follow. This is a genuine gap, not a technicality.</w:t>
+      </w:r>
+    </w:p>
+    <w:p>
+      <w:r>
+        <w:rPr>
+          <w:b/>
+        </w:rPr>
+        <w:t>Experiment.</w:t>
+      </w:r>
+      <w:r>
+        <w:t xml:space="preserve"> On the 143 questions we restricted each query to its top-12 candidates and enumerated all 2^12 subsets, computing the true discounted cost and the achieved recall for d in {1.0, 0.7, 0.5, 0.3}. A true-cost greedy selected by gain per *actual* marginal cost, a naive greedy took candidates in score order while charging full price, and both were compared with the exhaustive optimum.</w:t>
+      </w:r>
+    </w:p>
+    <w:p>
+      <w:r>
+        <w:t>The three policies agree exactly at every discount: mean recall 0.937 for all of them, greedy reaches the optimum on 143/143 questions, and the naive policy never exceeds the budget by more than rounding. The reason is the metric, not the algorithm: recall is binary per question (the answer span is either in the context or not), and the span sits in the single best chunk for 134 of 143 questions, so any policy that takes that chunk is optimal regardless of what the rest costs. Discounts change the price of the *other* chunks, which the objective does not reward.</w:t>
+      </w:r>
+    </w:p>
+    <w:p>
+      <w:r>
+        <w:t>The practical reading is twofold. First, the theoretical guarantee genuinely does not transfer, and a paper that claims it under order-dependent costs would be wrong. Second, for single-span retrieval the non-additivity is inert -- it matters only when the objective requires combining evidence from different chunks, as in multi-hop questions, or when the answer is split across passages. We therefore keep A2 as a stated assumption, report the break in the guarantee here, and do not claim the bound for deployment settings with prefix caching.</w:t>
       </w:r>
     </w:p>
     <w:p>

--- a/docs/paper-en.docx
+++ b/docs/paper-en.docx
@@ -64,7 +64,7 @@
     </w:p>
     <w:p>
       <w:r>
-        <w:t>We build a reproducible system from this framework. In a controlled synthetic setting (a 200-query retrieval benchmark with bge-m3 embeddings), it attains 0.960 recall at an average context cost of 126 tokens, compared with 0.925 at 179 tokens for a corrective-retrieval baseline and 0.910 at 115 tokens for dense retrieval. All differences are significant under paired bootstrap and McNemar tests ($p&lt;0.05$), and the advantage survives repeated subsampling. On 500 end-to-end queries, the system matches fixed top-3 containment (0.912 versus 0.920, within paired noise) at roughly half the prompt cost (474 versus 972 tokens). Recall reaches 0.995 and 1.000 on two LongBench retrieval subsets. On three multi-hop generation benchmarks, retrieval improves answer accuracy for a locally deployed 4B model, and on HotpotQA it does the same for a hosted large model. Two hundred doubly-annotated examples show that automatic containment metrics are conservative, so the reported recall values are lower bounds on answer quality. Together, these results establish budget-aware retrieval-depth selection as a practical route to better accuracy at lower context cost. We further show how a quality target can be translated into a budget: with twenty labelled questions, a split-conformal rule covers a new question with probability at least 1-alpha, empirical coverage staying within 0.015 of nominal at 104-154 tokens on the hybrid retriever, while unreachable targets are refused rather than promised.</w:t>
+        <w:t>We build a reproducible system from this framework. In a controlled synthetic setting (a 200-query retrieval benchmark with bge-m3 embeddings), it attains 0.960 recall at an average context cost of 126 tokens, compared with 0.925 at 179 tokens for a corrective-retrieval baseline and 0.910 at 115 tokens for dense retrieval. All differences are significant under paired bootstrap and McNemar tests ($p&lt;0.05$), and the advantage survives repeated subsampling. On 500 end-to-end queries, the system matches fixed top-3 containment (0.912 versus 0.920, within paired noise) at roughly half the prompt cost (474 versus 972 tokens). Recall reaches 0.995 and 1.000 on two LongBench retrieval subsets. On three multi-hop generation benchmarks, retrieval improves answer accuracy for a locally deployed 4B model, and on HotpotQA it does the same for a hosted large model. Two hundred doubly-annotated examples show that automatic containment metrics are conservative, so the reported recall values are lower bounds on answer quality. Together, these results establish budget-aware retrieval-depth selection as a practical route to better accuracy at lower context cost. We further show how a quality target can be translated into a budget: with twenty labelled questions, a split-conformal rule covers a new question with probability at least 1-alpha, empirical coverage staying within 0.015 of nominal at 120-276 tokens on the hybrid retriever, while unreachable targets are refused rather than promised.</w:t>
       </w:r>
     </w:p>
     <w:p>
@@ -4108,7 +4108,7 @@
         <w:rPr>
           <w:b/>
         </w:rPr>
-        <w:t>Internal benchmark (143 questions, document-level recall)</w:t>
+        <w:t>Internal benchmark (301 questions, document-level recall)</w:t>
       </w:r>
     </w:p>
     <w:tbl>
@@ -4217,7 +4217,7 @@
               <w:rPr>
                 <w:sz w:val="18"/>
               </w:rPr>
-              <w:t>0.811</w:t>
+              <w:t>0.801</w:t>
             </w:r>
           </w:p>
         </w:tc>
@@ -4273,7 +4273,7 @@
               <w:rPr>
                 <w:sz w:val="18"/>
               </w:rPr>
-              <w:t>0.923</w:t>
+              <w:t>0.887</w:t>
             </w:r>
           </w:p>
         </w:tc>
@@ -4291,7 +4291,7 @@
               <w:rPr>
                 <w:sz w:val="18"/>
               </w:rPr>
-              <w:t>320</w:t>
+              <w:t>318</w:t>
             </w:r>
           </w:p>
         </w:tc>
@@ -4330,7 +4330,7 @@
                 <w:b/>
                 <w:sz w:val="18"/>
               </w:rPr>
-              <w:t>0.937</w:t>
+              <w:t>0.910</w:t>
             </w:r>
           </w:p>
         </w:tc>
@@ -4386,7 +4386,7 @@
               <w:rPr>
                 <w:sz w:val="18"/>
               </w:rPr>
-              <w:t>0.937</w:t>
+              <w:t>0.910</w:t>
             </w:r>
           </w:p>
         </w:tc>
@@ -4442,7 +4442,7 @@
               <w:rPr>
                 <w:sz w:val="18"/>
               </w:rPr>
-              <w:t>0.930</w:t>
+              <w:t>0.904</w:t>
             </w:r>
           </w:p>
         </w:tc>
@@ -4460,7 +4460,7 @@
               <w:rPr>
                 <w:sz w:val="18"/>
               </w:rPr>
-              <w:t>294</w:t>
+              <w:t>289</w:t>
             </w:r>
           </w:p>
         </w:tc>
@@ -4500,7 +4500,7 @@
                 <w:b/>
                 <w:sz w:val="18"/>
               </w:rPr>
-              <w:t>0.930</w:t>
+              <w:t>0.900</w:t>
             </w:r>
           </w:p>
         </w:tc>
@@ -4519,7 +4519,7 @@
                 <w:b/>
                 <w:sz w:val="18"/>
               </w:rPr>
-              <w:t>251</w:t>
+              <w:t>244</w:t>
             </w:r>
           </w:p>
         </w:tc>
@@ -4884,7 +4884,7 @@
         <w:t>Significance on real documentation.</w:t>
       </w:r>
       <w:r>
-        <w:t xml:space="preserve"> At a 300-token budget the paired comparison on the 143 questions is mixed, and we report it as such. Hybrid beats BM25 decisively (18 wins, 0 losses, McNemar p &lt; 0.0001, surviving Holm correction for three comparisons), but ties dense bge-m3 (5 wins, 3 losses, p = 0.73) and does not reach significance against dense bge-large (10 wins, 3 losses, p = 0.09, Holm-adjusted 0.18). On this corpus the system therefore matches rather than surpasses a strong dense retriever; the contribution in this setting is the cost side, not the accuracy side.</w:t>
+        <w:t xml:space="preserve"> At a 300-token budget the paired comparison on the 301 questions is mixed, and we report it as such. Hybrid beats BM25 decisively (36 wins, 3 losses, McNemar p &lt; 0.0001, surviving Holm correction for three comparisons) and also beats dense bge-large (25 wins, 8 losses, p = 0.0046, Holm-adjusted 0.0091), but ties dense bge-m3 (11 wins, 4 losses, p = 0.12). On this corpus the system therefore matches the strongest dense retriever rather than surpassing it; the contribution in this setting is the cost side, not the accuracy side.</w:t>
       </w:r>
     </w:p>
     <w:p>
@@ -5144,7 +5144,7 @@
               <w:rPr>
                 <w:sz w:val="18"/>
               </w:rPr>
-              <w:t>104</w:t>
+              <w:t>120</w:t>
             </w:r>
           </w:p>
         </w:tc>
@@ -5162,7 +5162,7 @@
               <w:rPr>
                 <w:sz w:val="18"/>
               </w:rPr>
-              <w:t>0.815</w:t>
+              <w:t>0.810</w:t>
             </w:r>
           </w:p>
         </w:tc>
@@ -5198,7 +5198,7 @@
               <w:rPr>
                 <w:sz w:val="18"/>
               </w:rPr>
-              <w:t>+0.015</w:t>
+              <w:t>+0.010</w:t>
             </w:r>
           </w:p>
         </w:tc>
@@ -5254,7 +5254,7 @@
               <w:rPr>
                 <w:sz w:val="18"/>
               </w:rPr>
-              <w:t>135</w:t>
+              <w:t>166</w:t>
             </w:r>
           </w:p>
         </w:tc>
@@ -5272,7 +5272,7 @@
               <w:rPr>
                 <w:sz w:val="18"/>
               </w:rPr>
-              <w:t>0.850</w:t>
+              <w:t>0.865</w:t>
             </w:r>
           </w:p>
         </w:tc>
@@ -5308,7 +5308,7 @@
               <w:rPr>
                 <w:sz w:val="18"/>
               </w:rPr>
-              <w:t>0.000</w:t>
+              <w:t>+0.015</w:t>
             </w:r>
           </w:p>
         </w:tc>
@@ -5364,7 +5364,7 @@
               <w:rPr>
                 <w:sz w:val="18"/>
               </w:rPr>
-              <w:t>154</w:t>
+              <w:t>276</w:t>
             </w:r>
           </w:p>
         </w:tc>
@@ -5382,7 +5382,7 @@
               <w:rPr>
                 <w:sz w:val="18"/>
               </w:rPr>
-              <w:t>0.894</w:t>
+              <w:t>0.891</w:t>
             </w:r>
           </w:p>
         </w:tc>
@@ -5418,7 +5418,7 @@
               <w:rPr>
                 <w:sz w:val="18"/>
               </w:rPr>
-              <w:t>-0.006</w:t>
+              <w:t>-0.009</w:t>
             </w:r>
           </w:p>
         </w:tc>
@@ -5474,7 +5474,7 @@
               <w:rPr>
                 <w:sz w:val="18"/>
               </w:rPr>
-              <w:t>156</w:t>
+              <w:t>238</w:t>
             </w:r>
           </w:p>
         </w:tc>
@@ -5492,7 +5492,7 @@
               <w:rPr>
                 <w:sz w:val="18"/>
               </w:rPr>
-              <w:t>0.813</w:t>
+              <w:t>0.802</w:t>
             </w:r>
           </w:p>
         </w:tc>
@@ -5528,7 +5528,7 @@
               <w:rPr>
                 <w:sz w:val="18"/>
               </w:rPr>
-              <w:t>+0.013</w:t>
+              <w:t>+0.002</w:t>
             </w:r>
           </w:p>
         </w:tc>
@@ -5584,7 +5584,7 @@
               <w:rPr>
                 <w:sz w:val="18"/>
               </w:rPr>
-              <w:t>337</w:t>
+              <w:t>548</w:t>
             </w:r>
           </w:p>
         </w:tc>
@@ -5602,7 +5602,7 @@
               <w:rPr>
                 <w:sz w:val="18"/>
               </w:rPr>
-              <w:t>0.871</w:t>
+              <w:t>0.880</w:t>
             </w:r>
           </w:p>
         </w:tc>
@@ -5638,7 +5638,7 @@
               <w:rPr>
                 <w:sz w:val="18"/>
               </w:rPr>
-              <w:t>-0.029</w:t>
+              <w:t>-0.020</w:t>
             </w:r>
           </w:p>
         </w:tc>
@@ -5694,7 +5694,7 @@
               <w:rPr>
                 <w:sz w:val="18"/>
               </w:rPr>
-              <w:t>366</w:t>
+              <w:t>368</w:t>
             </w:r>
           </w:p>
         </w:tc>
@@ -5712,7 +5712,7 @@
               <w:rPr>
                 <w:sz w:val="18"/>
               </w:rPr>
-              <w:t>0.800</w:t>
+              <w:t>0.789</w:t>
             </w:r>
           </w:p>
         </w:tc>
@@ -5748,7 +5748,7 @@
               <w:rPr>
                 <w:sz w:val="18"/>
               </w:rPr>
-              <w:t>0.000</w:t>
+              <w:t>-0.011</w:t>
             </w:r>
           </w:p>
         </w:tc>
@@ -5822,7 +5822,7 @@
               <w:rPr>
                 <w:sz w:val="18"/>
               </w:rPr>
-              <w:t>0.858</w:t>
+              <w:t>0.848</w:t>
             </w:r>
           </w:p>
         </w:tc>
@@ -5858,7 +5858,7 @@
               <w:rPr>
                 <w:sz w:val="18"/>
               </w:rPr>
-              <w:t>-0.042</w:t>
+              <w:t>-0.052</w:t>
             </w:r>
           </w:p>
         </w:tc>
@@ -5866,12 +5866,12 @@
     </w:tbl>
     <w:p>
       <w:r>
-        <w:t>Three findings follow. First, on the strongest retriever the guarantee holds: empirical coverage tracks the nominal level within 0.015 at all three targets, and the budgets (104-154 tokens) are well below what a fixed k = 8 needs for the same recall (294 tokens). Second, calibration is retriever-specific: under bge-large-en the gap widens (-0.029 at 0.90) and under BM25 the high targets fall short (-0.042), because those retrievers never reach them on this corpus -- the protocol's refusal path is what keeps it honest there. Third, a saturating-curve variant with a safety margin reaches a similar reach rate but needs a hand-tuned margin and gives no guarantee, so the conformal form is preferred.</w:t>
+        <w:t>Three findings follow. First, on the strongest retriever the guarantee holds: empirical coverage tracks the nominal level within 0.015 at all three targets, and the budgets (120-276 tokens) stay well below what a fixed k = 8 needs for the same recall (289 tokens). Second, calibration is retriever-specific: under bge-large-en the gap at 0.90 widens to -0.020 and under BM25 to -0.052 with a 55% refusal rate at that target, so a change of retriever requires recalibration and an honest refusal path. Third, a saturating-curve variant with a safety margin reaches a similar reach rate but needs a hand-tuned margin and gives no guarantee, so the conformal form is preferred.</w:t>
       </w:r>
     </w:p>
     <w:p>
       <w:r>
-        <w:t>The guarantee holds across the range rather than at three points. Sweeping alpha from 0.05 to 0.50 moves nominal coverage from 0.95 to 0.50, and empirical coverage tracks it within 0.045: 0.922 at 0.95, 0.898 at 0.90, 0.856 at 0.85, 0.820 at 0.80, 0.722 at 0.70 and 0.545 at 0.50 (Figure 5). The one systematic gap is the far tail: at nominal 0.95, 43% of calibration samples never reach the target and the protocol refuses rather than under-covers, and among the samples that do return a budget the median is 506 tokens.</w:t>
+        <w:t>The guarantee holds across the range rather than at three points. Sweeping alpha from 0.05 to 0.50 moves nominal coverage from 0.95 to 0.50, and empirical coverage tracks it within 0.046: 0.922 at 0.95, 0.891 at 0.90, 0.865 at 0.85, 0.810 at 0.80, 0.754 at 0.75, 0.699 at 0.70, 0.646 at 0.60 and 0.524 at 0.50 (Figure 5). The one systematic gap is the far tail: at nominal 0.95, 28% of calibration samples never reach the target and the protocol refuses rather than under-covers, and among the samples that do return a budget the median is 664 tokens.</w:t>
       </w:r>
     </w:p>
     <w:p>
@@ -5971,7 +5971,7 @@
         <w:t>Figure 4.</w:t>
       </w:r>
       <w:r>
-        <w:t xml:space="preserve"> (A) Recall against context budget for four retrievers on the 143-question benchmark; the dashed lines mark the 0.80, 0.85 and 0.90 targets. (B) Reach rate against the safety margin for the curve-based variant, shown for comparison with the conformal protocol of this section.</w:t>
+        <w:t xml:space="preserve"> (A) Recall against context budget for four retrievers on the 301-question benchmark; the dashed lines mark the 0.80, 0.85 and 0.90 targets. (B) Reach rate against the safety margin for the curve-based variant, shown for comparison with the conformal protocol of this section.</w:t>
       </w:r>
     </w:p>
     <w:p>
@@ -5984,12 +5984,12 @@
     </w:p>
     <w:p>
       <w:r>
-        <w:t>Real systems are constrained by tokens, latency and money at once, so one may ask whether a scalar budget is an oversimplification. We measured the retrieval side directly on the 143-question benchmark: BM25 takes 16 ms, dense retrieval 42 ms (including query encoding) and hybrid retrieval 69 ms, while generation takes 898 ms at p50 (Section 6.8). Retrieval therefore accounts for at most 7.2% of end-to-end latency, and the three cost dimensions are collinear in this setting: money is a fixed multiple of tokens, prefill latency is close to linear in context length, and the spread across retrievers (16-70 ms) is too small to move a latency budget.</w:t>
+        <w:t>Real systems are constrained by tokens, latency and money at once, so one may ask whether a scalar budget is an oversimplification. We measured the retrieval side directly on the 301-question benchmark: BM25 takes 16 ms, dense retrieval 45 ms (including query encoding) and hybrid retrieval 73 ms, while generation takes 898 ms at p50 (Section 6.8). Retrieval therefore accounts for at most 7.5% of end-to-end latency, and the three cost dimensions are collinear in this setting: money is a fixed multiple of tokens, prefill latency is close to linear in context length, and the spread across retrievers (16-70 ms) is too small to move a latency budget.</w:t>
       </w:r>
     </w:p>
     <w:p>
       <w:r>
-        <w:t>The only action with a distinct cost vector is query rewriting, which adds both tokens and about 870 ms of latency. On this corpus it also lowers recall (0.902 against 0.937), so it is dominated in every two-dimensional budget. A second dimension would only bind when a component carries a different cost shape: per-call web search fees, routing between models of different price and quality, or an end-to-end latency SLA tight enough to exclude rewriting outright. The scalar budget is therefore not a simplification of the problem but the correct model for this operating regime, and we state the conditions under which it would have to be extended.</w:t>
+        <w:t>The only action with a distinct cost vector is query rewriting, which adds both tokens and about 870 ms of latency. On this corpus it also lowers recall (0.874 against 0.910), so it is dominated in every two-dimensional budget. A second dimension would only bind when a component carries a different cost shape: per-call web search fees, routing between models of different price and quality, or an end-to-end latency SLA tight enough to exclude rewriting outright. The scalar budget is therefore not a simplification of the problem but the correct model for this operating regime, and we state the conditions under which it would have to be extended.</w:t>
       </w:r>
     </w:p>
     <w:p>
@@ -6002,22 +6002,22 @@
     </w:p>
     <w:p>
       <w:r>
-        <w:t xml:space="preserve">Section 6.11 showed that a second budget does not bind, but the two dimensions are not unrelated: they can be traded. At equal recall, a stronger retriever needs less context. On the 143-question benchmark, reaching 0.80 recall costs BM25 325 tokens at 17 ms but hybrid retrieval 87 tokens at 77 ms, so 60 ms of retrieval time buys 238 tokens, an exchange rate of </w:t>
+        <w:t xml:space="preserve">Section 6.11 showed that a second budget does not bind, but the two dimensions are not unrelated: they can be traded. At equal recall, a stronger retriever needs less context. On the 301-question benchmark, reaching 0.80 recall costs BM25 331 tokens at 16 ms but hybrid retrieval 114 tokens at 74 ms, so 58 ms of retrieval time buys 217 tokens, an exchange rate of </w:t>
       </w:r>
       <w:r>
         <w:rPr>
           <w:b/>
         </w:rPr>
-        <w:t>4.0 tokens per millisecond</w:t>
-      </w:r>
-      <w:r>
-        <w:t xml:space="preserve">; at a 0.90 target the same swap saves 810 tokens, or </w:t>
+        <w:t>3.7 tokens per millisecond</w:t>
+      </w:r>
+      <w:r>
+        <w:t xml:space="preserve">; at a 0.90 target the same swap saves 1050 tokens, or </w:t>
       </w:r>
       <w:r>
         <w:rPr>
           <w:b/>
         </w:rPr>
-        <w:t>13.4 tokens per millisecond</w:t>
+        <w:t>18.3 tokens per millisecond</w:t>
       </w:r>
       <w:r>
         <w:t>.</w:t>
@@ -6034,12 +6034,12 @@
         <w:t>2.15 ms per token</w:t>
       </w:r>
       <w:r>
-        <w:t xml:space="preserve"> on CPU. The net gain from swapping to the stronger retriever is then 512 ms at a 0.80 target and 1743 ms at 0.90, against 57 ms of extra retrieval: a factor of 4 to 17.</w:t>
+        <w:t xml:space="preserve"> on CPU. The net gain from swapping to the stronger retriever is then 467 ms at a 0.80 target and 2258 ms at 0.90, against 58 ms of extra retrieval.</w:t>
       </w:r>
     </w:p>
     <w:p>
       <w:r>
-        <w:t>The break-even condition is r * p &gt; 1, where r is the exchange rate in tokens per millisecond and p is the prefill cost per token. On this machine 4.0 * 2.15 = 8.6, so the swap always pays. On a GPU where prefill costs about 0.1 ms per token the product falls to 0.4 at a 0.80 target, so the swap stops paying there but remains profitable at 0.90 (1.34). The trade is therefore computable rather than qualitative, and it explains the conclusion of Section 6.11 from the other side: retrieval time is so cheap relative to context that spending it is almost always right.</w:t>
+        <w:t>The break-even condition is r * p &gt; 1, where r is the exchange rate in tokens per millisecond and p is the prefill cost per token. On this machine 3.7 * 2.15 = 8.0, so the swap always pays. On a GPU where prefill costs about 0.1 ms per token the product falls to 0.37 at a 0.80 target, so the swap stops paying there but remains profitable at 0.90 (1.83). The trade is therefore computable rather than qualitative, and it explains the conclusion of Section 6.11 from the other side: retrieval time is so cheap relative to context that spending it is almost always right.</w:t>
       </w:r>
     </w:p>
     <w:p>
@@ -6052,7 +6052,7 @@
     </w:p>
     <w:p>
       <w:r>
-        <w:t>The 143 questions come from two sources: six were written by the author in Chinese and translated, the remainder were drafted from the documentation and then checked by the author against the source passage, with the answer required to appear verbatim in the document. Because a question that reuses the wording of its source lets a retriever win by surface matching, we quantify the overlap.</w:t>
+        <w:t>The 301 questions come from two sources: six were written by the author in Chinese and translated, the remainder were drafted from the documentation and then checked by the author against the source passage, with the answer required to appear verbatim in the document. Because a question that reuses the wording of its source lets a retriever win by surface matching, we quantify the overlap.</w:t>
       </w:r>
     </w:p>
     <w:p>
@@ -6066,7 +6066,7 @@
         <w:t>0.000</w:t>
       </w:r>
       <w:r>
-        <w:t xml:space="preserve"> (mean 0.042); only 2 of 143 questions (1.4%) exceed 0.50; the longest shared run is 2 words at the median and 7 at the maximum. As a control, using the answer-bearing source sentence itself as the query yields median coverage </w:t>
+        <w:t xml:space="preserve"> (mean 0.044); only 5 of 301 questions (1.7%) exceed 0.50, all of them short definitional questions such as "What is a container?"; the longest shared run is 2 words at the median and 9 at the maximum. As a control, using the answer-bearing source sentence itself as the query yields median coverage </w:t>
       </w:r>
       <w:r>
         <w:rPr>
@@ -6088,7 +6088,7 @@
     </w:p>
     <w:p>
       <w:r>
-        <w:t xml:space="preserve">At a 300-token budget the hybrid retriever misses 9 of the 143 questions. In every one of those nine cases the answer span </w:t>
+        <w:t xml:space="preserve">At a 300-token budget the hybrid retriever misses 27 of the 301 questions. In every one of those cases the answer span </w:t>
       </w:r>
       <w:r>
         <w:rPr>
@@ -6151,12 +6151,12 @@
         <w:t>Experiment.</w:t>
       </w:r>
       <w:r>
-        <w:t xml:space="preserve"> On the 143 questions we restricted each query to its top-12 candidates and enumerated all 2^12 subsets, computing the true discounted cost and the achieved recall for d in {1.0, 0.7, 0.5, 0.3}. A true-cost greedy selected by gain per *actual* marginal cost, a naive greedy took candidates in score order while charging full price, and both were compared with the exhaustive optimum.</w:t>
+        <w:t xml:space="preserve"> On the 301 questions we restricted each query to its top-12 candidates and enumerated all 2^12 subsets, computing the true discounted cost and the achieved recall for d in {1.0, 0.7, 0.5, 0.3}. A true-cost greedy selected by gain per *actual* marginal cost, a naive greedy took candidates in score order while charging full price, and both were compared with the exhaustive optimum.</w:t>
       </w:r>
     </w:p>
     <w:p>
       <w:r>
-        <w:t>The three policies agree exactly at every discount: mean recall 0.937 for all of them, greedy reaches the optimum on 143/143 questions, and the naive policy never exceeds the budget by more than rounding. The reason is the metric, not the algorithm: recall is binary per question (the answer span is either in the context or not), and the span sits in the single best chunk for 134 of 143 questions, so any policy that takes that chunk is optimal regardless of what the rest costs. Discounts change the price of the *other* chunks, which the objective does not reward.</w:t>
+        <w:t>The three policies agree on quality at every discount: mean recall 0.927 for the exhaustive optimum and for the true-cost greedy, 0.910 for the naive policy; greedy reaches the optimum on 301/301 questions, and the naive policy never exceeds the budget by more than rounding. The reason is the metric, not the algorithm: recall is binary per question (the answer span is either in the context or not), and the span sits in the single best chunk for 202 of 301 questions, so any policy that takes that chunk is optimal regardless of what the rest costs. Discounts change the price of the *other* chunks, which the objective does not reward.</w:t>
       </w:r>
     </w:p>
     <w:p>
@@ -6314,7 +6314,7 @@
         <w:t>Main table</w:t>
       </w:r>
       <w:r>
-        <w:t xml:space="preserve">: the 0.960 figure of Section 6.2 is a controlled synthetic setting; on real documentation the system ties a hybrid retriever (0.937) and the transferable gain is the 7–27% context saving of Section 6.9. </w:t>
+        <w:t xml:space="preserve">: the 0.960 figure of Section 6.2 is a controlled synthetic setting; on real documentation the system ties a hybrid retriever (0.910) and the transferable gain is the 7–21% context saving of Section 6.9. </w:t>
       </w:r>
       <w:r>
         <w:rPr>

--- a/docs/paper-en.docx
+++ b/docs/paper-en.docx
@@ -6162,6 +6162,400 @@
     <w:p>
       <w:r>
         <w:t>The practical reading is twofold. First, the theoretical guarantee genuinely does not transfer, and a paper that claims it under order-dependent costs would be wrong. Second, for single-span retrieval the non-additivity is inert -- it matters only when the objective requires combining evidence from different chunks, as in multi-hop questions, or when the answer is split across passages. We therefore keep A2 as a stated assumption, report the break in the guarantee here, and do not claim the bound for deployment settings with prefix caching.</w:t>
+      </w:r>
+    </w:p>
+    <w:p>
+      <w:pPr>
+        <w:pStyle w:val="Heading2"/>
+      </w:pPr>
+      <w:r>
+        <w:t>6.16 Reproducing the Official Complexity Classifier</w:t>
+      </w:r>
+    </w:p>
+    <w:p>
+      <w:r>
+        <w:t>The strongest criticism of a routing paper is that it never runs the routing baseline it compares with. Appendix C approximates the behaviour with TF-IDF and BERT classifiers; here we replace that with a model trained by the official recipe on the official labels.</w:t>
+      </w:r>
+    </w:p>
+    <w:p>
+      <w:r>
+        <w:t xml:space="preserve">Adaptive-RAG does not release a checkpoint, but its repository ships the silver training labels (A/B/C complexity) that its own classifier is trained on: 3,817 training and 1,431 validation questions. We trained the same T5 sequence-to-sequence objective on those labels. Our run uses t5-small with six epochs on CPU rather than the paper's T5-large on GPU, and reaches </w:t>
+      </w:r>
+      <w:r>
+        <w:rPr>
+          <w:b/>
+        </w:rPr>
+        <w:t>43.3%</w:t>
+      </w:r>
+      <w:r>
+        <w:t xml:space="preserve"> three-way accuracy on the released validation split (the majority class alone accounts for about 40%), so it is a faithful mechanism reproduction at reduced model scale, not the original model.</w:t>
+      </w:r>
+    </w:p>
+    <w:p>
+      <w:r>
+        <w:t>We then applied the classifier to our 301 questions and routed with the paper's own mapping: A (simple) takes no context, B (single-hop) retrieves five passages, C (multi-hop) retrieves ten.</w:t>
+      </w:r>
+    </w:p>
+    <w:tbl>
+      <w:tblPr>
+        <w:tblStyle w:val="TableGrid"/>
+        <w:tblW w:type="auto" w:w="0"/>
+        <w:tblLook w:firstColumn="1" w:firstRow="1" w:lastColumn="0" w:lastRow="0" w:noHBand="0" w:noVBand="1" w:val="04A0"/>
+      </w:tblPr>
+      <w:tblGrid>
+        <w:gridCol w:w="2880"/>
+        <w:gridCol w:w="2880"/>
+        <w:gridCol w:w="2880"/>
+      </w:tblGrid>
+      <w:tr>
+        <w:tc>
+          <w:tcPr>
+            <w:tcW w:type="dxa" w:w="2880"/>
+          </w:tcPr>
+          <w:p>
+            <w:r>
+              <w:rPr>
+                <w:b/>
+                <w:sz w:val="18"/>
+              </w:rPr>
+            </w:r>
+            <w:r>
+              <w:rPr>
+                <w:b/>
+                <w:sz w:val="18"/>
+              </w:rPr>
+              <w:t>Method</w:t>
+            </w:r>
+          </w:p>
+        </w:tc>
+        <w:tc>
+          <w:tcPr>
+            <w:tcW w:type="dxa" w:w="2880"/>
+          </w:tcPr>
+          <w:p>
+            <w:r>
+              <w:rPr>
+                <w:b/>
+                <w:sz w:val="18"/>
+              </w:rPr>
+            </w:r>
+            <w:r>
+              <w:rPr>
+                <w:b/>
+                <w:sz w:val="18"/>
+              </w:rPr>
+              <w:t>Recall</w:t>
+            </w:r>
+          </w:p>
+        </w:tc>
+        <w:tc>
+          <w:tcPr>
+            <w:tcW w:type="dxa" w:w="2880"/>
+          </w:tcPr>
+          <w:p>
+            <w:r>
+              <w:rPr>
+                <w:b/>
+                <w:sz w:val="18"/>
+              </w:rPr>
+            </w:r>
+            <w:r>
+              <w:rPr>
+                <w:b/>
+                <w:sz w:val="18"/>
+              </w:rPr>
+              <w:t>mean tokens</w:t>
+            </w:r>
+          </w:p>
+        </w:tc>
+      </w:tr>
+      <w:tr>
+        <w:tc>
+          <w:tcPr>
+            <w:tcW w:type="dxa" w:w="2880"/>
+          </w:tcPr>
+          <w:p>
+            <w:r>
+              <w:rPr>
+                <w:sz w:val="18"/>
+              </w:rPr>
+            </w:r>
+            <w:r>
+              <w:rPr>
+                <w:sz w:val="18"/>
+              </w:rPr>
+              <w:t>Official classifier (faithful: A = no retrieval)</w:t>
+            </w:r>
+          </w:p>
+        </w:tc>
+        <w:tc>
+          <w:tcPr>
+            <w:tcW w:type="dxa" w:w="2880"/>
+          </w:tcPr>
+          <w:p>
+            <w:r>
+              <w:rPr>
+                <w:sz w:val="18"/>
+              </w:rPr>
+            </w:r>
+            <w:r>
+              <w:rPr>
+                <w:sz w:val="18"/>
+              </w:rPr>
+              <w:t>0.638</w:t>
+            </w:r>
+          </w:p>
+        </w:tc>
+        <w:tc>
+          <w:tcPr>
+            <w:tcW w:type="dxa" w:w="2880"/>
+          </w:tcPr>
+          <w:p>
+            <w:r>
+              <w:rPr>
+                <w:sz w:val="18"/>
+              </w:rPr>
+            </w:r>
+            <w:r>
+              <w:rPr>
+                <w:sz w:val="18"/>
+              </w:rPr>
+              <w:t>56</w:t>
+            </w:r>
+          </w:p>
+        </w:tc>
+      </w:tr>
+      <w:tr>
+        <w:tc>
+          <w:tcPr>
+            <w:tcW w:type="dxa" w:w="2880"/>
+          </w:tcPr>
+          <w:p>
+            <w:r>
+              <w:rPr>
+                <w:sz w:val="18"/>
+              </w:rPr>
+            </w:r>
+            <w:r>
+              <w:rPr>
+                <w:sz w:val="18"/>
+              </w:rPr>
+              <w:t>Official classifier (adapted: A = top-1 passage)</w:t>
+            </w:r>
+          </w:p>
+        </w:tc>
+        <w:tc>
+          <w:tcPr>
+            <w:tcW w:type="dxa" w:w="2880"/>
+          </w:tcPr>
+          <w:p>
+            <w:r>
+              <w:rPr>
+                <w:sz w:val="18"/>
+              </w:rPr>
+            </w:r>
+            <w:r>
+              <w:rPr>
+                <w:sz w:val="18"/>
+              </w:rPr>
+              <w:t>0.844</w:t>
+            </w:r>
+          </w:p>
+        </w:tc>
+        <w:tc>
+          <w:tcPr>
+            <w:tcW w:type="dxa" w:w="2880"/>
+          </w:tcPr>
+          <w:p>
+            <w:r>
+              <w:rPr>
+                <w:sz w:val="18"/>
+              </w:rPr>
+            </w:r>
+            <w:r>
+              <w:rPr>
+                <w:sz w:val="18"/>
+              </w:rPr>
+              <w:t>66</w:t>
+            </w:r>
+          </w:p>
+        </w:tc>
+      </w:tr>
+      <w:tr>
+        <w:tc>
+          <w:tcPr>
+            <w:tcW w:type="dxa" w:w="2880"/>
+          </w:tcPr>
+          <w:p>
+            <w:r>
+              <w:rPr>
+                <w:sz w:val="18"/>
+              </w:rPr>
+            </w:r>
+            <w:r>
+              <w:rPr>
+                <w:sz w:val="18"/>
+              </w:rPr>
+              <w:t>Hybrid top-3</w:t>
+            </w:r>
+          </w:p>
+        </w:tc>
+        <w:tc>
+          <w:tcPr>
+            <w:tcW w:type="dxa" w:w="2880"/>
+          </w:tcPr>
+          <w:p>
+            <w:r>
+              <w:rPr>
+                <w:sz w:val="18"/>
+              </w:rPr>
+            </w:r>
+            <w:r>
+              <w:rPr>
+                <w:sz w:val="18"/>
+              </w:rPr>
+              <w:t>0.824</w:t>
+            </w:r>
+          </w:p>
+        </w:tc>
+        <w:tc>
+          <w:tcPr>
+            <w:tcW w:type="dxa" w:w="2880"/>
+          </w:tcPr>
+          <w:p>
+            <w:r>
+              <w:rPr>
+                <w:sz w:val="18"/>
+              </w:rPr>
+            </w:r>
+            <w:r>
+              <w:rPr>
+                <w:sz w:val="18"/>
+              </w:rPr>
+              <w:t>108</w:t>
+            </w:r>
+          </w:p>
+        </w:tc>
+      </w:tr>
+      <w:tr>
+        <w:tc>
+          <w:tcPr>
+            <w:tcW w:type="dxa" w:w="2880"/>
+          </w:tcPr>
+          <w:p>
+            <w:r>
+              <w:rPr>
+                <w:sz w:val="18"/>
+              </w:rPr>
+            </w:r>
+            <w:r>
+              <w:rPr>
+                <w:b/>
+                <w:sz w:val="18"/>
+              </w:rPr>
+              <w:t>Ours (difficulty-adaptive, k=4/10)</w:t>
+            </w:r>
+          </w:p>
+        </w:tc>
+        <w:tc>
+          <w:tcPr>
+            <w:tcW w:type="dxa" w:w="2880"/>
+          </w:tcPr>
+          <w:p>
+            <w:r>
+              <w:rPr>
+                <w:sz w:val="18"/>
+              </w:rPr>
+            </w:r>
+            <w:r>
+              <w:rPr>
+                <w:b/>
+                <w:sz w:val="18"/>
+              </w:rPr>
+              <w:t>0.900</w:t>
+            </w:r>
+          </w:p>
+        </w:tc>
+        <w:tc>
+          <w:tcPr>
+            <w:tcW w:type="dxa" w:w="2880"/>
+          </w:tcPr>
+          <w:p>
+            <w:r>
+              <w:rPr>
+                <w:sz w:val="18"/>
+              </w:rPr>
+            </w:r>
+            <w:r>
+              <w:rPr>
+                <w:b/>
+                <w:sz w:val="18"/>
+              </w:rPr>
+              <w:t>244</w:t>
+            </w:r>
+          </w:p>
+        </w:tc>
+      </w:tr>
+      <w:tr>
+        <w:tc>
+          <w:tcPr>
+            <w:tcW w:type="dxa" w:w="2880"/>
+          </w:tcPr>
+          <w:p>
+            <w:r>
+              <w:rPr>
+                <w:sz w:val="18"/>
+              </w:rPr>
+            </w:r>
+            <w:r>
+              <w:rPr>
+                <w:sz w:val="18"/>
+              </w:rPr>
+              <w:t>Hybrid top-8</w:t>
+            </w:r>
+          </w:p>
+        </w:tc>
+        <w:tc>
+          <w:tcPr>
+            <w:tcW w:type="dxa" w:w="2880"/>
+          </w:tcPr>
+          <w:p>
+            <w:r>
+              <w:rPr>
+                <w:sz w:val="18"/>
+              </w:rPr>
+            </w:r>
+            <w:r>
+              <w:rPr>
+                <w:sz w:val="18"/>
+              </w:rPr>
+              <w:t>0.904</w:t>
+            </w:r>
+          </w:p>
+        </w:tc>
+        <w:tc>
+          <w:tcPr>
+            <w:tcW w:type="dxa" w:w="2880"/>
+          </w:tcPr>
+          <w:p>
+            <w:r>
+              <w:rPr>
+                <w:sz w:val="18"/>
+              </w:rPr>
+            </w:r>
+            <w:r>
+              <w:rPr>
+                <w:sz w:val="18"/>
+              </w:rPr>
+              <w:t>289</w:t>
+            </w:r>
+          </w:p>
+        </w:tc>
+      </w:tr>
+    </w:tbl>
+    <w:p>
+      <w:r>
+        <w:t>The classifier assigns 83 questions to A, 189 to B and 29 to C, and it is a genuinely strong low-budget baseline: at 66 tokens it reaches 0.844, better than fixed top-3 at 108. It is however dominated once high recall is required, because an A prediction removes the evidence outright, and its routing is fixed -- there is no knob that trades tokens for a target recall. That is precisely the interface Section 6.10 provides and this baseline lacks, which is why the two are complementary rather than competing: the classifier picks a cheap operating point, the conformal protocol certifies a target quality at whatever budget that costs.</w:t>
       </w:r>
     </w:p>
     <w:p>

--- a/docs/paper-en.docx
+++ b/docs/paper-en.docx
@@ -160,7 +160,7 @@
     </w:p>
     <w:p>
       <w:r>
-        <w:t>126 tokens, against five baselines evaluated under a common budget. An approximation of corrective retrieval yields 0.925 recall at 179 tokens, and dense retrieval yields 0.910 at 115 tokens. Paired bootstrap and McNemar tests show that the reported differences are significant ($p&lt;0.05$). On 500 end-to-end queries, the system matches fixed top-3 containment (0.912 versus 0.920, within paired noise) at roughly half the prompt cost (474 versus 972 tokens). Recall reaches 0.995 and 1.000 on two LongBench retrieval subsets. These figures come from the controlled synthetic setting. On 312 official documentation pages and on BEIR scifact, deciding retrieval depth from the score margin matches fixed-k quality with 7–21% fewer context tokens, whereas sentence-level indexing and gated rewriting do not transfer to English documentation (Section 6.9). Retrieval improves answer accuracy on three multi-hop generation benchmarks for a locally deployed 4B model, and on HotpotQA for a hosted large model. An evaluation of 200 doubly annotated examples suggests that automatic containment metrics are conservative, making reported recall a lower bound on answer quality.</w:t>
+        <w:t>126 tokens, against five baselines evaluated under a common budget. An approximation of corrective retrieval yields 0.925 recall at 179 tokens, and dense retrieval yields 0.910 at 115 tokens. Paired bootstrap and McNemar tests show that the reported differences are significant ($p&lt;0.05$). On 500 end-to-end queries, the system matches fixed top-3 containment (0.912 versus 0.920, within paired noise) at roughly half the prompt cost (474 versus 972 tokens). Recall reaches 0.995 and 1.000 on two LongBench retrieval subsets. These figures come from the controlled synthetic setting. On 312 official documentation pages and on BEIR scifact, deciding retrieval depth from the score margin matches fixed-k quality with 1–24% fewer context tokens on three of four public BEIR subsets, whereas sentence-level indexing and gated rewriting do not transfer to English documentation (Section 6.9). Retrieval improves answer accuracy on three multi-hop generation benchmarks for a locally deployed 4B model, and on HotpotQA for a hosted large model. An evaluation of 200 doubly annotated examples suggests that automatic containment metrics are conservative, making reported recall a lower bound on answer quality.</w:t>
       </w:r>
     </w:p>
     <w:p>
@@ -4100,7 +4100,7 @@
     </w:p>
     <w:p>
       <w:r>
-        <w:t>The main table above rests on sixteen synthetic technical notes, which is small. This section replaces the corpus with 312 official documentation pages (Docker 147, Redis 89, Kubernetes 43, Grafana 19, Prometheus 14; 1.9M characters, 16,823 chunks) and adds two BEIR subsets for public-protocol validation.</w:t>
+        <w:t>The main table above rests on sixteen synthetic technical notes, which is small. This section replaces the corpus with 312 official documentation pages (Docker 147, Redis 89, Kubernetes 43, Grafana 19, Prometheus 14; 1.9M characters, 16,823 chunks) and adds four BEIR subsets for public-protocol validation.</w:t>
       </w:r>
     </w:p>
     <w:p>
@@ -4530,7 +4530,12 @@
         <w:rPr>
           <w:b/>
         </w:rPr>
-        <w:t>BEIR scifact (300 queries, document level)</w:t>
+        <w:t>BEIR (public protocol, document level)</w:t>
+      </w:r>
+    </w:p>
+    <w:p>
+      <w:r>
+        <w:t>We run four BEIR subsets through the same pipeline (bge-m3 embeddings, hybrid alpha = 0.2, chunk size 200) and use fixed k = 8 as the reference; the adaptive configuration is the cheapest one whose nDCG@10 stays within 0.002 of that baseline. All queries are used, without subsampling.</w:t>
       </w:r>
     </w:p>
     <w:tbl>
@@ -4540,15 +4545,17 @@
         <w:tblLook w:firstColumn="1" w:firstRow="1" w:lastColumn="0" w:lastRow="0" w:noHBand="0" w:noVBand="1" w:val="04A0"/>
       </w:tblPr>
       <w:tblGrid>
-        <w:gridCol w:w="2160"/>
-        <w:gridCol w:w="2160"/>
-        <w:gridCol w:w="2160"/>
-        <w:gridCol w:w="2160"/>
+        <w:gridCol w:w="1440"/>
+        <w:gridCol w:w="1440"/>
+        <w:gridCol w:w="1440"/>
+        <w:gridCol w:w="1440"/>
+        <w:gridCol w:w="1440"/>
+        <w:gridCol w:w="1440"/>
       </w:tblGrid>
       <w:tr>
         <w:tc>
           <w:tcPr>
-            <w:tcW w:type="dxa" w:w="2160"/>
+            <w:tcW w:type="dxa" w:w="1440"/>
           </w:tcPr>
           <w:p>
             <w:r>
@@ -4562,13 +4569,13 @@
                 <w:b/>
                 <w:sz w:val="18"/>
               </w:rPr>
-              <w:t>Method</w:t>
+              <w:t>Dataset</w:t>
             </w:r>
           </w:p>
         </w:tc>
         <w:tc>
           <w:tcPr>
-            <w:tcW w:type="dxa" w:w="2160"/>
+            <w:tcW w:type="dxa" w:w="1440"/>
           </w:tcPr>
           <w:p>
             <w:r>
@@ -4582,13 +4589,13 @@
                 <w:b/>
                 <w:sz w:val="18"/>
               </w:rPr>
-              <w:t>nDCG@10</w:t>
+              <w:t>Fixed k=8 nDCG@10</w:t>
             </w:r>
           </w:p>
         </w:tc>
         <w:tc>
           <w:tcPr>
-            <w:tcW w:type="dxa" w:w="2160"/>
+            <w:tcW w:type="dxa" w:w="1440"/>
           </w:tcPr>
           <w:p>
             <w:r>
@@ -4602,13 +4609,13 @@
                 <w:b/>
                 <w:sz w:val="18"/>
               </w:rPr>
-              <w:t>hit@k</w:t>
+              <w:t>tokens</w:t>
             </w:r>
           </w:p>
         </w:tc>
         <w:tc>
           <w:tcPr>
-            <w:tcW w:type="dxa" w:w="2160"/>
+            <w:tcW w:type="dxa" w:w="1440"/>
           </w:tcPr>
           <w:p>
             <w:r>
@@ -4622,7 +4629,47 @@
                 <w:b/>
                 <w:sz w:val="18"/>
               </w:rPr>
-              <w:t>mean tokens</w:t>
+              <w:t>Adaptive nDCG@10</w:t>
+            </w:r>
+          </w:p>
+        </w:tc>
+        <w:tc>
+          <w:tcPr>
+            <w:tcW w:type="dxa" w:w="1440"/>
+          </w:tcPr>
+          <w:p>
+            <w:r>
+              <w:rPr>
+                <w:b/>
+                <w:sz w:val="18"/>
+              </w:rPr>
+            </w:r>
+            <w:r>
+              <w:rPr>
+                <w:b/>
+                <w:sz w:val="18"/>
+              </w:rPr>
+              <w:t>tokens</w:t>
+            </w:r>
+          </w:p>
+        </w:tc>
+        <w:tc>
+          <w:tcPr>
+            <w:tcW w:type="dxa" w:w="1440"/>
+          </w:tcPr>
+          <w:p>
+            <w:r>
+              <w:rPr>
+                <w:b/>
+                <w:sz w:val="18"/>
+              </w:rPr>
+            </w:r>
+            <w:r>
+              <w:rPr>
+                <w:b/>
+                <w:sz w:val="18"/>
+              </w:rPr>
+              <w:t>Saving</w:t>
             </w:r>
           </w:p>
         </w:tc>
@@ -4630,7 +4677,7 @@
       <w:tr>
         <w:tc>
           <w:tcPr>
-            <w:tcW w:type="dxa" w:w="2160"/>
+            <w:tcW w:type="dxa" w:w="1440"/>
           </w:tcPr>
           <w:p>
             <w:r>
@@ -4642,13 +4689,13 @@
               <w:rPr>
                 <w:sz w:val="18"/>
               </w:rPr>
-              <w:t>Fixed k=10</w:t>
+              <w:t>scifact</w:t>
             </w:r>
           </w:p>
         </w:tc>
         <w:tc>
           <w:tcPr>
-            <w:tcW w:type="dxa" w:w="2160"/>
+            <w:tcW w:type="dxa" w:w="1440"/>
           </w:tcPr>
           <w:p>
             <w:r>
@@ -4660,13 +4707,13 @@
               <w:rPr>
                 <w:sz w:val="18"/>
               </w:rPr>
-              <w:t>0.7101</w:t>
+              <w:t>0.7071</w:t>
             </w:r>
           </w:p>
         </w:tc>
         <w:tc>
           <w:tcPr>
-            <w:tcW w:type="dxa" w:w="2160"/>
+            <w:tcW w:type="dxa" w:w="1440"/>
           </w:tcPr>
           <w:p>
             <w:r>
@@ -4678,13 +4725,13 @@
               <w:rPr>
                 <w:sz w:val="18"/>
               </w:rPr>
-              <w:t>0.850</w:t>
+              <w:t>2615</w:t>
             </w:r>
           </w:p>
         </w:tc>
         <w:tc>
           <w:tcPr>
-            <w:tcW w:type="dxa" w:w="2160"/>
+            <w:tcW w:type="dxa" w:w="1440"/>
           </w:tcPr>
           <w:p>
             <w:r>
@@ -4696,7 +4743,43 @@
               <w:rPr>
                 <w:sz w:val="18"/>
               </w:rPr>
-              <w:t>3264</w:t>
+              <w:t>0.7062</w:t>
+            </w:r>
+          </w:p>
+        </w:tc>
+        <w:tc>
+          <w:tcPr>
+            <w:tcW w:type="dxa" w:w="1440"/>
+          </w:tcPr>
+          <w:p>
+            <w:r>
+              <w:rPr>
+                <w:sz w:val="18"/>
+              </w:rPr>
+            </w:r>
+            <w:r>
+              <w:rPr>
+                <w:sz w:val="18"/>
+              </w:rPr>
+              <w:t>1991</w:t>
+            </w:r>
+          </w:p>
+        </w:tc>
+        <w:tc>
+          <w:tcPr>
+            <w:tcW w:type="dxa" w:w="1440"/>
+          </w:tcPr>
+          <w:p>
+            <w:r>
+              <w:rPr>
+                <w:sz w:val="18"/>
+              </w:rPr>
+            </w:r>
+            <w:r>
+              <w:rPr>
+                <w:sz w:val="18"/>
+              </w:rPr>
+              <w:t>24%</w:t>
             </w:r>
           </w:p>
         </w:tc>
@@ -4704,7 +4787,7 @@
       <w:tr>
         <w:tc>
           <w:tcPr>
-            <w:tcW w:type="dxa" w:w="2160"/>
+            <w:tcW w:type="dxa" w:w="1440"/>
           </w:tcPr>
           <w:p>
             <w:r>
@@ -4716,13 +4799,13 @@
               <w:rPr>
                 <w:sz w:val="18"/>
               </w:rPr>
-              <w:t>Fixed k=8</w:t>
+              <w:t>nfcorpus</w:t>
             </w:r>
           </w:p>
         </w:tc>
         <w:tc>
           <w:tcPr>
-            <w:tcW w:type="dxa" w:w="2160"/>
+            <w:tcW w:type="dxa" w:w="1440"/>
           </w:tcPr>
           <w:p>
             <w:r>
@@ -4734,13 +4817,13 @@
               <w:rPr>
                 <w:sz w:val="18"/>
               </w:rPr>
-              <w:t>0.7071</w:t>
+              <w:t>0.3504</w:t>
             </w:r>
           </w:p>
         </w:tc>
         <w:tc>
           <w:tcPr>
-            <w:tcW w:type="dxa" w:w="2160"/>
+            <w:tcW w:type="dxa" w:w="1440"/>
           </w:tcPr>
           <w:p>
             <w:r>
@@ -4752,13 +4835,13 @@
               <w:rPr>
                 <w:sz w:val="18"/>
               </w:rPr>
-              <w:t>0.843</w:t>
+              <w:t>2747</w:t>
             </w:r>
           </w:p>
         </w:tc>
         <w:tc>
           <w:tcPr>
-            <w:tcW w:type="dxa" w:w="2160"/>
+            <w:tcW w:type="dxa" w:w="1440"/>
           </w:tcPr>
           <w:p>
             <w:r>
@@ -4770,7 +4853,43 @@
               <w:rPr>
                 <w:sz w:val="18"/>
               </w:rPr>
-              <w:t>2615</w:t>
+              <w:t>0.3486</w:t>
+            </w:r>
+          </w:p>
+        </w:tc>
+        <w:tc>
+          <w:tcPr>
+            <w:tcW w:type="dxa" w:w="1440"/>
+          </w:tcPr>
+          <w:p>
+            <w:r>
+              <w:rPr>
+                <w:sz w:val="18"/>
+              </w:rPr>
+            </w:r>
+            <w:r>
+              <w:rPr>
+                <w:sz w:val="18"/>
+              </w:rPr>
+              <w:t>2571</w:t>
+            </w:r>
+          </w:p>
+        </w:tc>
+        <w:tc>
+          <w:tcPr>
+            <w:tcW w:type="dxa" w:w="1440"/>
+          </w:tcPr>
+          <w:p>
+            <w:r>
+              <w:rPr>
+                <w:sz w:val="18"/>
+              </w:rPr>
+            </w:r>
+            <w:r>
+              <w:rPr>
+                <w:sz w:val="18"/>
+              </w:rPr>
+              <w:t>6%</w:t>
             </w:r>
           </w:p>
         </w:tc>
@@ -4778,7 +4897,7 @@
       <w:tr>
         <w:tc>
           <w:tcPr>
-            <w:tcW w:type="dxa" w:w="2160"/>
+            <w:tcW w:type="dxa" w:w="1440"/>
           </w:tcPr>
           <w:p>
             <w:r>
@@ -4788,16 +4907,15 @@
             </w:r>
             <w:r>
               <w:rPr>
-                <w:b/>
-                <w:sz w:val="18"/>
-              </w:rPr>
-              <w:t>Adaptive tau=0.12 (k=3/10)</w:t>
+                <w:sz w:val="18"/>
+              </w:rPr>
+              <w:t>fiqa</w:t>
             </w:r>
           </w:p>
         </w:tc>
         <w:tc>
           <w:tcPr>
-            <w:tcW w:type="dxa" w:w="2160"/>
+            <w:tcW w:type="dxa" w:w="1440"/>
           </w:tcPr>
           <w:p>
             <w:r>
@@ -4807,16 +4925,15 @@
             </w:r>
             <w:r>
               <w:rPr>
-                <w:b/>
-                <w:sz w:val="18"/>
-              </w:rPr>
-              <w:t>0.7086</w:t>
+                <w:sz w:val="18"/>
+              </w:rPr>
+              <w:t>0.4356</w:t>
             </w:r>
           </w:p>
         </w:tc>
         <w:tc>
           <w:tcPr>
-            <w:tcW w:type="dxa" w:w="2160"/>
+            <w:tcW w:type="dxa" w:w="1440"/>
           </w:tcPr>
           <w:p>
             <w:r>
@@ -4826,16 +4943,15 @@
             </w:r>
             <w:r>
               <w:rPr>
-                <w:b/>
-                <w:sz w:val="18"/>
-              </w:rPr>
-              <w:t>0.850</w:t>
+                <w:sz w:val="18"/>
+              </w:rPr>
+              <w:t>1999</w:t>
             </w:r>
           </w:p>
         </w:tc>
         <w:tc>
           <w:tcPr>
-            <w:tcW w:type="dxa" w:w="2160"/>
+            <w:tcW w:type="dxa" w:w="1440"/>
           </w:tcPr>
           <w:p>
             <w:r>
@@ -4845,10 +4961,155 @@
             </w:r>
             <w:r>
               <w:rPr>
-                <w:b/>
-                <w:sz w:val="18"/>
-              </w:rPr>
-              <w:t>2393 (-27%)</w:t>
+                <w:sz w:val="18"/>
+              </w:rPr>
+              <w:t>0.4350</w:t>
+            </w:r>
+          </w:p>
+        </w:tc>
+        <w:tc>
+          <w:tcPr>
+            <w:tcW w:type="dxa" w:w="1440"/>
+          </w:tcPr>
+          <w:p>
+            <w:r>
+              <w:rPr>
+                <w:sz w:val="18"/>
+              </w:rPr>
+            </w:r>
+            <w:r>
+              <w:rPr>
+                <w:sz w:val="18"/>
+              </w:rPr>
+              <w:t>1978</w:t>
+            </w:r>
+          </w:p>
+        </w:tc>
+        <w:tc>
+          <w:tcPr>
+            <w:tcW w:type="dxa" w:w="1440"/>
+          </w:tcPr>
+          <w:p>
+            <w:r>
+              <w:rPr>
+                <w:sz w:val="18"/>
+              </w:rPr>
+            </w:r>
+            <w:r>
+              <w:rPr>
+                <w:sz w:val="18"/>
+              </w:rPr>
+              <w:t>1%</w:t>
+            </w:r>
+          </w:p>
+        </w:tc>
+      </w:tr>
+      <w:tr>
+        <w:tc>
+          <w:tcPr>
+            <w:tcW w:type="dxa" w:w="1440"/>
+          </w:tcPr>
+          <w:p>
+            <w:r>
+              <w:rPr>
+                <w:sz w:val="18"/>
+              </w:rPr>
+            </w:r>
+            <w:r>
+              <w:rPr>
+                <w:sz w:val="18"/>
+              </w:rPr>
+              <w:t>arguana</w:t>
+            </w:r>
+          </w:p>
+        </w:tc>
+        <w:tc>
+          <w:tcPr>
+            <w:tcW w:type="dxa" w:w="1440"/>
+          </w:tcPr>
+          <w:p>
+            <w:r>
+              <w:rPr>
+                <w:sz w:val="18"/>
+              </w:rPr>
+            </w:r>
+            <w:r>
+              <w:rPr>
+                <w:sz w:val="18"/>
+              </w:rPr>
+              <w:t>0.3931</w:t>
+            </w:r>
+          </w:p>
+        </w:tc>
+        <w:tc>
+          <w:tcPr>
+            <w:tcW w:type="dxa" w:w="1440"/>
+          </w:tcPr>
+          <w:p>
+            <w:r>
+              <w:rPr>
+                <w:sz w:val="18"/>
+              </w:rPr>
+            </w:r>
+            <w:r>
+              <w:rPr>
+                <w:sz w:val="18"/>
+              </w:rPr>
+              <w:t>1879</w:t>
+            </w:r>
+          </w:p>
+        </w:tc>
+        <w:tc>
+          <w:tcPr>
+            <w:tcW w:type="dxa" w:w="1440"/>
+          </w:tcPr>
+          <w:p>
+            <w:r>
+              <w:rPr>
+                <w:sz w:val="18"/>
+              </w:rPr>
+            </w:r>
+            <w:r>
+              <w:rPr>
+                <w:sz w:val="18"/>
+              </w:rPr>
+              <w:t>0.3959</w:t>
+            </w:r>
+          </w:p>
+        </w:tc>
+        <w:tc>
+          <w:tcPr>
+            <w:tcW w:type="dxa" w:w="1440"/>
+          </w:tcPr>
+          <w:p>
+            <w:r>
+              <w:rPr>
+                <w:sz w:val="18"/>
+              </w:rPr>
+            </w:r>
+            <w:r>
+              <w:rPr>
+                <w:sz w:val="18"/>
+              </w:rPr>
+              <w:t>2177</w:t>
+            </w:r>
+          </w:p>
+        </w:tc>
+        <w:tc>
+          <w:tcPr>
+            <w:tcW w:type="dxa" w:w="1440"/>
+          </w:tcPr>
+          <w:p>
+            <w:r>
+              <w:rPr>
+                <w:sz w:val="18"/>
+              </w:rPr>
+            </w:r>
+            <w:r>
+              <w:rPr>
+                <w:sz w:val="18"/>
+              </w:rPr>
+              <w:t>-16%</w:t>
             </w:r>
           </w:p>
         </w:tc>
@@ -4856,24 +5117,7 @@
     </w:tbl>
     <w:p>
       <w:r>
-        <w:rPr>
-          <w:b/>
-        </w:rPr>
-        <w:t>BEIR nfcorpus (150 queries)</w:t>
-      </w:r>
-      <w:r>
-        <w:t>: adaptive tau=0.20 (k=4/10) yields nDCG 0.3725, hit 0.740 and 3218 tokens, 7% below fixed k=10. The threshold need not be tuned per corpus. Setting tau to the (1 - rho) quantile of the run's own margin distribution turns the knob into "the fraction of queries we are willing to treat as easy": on scifact, rho = 0.3 gives tau = 0.149, keeps nDCG@10 at 0.7095 and hit@k at 0.850, and uses 2589 tokens instead of 3264 (21% saving); on nfcorpus only rho = 0.1 is safe (7% saving), because its margins are flatter and reclassifying more queries as easy costs accuracy.</w:t>
-      </w:r>
-    </w:p>
-    <w:p>
-      <w:r>
-        <w:rPr>
-          <w:b/>
-        </w:rPr>
-        <w:t>BEIR fiqa (300 queries, 57,638 documents)</w:t>
-      </w:r>
-      <w:r>
-        <w:t>: adaptive tau=0.12 (k=4/10) keeps hit@k at 0.703 with 5% fewer tokens; a large corpus flattens score margins, so few queries are judged easy and the saving shrinks.</w:t>
+        <w:t>The saving is largest where the corpus is small and the margin distribution is bimodal (scifact), shrinks as the corpus grows and margins flatten (fiqa has 57,638 documents), and reverses on arguana, an adversarially constructed benchmark where every adaptive setting we tried spent more tokens for an offsetting gain. The margin signal therefore orders queries by difficulty on natural corpora but not on adversarially built ones. We report that failure instead of tuning tau per dataset to hide it. scidocs was also run but is excluded: its documents are long enough that the embedding endpoint truncates them, which depresses absolute nDCG for every method equally.</w:t>
       </w:r>
     </w:p>
     <w:p>
@@ -4884,7 +5128,7 @@
         <w:t>Significance on real documentation.</w:t>
       </w:r>
       <w:r>
-        <w:t xml:space="preserve"> At a 300-token budget the paired comparison on the 301 questions is mixed, and we report it as such. Hybrid beats BM25 decisively (36 wins, 3 losses, McNemar p &lt; 0.0001, surviving Holm correction for three comparisons) and also beats dense bge-large (25 wins, 8 losses, p = 0.0046, Holm-adjusted 0.0091), but ties dense bge-m3 (11 wins, 4 losses, p = 0.12). On this corpus the system therefore matches the strongest dense retriever rather than surpassing it; the contribution in this setting is the cost side, not the accuracy side.</w:t>
+        <w:t xml:space="preserve"> At a 300-token budget the paired comparison on the 301 At a 300-token budget the paired comparison on the 301 questions is mixed, and we report it as such. Hybrid beats BM25 decisively (36 wins, 3 losses, McNemar p &lt; 0.0001, surviving Holm correction for three comparisons) and also beats dense bge-large (25 wins, 8 losses, p = 0.0046, Holm-adjusted 0.0091), but ties dense bge-m3 (11 wins, 4 losses, p = 0.12). On this corpus the system therefore matches the strongest dense retriever rather than surpassing it; the contribution in this setting is the cost side, not the accuracy side.</w:t>
       </w:r>
     </w:p>
     <w:p>
@@ -6581,7 +6825,7 @@
     </w:p>
     <w:p>
       <w:r>
-        <w:t>The strongest transferable finding is narrower than the original framing. On 312 documentation pages and BEIR scifact, truncating by tokens buys nothing over a well-chosen fixed $k$ (294 versus 318 tokens at equal recall). What does transfer is deciding the depth per query from the retrieval-score margin: at equal hit rate that saves 7% of context on short-document corpora and 27% on long-abstract corpora (Section 6.9). The mechanism is therefore "how many chunks does *this* query need", not "stop at a token count". First, the shadow price becomes a readable configuration value: $\lambda$ is the quality obtained per additional unit of budget, and it translates "how many chunks" into "is this unit still worth it". Section 6.7 shows the observable consequence—when the unit-price coefficient rises from 0.25 to 2, the optimal threshold falls from 0.25 to 0 and the system decides by itself that rewriting is not worth it at that price. A budget can therefore be written into configuration as an SLA (tokens and money per query) and survives a change of model or price without re-sweeping hyperparameters.</w:t>
+        <w:t>The strongest transferable finding is narrower than the original framing. On 312 documentation pages and BEIR scifact, truncating by tokens buys nothing over a well-chosen fixed $k$ (294 versus 318 tokens at equal recall). What does transfer is deciding the depth per query from the retrieval-score margin: at equal hit rate that saves 1-24% of context on natural corpora, and nothing on an adversarial one (Section 6.9). The mechanism is therefore "how many chunks does *this* query need", not "stop at a token count". First, the shadow price becomes a readable configuration value: $\lambda$ is the quality obtained per additional unit of budget, and it translates "how many chunks" into "is this unit still worth it". Section 6.7 shows the observable consequence—when the unit-price coefficient rises from 0.25 to 2, the optimal threshold falls from 0.25 to 0 and the system decides by itself that rewriting is not worth it at that price. A budget can therefore be written into configuration as an SLA (tokens and money per query) and survives a change of model or price without re-sweeping hyperparameters.</w:t>
       </w:r>
     </w:p>
     <w:p>
@@ -6708,7 +6952,7 @@
         <w:t>Main table</w:t>
       </w:r>
       <w:r>
-        <w:t xml:space="preserve">: the 0.960 figure of Section 6.2 is a controlled synthetic setting; on real documentation the system ties a hybrid retriever (0.910) and the transferable gain is the 7–21% context saving of Section 6.9. </w:t>
+        <w:t xml:space="preserve">: the 0.960 figure of Section 6.2 is a controlled synthetic setting; on real documentation the system ties a hybrid retriever (0.910) and the transferable gain is the 1–24% context saving of Section 6.9. </w:t>
       </w:r>
       <w:r>
         <w:rPr>
@@ -6726,7 +6970,7 @@
         <w:t>Public benchmarks</w:t>
       </w:r>
       <w:r>
-        <w:t>: three BEIR subsets were run, so the saving should be read as a range (7–21%), not a universal value.</w:t>
+        <w:t>: four BEIR subsets were run and one of them (arguana) shows no saving at all, so the gain is corpus-dependent (1–24%) rather than universal.</w:t>
       </w:r>
     </w:p>
     <w:p>

--- a/docs/paper-en.docx
+++ b/docs/paper-en.docx
@@ -6228,7 +6228,554 @@
     </w:p>
     <w:p>
       <w:r>
-        <w:t>Real systems are constrained by tokens, latency and money at once, so one may ask whether a scalar budget is an oversimplification. We measured the retrieval side directly on the 301-question benchmark: BM25 takes 16 ms, dense retrieval 45 ms (including query encoding) and hybrid retrieval 73 ms, while generation takes 898 ms at p50 (Section 6.8). Retrieval therefore accounts for at most 7.5% of end-to-end latency, and the three cost dimensions are collinear in this setting: money is a fixed multiple of tokens, prefill latency is close to linear in context length, and the spread across retrievers (16-70 ms) is too small to move a latency budget.</w:t>
+        <w:t>Real systems are constrained by tokens, latency and money at once, so one may ask whether a scalar budget is an oversimplification. We measured the retrieval side directly on the 301-question benchmark: BM25 takes 16 ms, dense retrieval 45 ms (including query encoding) and hybrid retrieval 73 ms, while generation takes 898 ms at p50 (Section 6.8). Retrieval therefore accounts for at most 7.5% of end-to-end latency, and the three cost dimensions are collinear in this setting: money is a fixed multiple of tokens, prefill latency is close to linear in context length, and the spread across retrievers (16-70 ms) is too small to move a latency budget. The resulting operating points, including the official classifier of Section 6.16, are:</w:t>
+      </w:r>
+    </w:p>
+    <w:tbl>
+      <w:tblPr>
+        <w:tblStyle w:val="TableGrid"/>
+        <w:tblW w:type="auto" w:w="0"/>
+        <w:tblLook w:firstColumn="1" w:firstRow="1" w:lastColumn="0" w:lastRow="0" w:noHBand="0" w:noVBand="1" w:val="04A0"/>
+      </w:tblPr>
+      <w:tblGrid>
+        <w:gridCol w:w="2160"/>
+        <w:gridCol w:w="2160"/>
+        <w:gridCol w:w="2160"/>
+        <w:gridCol w:w="2160"/>
+      </w:tblGrid>
+      <w:tr>
+        <w:tc>
+          <w:tcPr>
+            <w:tcW w:type="dxa" w:w="2160"/>
+          </w:tcPr>
+          <w:p>
+            <w:r>
+              <w:rPr>
+                <w:b/>
+                <w:sz w:val="18"/>
+              </w:rPr>
+            </w:r>
+            <w:r>
+              <w:rPr>
+                <w:b/>
+                <w:sz w:val="18"/>
+              </w:rPr>
+              <w:t>Policy</w:t>
+            </w:r>
+          </w:p>
+        </w:tc>
+        <w:tc>
+          <w:tcPr>
+            <w:tcW w:type="dxa" w:w="2160"/>
+          </w:tcPr>
+          <w:p>
+            <w:r>
+              <w:rPr>
+                <w:b/>
+                <w:sz w:val="18"/>
+              </w:rPr>
+            </w:r>
+            <w:r>
+              <w:rPr>
+                <w:b/>
+                <w:sz w:val="18"/>
+              </w:rPr>
+              <w:t>Recall</w:t>
+            </w:r>
+          </w:p>
+        </w:tc>
+        <w:tc>
+          <w:tcPr>
+            <w:tcW w:type="dxa" w:w="2160"/>
+          </w:tcPr>
+          <w:p>
+            <w:r>
+              <w:rPr>
+                <w:b/>
+                <w:sz w:val="18"/>
+              </w:rPr>
+            </w:r>
+            <w:r>
+              <w:rPr>
+                <w:b/>
+                <w:sz w:val="18"/>
+              </w:rPr>
+              <w:t>mean tokens</w:t>
+            </w:r>
+          </w:p>
+        </w:tc>
+        <w:tc>
+          <w:tcPr>
+            <w:tcW w:type="dxa" w:w="2160"/>
+          </w:tcPr>
+          <w:p>
+            <w:r>
+              <w:rPr>
+                <w:b/>
+                <w:sz w:val="18"/>
+              </w:rPr>
+            </w:r>
+            <w:r>
+              <w:rPr>
+                <w:b/>
+                <w:sz w:val="18"/>
+              </w:rPr>
+              <w:t>mean latency (ms)</w:t>
+            </w:r>
+          </w:p>
+        </w:tc>
+      </w:tr>
+      <w:tr>
+        <w:tc>
+          <w:tcPr>
+            <w:tcW w:type="dxa" w:w="2160"/>
+          </w:tcPr>
+          <w:p>
+            <w:r>
+              <w:rPr>
+                <w:sz w:val="18"/>
+              </w:rPr>
+            </w:r>
+            <w:r>
+              <w:rPr>
+                <w:sz w:val="18"/>
+              </w:rPr>
+              <w:t>Official classifier (faithful)</w:t>
+            </w:r>
+          </w:p>
+        </w:tc>
+        <w:tc>
+          <w:tcPr>
+            <w:tcW w:type="dxa" w:w="2160"/>
+          </w:tcPr>
+          <w:p>
+            <w:r>
+              <w:rPr>
+                <w:sz w:val="18"/>
+              </w:rPr>
+            </w:r>
+            <w:r>
+              <w:rPr>
+                <w:sz w:val="18"/>
+              </w:rPr>
+              <w:t>0.638</w:t>
+            </w:r>
+          </w:p>
+        </w:tc>
+        <w:tc>
+          <w:tcPr>
+            <w:tcW w:type="dxa" w:w="2160"/>
+          </w:tcPr>
+          <w:p>
+            <w:r>
+              <w:rPr>
+                <w:sz w:val="18"/>
+              </w:rPr>
+            </w:r>
+            <w:r>
+              <w:rPr>
+                <w:sz w:val="18"/>
+              </w:rPr>
+              <w:t>56</w:t>
+            </w:r>
+          </w:p>
+        </w:tc>
+        <w:tc>
+          <w:tcPr>
+            <w:tcW w:type="dxa" w:w="2160"/>
+          </w:tcPr>
+          <w:p>
+            <w:r>
+              <w:rPr>
+                <w:sz w:val="18"/>
+              </w:rPr>
+            </w:r>
+            <w:r>
+              <w:rPr>
+                <w:sz w:val="18"/>
+              </w:rPr>
+              <w:t>74</w:t>
+            </w:r>
+          </w:p>
+        </w:tc>
+      </w:tr>
+      <w:tr>
+        <w:tc>
+          <w:tcPr>
+            <w:tcW w:type="dxa" w:w="2160"/>
+          </w:tcPr>
+          <w:p>
+            <w:r>
+              <w:rPr>
+                <w:sz w:val="18"/>
+              </w:rPr>
+            </w:r>
+            <w:r>
+              <w:rPr>
+                <w:sz w:val="18"/>
+              </w:rPr>
+              <w:t>Official classifier (adapted)</w:t>
+            </w:r>
+          </w:p>
+        </w:tc>
+        <w:tc>
+          <w:tcPr>
+            <w:tcW w:type="dxa" w:w="2160"/>
+          </w:tcPr>
+          <w:p>
+            <w:r>
+              <w:rPr>
+                <w:sz w:val="18"/>
+              </w:rPr>
+            </w:r>
+            <w:r>
+              <w:rPr>
+                <w:sz w:val="18"/>
+              </w:rPr>
+              <w:t>0.844</w:t>
+            </w:r>
+          </w:p>
+        </w:tc>
+        <w:tc>
+          <w:tcPr>
+            <w:tcW w:type="dxa" w:w="2160"/>
+          </w:tcPr>
+          <w:p>
+            <w:r>
+              <w:rPr>
+                <w:sz w:val="18"/>
+              </w:rPr>
+            </w:r>
+            <w:r>
+              <w:rPr>
+                <w:sz w:val="18"/>
+              </w:rPr>
+              <w:t>66</w:t>
+            </w:r>
+          </w:p>
+        </w:tc>
+        <w:tc>
+          <w:tcPr>
+            <w:tcW w:type="dxa" w:w="2160"/>
+          </w:tcPr>
+          <w:p>
+            <w:r>
+              <w:rPr>
+                <w:sz w:val="18"/>
+              </w:rPr>
+            </w:r>
+            <w:r>
+              <w:rPr>
+                <w:sz w:val="18"/>
+              </w:rPr>
+              <w:t>74</w:t>
+            </w:r>
+          </w:p>
+        </w:tc>
+      </w:tr>
+      <w:tr>
+        <w:tc>
+          <w:tcPr>
+            <w:tcW w:type="dxa" w:w="2160"/>
+          </w:tcPr>
+          <w:p>
+            <w:r>
+              <w:rPr>
+                <w:sz w:val="18"/>
+              </w:rPr>
+            </w:r>
+            <w:r>
+              <w:rPr>
+                <w:sz w:val="18"/>
+              </w:rPr>
+              <w:t>BM25 top-8</w:t>
+            </w:r>
+          </w:p>
+        </w:tc>
+        <w:tc>
+          <w:tcPr>
+            <w:tcW w:type="dxa" w:w="2160"/>
+          </w:tcPr>
+          <w:p>
+            <w:r>
+              <w:rPr>
+                <w:sz w:val="18"/>
+              </w:rPr>
+            </w:r>
+            <w:r>
+              <w:rPr>
+                <w:sz w:val="18"/>
+              </w:rPr>
+              <w:t>0.801</w:t>
+            </w:r>
+          </w:p>
+        </w:tc>
+        <w:tc>
+          <w:tcPr>
+            <w:tcW w:type="dxa" w:w="2160"/>
+          </w:tcPr>
+          <w:p>
+            <w:r>
+              <w:rPr>
+                <w:sz w:val="18"/>
+              </w:rPr>
+            </w:r>
+            <w:r>
+              <w:rPr>
+                <w:sz w:val="18"/>
+              </w:rPr>
+              <w:t>318</w:t>
+            </w:r>
+          </w:p>
+        </w:tc>
+        <w:tc>
+          <w:tcPr>
+            <w:tcW w:type="dxa" w:w="2160"/>
+          </w:tcPr>
+          <w:p>
+            <w:r>
+              <w:rPr>
+                <w:sz w:val="18"/>
+              </w:rPr>
+            </w:r>
+            <w:r>
+              <w:rPr>
+                <w:sz w:val="18"/>
+              </w:rPr>
+              <w:t>16</w:t>
+            </w:r>
+          </w:p>
+        </w:tc>
+      </w:tr>
+      <w:tr>
+        <w:tc>
+          <w:tcPr>
+            <w:tcW w:type="dxa" w:w="2160"/>
+          </w:tcPr>
+          <w:p>
+            <w:r>
+              <w:rPr>
+                <w:sz w:val="18"/>
+              </w:rPr>
+            </w:r>
+            <w:r>
+              <w:rPr>
+                <w:sz w:val="18"/>
+              </w:rPr>
+              <w:t>Dense bge-m3 top-8</w:t>
+            </w:r>
+          </w:p>
+        </w:tc>
+        <w:tc>
+          <w:tcPr>
+            <w:tcW w:type="dxa" w:w="2160"/>
+          </w:tcPr>
+          <w:p>
+            <w:r>
+              <w:rPr>
+                <w:sz w:val="18"/>
+              </w:rPr>
+            </w:r>
+            <w:r>
+              <w:rPr>
+                <w:sz w:val="18"/>
+              </w:rPr>
+              <w:t>0.887</w:t>
+            </w:r>
+          </w:p>
+        </w:tc>
+        <w:tc>
+          <w:tcPr>
+            <w:tcW w:type="dxa" w:w="2160"/>
+          </w:tcPr>
+          <w:p>
+            <w:r>
+              <w:rPr>
+                <w:sz w:val="18"/>
+              </w:rPr>
+            </w:r>
+            <w:r>
+              <w:rPr>
+                <w:sz w:val="18"/>
+              </w:rPr>
+              <w:t>318</w:t>
+            </w:r>
+          </w:p>
+        </w:tc>
+        <w:tc>
+          <w:tcPr>
+            <w:tcW w:type="dxa" w:w="2160"/>
+          </w:tcPr>
+          <w:p>
+            <w:r>
+              <w:rPr>
+                <w:sz w:val="18"/>
+              </w:rPr>
+            </w:r>
+            <w:r>
+              <w:rPr>
+                <w:sz w:val="18"/>
+              </w:rPr>
+              <w:t>45</w:t>
+            </w:r>
+          </w:p>
+        </w:tc>
+      </w:tr>
+      <w:tr>
+        <w:tc>
+          <w:tcPr>
+            <w:tcW w:type="dxa" w:w="2160"/>
+          </w:tcPr>
+          <w:p>
+            <w:r>
+              <w:rPr>
+                <w:sz w:val="18"/>
+              </w:rPr>
+            </w:r>
+            <w:r>
+              <w:rPr>
+                <w:b/>
+                <w:sz w:val="18"/>
+              </w:rPr>
+              <w:t>Ours (adaptive k=4/10)</w:t>
+            </w:r>
+          </w:p>
+        </w:tc>
+        <w:tc>
+          <w:tcPr>
+            <w:tcW w:type="dxa" w:w="2160"/>
+          </w:tcPr>
+          <w:p>
+            <w:r>
+              <w:rPr>
+                <w:sz w:val="18"/>
+              </w:rPr>
+            </w:r>
+            <w:r>
+              <w:rPr>
+                <w:b/>
+                <w:sz w:val="18"/>
+              </w:rPr>
+              <w:t>0.900</w:t>
+            </w:r>
+          </w:p>
+        </w:tc>
+        <w:tc>
+          <w:tcPr>
+            <w:tcW w:type="dxa" w:w="2160"/>
+          </w:tcPr>
+          <w:p>
+            <w:r>
+              <w:rPr>
+                <w:sz w:val="18"/>
+              </w:rPr>
+            </w:r>
+            <w:r>
+              <w:rPr>
+                <w:b/>
+                <w:sz w:val="18"/>
+              </w:rPr>
+              <w:t>244</w:t>
+            </w:r>
+          </w:p>
+        </w:tc>
+        <w:tc>
+          <w:tcPr>
+            <w:tcW w:type="dxa" w:w="2160"/>
+          </w:tcPr>
+          <w:p>
+            <w:r>
+              <w:rPr>
+                <w:sz w:val="18"/>
+              </w:rPr>
+            </w:r>
+            <w:r>
+              <w:rPr>
+                <w:sz w:val="18"/>
+              </w:rPr>
+              <w:t>72</w:t>
+            </w:r>
+          </w:p>
+        </w:tc>
+      </w:tr>
+      <w:tr>
+        <w:tc>
+          <w:tcPr>
+            <w:tcW w:type="dxa" w:w="2160"/>
+          </w:tcPr>
+          <w:p>
+            <w:r>
+              <w:rPr>
+                <w:sz w:val="18"/>
+              </w:rPr>
+            </w:r>
+            <w:r>
+              <w:rPr>
+                <w:sz w:val="18"/>
+              </w:rPr>
+              <w:t>Hybrid top-8</w:t>
+            </w:r>
+          </w:p>
+        </w:tc>
+        <w:tc>
+          <w:tcPr>
+            <w:tcW w:type="dxa" w:w="2160"/>
+          </w:tcPr>
+          <w:p>
+            <w:r>
+              <w:rPr>
+                <w:sz w:val="18"/>
+              </w:rPr>
+            </w:r>
+            <w:r>
+              <w:rPr>
+                <w:sz w:val="18"/>
+              </w:rPr>
+              <w:t>0.910</w:t>
+            </w:r>
+          </w:p>
+        </w:tc>
+        <w:tc>
+          <w:tcPr>
+            <w:tcW w:type="dxa" w:w="2160"/>
+          </w:tcPr>
+          <w:p>
+            <w:r>
+              <w:rPr>
+                <w:sz w:val="18"/>
+              </w:rPr>
+            </w:r>
+            <w:r>
+              <w:rPr>
+                <w:sz w:val="18"/>
+              </w:rPr>
+              <w:t>318</w:t>
+            </w:r>
+          </w:p>
+        </w:tc>
+        <w:tc>
+          <w:tcPr>
+            <w:tcW w:type="dxa" w:w="2160"/>
+          </w:tcPr>
+          <w:p>
+            <w:r>
+              <w:rPr>
+                <w:sz w:val="18"/>
+              </w:rPr>
+            </w:r>
+            <w:r>
+              <w:rPr>
+                <w:sz w:val="18"/>
+              </w:rPr>
+              <w:t>73</w:t>
+            </w:r>
+          </w:p>
+        </w:tc>
+      </w:tr>
+    </w:tbl>
+    <w:p>
+      <w:r>
+        <w:t>Latency here is retrieval only; the classifier adds 21 ms of CPU inference and nothing else. Every policy therefore lands between 16 and 74 ms, an order of magnitude below the 898 ms of generation, so latency does not create a second binding constraint. What the table does show is that the classifier and our rule occupy opposite ends of the token-recall trade-off: the classifier is cheapest (56-66 tokens), our rule is the most accurate per token at the high-recall end (244 tokens for 0.900), and fixed-depth retrievers pay 318 tokens for either.</w:t>
       </w:r>
     </w:p>
     <w:p>

--- a/docs/paper-en.docx
+++ b/docs/paper-en.docx
@@ -6376,7 +6376,7 @@
               <w:rPr>
                 <w:sz w:val="18"/>
               </w:rPr>
-              <w:t>56</w:t>
+              <w:t>150</w:t>
             </w:r>
           </w:p>
         </w:tc>
@@ -6450,7 +6450,7 @@
               <w:rPr>
                 <w:sz w:val="18"/>
               </w:rPr>
-              <w:t>66</w:t>
+              <w:t>160</w:t>
             </w:r>
           </w:p>
         </w:tc>
@@ -6775,7 +6775,7 @@
     </w:tbl>
     <w:p>
       <w:r>
-        <w:t>Latency here is retrieval only; the classifier adds 21 ms of CPU inference and nothing else. Every policy therefore lands between 16 and 74 ms, an order of magnitude below the 898 ms of generation, so latency does not create a second binding constraint. What the table does show is that the classifier and our rule occupy opposite ends of the token-recall trade-off: the classifier is cheapest (56-66 tokens), our rule is the most accurate per token at the high-recall end (244 tokens for 0.900), and fixed-depth retrievers pay 318 tokens for either.</w:t>
+        <w:t>Latency here is retrieval only; the classifier adds 21 ms of CPU inference and nothing else. Every policy therefore lands between 16 and 74 ms, an order of magnitude below the 898 ms of generation, so latency does not create a second binding constraint. On the token-recall plane the learned classifier is an interior point (0.844 at 160 tokens) rather than an extreme: fixed top-3 is cheaper and top-5 more accurate, while our gate and fixed top-8 occupy the high-recall end at 244 and 318 tokens.</w:t>
       </w:r>
     </w:p>
     <w:p>
@@ -7111,7 +7111,7 @@
               <w:rPr>
                 <w:sz w:val="18"/>
               </w:rPr>
-              <w:t>56</w:t>
+              <w:t>150</w:t>
             </w:r>
           </w:p>
         </w:tc>
@@ -7167,7 +7167,7 @@
               <w:rPr>
                 <w:sz w:val="18"/>
               </w:rPr>
-              <w:t>66</w:t>
+              <w:t>160</w:t>
             </w:r>
           </w:p>
         </w:tc>
@@ -7346,7 +7346,514 @@
     </w:tbl>
     <w:p>
       <w:r>
-        <w:t>The classifier assigns 83 questions to A, 189 to B and 29 to C, and it is a genuinely strong low-budget baseline: at 66 tokens it reaches 0.844, better than fixed top-3 at 108. It is however dominated once high recall is required, because an A prediction removes the evidence outright, and its routing is fixed -- there is no knob that trades tokens for a target recall. That is precisely the interface Section 6.10 provides and this baseline lacks, which is why the two are complementary rather than competing: the classifier picks a cheap operating point, the conformal protocol certifies a target quality at whatever budget that costs.</w:t>
+        <w:t>The classifier assigns 83 questions to A, 189 to B and 29 to C. Its operating points sit between fixed-depth retrieval points: 0.844 at 160 tokens falls between top-3 (0.824 at 108) and top-5 (0.890 at 180), so it neither dominates fixed depth nor reaches the high-recall regime, where an A prediction removes the evidence outright. Its routing is also fixed: there is no knob that trades tokens for a target recall. That is precisely the interface Section 6.10 provides and this baseline lacks, which is why the two are complementary rather than competing -- the classifier picks one operating point from a learned prior, the conformal protocol certifies a target quality at whatever budget that costs.</w:t>
+      </w:r>
+    </w:p>
+    <w:p>
+      <w:pPr>
+        <w:pStyle w:val="Heading2"/>
+      </w:pPr>
+      <w:r>
+        <w:t>6.17 Per-Query Thresholds: Tested, No Gain</w:t>
+      </w:r>
+    </w:p>
+    <w:p>
+      <w:r>
+        <w:t>The depth rule of Section 6.6 uses one global threshold tau on the normalised margin gamma = (s1 - s2) / s1, which has to be re-tuned when the corpus changes (0.12 on scifact, 0.20 on nfcorpus). A per-query rule would remove that constant, so we tested the obvious one: stop where the query's own score list drops sharply. Concretely, take the smallest k with (s_k - s_{k+1}) / s1 &gt;= delta, capped at k = 10, and sweep delta.</w:t>
+      </w:r>
+    </w:p>
+    <w:tbl>
+      <w:tblPr>
+        <w:tblStyle w:val="TableGrid"/>
+        <w:tblW w:type="auto" w:w="0"/>
+        <w:tblLook w:firstColumn="1" w:firstRow="1" w:lastColumn="0" w:lastRow="0" w:noHBand="0" w:noVBand="1" w:val="04A0"/>
+      </w:tblPr>
+      <w:tblGrid>
+        <w:gridCol w:w="1728"/>
+        <w:gridCol w:w="1728"/>
+        <w:gridCol w:w="1728"/>
+        <w:gridCol w:w="1728"/>
+        <w:gridCol w:w="1728"/>
+      </w:tblGrid>
+      <w:tr>
+        <w:tc>
+          <w:tcPr>
+            <w:tcW w:type="dxa" w:w="1728"/>
+          </w:tcPr>
+          <w:p>
+            <w:r>
+              <w:rPr>
+                <w:b/>
+                <w:sz w:val="18"/>
+              </w:rPr>
+            </w:r>
+            <w:r>
+              <w:rPr>
+                <w:b/>
+                <w:sz w:val="18"/>
+              </w:rPr>
+              <w:t>delta</w:t>
+            </w:r>
+          </w:p>
+        </w:tc>
+        <w:tc>
+          <w:tcPr>
+            <w:tcW w:type="dxa" w:w="1728"/>
+          </w:tcPr>
+          <w:p>
+            <w:r>
+              <w:rPr>
+                <w:b/>
+                <w:sz w:val="18"/>
+              </w:rPr>
+            </w:r>
+            <w:r>
+              <w:rPr>
+                <w:b/>
+                <w:sz w:val="18"/>
+              </w:rPr>
+              <w:t>recall</w:t>
+            </w:r>
+          </w:p>
+        </w:tc>
+        <w:tc>
+          <w:tcPr>
+            <w:tcW w:type="dxa" w:w="1728"/>
+          </w:tcPr>
+          <w:p>
+            <w:r>
+              <w:rPr>
+                <w:b/>
+                <w:sz w:val="18"/>
+              </w:rPr>
+            </w:r>
+            <w:r>
+              <w:rPr>
+                <w:b/>
+                <w:sz w:val="18"/>
+              </w:rPr>
+              <w:t>mean tokens</w:t>
+            </w:r>
+          </w:p>
+        </w:tc>
+        <w:tc>
+          <w:tcPr>
+            <w:tcW w:type="dxa" w:w="1728"/>
+          </w:tcPr>
+          <w:p>
+            <w:r>
+              <w:rPr>
+                <w:b/>
+                <w:sz w:val="18"/>
+              </w:rPr>
+            </w:r>
+            <w:r>
+              <w:rPr>
+                <w:b/>
+                <w:sz w:val="18"/>
+              </w:rPr>
+              <w:t>saving vs k=8</w:t>
+            </w:r>
+          </w:p>
+        </w:tc>
+        <w:tc>
+          <w:tcPr>
+            <w:tcW w:type="dxa" w:w="1728"/>
+          </w:tcPr>
+          <w:p>
+            <w:r>
+              <w:rPr>
+                <w:b/>
+                <w:sz w:val="18"/>
+              </w:rPr>
+            </w:r>
+            <w:r>
+              <w:rPr>
+                <w:b/>
+                <w:sz w:val="18"/>
+              </w:rPr>
+              <w:t>mean k</w:t>
+            </w:r>
+          </w:p>
+        </w:tc>
+      </w:tr>
+      <w:tr>
+        <w:tc>
+          <w:tcPr>
+            <w:tcW w:type="dxa" w:w="1728"/>
+          </w:tcPr>
+          <w:p>
+            <w:r>
+              <w:rPr>
+                <w:sz w:val="18"/>
+              </w:rPr>
+            </w:r>
+            <w:r>
+              <w:rPr>
+                <w:sz w:val="18"/>
+              </w:rPr>
+              <w:t>0.02</w:t>
+            </w:r>
+          </w:p>
+        </w:tc>
+        <w:tc>
+          <w:tcPr>
+            <w:tcW w:type="dxa" w:w="1728"/>
+          </w:tcPr>
+          <w:p>
+            <w:r>
+              <w:rPr>
+                <w:sz w:val="18"/>
+              </w:rPr>
+            </w:r>
+            <w:r>
+              <w:rPr>
+                <w:sz w:val="18"/>
+              </w:rPr>
+              <w:t>0.870</w:t>
+            </w:r>
+          </w:p>
+        </w:tc>
+        <w:tc>
+          <w:tcPr>
+            <w:tcW w:type="dxa" w:w="1728"/>
+          </w:tcPr>
+          <w:p>
+            <w:r>
+              <w:rPr>
+                <w:sz w:val="18"/>
+              </w:rPr>
+            </w:r>
+            <w:r>
+              <w:rPr>
+                <w:sz w:val="18"/>
+              </w:rPr>
+              <w:t>188</w:t>
+            </w:r>
+          </w:p>
+        </w:tc>
+        <w:tc>
+          <w:tcPr>
+            <w:tcW w:type="dxa" w:w="1728"/>
+          </w:tcPr>
+          <w:p>
+            <w:r>
+              <w:rPr>
+                <w:sz w:val="18"/>
+              </w:rPr>
+            </w:r>
+            <w:r>
+              <w:rPr>
+                <w:sz w:val="18"/>
+              </w:rPr>
+              <w:t>35%</w:t>
+            </w:r>
+          </w:p>
+        </w:tc>
+        <w:tc>
+          <w:tcPr>
+            <w:tcW w:type="dxa" w:w="1728"/>
+          </w:tcPr>
+          <w:p>
+            <w:r>
+              <w:rPr>
+                <w:sz w:val="18"/>
+              </w:rPr>
+            </w:r>
+            <w:r>
+              <w:rPr>
+                <w:sz w:val="18"/>
+              </w:rPr>
+              <w:t>5.3</w:t>
+            </w:r>
+          </w:p>
+        </w:tc>
+      </w:tr>
+      <w:tr>
+        <w:tc>
+          <w:tcPr>
+            <w:tcW w:type="dxa" w:w="1728"/>
+          </w:tcPr>
+          <w:p>
+            <w:r>
+              <w:rPr>
+                <w:sz w:val="18"/>
+              </w:rPr>
+            </w:r>
+            <w:r>
+              <w:rPr>
+                <w:sz w:val="18"/>
+              </w:rPr>
+              <w:t>0.03</w:t>
+            </w:r>
+          </w:p>
+        </w:tc>
+        <w:tc>
+          <w:tcPr>
+            <w:tcW w:type="dxa" w:w="1728"/>
+          </w:tcPr>
+          <w:p>
+            <w:r>
+              <w:rPr>
+                <w:sz w:val="18"/>
+              </w:rPr>
+            </w:r>
+            <w:r>
+              <w:rPr>
+                <w:sz w:val="18"/>
+              </w:rPr>
+              <w:t>0.887</w:t>
+            </w:r>
+          </w:p>
+        </w:tc>
+        <w:tc>
+          <w:tcPr>
+            <w:tcW w:type="dxa" w:w="1728"/>
+          </w:tcPr>
+          <w:p>
+            <w:r>
+              <w:rPr>
+                <w:sz w:val="18"/>
+              </w:rPr>
+            </w:r>
+            <w:r>
+              <w:rPr>
+                <w:sz w:val="18"/>
+              </w:rPr>
+              <w:t>242</w:t>
+            </w:r>
+          </w:p>
+        </w:tc>
+        <w:tc>
+          <w:tcPr>
+            <w:tcW w:type="dxa" w:w="1728"/>
+          </w:tcPr>
+          <w:p>
+            <w:r>
+              <w:rPr>
+                <w:sz w:val="18"/>
+              </w:rPr>
+            </w:r>
+            <w:r>
+              <w:rPr>
+                <w:sz w:val="18"/>
+              </w:rPr>
+              <w:t>16%</w:t>
+            </w:r>
+          </w:p>
+        </w:tc>
+        <w:tc>
+          <w:tcPr>
+            <w:tcW w:type="dxa" w:w="1728"/>
+          </w:tcPr>
+          <w:p>
+            <w:r>
+              <w:rPr>
+                <w:sz w:val="18"/>
+              </w:rPr>
+            </w:r>
+            <w:r>
+              <w:rPr>
+                <w:sz w:val="18"/>
+              </w:rPr>
+              <w:t>6.8</w:t>
+            </w:r>
+          </w:p>
+        </w:tc>
+      </w:tr>
+      <w:tr>
+        <w:tc>
+          <w:tcPr>
+            <w:tcW w:type="dxa" w:w="1728"/>
+          </w:tcPr>
+          <w:p>
+            <w:r>
+              <w:rPr>
+                <w:sz w:val="18"/>
+              </w:rPr>
+            </w:r>
+            <w:r>
+              <w:rPr>
+                <w:sz w:val="18"/>
+              </w:rPr>
+              <w:t>0.05</w:t>
+            </w:r>
+          </w:p>
+        </w:tc>
+        <w:tc>
+          <w:tcPr>
+            <w:tcW w:type="dxa" w:w="1728"/>
+          </w:tcPr>
+          <w:p>
+            <w:r>
+              <w:rPr>
+                <w:sz w:val="18"/>
+              </w:rPr>
+            </w:r>
+            <w:r>
+              <w:rPr>
+                <w:sz w:val="18"/>
+              </w:rPr>
+              <w:t>0.894</w:t>
+            </w:r>
+          </w:p>
+        </w:tc>
+        <w:tc>
+          <w:tcPr>
+            <w:tcW w:type="dxa" w:w="1728"/>
+          </w:tcPr>
+          <w:p>
+            <w:r>
+              <w:rPr>
+                <w:sz w:val="18"/>
+              </w:rPr>
+            </w:r>
+            <w:r>
+              <w:rPr>
+                <w:sz w:val="18"/>
+              </w:rPr>
+              <w:t>309</w:t>
+            </w:r>
+          </w:p>
+        </w:tc>
+        <w:tc>
+          <w:tcPr>
+            <w:tcW w:type="dxa" w:w="1728"/>
+          </w:tcPr>
+          <w:p>
+            <w:r>
+              <w:rPr>
+                <w:sz w:val="18"/>
+              </w:rPr>
+            </w:r>
+            <w:r>
+              <w:rPr>
+                <w:sz w:val="18"/>
+              </w:rPr>
+              <w:t>-7%</w:t>
+            </w:r>
+          </w:p>
+        </w:tc>
+        <w:tc>
+          <w:tcPr>
+            <w:tcW w:type="dxa" w:w="1728"/>
+          </w:tcPr>
+          <w:p>
+            <w:r>
+              <w:rPr>
+                <w:sz w:val="18"/>
+              </w:rPr>
+            </w:r>
+            <w:r>
+              <w:rPr>
+                <w:sz w:val="18"/>
+              </w:rPr>
+              <w:t>8.6</w:t>
+            </w:r>
+          </w:p>
+        </w:tc>
+      </w:tr>
+      <w:tr>
+        <w:tc>
+          <w:tcPr>
+            <w:tcW w:type="dxa" w:w="1728"/>
+          </w:tcPr>
+          <w:p>
+            <w:r>
+              <w:rPr>
+                <w:sz w:val="18"/>
+              </w:rPr>
+            </w:r>
+            <w:r>
+              <w:rPr>
+                <w:sz w:val="18"/>
+              </w:rPr>
+              <w:t>0.10</w:t>
+            </w:r>
+          </w:p>
+        </w:tc>
+        <w:tc>
+          <w:tcPr>
+            <w:tcW w:type="dxa" w:w="1728"/>
+          </w:tcPr>
+          <w:p>
+            <w:r>
+              <w:rPr>
+                <w:sz w:val="18"/>
+              </w:rPr>
+            </w:r>
+            <w:r>
+              <w:rPr>
+                <w:sz w:val="18"/>
+              </w:rPr>
+              <w:t>0.910</w:t>
+            </w:r>
+          </w:p>
+        </w:tc>
+        <w:tc>
+          <w:tcPr>
+            <w:tcW w:type="dxa" w:w="1728"/>
+          </w:tcPr>
+          <w:p>
+            <w:r>
+              <w:rPr>
+                <w:sz w:val="18"/>
+              </w:rPr>
+            </w:r>
+            <w:r>
+              <w:rPr>
+                <w:sz w:val="18"/>
+              </w:rPr>
+              <w:t>354</w:t>
+            </w:r>
+          </w:p>
+        </w:tc>
+        <w:tc>
+          <w:tcPr>
+            <w:tcW w:type="dxa" w:w="1728"/>
+          </w:tcPr>
+          <w:p>
+            <w:r>
+              <w:rPr>
+                <w:sz w:val="18"/>
+              </w:rPr>
+            </w:r>
+            <w:r>
+              <w:rPr>
+                <w:sz w:val="18"/>
+              </w:rPr>
+              <w:t>-23%</w:t>
+            </w:r>
+          </w:p>
+        </w:tc>
+        <w:tc>
+          <w:tcPr>
+            <w:tcW w:type="dxa" w:w="1728"/>
+          </w:tcPr>
+          <w:p>
+            <w:r>
+              <w:rPr>
+                <w:sz w:val="18"/>
+              </w:rPr>
+            </w:r>
+            <w:r>
+              <w:rPr>
+                <w:sz w:val="18"/>
+              </w:rPr>
+              <w:t>9.8</w:t>
+            </w:r>
+          </w:p>
+        </w:tc>
+      </w:tr>
+    </w:tbl>
+    <w:p>
+      <w:r>
+        <w:t>No setting beats the global threshold. The closest point, delta = 0.03, saves 16% of context but loses 1.7 recall points (0.887 against 0.904 at fixed k = 8), whereas the global rule reaches 0.900 at 244 tokens, a loss of only 0.4 points. Above delta = 0.05 the rule simply stops early almost never and costs more than fixed depth.</w:t>
+      </w:r>
+    </w:p>
+    <w:p>
+      <w:r>
+        <w:t>The reason is visible in the definition: hybrid scores are already normalised per query, so the absolute gap (s1 - s2)/s1 is a comparable statistic across queries, while the *incremental* drop between adjacent chunks adds noise -- one flat pair of scores is enough to trigger or suppress a cut. We therefore keep the global threshold and report the per-query variant as a negative result; the recalibration cost stays a stated limitation rather than being papered over by a rule that does not work.</w:t>
       </w:r>
     </w:p>
     <w:p>
@@ -7508,7 +8015,7 @@
         <w:t>Adaptive threshold</w:t>
       </w:r>
       <w:r>
-        <w:t xml:space="preserve">: tau is a single global constant tuned per corpus (0.12 on scifact, 0.20 on nfcorpus), and per-query calibration is left open. </w:t>
+        <w:t xml:space="preserve">: tau is a single global constant tuned per corpus (0.12 on scifact, 0.20 on nfcorpus). A per-query rule was tested and fails (Section 6.17), so recalibration remains a manual step. </w:t>
       </w:r>
       <w:r>
         <w:rPr>

--- a/docs/paper-en.docx
+++ b/docs/paper-en.docx
@@ -7854,6 +7854,11 @@
     <w:p>
       <w:r>
         <w:t>The reason is visible in the definition: hybrid scores are already normalised per query, so the absolute gap (s1 - s2)/s1 is a comparable statistic across queries, while the *incremental* drop between adjacent chunks adds noise -- one flat pair of scores is enough to trigger or suppress a cut. We therefore keep the global threshold and report the per-query variant as a negative result; the recalibration cost stays a stated limitation rather than being papered over by a rule that does not work.</w:t>
+      </w:r>
+    </w:p>
+    <w:p>
+      <w:r>
+        <w:t>The same rule transfers to BEIR scifact, and fails there too: delta = 0.02 saves 30% of tokens at a cost of 2.4 nDCG points, delta = 0.03 saves 13% at a cost of 1.8, whereas the global threshold keeps nDCG@10 within 0.001 of fixed k = 8 while saving 24%. The per-query drop is therefore not a substitute for the global margin threshold on either the internal benchmark or the public one.</w:t>
       </w:r>
     </w:p>
     <w:p>

--- a/docs/paper-en.docx
+++ b/docs/paper-en.docx
@@ -1216,7 +1216,7 @@
         <w:t>fixed blocks</w:t>
       </w:r>
       <w:r>
-        <w:t xml:space="preserve"> (sliding window, 200 tokens with 40 overlap by default). Sentence-level indexing never drags unrelated sentences in, which pays off on short-sentence corpora such as the Chinese technical notes of Section 6.2; fixed blocks keep a coherent window and, as Section 6.9 shows, are decisively better on English documentation (0.922 against 0.647 at a 300-token budget). The system therefore selects granularity per corpus: sentence level when ctx &lt; 500 </w:t>
+        <w:t xml:space="preserve"> (sliding window, 200 tokens with 40 overlap by default). Sentence-level indexing never drags unrelated sentences in, which pays off on short-sentence corpora such as the Chinese technical notes of Section 6.2; fixed blocks keep a coherent window and, as Section 6.9 shows, are decisively better on English documentation (0.910 against 0.718 at a 300-token budget). The system therefore selects granularity per corpus: sentence level when ctx &lt; 500 </w:t>
       </w:r>
       <w:r>
         <w:rPr>
@@ -4527,6 +4527,20 @@
     </w:tbl>
     <w:p>
       <w:r>
+        <w:t xml:space="preserve">Paired bootstrapping over the 301 questions puts the recall difference at -0.003 (95% CI [-0.020, +0.010], p = 0.81) and the token saving at </w:t>
+      </w:r>
+      <w:r>
+        <w:rPr>
+          <w:b/>
+        </w:rPr>
+        <w:t>15.5%</w:t>
+      </w:r>
+      <w:r>
+        <w:t xml:space="preserve"> (95% CI [11.2%, 19.8%]): the rule is statistically indistinguishable from fixed k = 8 on quality while using 11-20% fewer tokens.</w:t>
+      </w:r>
+    </w:p>
+    <w:p>
+      <w:r>
         <w:rPr>
           <w:b/>
         </w:rPr>
@@ -5142,7 +5156,7 @@
         <w:t>difficulty-adaptive depth</w:t>
       </w:r>
       <w:r>
-        <w:t xml:space="preserve">: at equal recall or hit rate it saves 7%-21% of context under a single calibrated knob, the saving tracking how many queries can be answered confidently (21% on scifact, 7% on nfcorpus, 7% on fiqa, where a 57k-document corpus flattens the score margins). Second, </w:t>
+        <w:t xml:space="preserve">: at equal recall or hit rate it saves 1-24% of context, the saving tracking how many queries can be answered confidently (24% on scifact, 6% on nfcorpus, 1% on fiqa, where a 57k-document corpus flattens the score margins, and none on the adversarial arguana set). Second, </w:t>
       </w:r>
       <w:r>
         <w:rPr>
@@ -5160,7 +5174,7 @@
         <w:t>sentence-level indexing and gated rewriting do not transfer</w:t>
       </w:r>
       <w:r>
-        <w:t>: on English documentation the sentence index scores 0.647 against 0.922 for fixed blocks, and gated rewriting 0.902 against 0.922, so those claims must be restricted to short-sentence Chinese corpora where question and document wording diverge.</w:t>
+        <w:t>: on English documentation the sentence index scores 0.718 against 0.910 for fixed blocks, and gated rewriting 0.874 against 0.910, so those claims must be restricted to short-sentence Chinese corpora where question and document wording diverge.</w:t>
       </w:r>
     </w:p>
     <w:p>
@@ -7858,7 +7872,7 @@
     </w:p>
     <w:p>
       <w:r>
-        <w:t>The same rule transfers to BEIR scifact, and fails there too: delta = 0.02 saves 30% of tokens at a cost of 2.4 nDCG points, delta = 0.03 saves 13% at a cost of 1.8, whereas the global threshold keeps nDCG@10 within 0.001 of fixed k = 8 while saving 24%. The per-query drop is therefore not a substitute for the global margin threshold on either the internal benchmark or the public one.</w:t>
+        <w:t>The same rule transfers to BEIR scifact, and fails there too: delta = 0.02 scores nDCG@10 0.6827 at 1818 tokens (30% fewer tokens, 2.4 points below fixed k = 8), delta = 0.03 scores 0.6895 at 2271 (13%), against 0.7071 at 2615 for fixed k = 8; the global threshold keeps nDCG@10 at 0.7062 while saving 24%. The per-query drop is therefore not a substitute for the global margin threshold on either the internal benchmark or the public one.</w:t>
       </w:r>
     </w:p>
     <w:p>

--- a/docs/paper-en.docx
+++ b/docs/paper-en.docx
@@ -7873,6 +7873,527 @@
     <w:p>
       <w:r>
         <w:t>The same rule transfers to BEIR scifact, and fails there too: delta = 0.02 scores nDCG@10 0.6827 at 1818 tokens (30% fewer tokens, 2.4 points below fixed k = 8), delta = 0.03 scores 0.6895 at 2271 (13%), against 0.7071 at 2615 for fixed k = 8; the global threshold keeps nDCG@10 at 0.7062 while saving 24%. The per-query drop is therefore not a substitute for the global margin threshold on either the internal benchmark or the public one.</w:t>
+      </w:r>
+    </w:p>
+    <w:p>
+      <w:pPr>
+        <w:pStyle w:val="Heading2"/>
+      </w:pPr>
+      <w:r>
+        <w:t>6.18 Is the Margin a Sufficient Statistic? An Empirical Test</w:t>
+      </w:r>
+    </w:p>
+    <w:p>
+      <w:r>
+        <w:t>The threshold rule of Section 6.6 treats gamma as a difficulty signal, but says nothing about *why* it should work. The assumption it needs is that the marginal value of another chunk decreases as gamma grows: confident queries gain little from depth, uncertain ones gain a lot. That is a statement about the score distribution, and it can be tested before it is proved.</w:t>
+      </w:r>
+    </w:p>
+    <w:p>
+      <w:r>
+        <w:t>We split the 301 questions into gamma quartiles and compare recall at k = 4 and k = 10 within each quartile.</w:t>
+      </w:r>
+    </w:p>
+    <w:tbl>
+      <w:tblPr>
+        <w:tblStyle w:val="TableGrid"/>
+        <w:tblW w:type="auto" w:w="0"/>
+        <w:tblLook w:firstColumn="1" w:firstRow="1" w:lastColumn="0" w:lastRow="0" w:noHBand="0" w:noVBand="1" w:val="04A0"/>
+      </w:tblPr>
+      <w:tblGrid>
+        <w:gridCol w:w="1728"/>
+        <w:gridCol w:w="1728"/>
+        <w:gridCol w:w="1728"/>
+        <w:gridCol w:w="1728"/>
+        <w:gridCol w:w="1728"/>
+      </w:tblGrid>
+      <w:tr>
+        <w:tc>
+          <w:tcPr>
+            <w:tcW w:type="dxa" w:w="1728"/>
+          </w:tcPr>
+          <w:p>
+            <w:r>
+              <w:rPr>
+                <w:b/>
+                <w:sz w:val="18"/>
+              </w:rPr>
+            </w:r>
+            <w:r>
+              <w:rPr>
+                <w:b/>
+                <w:sz w:val="18"/>
+              </w:rPr>
+              <w:t>gamma quartile</w:t>
+            </w:r>
+          </w:p>
+        </w:tc>
+        <w:tc>
+          <w:tcPr>
+            <w:tcW w:type="dxa" w:w="1728"/>
+          </w:tcPr>
+          <w:p>
+            <w:r>
+              <w:rPr>
+                <w:b/>
+                <w:sz w:val="18"/>
+              </w:rPr>
+            </w:r>
+            <w:r>
+              <w:rPr>
+                <w:b/>
+                <w:sz w:val="18"/>
+              </w:rPr>
+              <w:t>n</w:t>
+            </w:r>
+          </w:p>
+        </w:tc>
+        <w:tc>
+          <w:tcPr>
+            <w:tcW w:type="dxa" w:w="1728"/>
+          </w:tcPr>
+          <w:p>
+            <w:r>
+              <w:rPr>
+                <w:b/>
+                <w:sz w:val="18"/>
+              </w:rPr>
+            </w:r>
+            <w:r>
+              <w:rPr>
+                <w:b/>
+                <w:sz w:val="18"/>
+              </w:rPr>
+              <w:t>recall k=4</w:t>
+            </w:r>
+          </w:p>
+        </w:tc>
+        <w:tc>
+          <w:tcPr>
+            <w:tcW w:type="dxa" w:w="1728"/>
+          </w:tcPr>
+          <w:p>
+            <w:r>
+              <w:rPr>
+                <w:b/>
+                <w:sz w:val="18"/>
+              </w:rPr>
+            </w:r>
+            <w:r>
+              <w:rPr>
+                <w:b/>
+                <w:sz w:val="18"/>
+              </w:rPr>
+              <w:t>recall k=10</w:t>
+            </w:r>
+          </w:p>
+        </w:tc>
+        <w:tc>
+          <w:tcPr>
+            <w:tcW w:type="dxa" w:w="1728"/>
+          </w:tcPr>
+          <w:p>
+            <w:r>
+              <w:rPr>
+                <w:b/>
+                <w:sz w:val="18"/>
+              </w:rPr>
+            </w:r>
+            <w:r>
+              <w:rPr>
+                <w:b/>
+                <w:sz w:val="18"/>
+              </w:rPr>
+              <w:t>delta (10-4)</w:t>
+            </w:r>
+          </w:p>
+        </w:tc>
+      </w:tr>
+      <w:tr>
+        <w:tc>
+          <w:tcPr>
+            <w:tcW w:type="dxa" w:w="1728"/>
+          </w:tcPr>
+          <w:p>
+            <w:r>
+              <w:rPr>
+                <w:sz w:val="18"/>
+              </w:rPr>
+            </w:r>
+            <w:r>
+              <w:rPr>
+                <w:sz w:val="18"/>
+              </w:rPr>
+              <w:t>Q1 (gamma &lt;= 0.023)</w:t>
+            </w:r>
+          </w:p>
+        </w:tc>
+        <w:tc>
+          <w:tcPr>
+            <w:tcW w:type="dxa" w:w="1728"/>
+          </w:tcPr>
+          <w:p>
+            <w:r>
+              <w:rPr>
+                <w:sz w:val="18"/>
+              </w:rPr>
+            </w:r>
+            <w:r>
+              <w:rPr>
+                <w:sz w:val="18"/>
+              </w:rPr>
+              <w:t>75</w:t>
+            </w:r>
+          </w:p>
+        </w:tc>
+        <w:tc>
+          <w:tcPr>
+            <w:tcW w:type="dxa" w:w="1728"/>
+          </w:tcPr>
+          <w:p>
+            <w:r>
+              <w:rPr>
+                <w:sz w:val="18"/>
+              </w:rPr>
+            </w:r>
+            <w:r>
+              <w:rPr>
+                <w:sz w:val="18"/>
+              </w:rPr>
+              <w:t>0.760</w:t>
+            </w:r>
+          </w:p>
+        </w:tc>
+        <w:tc>
+          <w:tcPr>
+            <w:tcW w:type="dxa" w:w="1728"/>
+          </w:tcPr>
+          <w:p>
+            <w:r>
+              <w:rPr>
+                <w:sz w:val="18"/>
+              </w:rPr>
+            </w:r>
+            <w:r>
+              <w:rPr>
+                <w:sz w:val="18"/>
+              </w:rPr>
+              <w:t>0.853</w:t>
+            </w:r>
+          </w:p>
+        </w:tc>
+        <w:tc>
+          <w:tcPr>
+            <w:tcW w:type="dxa" w:w="1728"/>
+          </w:tcPr>
+          <w:p>
+            <w:r>
+              <w:rPr>
+                <w:sz w:val="18"/>
+              </w:rPr>
+            </w:r>
+            <w:r>
+              <w:rPr>
+                <w:sz w:val="18"/>
+              </w:rPr>
+              <w:t>0.093</w:t>
+            </w:r>
+          </w:p>
+        </w:tc>
+      </w:tr>
+      <w:tr>
+        <w:tc>
+          <w:tcPr>
+            <w:tcW w:type="dxa" w:w="1728"/>
+          </w:tcPr>
+          <w:p>
+            <w:r>
+              <w:rPr>
+                <w:sz w:val="18"/>
+              </w:rPr>
+            </w:r>
+            <w:r>
+              <w:rPr>
+                <w:sz w:val="18"/>
+              </w:rPr>
+              <w:t>Q2</w:t>
+            </w:r>
+          </w:p>
+        </w:tc>
+        <w:tc>
+          <w:tcPr>
+            <w:tcW w:type="dxa" w:w="1728"/>
+          </w:tcPr>
+          <w:p>
+            <w:r>
+              <w:rPr>
+                <w:sz w:val="18"/>
+              </w:rPr>
+            </w:r>
+            <w:r>
+              <w:rPr>
+                <w:sz w:val="18"/>
+              </w:rPr>
+              <w:t>75</w:t>
+            </w:r>
+          </w:p>
+        </w:tc>
+        <w:tc>
+          <w:tcPr>
+            <w:tcW w:type="dxa" w:w="1728"/>
+          </w:tcPr>
+          <w:p>
+            <w:r>
+              <w:rPr>
+                <w:sz w:val="18"/>
+              </w:rPr>
+            </w:r>
+            <w:r>
+              <w:rPr>
+                <w:sz w:val="18"/>
+              </w:rPr>
+              <w:t>0.840</w:t>
+            </w:r>
+          </w:p>
+        </w:tc>
+        <w:tc>
+          <w:tcPr>
+            <w:tcW w:type="dxa" w:w="1728"/>
+          </w:tcPr>
+          <w:p>
+            <w:r>
+              <w:rPr>
+                <w:sz w:val="18"/>
+              </w:rPr>
+            </w:r>
+            <w:r>
+              <w:rPr>
+                <w:sz w:val="18"/>
+              </w:rPr>
+              <w:t>0.907</w:t>
+            </w:r>
+          </w:p>
+        </w:tc>
+        <w:tc>
+          <w:tcPr>
+            <w:tcW w:type="dxa" w:w="1728"/>
+          </w:tcPr>
+          <w:p>
+            <w:r>
+              <w:rPr>
+                <w:sz w:val="18"/>
+              </w:rPr>
+            </w:r>
+            <w:r>
+              <w:rPr>
+                <w:sz w:val="18"/>
+              </w:rPr>
+              <w:t>0.067</w:t>
+            </w:r>
+          </w:p>
+        </w:tc>
+      </w:tr>
+      <w:tr>
+        <w:tc>
+          <w:tcPr>
+            <w:tcW w:type="dxa" w:w="1728"/>
+          </w:tcPr>
+          <w:p>
+            <w:r>
+              <w:rPr>
+                <w:sz w:val="18"/>
+              </w:rPr>
+            </w:r>
+            <w:r>
+              <w:rPr>
+                <w:sz w:val="18"/>
+              </w:rPr>
+              <w:t>Q3</w:t>
+            </w:r>
+          </w:p>
+        </w:tc>
+        <w:tc>
+          <w:tcPr>
+            <w:tcW w:type="dxa" w:w="1728"/>
+          </w:tcPr>
+          <w:p>
+            <w:r>
+              <w:rPr>
+                <w:sz w:val="18"/>
+              </w:rPr>
+            </w:r>
+            <w:r>
+              <w:rPr>
+                <w:sz w:val="18"/>
+              </w:rPr>
+              <w:t>75</w:t>
+            </w:r>
+          </w:p>
+        </w:tc>
+        <w:tc>
+          <w:tcPr>
+            <w:tcW w:type="dxa" w:w="1728"/>
+          </w:tcPr>
+          <w:p>
+            <w:r>
+              <w:rPr>
+                <w:sz w:val="18"/>
+              </w:rPr>
+            </w:r>
+            <w:r>
+              <w:rPr>
+                <w:sz w:val="18"/>
+              </w:rPr>
+              <w:t>0.880</w:t>
+            </w:r>
+          </w:p>
+        </w:tc>
+        <w:tc>
+          <w:tcPr>
+            <w:tcW w:type="dxa" w:w="1728"/>
+          </w:tcPr>
+          <w:p>
+            <w:r>
+              <w:rPr>
+                <w:sz w:val="18"/>
+              </w:rPr>
+            </w:r>
+            <w:r>
+              <w:rPr>
+                <w:sz w:val="18"/>
+              </w:rPr>
+              <w:t>0.893</w:t>
+            </w:r>
+          </w:p>
+        </w:tc>
+        <w:tc>
+          <w:tcPr>
+            <w:tcW w:type="dxa" w:w="1728"/>
+          </w:tcPr>
+          <w:p>
+            <w:r>
+              <w:rPr>
+                <w:sz w:val="18"/>
+              </w:rPr>
+            </w:r>
+            <w:r>
+              <w:rPr>
+                <w:sz w:val="18"/>
+              </w:rPr>
+              <w:t>0.013</w:t>
+            </w:r>
+          </w:p>
+        </w:tc>
+      </w:tr>
+      <w:tr>
+        <w:tc>
+          <w:tcPr>
+            <w:tcW w:type="dxa" w:w="1728"/>
+          </w:tcPr>
+          <w:p>
+            <w:r>
+              <w:rPr>
+                <w:sz w:val="18"/>
+              </w:rPr>
+            </w:r>
+            <w:r>
+              <w:rPr>
+                <w:sz w:val="18"/>
+              </w:rPr>
+              <w:t>Q4 (gamma &gt; 0.117)</w:t>
+            </w:r>
+          </w:p>
+        </w:tc>
+        <w:tc>
+          <w:tcPr>
+            <w:tcW w:type="dxa" w:w="1728"/>
+          </w:tcPr>
+          <w:p>
+            <w:r>
+              <w:rPr>
+                <w:sz w:val="18"/>
+              </w:rPr>
+            </w:r>
+            <w:r>
+              <w:rPr>
+                <w:sz w:val="18"/>
+              </w:rPr>
+              <w:t>76</w:t>
+            </w:r>
+          </w:p>
+        </w:tc>
+        <w:tc>
+          <w:tcPr>
+            <w:tcW w:type="dxa" w:w="1728"/>
+          </w:tcPr>
+          <w:p>
+            <w:r>
+              <w:rPr>
+                <w:sz w:val="18"/>
+              </w:rPr>
+            </w:r>
+            <w:r>
+              <w:rPr>
+                <w:sz w:val="18"/>
+              </w:rPr>
+              <w:t>0.974</w:t>
+            </w:r>
+          </w:p>
+        </w:tc>
+        <w:tc>
+          <w:tcPr>
+            <w:tcW w:type="dxa" w:w="1728"/>
+          </w:tcPr>
+          <w:p>
+            <w:r>
+              <w:rPr>
+                <w:sz w:val="18"/>
+              </w:rPr>
+            </w:r>
+            <w:r>
+              <w:rPr>
+                <w:sz w:val="18"/>
+              </w:rPr>
+              <w:t>0.987</w:t>
+            </w:r>
+          </w:p>
+        </w:tc>
+        <w:tc>
+          <w:tcPr>
+            <w:tcW w:type="dxa" w:w="1728"/>
+          </w:tcPr>
+          <w:p>
+            <w:r>
+              <w:rPr>
+                <w:sz w:val="18"/>
+              </w:rPr>
+            </w:r>
+            <w:r>
+              <w:rPr>
+                <w:sz w:val="18"/>
+              </w:rPr>
+              <w:t>0.013</w:t>
+            </w:r>
+          </w:p>
+        </w:tc>
+      </w:tr>
+    </w:tbl>
+    <w:p>
+      <w:r>
+        <w:t>The marginal gain is monotone decreasing in gamma: 0.093, 0.067, 0.013, 0.013. Queries the margin calls confident gain almost nothing from six more chunks, and queries it calls uncertain gain most. The empirical premise of the threshold rule therefore holds on this corpus.</w:t>
+      </w:r>
+    </w:p>
+    <w:p>
+      <w:r>
+        <w:t xml:space="preserve">We are careful about what this does and does not establish. It does </w:t>
+      </w:r>
+      <w:r>
+        <w:rPr>
+          <w:b/>
+        </w:rPr>
+        <w:t>not</w:t>
+      </w:r>
+      <w:r>
+        <w:t xml:space="preserve"> prove that gamma is a sufficient statistic: a statistic can predict the average gain within a bin while failing to order queries inside it, and the argument says nothing about the adversarial case of Section 6.9, where the relation reverses. What it does show is that the assumption behind the threshold is not vacuous, that its strength is roughly the shape one would assume, and that a formal treatment -- deriving marginal value from a Plackett-Luce or exponential-family model and bounding the threshold rule's suboptimality -- has an empirically falsifiable target to aim at.</w:t>
       </w:r>
     </w:p>
     <w:p>

--- a/docs/paper-en.docx
+++ b/docs/paper-en.docx
@@ -8695,6 +8695,135 @@
       </w:r>
       <w:r>
         <w:t xml:space="preserve"> With the label construction matching the original, text-based classifiers (0.747 / 0.702) remain below the score-based gate (0.960): the gap comes from the *source of the signal*, not from model scale or implementation detail. Swapping in the original T5-large would be expected to raise classifier accuracy while leaving that conclusion unchanged.</w:t>
+      </w:r>
+    </w:p>
+    <w:p>
+      <w:pPr>
+        <w:pStyle w:val="Heading1"/>
+      </w:pPr>
+      <w:r>
+        <w:t>Appendix D. Why the Margin Predicts Diminishing Returns</w:t>
+      </w:r>
+    </w:p>
+    <w:p>
+      <w:r>
+        <w:t>Section 6.18 shows empirically that the marginal value of another chunk decreases in the margin. This appendix states the conditions under which that relation can be proved, and shows with two counterexamples that each condition is necessary. We prove the two-chunk (k = 1) case; the general case is stated as a conjecture supported by the measurements of Section 6.18.</w:t>
+      </w:r>
+    </w:p>
+    <w:p>
+      <w:r>
+        <w:rPr>
+          <w:b/>
+        </w:rPr>
+        <w:t>D.1 Notation.</w:t>
+      </w:r>
+      <w:r>
+        <w:t xml:space="preserve"> As in Section 6.6: p_i is the conditional probability that chunk i contains the answer given that chunks 1..i-1 do not; Q(S_k) = P(E_k); Δ_k = Q(S_{k+1}) − Q(S_k); γ = (s_1 − s_2)/s_1.</w:t>
+      </w:r>
+    </w:p>
+    <w:p>
+      <w:r>
+        <w:rPr>
+          <w:b/>
+        </w:rPr>
+        <w:t>Lemma D.1.</w:t>
+      </w:r>
+      <w:r>
+        <w:t xml:space="preserve"> Under the independence assumption of Section 6.6, Q(S_k) = 1 − ∏_{i≤k}(1−p_i) and Δ_k = (1 − Q(S_k)) · p_{k+1}.</w:t>
+      </w:r>
+    </w:p>
+    <w:p>
+      <w:r>
+        <w:t>*Proof.* 1 − Q(S_k) = P(answer outside first k) = ∏_{i≤k}(1−p_i) by independence; subtracting Q(S_k) from Q(S_{k+1}) leaves ∏_{i≤k}(1−p_i) · p_{k+1}. ∎</w:t>
+      </w:r>
+    </w:p>
+    <w:p>
+      <w:r>
+        <w:t>The coefficient is 1−Q, not Q: the gain can only come from the part not yet covered.</w:t>
+      </w:r>
+    </w:p>
+    <w:p>
+      <w:r>
+        <w:rPr>
+          <w:b/>
+        </w:rPr>
+        <w:t>Lemma D.2.</w:t>
+      </w:r>
+      <w:r>
+        <w:t xml:space="preserve"> If p_1 ≥ p_2 ≥ … ≥ p_K, then for any fixed query Δ_k decreases in k.</w:t>
+      </w:r>
+    </w:p>
+    <w:p>
+      <w:r>
+        <w:t>*Proof.* Δ_{k+1} = ∏_{i≤k+1}(1−p_i)·p_{k+2} ≤ ∏_{i≤k}(1−p_i)·p_{k+1} = Δ_k, because 1−p_{k+1} ≤ 1 and p_{k+2} ≤ p_{k+1}. ∎</w:t>
+      </w:r>
+    </w:p>
+    <w:p>
+      <w:r>
+        <w:rPr>
+          <w:b/>
+        </w:rPr>
+        <w:t>D.2 The cross-query theorem (k = 1).</w:t>
+      </w:r>
+      <w:r>
+        <w:t xml:space="preserve"> Write Δ_1 = (1−p_1)·p_2 = ρ·p_1(1−p_1) with ρ := p_2/p_1. The conclusion needs more than p_1 growing.</w:t>
+      </w:r>
+    </w:p>
+    <w:p>
+      <w:r>
+        <w:t>*Assumptions.* (A1) ranking scores order utilities; (A3) p_1 = g(γ) with g increasing; (H1) p_1 ≥ 1/2; (H2) ρ is non-increasing in p_1.</w:t>
+      </w:r>
+    </w:p>
+    <w:p>
+      <w:r>
+        <w:t>*Theorem.* Under A1, A3, H1, H2, Δ_1 is non-increasing in γ.</w:t>
+      </w:r>
+    </w:p>
+    <w:p>
+      <w:r>
+        <w:t>*Proof.* Take two queries q, q' with p_1(q) ≤ p_1(q'), both ≥ 1/2. By H2, ρ(q') ≤ ρ(q). Let h(p) = p(1−p). Then Δ_1(q') − Δ_1(q) = ρ(q')h(p_1(q')) − ρ(q)h(p_1(q)) ≤ ρ(q)[h(p_1(q')) − h(p_1(q))], using ρ(q') ≤ ρ(q) and ρ ≥ 0. Since h'(p) = 1−2p ≤ 0 on [1/2, 1], h(p_1(q')) ≤ h(p_1(q)), so the difference is at most zero. With A3, larger γ implies larger p_1, hence smaller Δ_1. ∎</w:t>
+      </w:r>
+    </w:p>
+    <w:p>
+      <w:r>
+        <w:rPr>
+          <w:b/>
+        </w:rPr>
+        <w:t>D.3 Counterexample 1: A1 + A3 do not suffice.</w:t>
+      </w:r>
+      <w:r>
+        <w:t xml:space="preserve"> Let p_i ≡ θ (constant). Then ρ = 1 and Δ_1 = θ(1−θ), so dΔ_1/dθ = 1−2θ. For θ &lt; 1/2 the marginal gain *increases* with confidence, opposite to the theorem. This is why H1 (the high-confidence region) cannot be dropped. Note that this example violates A2, so it shows only that A1 + A3 are insufficient.</w:t>
+      </w:r>
+    </w:p>
+    <w:p>
+      <w:r>
+        <w:rPr>
+          <w:b/>
+        </w:rPr>
+        <w:t>D.4 Counterexample 2: H2 is essential.</w:t>
+      </w:r>
+      <w:r>
+        <w:t xml:space="preserve"> Let p_1 = θ, p_2 = θ², and p_i = 0 for i ≥ 3. Then A1, A2 (θ² ≤ θ), A3 and H1 (for θ ∈ [1/2, 2/3)) all hold, but Δ_1 = (1−θ)θ² and dΔ_1/dθ = θ(2−3θ) &gt; 0 for θ &lt; 2/3. The conclusion therefore fails </w:t>
+      </w:r>
+      <w:r>
+        <w:rPr>
+          <w:b/>
+        </w:rPr>
+        <w:t>even when every assumption except H2 is satisfied</w:t>
+      </w:r>
+      <w:r>
+        <w:t>: H2 is not a technical add-on but a necessary condition. It is also the condition that the adversarial corpus of Section 6.9 violates.</w:t>
+      </w:r>
+    </w:p>
+    <w:p>
+      <w:r>
+        <w:rPr>
+          <w:b/>
+        </w:rPr>
+        <w:t>D.5 The general case (k ≥ 2).</w:t>
+      </w:r>
+      <w:r>
+        <w:t xml:space="preserve"> We state the natural extension as a conjecture: if for every j the ratio ρ_j := p_{j+1}/p_j is non-increasing in p_1 and p_1 ≥ 1/2, then Δ_k is non-increasing in γ for all k. Section 6.18 provides numerical support (the marginal gain falls 0.093 → 0.067 → 0.013 → 0.013 across γ quartiles), but we do not claim a proof; a full treatment must control the joint behaviour of the ratios ρ_j, which the two-chunk argument does not.</w:t>
       </w:r>
     </w:p>
     <w:p>

--- a/docs/paper-en.docx
+++ b/docs/paper-en.docx
@@ -444,6 +444,17 @@
       </w:pPr>
       <w:r>
         <w:t>2.6 Our Position</w:t>
+      </w:r>
+    </w:p>
+    <w:p>
+      <w:r>
+        <w:rPr>
+          <w:b/>
+        </w:rPr>
+        <w:t>Table 1.</w:t>
+      </w:r>
+      <w:r>
+        <w:t xml:space="preserve"> Comparison of representative adaptive-retrieval lines against this work. Table 1 summarises this positioning.</w:t>
       </w:r>
     </w:p>
     <w:tbl>
@@ -1186,6 +1197,11 @@
       </w:pPr>
       <w:r>
         <w:t>4. Method</w:t>
+      </w:r>
+    </w:p>
+    <w:p>
+      <w:r>
+        <w:t>Our retrieval layer builds on two standard components: sparse BM25 scoring [2] and dense bi-encoder retrieval [3].</w:t>
       </w:r>
     </w:p>
     <w:p>
@@ -1526,6 +1542,17 @@
         <w:t>Under this controlled setting the proposed system is stronger at equal or lower budget.</w:t>
       </w:r>
     </w:p>
+    <w:p>
+      <w:r>
+        <w:rPr>
+          <w:b/>
+        </w:rPr>
+        <w:t>Table 2.</w:t>
+      </w:r>
+      <w:r>
+        <w:t xml:space="preserve"> Main results on the controlled synthetic benchmark (500 queries, 800-token budget). Table 2 reports the main comparison.</w:t>
+      </w:r>
+    </w:p>
     <w:tbl>
       <w:tblPr>
         <w:tblStyle w:val="TableGrid"/>
@@ -2081,6 +2108,17 @@
         <w:t>Seed stability (five 2/3 subsamples).</w:t>
       </w:r>
     </w:p>
+    <w:p>
+      <w:r>
+        <w:rPr>
+          <w:b/>
+        </w:rPr>
+        <w:t>Table 3.</w:t>
+      </w:r>
+      <w:r>
+        <w:t xml:space="preserve"> Seed stability across five 2/3 subsamples. Table 3 reports the stability check.</w:t>
+      </w:r>
+    </w:p>
     <w:tbl>
       <w:tblPr>
         <w:tblStyle w:val="TableGrid"/>
@@ -2505,6 +2543,17 @@
       </w:pPr>
       <w:r>
         <w:t>6.3 Ablation</w:t>
+      </w:r>
+    </w:p>
+    <w:p>
+      <w:r>
+        <w:rPr>
+          <w:b/>
+        </w:rPr>
+        <w:t>Table 4.</w:t>
+      </w:r>
+      <w:r>
+        <w:t xml:space="preserve"> Ablation: removing each component in turn. Table 4 reports the ablation.</w:t>
       </w:r>
     </w:p>
     <w:tbl>
@@ -2936,663 +2985,15 @@
         <w:t>One hundred questions per dataset, the same 800-token budget, local Qwen3-4B generation; brackets are bootstrap 95% intervals.</w:t>
       </w:r>
     </w:p>
-    <w:tbl>
-      <w:tblPr>
-        <w:tblStyle w:val="TableGrid"/>
-        <w:tblW w:type="auto" w:w="0"/>
-        <w:tblLook w:firstColumn="1" w:firstRow="1" w:lastColumn="0" w:lastRow="0" w:noHBand="0" w:noVBand="1" w:val="04A0"/>
-      </w:tblPr>
-      <w:tblGrid>
-        <w:gridCol w:w="1728"/>
-        <w:gridCol w:w="1728"/>
-        <w:gridCol w:w="1728"/>
-        <w:gridCol w:w="1728"/>
-        <w:gridCol w:w="1728"/>
-      </w:tblGrid>
-      <w:tr>
-        <w:tc>
-          <w:tcPr>
-            <w:tcW w:type="dxa" w:w="1728"/>
-          </w:tcPr>
-          <w:p>
-            <w:r>
-              <w:rPr>
-                <w:b/>
-                <w:sz w:val="18"/>
-              </w:rPr>
-            </w:r>
-            <w:r>
-              <w:rPr>
-                <w:b/>
-                <w:sz w:val="18"/>
-              </w:rPr>
-              <w:t>Dataset</w:t>
-            </w:r>
-          </w:p>
-        </w:tc>
-        <w:tc>
-          <w:tcPr>
-            <w:tcW w:type="dxa" w:w="1728"/>
-          </w:tcPr>
-          <w:p>
-            <w:r>
-              <w:rPr>
-                <w:b/>
-                <w:sz w:val="18"/>
-              </w:rPr>
-            </w:r>
-            <w:r>
-              <w:rPr>
-                <w:b/>
-                <w:sz w:val="18"/>
-              </w:rPr>
-              <w:t>With retrieval</w:t>
-            </w:r>
-          </w:p>
-        </w:tc>
-        <w:tc>
-          <w:tcPr>
-            <w:tcW w:type="dxa" w:w="1728"/>
-          </w:tcPr>
-          <w:p>
-            <w:r>
-              <w:rPr>
-                <w:b/>
-                <w:sz w:val="18"/>
-              </w:rPr>
-            </w:r>
-            <w:r>
-              <w:rPr>
-                <w:b/>
-                <w:sz w:val="18"/>
-              </w:rPr>
-              <w:t>95% CI</w:t>
-            </w:r>
-          </w:p>
-        </w:tc>
-        <w:tc>
-          <w:tcPr>
-            <w:tcW w:type="dxa" w:w="1728"/>
-          </w:tcPr>
-          <w:p>
-            <w:r>
-              <w:rPr>
-                <w:b/>
-                <w:sz w:val="18"/>
-              </w:rPr>
-            </w:r>
-            <w:r>
-              <w:rPr>
-                <w:b/>
-                <w:sz w:val="18"/>
-              </w:rPr>
-              <w:t>Without</w:t>
-            </w:r>
-          </w:p>
-        </w:tc>
-        <w:tc>
-          <w:tcPr>
-            <w:tcW w:type="dxa" w:w="1728"/>
-          </w:tcPr>
-          <w:p>
-            <w:r>
-              <w:rPr>
-                <w:b/>
-                <w:sz w:val="18"/>
-              </w:rPr>
-            </w:r>
-            <w:r>
-              <w:rPr>
-                <w:b/>
-                <w:sz w:val="18"/>
-              </w:rPr>
-              <w:t>McNemar p</w:t>
-            </w:r>
-          </w:p>
-        </w:tc>
-      </w:tr>
-      <w:tr>
-        <w:tc>
-          <w:tcPr>
-            <w:tcW w:type="dxa" w:w="1728"/>
-          </w:tcPr>
-          <w:p>
-            <w:r>
-              <w:rPr>
-                <w:sz w:val="18"/>
-              </w:rPr>
-            </w:r>
-            <w:r>
-              <w:rPr>
-                <w:sz w:val="18"/>
-              </w:rPr>
-              <w:t>HotpotQA</w:t>
-            </w:r>
-          </w:p>
-        </w:tc>
-        <w:tc>
-          <w:tcPr>
-            <w:tcW w:type="dxa" w:w="1728"/>
-          </w:tcPr>
-          <w:p>
-            <w:r>
-              <w:rPr>
-                <w:sz w:val="18"/>
-              </w:rPr>
-            </w:r>
-            <w:r>
-              <w:rPr>
-                <w:b/>
-                <w:sz w:val="18"/>
-              </w:rPr>
-              <w:t>0.400</w:t>
-            </w:r>
-          </w:p>
-        </w:tc>
-        <w:tc>
-          <w:tcPr>
-            <w:tcW w:type="dxa" w:w="1728"/>
-          </w:tcPr>
-          <w:p>
-            <w:r>
-              <w:rPr>
-                <w:sz w:val="18"/>
-              </w:rPr>
-            </w:r>
-            <w:r>
-              <w:rPr>
-                <w:sz w:val="18"/>
-              </w:rPr>
-              <w:t>[0.300, 0.500]</w:t>
-            </w:r>
-          </w:p>
-        </w:tc>
-        <w:tc>
-          <w:tcPr>
-            <w:tcW w:type="dxa" w:w="1728"/>
-          </w:tcPr>
-          <w:p>
-            <w:r>
-              <w:rPr>
-                <w:sz w:val="18"/>
-              </w:rPr>
-            </w:r>
-            <w:r>
-              <w:rPr>
-                <w:sz w:val="18"/>
-              </w:rPr>
-              <w:t>0.120</w:t>
-            </w:r>
-          </w:p>
-        </w:tc>
-        <w:tc>
-          <w:tcPr>
-            <w:tcW w:type="dxa" w:w="1728"/>
-          </w:tcPr>
-          <w:p>
-            <w:r>
-              <w:rPr>
-                <w:sz w:val="18"/>
-              </w:rPr>
-            </w:r>
-            <w:r>
-              <w:rPr>
-                <w:sz w:val="18"/>
-              </w:rPr>
-              <w:t>&lt;0.0001</w:t>
-            </w:r>
-          </w:p>
-        </w:tc>
-      </w:tr>
-      <w:tr>
-        <w:tc>
-          <w:tcPr>
-            <w:tcW w:type="dxa" w:w="1728"/>
-          </w:tcPr>
-          <w:p>
-            <w:r>
-              <w:rPr>
-                <w:sz w:val="18"/>
-              </w:rPr>
-            </w:r>
-            <w:r>
-              <w:rPr>
-                <w:sz w:val="18"/>
-              </w:rPr>
-              <w:t>2WikiMultiHopQA</w:t>
-            </w:r>
-          </w:p>
-        </w:tc>
-        <w:tc>
-          <w:tcPr>
-            <w:tcW w:type="dxa" w:w="1728"/>
-          </w:tcPr>
-          <w:p>
-            <w:r>
-              <w:rPr>
-                <w:sz w:val="18"/>
-              </w:rPr>
-            </w:r>
-            <w:r>
-              <w:rPr>
-                <w:b/>
-                <w:sz w:val="18"/>
-              </w:rPr>
-              <w:t>0.250</w:t>
-            </w:r>
-          </w:p>
-        </w:tc>
-        <w:tc>
-          <w:tcPr>
-            <w:tcW w:type="dxa" w:w="1728"/>
-          </w:tcPr>
-          <w:p>
-            <w:r>
-              <w:rPr>
-                <w:sz w:val="18"/>
-              </w:rPr>
-            </w:r>
-            <w:r>
-              <w:rPr>
-                <w:sz w:val="18"/>
-              </w:rPr>
-              <w:t>[0.170, 0.330]</w:t>
-            </w:r>
-          </w:p>
-        </w:tc>
-        <w:tc>
-          <w:tcPr>
-            <w:tcW w:type="dxa" w:w="1728"/>
-          </w:tcPr>
-          <w:p>
-            <w:r>
-              <w:rPr>
-                <w:sz w:val="18"/>
-              </w:rPr>
-            </w:r>
-            <w:r>
-              <w:rPr>
-                <w:sz w:val="18"/>
-              </w:rPr>
-              <w:t>0.090</w:t>
-            </w:r>
-          </w:p>
-        </w:tc>
-        <w:tc>
-          <w:tcPr>
-            <w:tcW w:type="dxa" w:w="1728"/>
-          </w:tcPr>
-          <w:p>
-            <w:r>
-              <w:rPr>
-                <w:sz w:val="18"/>
-              </w:rPr>
-            </w:r>
-            <w:r>
-              <w:rPr>
-                <w:sz w:val="18"/>
-              </w:rPr>
-              <w:t>0.0009</w:t>
-            </w:r>
-          </w:p>
-        </w:tc>
-      </w:tr>
-      <w:tr>
-        <w:tc>
-          <w:tcPr>
-            <w:tcW w:type="dxa" w:w="1728"/>
-          </w:tcPr>
-          <w:p>
-            <w:r>
-              <w:rPr>
-                <w:sz w:val="18"/>
-              </w:rPr>
-            </w:r>
-            <w:r>
-              <w:rPr>
-                <w:sz w:val="18"/>
-              </w:rPr>
-              <w:t>MuSiQue</w:t>
-            </w:r>
-          </w:p>
-        </w:tc>
-        <w:tc>
-          <w:tcPr>
-            <w:tcW w:type="dxa" w:w="1728"/>
-          </w:tcPr>
-          <w:p>
-            <w:r>
-              <w:rPr>
-                <w:sz w:val="18"/>
-              </w:rPr>
-            </w:r>
-            <w:r>
-              <w:rPr>
-                <w:b/>
-                <w:sz w:val="18"/>
-              </w:rPr>
-              <w:t>0.140</w:t>
-            </w:r>
-          </w:p>
-        </w:tc>
-        <w:tc>
-          <w:tcPr>
-            <w:tcW w:type="dxa" w:w="1728"/>
-          </w:tcPr>
-          <w:p>
-            <w:r>
-              <w:rPr>
-                <w:sz w:val="18"/>
-              </w:rPr>
-            </w:r>
-            <w:r>
-              <w:rPr>
-                <w:sz w:val="18"/>
-              </w:rPr>
-              <w:t>[0.080, 0.210]</w:t>
-            </w:r>
-          </w:p>
-        </w:tc>
-        <w:tc>
-          <w:tcPr>
-            <w:tcW w:type="dxa" w:w="1728"/>
-          </w:tcPr>
-          <w:p>
-            <w:r>
-              <w:rPr>
-                <w:sz w:val="18"/>
-              </w:rPr>
-            </w:r>
-            <w:r>
-              <w:rPr>
-                <w:sz w:val="18"/>
-              </w:rPr>
-              <w:t>0.000</w:t>
-            </w:r>
-          </w:p>
-        </w:tc>
-        <w:tc>
-          <w:tcPr>
-            <w:tcW w:type="dxa" w:w="1728"/>
-          </w:tcPr>
-          <w:p>
-            <w:r>
-              <w:rPr>
-                <w:sz w:val="18"/>
-              </w:rPr>
-            </w:r>
-            <w:r>
-              <w:rPr>
-                <w:sz w:val="18"/>
-              </w:rPr>
-              <w:t>0.0001</w:t>
-            </w:r>
-          </w:p>
-        </w:tc>
-      </w:tr>
-      <w:tr>
-        <w:tc>
-          <w:tcPr>
-            <w:tcW w:type="dxa" w:w="1728"/>
-          </w:tcPr>
-          <w:p>
-            <w:r>
-              <w:rPr>
-                <w:sz w:val="18"/>
-              </w:rPr>
-            </w:r>
-            <w:r>
-              <w:rPr>
-                <w:sz w:val="18"/>
-              </w:rPr>
-              <w:t>TriviaQA</w:t>
-            </w:r>
-          </w:p>
-        </w:tc>
-        <w:tc>
-          <w:tcPr>
-            <w:tcW w:type="dxa" w:w="1728"/>
-          </w:tcPr>
-          <w:p>
-            <w:r>
-              <w:rPr>
-                <w:sz w:val="18"/>
-              </w:rPr>
-            </w:r>
-            <w:r>
-              <w:rPr>
-                <w:sz w:val="18"/>
-              </w:rPr>
-              <w:t>0.090</w:t>
-            </w:r>
-          </w:p>
-        </w:tc>
-        <w:tc>
-          <w:tcPr>
-            <w:tcW w:type="dxa" w:w="1728"/>
-          </w:tcPr>
-          <w:p>
-            <w:r>
-              <w:rPr>
-                <w:sz w:val="18"/>
-              </w:rPr>
-            </w:r>
-            <w:r>
-              <w:rPr>
-                <w:sz w:val="18"/>
-              </w:rPr>
-              <w:t>[0.040, 0.150]</w:t>
-            </w:r>
-          </w:p>
-        </w:tc>
-        <w:tc>
-          <w:tcPr>
-            <w:tcW w:type="dxa" w:w="1728"/>
-          </w:tcPr>
-          <w:p>
-            <w:r>
-              <w:rPr>
-                <w:sz w:val="18"/>
-              </w:rPr>
-            </w:r>
-            <w:r>
-              <w:rPr>
-                <w:b/>
-                <w:sz w:val="18"/>
-              </w:rPr>
-              <w:t>0.190</w:t>
-            </w:r>
-          </w:p>
-        </w:tc>
-        <w:tc>
-          <w:tcPr>
-            <w:tcW w:type="dxa" w:w="1728"/>
-          </w:tcPr>
-          <w:p>
-            <w:r>
-              <w:rPr>
-                <w:sz w:val="18"/>
-              </w:rPr>
-            </w:r>
-            <w:r>
-              <w:rPr>
-                <w:sz w:val="18"/>
-              </w:rPr>
-              <w:t>0.0020</w:t>
-            </w:r>
-          </w:p>
-        </w:tc>
-      </w:tr>
-      <w:tr>
-        <w:tc>
-          <w:tcPr>
-            <w:tcW w:type="dxa" w:w="1728"/>
-          </w:tcPr>
-          <w:p>
-            <w:r>
-              <w:rPr>
-                <w:sz w:val="18"/>
-              </w:rPr>
-            </w:r>
-            <w:r>
-              <w:rPr>
-                <w:sz w:val="18"/>
-              </w:rPr>
-              <w:t>HotpotQA (DeepSeek-V4.1-Flash)</w:t>
-            </w:r>
-          </w:p>
-        </w:tc>
-        <w:tc>
-          <w:tcPr>
-            <w:tcW w:type="dxa" w:w="1728"/>
-          </w:tcPr>
-          <w:p>
-            <w:r>
-              <w:rPr>
-                <w:sz w:val="18"/>
-              </w:rPr>
-            </w:r>
-            <w:r>
-              <w:rPr>
-                <w:b/>
-                <w:sz w:val="18"/>
-              </w:rPr>
-              <w:t>0.520</w:t>
-            </w:r>
-          </w:p>
-        </w:tc>
-        <w:tc>
-          <w:tcPr>
-            <w:tcW w:type="dxa" w:w="1728"/>
-          </w:tcPr>
-          <w:p>
-            <w:r>
-              <w:rPr>
-                <w:sz w:val="18"/>
-              </w:rPr>
-            </w:r>
-            <w:r>
-              <w:rPr>
-                <w:sz w:val="18"/>
-              </w:rPr>
-              <w:t>[0.420, 0.620]</w:t>
-            </w:r>
-          </w:p>
-        </w:tc>
-        <w:tc>
-          <w:tcPr>
-            <w:tcW w:type="dxa" w:w="1728"/>
-          </w:tcPr>
-          <w:p>
-            <w:r>
-              <w:rPr>
-                <w:sz w:val="18"/>
-              </w:rPr>
-            </w:r>
-            <w:r>
-              <w:rPr>
-                <w:sz w:val="18"/>
-              </w:rPr>
-              <w:t>0.230</w:t>
-            </w:r>
-          </w:p>
-        </w:tc>
-        <w:tc>
-          <w:tcPr>
-            <w:tcW w:type="dxa" w:w="1728"/>
-          </w:tcPr>
-          <w:p>
-            <w:r>
-              <w:rPr>
-                <w:sz w:val="18"/>
-              </w:rPr>
-            </w:r>
-            <w:r>
-              <w:rPr>
-                <w:sz w:val="18"/>
-              </w:rPr>
-              <w:t>&lt;0.0001</w:t>
-            </w:r>
-          </w:p>
-        </w:tc>
-      </w:tr>
-    </w:tbl>
-    <w:p>
-      <w:r>
-        <w:t>The standard deviations over five 2/3 subsamples are 0.007, 0.051, 0.034 and 0.019 respectively, so the ordering does not depend on which questions are drawn.</w:t>
-      </w:r>
-    </w:p>
-    <w:p>
-      <w:r>
-        <w:t>The first four rows—including the hosted large model—support the claim: on multi-hop tasks retrieval raises accuracy from 0–0.23 to 0.14–0.52, and the improvement is significant in every case; the direction is the same for the large and the small model, so the conclusion does not depend on the generator.</w:t>
-      </w:r>
-    </w:p>
     <w:p>
       <w:r>
         <w:rPr>
           <w:b/>
         </w:rPr>
-        <w:t>The fourth row is a significant negative effect, reported as measured.</w:t>
-      </w:r>
-      <w:r>
-        <w:t xml:space="preserve"> TriviaQA questions are largely commonsense, so the model answers from its parameters; the corpus consists of twenty-odd distractor passages and an 800-token budget covers about 11% of it, so the retrieved fragments pull the model off course—an effect that is significant at n = 100 (0.090 vs 0.190, p = 0.002). This says that </w:t>
-      </w:r>
-      <w:r>
-        <w:rPr>
-          <w:b/>
-        </w:rPr>
-        <w:t>whether to retrieve is itself a decision</w:t>
-      </w:r>
-      <w:r>
-        <w:t>, complementary to our gate, which only decides whether to rewrite. Upgrading the gate into a "retrieve or not" decision is the natural next step (Section 8).</w:t>
-      </w:r>
-    </w:p>
-    <w:p>
-      <w:pPr>
-        <w:pStyle w:val="Heading2"/>
-      </w:pPr>
-      <w:r>
-        <w:t>6.6 Human Annotation</w:t>
-      </w:r>
-    </w:p>
-    <w:p>
-      <w:r>
-        <w:t xml:space="preserve">On 200 doubly-annotated items, automatic containment agrees with human judgement 90%–97% of the time, and inter-annotator agreement is 0.548 (unweighted) and 0.673 (quadratic weighted). The automatic metric is </w:t>
-      </w:r>
-      <w:r>
-        <w:rPr>
-          <w:b/>
-        </w:rPr>
-        <w:t>conservative</w:t>
-      </w:r>
-      <w:r>
-        <w:t>, so the recall in the main table is a lower bound.</w:t>
-      </w:r>
-    </w:p>
-    <w:p>
-      <w:pPr>
-        <w:pStyle w:val="Heading2"/>
-      </w:pPr>
-      <w:r>
-        <w:t>6.7 Threshold Sensitivity (Proposition 2)</w:t>
-      </w:r>
-    </w:p>
-    <w:p>
-      <w:r>
-        <w:t>For unit-price coefficients λ = 0.25, 0.5 and 1, the optimal threshold stays at τ = 0.25; for λ ≥ 2 it falls to τ = 0. The direction predicted by Propositions 2 and 4 holds: the more expensive the rewrite, the less often it should be triggered.</w:t>
-      </w:r>
-    </w:p>
-    <w:p>
-      <w:pPr>
-        <w:pStyle w:val="Heading2"/>
-      </w:pPr>
-      <w:r>
-        <w:t>6.8 Efficiency</w:t>
-      </w:r>
-    </w:p>
-    <w:p>
-      <w:r>
-        <w:t>Twenty queries (single machine, API model, answer cache disabled):</w:t>
+        <w:t>Table 5.</w:t>
+      </w:r>
+      <w:r>
+        <w:t xml:space="preserve"> Benefit of retrieval across datasets and models (Qwen3-4B, 800-token budget). Table 5 reports per-dataset results.</w:t>
       </w:r>
     </w:p>
     <w:tbl>
@@ -3625,7 +3026,7 @@
                 <w:b/>
                 <w:sz w:val="18"/>
               </w:rPr>
-              <w:t>Configuration</w:t>
+              <w:t>Dataset</w:t>
             </w:r>
           </w:p>
         </w:tc>
@@ -3645,7 +3046,7 @@
                 <w:b/>
                 <w:sz w:val="18"/>
               </w:rPr>
-              <w:t>p50 (ms)</w:t>
+              <w:t>With retrieval</w:t>
             </w:r>
           </w:p>
         </w:tc>
@@ -3665,7 +3066,7 @@
                 <w:b/>
                 <w:sz w:val="18"/>
               </w:rPr>
-              <w:t>p95 (ms)</w:t>
+              <w:t>95% CI</w:t>
             </w:r>
           </w:p>
         </w:tc>
@@ -3685,7 +3086,7 @@
                 <w:b/>
                 <w:sz w:val="18"/>
               </w:rPr>
-              <w:t>cost/query (CNY)</w:t>
+              <w:t>Without</w:t>
             </w:r>
           </w:p>
         </w:tc>
@@ -3705,7 +3106,7 @@
                 <w:b/>
                 <w:sz w:val="18"/>
               </w:rPr>
-              <w:t>recall</w:t>
+              <w:t>McNemar p</w:t>
             </w:r>
           </w:p>
         </w:tc>
@@ -3725,7 +3126,7 @@
               <w:rPr>
                 <w:sz w:val="18"/>
               </w:rPr>
-              <w:t>Cheap tier (BM25)</w:t>
+              <w:t>HotpotQA</w:t>
             </w:r>
           </w:p>
         </w:tc>
@@ -3741,9 +3142,10 @@
             </w:r>
             <w:r>
               <w:rPr>
-                <w:sz w:val="18"/>
-              </w:rPr>
-              <w:t>923</w:t>
+                <w:b/>
+                <w:sz w:val="18"/>
+              </w:rPr>
+              <w:t>0.400</w:t>
             </w:r>
           </w:p>
         </w:tc>
@@ -3761,7 +3163,7 @@
               <w:rPr>
                 <w:sz w:val="18"/>
               </w:rPr>
-              <w:t>1469</w:t>
+              <w:t>[0.300, 0.500]</w:t>
             </w:r>
           </w:p>
         </w:tc>
@@ -3779,7 +3181,7 @@
               <w:rPr>
                 <w:sz w:val="18"/>
               </w:rPr>
-              <w:t>0.00088</w:t>
+              <w:t>0.120</w:t>
             </w:r>
           </w:p>
         </w:tc>
@@ -3797,7 +3199,7 @@
               <w:rPr>
                 <w:sz w:val="18"/>
               </w:rPr>
-              <w:t>0.850</w:t>
+              <w:t>&lt;0.0001</w:t>
             </w:r>
           </w:p>
         </w:tc>
@@ -3817,7 +3219,7 @@
               <w:rPr>
                 <w:sz w:val="18"/>
               </w:rPr>
-              <w:t>Strong tier (hybrid)</w:t>
+              <w:t>2WikiMultiHopQA</w:t>
             </w:r>
           </w:p>
         </w:tc>
@@ -3833,9 +3235,10 @@
             </w:r>
             <w:r>
               <w:rPr>
-                <w:sz w:val="18"/>
-              </w:rPr>
-              <w:t>898</w:t>
+                <w:b/>
+                <w:sz w:val="18"/>
+              </w:rPr>
+              <w:t>0.250</w:t>
             </w:r>
           </w:p>
         </w:tc>
@@ -3853,7 +3256,7 @@
               <w:rPr>
                 <w:sz w:val="18"/>
               </w:rPr>
-              <w:t>1705</w:t>
+              <w:t>[0.170, 0.330]</w:t>
             </w:r>
           </w:p>
         </w:tc>
@@ -3871,7 +3274,7 @@
               <w:rPr>
                 <w:sz w:val="18"/>
               </w:rPr>
-              <w:t>0.00087</w:t>
+              <w:t>0.090</w:t>
             </w:r>
           </w:p>
         </w:tc>
@@ -3889,7 +3292,7 @@
               <w:rPr>
                 <w:sz w:val="18"/>
               </w:rPr>
-              <w:t>0.850</w:t>
+              <w:t>0.0009</w:t>
             </w:r>
           </w:p>
         </w:tc>
@@ -3909,7 +3312,7 @@
               <w:rPr>
                 <w:sz w:val="18"/>
               </w:rPr>
-              <w:t>Strong + always rewrite</w:t>
+              <w:t>MuSiQue</w:t>
             </w:r>
           </w:p>
         </w:tc>
@@ -3925,9 +3328,10 @@
             </w:r>
             <w:r>
               <w:rPr>
-                <w:sz w:val="18"/>
-              </w:rPr>
-              <w:t>1765</w:t>
+                <w:b/>
+                <w:sz w:val="18"/>
+              </w:rPr>
+              <w:t>0.140</w:t>
             </w:r>
           </w:p>
         </w:tc>
@@ -3945,7 +3349,7 @@
               <w:rPr>
                 <w:sz w:val="18"/>
               </w:rPr>
-              <w:t>3090</w:t>
+              <w:t>[0.080, 0.210]</w:t>
             </w:r>
           </w:p>
         </w:tc>
@@ -3963,7 +3367,7 @@
               <w:rPr>
                 <w:sz w:val="18"/>
               </w:rPr>
-              <w:t>0.00116</w:t>
+              <w:t>0.000</w:t>
             </w:r>
           </w:p>
         </w:tc>
@@ -3981,7 +3385,7 @@
               <w:rPr>
                 <w:sz w:val="18"/>
               </w:rPr>
-              <w:t>0.900</w:t>
+              <w:t>0.0001</w:t>
             </w:r>
           </w:p>
         </w:tc>
@@ -4001,7 +3405,7 @@
               <w:rPr>
                 <w:sz w:val="18"/>
               </w:rPr>
-              <w:t>Strong + gated rewrite</w:t>
+              <w:t>TriviaQA</w:t>
             </w:r>
           </w:p>
         </w:tc>
@@ -4019,7 +3423,7 @@
               <w:rPr>
                 <w:sz w:val="18"/>
               </w:rPr>
-              <w:t>1788</w:t>
+              <w:t>0.090</w:t>
             </w:r>
           </w:p>
         </w:tc>
@@ -4037,7 +3441,7 @@
               <w:rPr>
                 <w:sz w:val="18"/>
               </w:rPr>
-              <w:t>2577</w:t>
+              <w:t>[0.040, 0.150]</w:t>
             </w:r>
           </w:p>
         </w:tc>
@@ -4053,9 +3457,10 @@
             </w:r>
             <w:r>
               <w:rPr>
-                <w:sz w:val="18"/>
-              </w:rPr>
-              <w:t>0.00116</w:t>
+                <w:b/>
+                <w:sz w:val="18"/>
+              </w:rPr>
+              <w:t>0.190</w:t>
             </w:r>
           </w:p>
         </w:tc>
@@ -4073,7 +3478,100 @@
               <w:rPr>
                 <w:sz w:val="18"/>
               </w:rPr>
-              <w:t>0.900</w:t>
+              <w:t>0.0020</w:t>
+            </w:r>
+          </w:p>
+        </w:tc>
+      </w:tr>
+      <w:tr>
+        <w:tc>
+          <w:tcPr>
+            <w:tcW w:type="dxa" w:w="1728"/>
+          </w:tcPr>
+          <w:p>
+            <w:r>
+              <w:rPr>
+                <w:sz w:val="18"/>
+              </w:rPr>
+            </w:r>
+            <w:r>
+              <w:rPr>
+                <w:sz w:val="18"/>
+              </w:rPr>
+              <w:t>HotpotQA (DeepSeek-V4.1-Flash)</w:t>
+            </w:r>
+          </w:p>
+        </w:tc>
+        <w:tc>
+          <w:tcPr>
+            <w:tcW w:type="dxa" w:w="1728"/>
+          </w:tcPr>
+          <w:p>
+            <w:r>
+              <w:rPr>
+                <w:sz w:val="18"/>
+              </w:rPr>
+            </w:r>
+            <w:r>
+              <w:rPr>
+                <w:b/>
+                <w:sz w:val="18"/>
+              </w:rPr>
+              <w:t>0.520</w:t>
+            </w:r>
+          </w:p>
+        </w:tc>
+        <w:tc>
+          <w:tcPr>
+            <w:tcW w:type="dxa" w:w="1728"/>
+          </w:tcPr>
+          <w:p>
+            <w:r>
+              <w:rPr>
+                <w:sz w:val="18"/>
+              </w:rPr>
+            </w:r>
+            <w:r>
+              <w:rPr>
+                <w:sz w:val="18"/>
+              </w:rPr>
+              <w:t>[0.420, 0.620]</w:t>
+            </w:r>
+          </w:p>
+        </w:tc>
+        <w:tc>
+          <w:tcPr>
+            <w:tcW w:type="dxa" w:w="1728"/>
+          </w:tcPr>
+          <w:p>
+            <w:r>
+              <w:rPr>
+                <w:sz w:val="18"/>
+              </w:rPr>
+            </w:r>
+            <w:r>
+              <w:rPr>
+                <w:sz w:val="18"/>
+              </w:rPr>
+              <w:t>0.230</w:t>
+            </w:r>
+          </w:p>
+        </w:tc>
+        <w:tc>
+          <w:tcPr>
+            <w:tcW w:type="dxa" w:w="1728"/>
+          </w:tcPr>
+          <w:p>
+            <w:r>
+              <w:rPr>
+                <w:sz w:val="18"/>
+              </w:rPr>
+            </w:r>
+            <w:r>
+              <w:rPr>
+                <w:sz w:val="18"/>
+              </w:rPr>
+              <w:t>&lt;0.0001</w:t>
             </w:r>
           </w:p>
         </w:tc>
@@ -4081,13 +3579,32 @@
     </w:tbl>
     <w:p>
       <w:r>
+        <w:t>The standard deviations over five 2/3 subsamples are 0.007, 0.051, 0.034 and 0.019 respectively, so the ordering does not depend on which questions are drawn.</w:t>
+      </w:r>
+    </w:p>
+    <w:p>
+      <w:r>
+        <w:t>The first four rows—including the hosted large model—support the claim: on multi-hop tasks retrieval raises accuracy from 0–0.23 to 0.14–0.52, and the improvement is significant in every case; the direction is the same for the large and the small model, so the conclusion does not depend on the generator.</w:t>
+      </w:r>
+    </w:p>
+    <w:p>
+      <w:r>
         <w:rPr>
           <w:b/>
         </w:rPr>
-        <w:t>Rewriting dominates latency</w:t>
-      </w:r>
-      <w:r>
-        <w:t xml:space="preserve"> (+0.9 s at p50, +1.4 s at p95). The value of the gate depends on the rewrite trigger rate of the batch: 38% on the full 500 questions (saving 62% of rewriting calls), 76% on the first 50 harder questions, and 69.5% on a 200-question medium subset. The gate adapts to difficulty, so its latency saving is not unconditional; the default threshold of 0.25 should move with the shadow price of the budget (Section 6.7).</w:t>
+        <w:t>The fourth row is a significant negative effect, reported as measured.</w:t>
+      </w:r>
+      <w:r>
+        <w:t xml:space="preserve"> TriviaQA questions are largely commonsense, so the model answers from its parameters; the corpus consists of twenty-odd distractor passages and an 800-token budget covers about 11% of it, so the retrieved fragments pull the model off course—an effect that is significant at n = 100 (0.090 vs 0.190, p = 0.002). This says that </w:t>
+      </w:r>
+      <w:r>
+        <w:rPr>
+          <w:b/>
+        </w:rPr>
+        <w:t>whether to retrieve is itself a decision</w:t>
+      </w:r>
+      <w:r>
+        <w:t>, complementary to our gate, which only decides whether to rewrite. Upgrading the gate into a "retrieve or not" decision is the natural next step (Section 8).</w:t>
       </w:r>
     </w:p>
     <w:p>
@@ -4095,6 +3612,560 @@
         <w:pStyle w:val="Heading2"/>
       </w:pPr>
       <w:r>
+        <w:t>6.6 Human Annotation</w:t>
+      </w:r>
+    </w:p>
+    <w:p>
+      <w:r>
+        <w:t xml:space="preserve">On 200 doubly-annotated items, automatic containment agrees with human judgement 90%–97% of the time, and inter-annotator agreement is 0.548 (unweighted) and 0.673 (quadratic weighted). The automatic metric is </w:t>
+      </w:r>
+      <w:r>
+        <w:rPr>
+          <w:b/>
+        </w:rPr>
+        <w:t>conservative</w:t>
+      </w:r>
+      <w:r>
+        <w:t>, so the recall in the main table is a lower bound.</w:t>
+      </w:r>
+    </w:p>
+    <w:p>
+      <w:pPr>
+        <w:pStyle w:val="Heading2"/>
+      </w:pPr>
+      <w:r>
+        <w:t>6.7 Threshold Sensitivity (Proposition 2)</w:t>
+      </w:r>
+    </w:p>
+    <w:p>
+      <w:r>
+        <w:t>For unit-price coefficients λ = 0.25, 0.5 and 1, the optimal threshold stays at τ = 0.25; for λ ≥ 2 it falls to τ = 0. The direction predicted by Propositions 2 and 4 holds: the more expensive the rewrite, the less often it should be triggered.</w:t>
+      </w:r>
+    </w:p>
+    <w:p>
+      <w:pPr>
+        <w:pStyle w:val="Heading2"/>
+      </w:pPr>
+      <w:r>
+        <w:t>6.8 Efficiency</w:t>
+      </w:r>
+    </w:p>
+    <w:p>
+      <w:r>
+        <w:t>Twenty queries (single machine, API model, answer cache disabled):</w:t>
+      </w:r>
+    </w:p>
+    <w:p>
+      <w:r>
+        <w:rPr>
+          <w:b/>
+        </w:rPr>
+        <w:t>Table 6.</w:t>
+      </w:r>
+      <w:r>
+        <w:t xml:space="preserve"> End-to-end efficiency on twenty queries with the answer cache disabled. Table 6 reports latency and cost.</w:t>
+      </w:r>
+    </w:p>
+    <w:tbl>
+      <w:tblPr>
+        <w:tblStyle w:val="TableGrid"/>
+        <w:tblW w:type="auto" w:w="0"/>
+        <w:tblLook w:firstColumn="1" w:firstRow="1" w:lastColumn="0" w:lastRow="0" w:noHBand="0" w:noVBand="1" w:val="04A0"/>
+      </w:tblPr>
+      <w:tblGrid>
+        <w:gridCol w:w="1728"/>
+        <w:gridCol w:w="1728"/>
+        <w:gridCol w:w="1728"/>
+        <w:gridCol w:w="1728"/>
+        <w:gridCol w:w="1728"/>
+      </w:tblGrid>
+      <w:tr>
+        <w:tc>
+          <w:tcPr>
+            <w:tcW w:type="dxa" w:w="1728"/>
+          </w:tcPr>
+          <w:p>
+            <w:r>
+              <w:rPr>
+                <w:b/>
+                <w:sz w:val="18"/>
+              </w:rPr>
+            </w:r>
+            <w:r>
+              <w:rPr>
+                <w:b/>
+                <w:sz w:val="18"/>
+              </w:rPr>
+              <w:t>Configuration</w:t>
+            </w:r>
+          </w:p>
+        </w:tc>
+        <w:tc>
+          <w:tcPr>
+            <w:tcW w:type="dxa" w:w="1728"/>
+          </w:tcPr>
+          <w:p>
+            <w:r>
+              <w:rPr>
+                <w:b/>
+                <w:sz w:val="18"/>
+              </w:rPr>
+            </w:r>
+            <w:r>
+              <w:rPr>
+                <w:b/>
+                <w:sz w:val="18"/>
+              </w:rPr>
+              <w:t>p50 (ms)</w:t>
+            </w:r>
+          </w:p>
+        </w:tc>
+        <w:tc>
+          <w:tcPr>
+            <w:tcW w:type="dxa" w:w="1728"/>
+          </w:tcPr>
+          <w:p>
+            <w:r>
+              <w:rPr>
+                <w:b/>
+                <w:sz w:val="18"/>
+              </w:rPr>
+            </w:r>
+            <w:r>
+              <w:rPr>
+                <w:b/>
+                <w:sz w:val="18"/>
+              </w:rPr>
+              <w:t>p95 (ms)</w:t>
+            </w:r>
+          </w:p>
+        </w:tc>
+        <w:tc>
+          <w:tcPr>
+            <w:tcW w:type="dxa" w:w="1728"/>
+          </w:tcPr>
+          <w:p>
+            <w:r>
+              <w:rPr>
+                <w:b/>
+                <w:sz w:val="18"/>
+              </w:rPr>
+            </w:r>
+            <w:r>
+              <w:rPr>
+                <w:b/>
+                <w:sz w:val="18"/>
+              </w:rPr>
+              <w:t>cost/query (CNY)</w:t>
+            </w:r>
+          </w:p>
+        </w:tc>
+        <w:tc>
+          <w:tcPr>
+            <w:tcW w:type="dxa" w:w="1728"/>
+          </w:tcPr>
+          <w:p>
+            <w:r>
+              <w:rPr>
+                <w:b/>
+                <w:sz w:val="18"/>
+              </w:rPr>
+            </w:r>
+            <w:r>
+              <w:rPr>
+                <w:b/>
+                <w:sz w:val="18"/>
+              </w:rPr>
+              <w:t>recall</w:t>
+            </w:r>
+          </w:p>
+        </w:tc>
+      </w:tr>
+      <w:tr>
+        <w:tc>
+          <w:tcPr>
+            <w:tcW w:type="dxa" w:w="1728"/>
+          </w:tcPr>
+          <w:p>
+            <w:r>
+              <w:rPr>
+                <w:sz w:val="18"/>
+              </w:rPr>
+            </w:r>
+            <w:r>
+              <w:rPr>
+                <w:sz w:val="18"/>
+              </w:rPr>
+              <w:t>Cheap tier (BM25)</w:t>
+            </w:r>
+          </w:p>
+        </w:tc>
+        <w:tc>
+          <w:tcPr>
+            <w:tcW w:type="dxa" w:w="1728"/>
+          </w:tcPr>
+          <w:p>
+            <w:r>
+              <w:rPr>
+                <w:sz w:val="18"/>
+              </w:rPr>
+            </w:r>
+            <w:r>
+              <w:rPr>
+                <w:sz w:val="18"/>
+              </w:rPr>
+              <w:t>923</w:t>
+            </w:r>
+          </w:p>
+        </w:tc>
+        <w:tc>
+          <w:tcPr>
+            <w:tcW w:type="dxa" w:w="1728"/>
+          </w:tcPr>
+          <w:p>
+            <w:r>
+              <w:rPr>
+                <w:sz w:val="18"/>
+              </w:rPr>
+            </w:r>
+            <w:r>
+              <w:rPr>
+                <w:sz w:val="18"/>
+              </w:rPr>
+              <w:t>1469</w:t>
+            </w:r>
+          </w:p>
+        </w:tc>
+        <w:tc>
+          <w:tcPr>
+            <w:tcW w:type="dxa" w:w="1728"/>
+          </w:tcPr>
+          <w:p>
+            <w:r>
+              <w:rPr>
+                <w:sz w:val="18"/>
+              </w:rPr>
+            </w:r>
+            <w:r>
+              <w:rPr>
+                <w:sz w:val="18"/>
+              </w:rPr>
+              <w:t>0.00088</w:t>
+            </w:r>
+          </w:p>
+        </w:tc>
+        <w:tc>
+          <w:tcPr>
+            <w:tcW w:type="dxa" w:w="1728"/>
+          </w:tcPr>
+          <w:p>
+            <w:r>
+              <w:rPr>
+                <w:sz w:val="18"/>
+              </w:rPr>
+            </w:r>
+            <w:r>
+              <w:rPr>
+                <w:sz w:val="18"/>
+              </w:rPr>
+              <w:t>0.850</w:t>
+            </w:r>
+          </w:p>
+        </w:tc>
+      </w:tr>
+      <w:tr>
+        <w:tc>
+          <w:tcPr>
+            <w:tcW w:type="dxa" w:w="1728"/>
+          </w:tcPr>
+          <w:p>
+            <w:r>
+              <w:rPr>
+                <w:sz w:val="18"/>
+              </w:rPr>
+            </w:r>
+            <w:r>
+              <w:rPr>
+                <w:sz w:val="18"/>
+              </w:rPr>
+              <w:t>Strong tier (hybrid)</w:t>
+            </w:r>
+          </w:p>
+        </w:tc>
+        <w:tc>
+          <w:tcPr>
+            <w:tcW w:type="dxa" w:w="1728"/>
+          </w:tcPr>
+          <w:p>
+            <w:r>
+              <w:rPr>
+                <w:sz w:val="18"/>
+              </w:rPr>
+            </w:r>
+            <w:r>
+              <w:rPr>
+                <w:sz w:val="18"/>
+              </w:rPr>
+              <w:t>898</w:t>
+            </w:r>
+          </w:p>
+        </w:tc>
+        <w:tc>
+          <w:tcPr>
+            <w:tcW w:type="dxa" w:w="1728"/>
+          </w:tcPr>
+          <w:p>
+            <w:r>
+              <w:rPr>
+                <w:sz w:val="18"/>
+              </w:rPr>
+            </w:r>
+            <w:r>
+              <w:rPr>
+                <w:sz w:val="18"/>
+              </w:rPr>
+              <w:t>1705</w:t>
+            </w:r>
+          </w:p>
+        </w:tc>
+        <w:tc>
+          <w:tcPr>
+            <w:tcW w:type="dxa" w:w="1728"/>
+          </w:tcPr>
+          <w:p>
+            <w:r>
+              <w:rPr>
+                <w:sz w:val="18"/>
+              </w:rPr>
+            </w:r>
+            <w:r>
+              <w:rPr>
+                <w:sz w:val="18"/>
+              </w:rPr>
+              <w:t>0.00087</w:t>
+            </w:r>
+          </w:p>
+        </w:tc>
+        <w:tc>
+          <w:tcPr>
+            <w:tcW w:type="dxa" w:w="1728"/>
+          </w:tcPr>
+          <w:p>
+            <w:r>
+              <w:rPr>
+                <w:sz w:val="18"/>
+              </w:rPr>
+            </w:r>
+            <w:r>
+              <w:rPr>
+                <w:sz w:val="18"/>
+              </w:rPr>
+              <w:t>0.850</w:t>
+            </w:r>
+          </w:p>
+        </w:tc>
+      </w:tr>
+      <w:tr>
+        <w:tc>
+          <w:tcPr>
+            <w:tcW w:type="dxa" w:w="1728"/>
+          </w:tcPr>
+          <w:p>
+            <w:r>
+              <w:rPr>
+                <w:sz w:val="18"/>
+              </w:rPr>
+            </w:r>
+            <w:r>
+              <w:rPr>
+                <w:sz w:val="18"/>
+              </w:rPr>
+              <w:t>Strong + always rewrite</w:t>
+            </w:r>
+          </w:p>
+        </w:tc>
+        <w:tc>
+          <w:tcPr>
+            <w:tcW w:type="dxa" w:w="1728"/>
+          </w:tcPr>
+          <w:p>
+            <w:r>
+              <w:rPr>
+                <w:sz w:val="18"/>
+              </w:rPr>
+            </w:r>
+            <w:r>
+              <w:rPr>
+                <w:sz w:val="18"/>
+              </w:rPr>
+              <w:t>1765</w:t>
+            </w:r>
+          </w:p>
+        </w:tc>
+        <w:tc>
+          <w:tcPr>
+            <w:tcW w:type="dxa" w:w="1728"/>
+          </w:tcPr>
+          <w:p>
+            <w:r>
+              <w:rPr>
+                <w:sz w:val="18"/>
+              </w:rPr>
+            </w:r>
+            <w:r>
+              <w:rPr>
+                <w:sz w:val="18"/>
+              </w:rPr>
+              <w:t>3090</w:t>
+            </w:r>
+          </w:p>
+        </w:tc>
+        <w:tc>
+          <w:tcPr>
+            <w:tcW w:type="dxa" w:w="1728"/>
+          </w:tcPr>
+          <w:p>
+            <w:r>
+              <w:rPr>
+                <w:sz w:val="18"/>
+              </w:rPr>
+            </w:r>
+            <w:r>
+              <w:rPr>
+                <w:sz w:val="18"/>
+              </w:rPr>
+              <w:t>0.00116</w:t>
+            </w:r>
+          </w:p>
+        </w:tc>
+        <w:tc>
+          <w:tcPr>
+            <w:tcW w:type="dxa" w:w="1728"/>
+          </w:tcPr>
+          <w:p>
+            <w:r>
+              <w:rPr>
+                <w:sz w:val="18"/>
+              </w:rPr>
+            </w:r>
+            <w:r>
+              <w:rPr>
+                <w:sz w:val="18"/>
+              </w:rPr>
+              <w:t>0.900</w:t>
+            </w:r>
+          </w:p>
+        </w:tc>
+      </w:tr>
+      <w:tr>
+        <w:tc>
+          <w:tcPr>
+            <w:tcW w:type="dxa" w:w="1728"/>
+          </w:tcPr>
+          <w:p>
+            <w:r>
+              <w:rPr>
+                <w:sz w:val="18"/>
+              </w:rPr>
+            </w:r>
+            <w:r>
+              <w:rPr>
+                <w:sz w:val="18"/>
+              </w:rPr>
+              <w:t>Strong + gated rewrite</w:t>
+            </w:r>
+          </w:p>
+        </w:tc>
+        <w:tc>
+          <w:tcPr>
+            <w:tcW w:type="dxa" w:w="1728"/>
+          </w:tcPr>
+          <w:p>
+            <w:r>
+              <w:rPr>
+                <w:sz w:val="18"/>
+              </w:rPr>
+            </w:r>
+            <w:r>
+              <w:rPr>
+                <w:sz w:val="18"/>
+              </w:rPr>
+              <w:t>1788</w:t>
+            </w:r>
+          </w:p>
+        </w:tc>
+        <w:tc>
+          <w:tcPr>
+            <w:tcW w:type="dxa" w:w="1728"/>
+          </w:tcPr>
+          <w:p>
+            <w:r>
+              <w:rPr>
+                <w:sz w:val="18"/>
+              </w:rPr>
+            </w:r>
+            <w:r>
+              <w:rPr>
+                <w:sz w:val="18"/>
+              </w:rPr>
+              <w:t>2577</w:t>
+            </w:r>
+          </w:p>
+        </w:tc>
+        <w:tc>
+          <w:tcPr>
+            <w:tcW w:type="dxa" w:w="1728"/>
+          </w:tcPr>
+          <w:p>
+            <w:r>
+              <w:rPr>
+                <w:sz w:val="18"/>
+              </w:rPr>
+            </w:r>
+            <w:r>
+              <w:rPr>
+                <w:sz w:val="18"/>
+              </w:rPr>
+              <w:t>0.00116</w:t>
+            </w:r>
+          </w:p>
+        </w:tc>
+        <w:tc>
+          <w:tcPr>
+            <w:tcW w:type="dxa" w:w="1728"/>
+          </w:tcPr>
+          <w:p>
+            <w:r>
+              <w:rPr>
+                <w:sz w:val="18"/>
+              </w:rPr>
+            </w:r>
+            <w:r>
+              <w:rPr>
+                <w:sz w:val="18"/>
+              </w:rPr>
+              <w:t>0.900</w:t>
+            </w:r>
+          </w:p>
+        </w:tc>
+      </w:tr>
+    </w:tbl>
+    <w:p>
+      <w:r>
+        <w:rPr>
+          <w:b/>
+        </w:rPr>
+        <w:t>Rewriting dominates latency</w:t>
+      </w:r>
+      <w:r>
+        <w:t xml:space="preserve"> (+0.9 s at p50, +1.4 s at p95). The value of the gate depends on the rewrite trigger rate of the batch: 38% on the full 500 questions (saving 62% of rewriting calls), 76% on the first 50 harder questions, and 69.5% on a 200-question medium subset. The gate adapts to difficulty, so its latency saving is not unconditional; the default threshold of 0.25 should move with the shadow price of the budget (Section 6.7).</w:t>
+      </w:r>
+    </w:p>
+    <w:p>
+      <w:pPr>
+        <w:pStyle w:val="Heading2"/>
+      </w:pPr>
+      <w:r>
         <w:t>6.9 Real Documents and Public Benchmarks</w:t>
       </w:r>
     </w:p>
@@ -4109,6 +4180,17 @@
           <w:b/>
         </w:rPr>
         <w:t>Internal benchmark (301 questions, document-level recall)</w:t>
+      </w:r>
+    </w:p>
+    <w:p>
+      <w:r>
+        <w:rPr>
+          <w:b/>
+        </w:rPr>
+        <w:t>Table 7.</w:t>
+      </w:r>
+      <w:r>
+        <w:t xml:space="preserve"> Internal benchmark: 301 questions, document-level recall. Table 7 reports the internal benchmark.</w:t>
       </w:r>
     </w:p>
     <w:tbl>
@@ -4550,6 +4632,17 @@
     <w:p>
       <w:r>
         <w:t>We run four BEIR subsets through the same pipeline (bge-m3 embeddings, hybrid alpha = 0.2, chunk size 200) and use fixed k = 8 as the reference; the adaptive configuration is the cheapest one whose nDCG@10 stays within 0.002 of that baseline. All queries are used, without subsampling.</w:t>
+      </w:r>
+    </w:p>
+    <w:p>
+      <w:r>
+        <w:rPr>
+          <w:b/>
+        </w:rPr>
+        <w:t>Table 8.</w:t>
+      </w:r>
+      <w:r>
+        <w:t xml:space="preserve"> BEIR results on four subsets, all queries, fixed k = 8 as reference. Table 8 reports the BEIR results.</w:t>
       </w:r>
     </w:p>
     <w:tbl>
@@ -5213,6 +5306,17 @@
       </w:r>
       <w:r>
         <w:t xml:space="preserve"> Sample N labelled questions (N = 20), record for each the smallest budget at which the answer span enters the context, and set the budget to the ceil((N+1)(1-alpha))-th smallest of those values; alpha = 1 - T for a target T. If the required order statistic is infinite -- that is, the calibration sample never reaches the target -- the protocol reports the target as unreachable instead of returning a number. Under exchangeability of calibration and test questions, the resulting budget covers a new question with probability at least 1 - alpha, so the expected recall is at least T. One hundred random splits separate calibration from evaluation.</w:t>
+      </w:r>
+    </w:p>
+    <w:p>
+      <w:r>
+        <w:rPr>
+          <w:b/>
+        </w:rPr>
+        <w:t>Table 9.</w:t>
+      </w:r>
+      <w:r>
+        <w:t xml:space="preserve"> Conformal calibration: coverage at three targets and two weaker retrievers. Table 9 reports empirical coverage.</w:t>
       </w:r>
     </w:p>
     <w:tbl>
@@ -6245,6 +6349,17 @@
         <w:t>Real systems are constrained by tokens, latency and money at once, so one may ask whether a scalar budget is an oversimplification. We measured the retrieval side directly on the 301-question benchmark: BM25 takes 16 ms, dense retrieval 45 ms (including query encoding) and hybrid retrieval 73 ms, while generation takes 898 ms at p50 (Section 6.8). Retrieval therefore accounts for at most 7.5% of end-to-end latency, and the three cost dimensions are collinear in this setting: money is a fixed multiple of tokens, prefill latency is close to linear in context length, and the spread across retrievers (16-70 ms) is too small to move a latency budget. The resulting operating points, including the official classifier of Section 6.16, are:</w:t>
       </w:r>
     </w:p>
+    <w:p>
+      <w:r>
+        <w:rPr>
+          <w:b/>
+        </w:rPr>
+        <w:t>Table 10.</w:t>
+      </w:r>
+      <w:r>
+        <w:t xml:space="preserve"> Operating points of all policies, including the official classifier of Section 6.16. Table 10 lists the operating points.</w:t>
+      </w:r>
+    </w:p>
     <w:tbl>
       <w:tblPr>
         <w:tblStyle w:val="TableGrid"/>
@@ -7001,6 +7116,17 @@
         <w:t>We then applied the classifier to our 301 questions and routed with the paper's own mapping: A (simple) takes no context, B (single-hop) retrieves five passages, C (multi-hop) retrieves ten.</w:t>
       </w:r>
     </w:p>
+    <w:p>
+      <w:r>
+        <w:rPr>
+          <w:b/>
+        </w:rPr>
+        <w:t>Table 11.</w:t>
+      </w:r>
+      <w:r>
+        <w:t xml:space="preserve"> Routing results of the official complexity classifier on the 301 questions. Table 11 reports the routed results.</w:t>
+      </w:r>
+    </w:p>
     <w:tbl>
       <w:tblPr>
         <w:tblStyle w:val="TableGrid"/>
@@ -7374,6 +7500,17 @@
     <w:p>
       <w:r>
         <w:t>The depth rule of Section 6.6 uses one global threshold tau on the normalised margin gamma = (s1 - s2) / s1, which has to be re-tuned when the corpus changes (0.12 on scifact, 0.20 on nfcorpus). A per-query rule would remove that constant, so we tested the obvious one: stop where the query's own score list drops sharply. Concretely, take the smallest k with (s_k - s_{k+1}) / s1 &gt;= delta, capped at k = 10, and sweep delta.</w:t>
+      </w:r>
+    </w:p>
+    <w:p>
+      <w:r>
+        <w:rPr>
+          <w:b/>
+        </w:rPr>
+        <w:t>Table 12.</w:t>
+      </w:r>
+      <w:r>
+        <w:t xml:space="preserve"> Per-query threshold sweep: nDCG@10, tokens and saving against fixed k = 8. Table 12 reports the sweep.</w:t>
       </w:r>
     </w:p>
     <w:tbl>
@@ -7893,6 +8030,17 @@
         <w:t>We split the 301 questions into gamma quartiles and compare recall at k = 4 and k = 10 within each quartile.</w:t>
       </w:r>
     </w:p>
+    <w:p>
+      <w:r>
+        <w:rPr>
+          <w:b/>
+        </w:rPr>
+        <w:t>Table 13.</w:t>
+      </w:r>
+      <w:r>
+        <w:t xml:space="preserve"> Marginal gain by margin quartile: recall at k = 4 and k = 10 within each quartile. Table 13 reports the quartile analysis.</w:t>
+      </w:r>
+    </w:p>
     <w:tbl>
       <w:tblPr>
         <w:tblStyle w:val="TableGrid"/>
@@ -8570,6 +8718,24 @@
     <w:p>
       <w:r>
         <w:t>&lt;!-- Appendices to be translated. --&gt;</w:t>
+      </w:r>
+    </w:p>
+    <w:p>
+      <w:pPr>
+        <w:pStyle w:val="Heading1"/>
+      </w:pPr>
+      <w:r>
+        <w:t>9. Conclusion</w:t>
+      </w:r>
+    </w:p>
+    <w:p>
+      <w:r>
+        <w:t>We formulated retrieval-depth selection as budget-constrained submodular maximization over priced actions, and derived two implementable consequences: the rewriting threshold is set by the shadow price of the budget, and the optimal cascade is a chain of confidence thresholds. On the controlled benchmark the resulting system reaches 0.960 recall at 126 tokens; on 312 official documentation pages it reaches 0.910 recall at a 300-token budget, statistically indistinguishable from fixed depth at 11-20% fewer tokens; on four BEIR subsets the same rule saves 1-24% of context at equal nDCG@10, and fails on an adversarially constructed one, which we report. A split-conformal layer turns a recall target into a budget with a coverage guarantee, and refuses targets a retriever cannot reach.</w:t>
+      </w:r>
+    </w:p>
+    <w:p>
+      <w:r>
+        <w:t>We also stated when the margin can be trusted: under a high-confidence regime and a non-thickening tail (Appendix D), with two counterexamples marking exactly where each condition is necessary. The broader lesson is that the context budget is better treated as an interface than as a hyperparameter: given a target and twenty labelled questions, a system can certify what it promises, and say so when it cannot.</w:t>
       </w:r>
     </w:p>
     <w:p>

--- a/docs/paper-en.docx
+++ b/docs/paper-en.docx
@@ -59,12 +59,12 @@
     </w:p>
     <w:p>
       <w:r>
-        <w:t>Retrieval-augmented generation typically treats the amount of retrieved context as a fixed hyperparameter, yet inference budgets are finite and query difficulty varies by orders of magnitude. We therefore formulate retrieval-depth selection as budget-constrained submodular maximization. Each retrieval action, such as taking another chunk, switching to hybrid retrieval, rewriting the query, or adding a second hop, carries a cost $c(a)$ and a marginal quality gain $g(a\mid S)$, and a policy is a subset of actions chosen under a budget $B$. Because quality exhibits diminishing returns, the objective is monotone submodular, and greedy selection by gain per cost inherits the classical guarantees: $1-1/e$ under a cardinality budget, $(1-1/e)/2$ under a cost budget, and $1-1/e$ again once cross-tier enumeration is allowed. This view also yields two directly implementable consequences: whether query rewriting pays off is governed by the shadow price of the budget rather than by a fixed rule, and the optimal retrieval cascade is a chain of confidence thresholds whose cutoffs fall as that price rises.</w:t>
+        <w:t>Retrieval-augmented generation usually treats retrieved context as a fixed hyperparameter, yet budgets are finite and query difficulty varies by orders of magnitude. We formulate retrieval-depth selection as budget-constrained submodular maximization over priced actions -- taking another chunk, switching to hybrid retrieval, rewriting the query, adding a second hop -- each with a cost and a marginal quality gain. Under diminishing returns the objective is monotone submodular, so greedy selection by gain per cost inherits the classical guarantees ($1-1/e$ with a cardinality budget, $(1-1/e)/2$ with a cost budget, $1-1/e$ with cross-tier enumeration). Two consequences are directly implementable: whether query rewriting pays off follows from the shadow price of the budget rather than from a fixed rule, and the optimal retrieval cascade is a chain of confidence thresholds whose cutoffs fall as that price rises.</w:t>
       </w:r>
     </w:p>
     <w:p>
       <w:r>
-        <w:t>We build a reproducible system from this framework. In a controlled synthetic setting (a 200-query retrieval benchmark with bge-m3 embeddings), it attains 0.960 recall at an average context cost of 126 tokens, compared with 0.925 at 179 tokens for a corrective-retrieval baseline and 0.910 at 115 tokens for dense retrieval. All differences are significant under paired bootstrap and McNemar tests ($p&lt;0.05$), and the advantage survives repeated subsampling. On 500 end-to-end queries, the system matches fixed top-3 containment (0.912 versus 0.920, within paired noise) at roughly half the prompt cost (474 versus 972 tokens). Recall reaches 0.995 and 1.000 on two LongBench retrieval subsets. On three multi-hop generation benchmarks, retrieval improves answer accuracy for a locally deployed 4B model, and on HotpotQA it does the same for a hosted large model. Two hundred doubly-annotated examples show that automatic containment metrics are conservative, so the reported recall values are lower bounds on answer quality. Together, these results establish budget-aware retrieval-depth selection as a practical route to better accuracy at lower context cost. We further show how a quality target can be translated into a budget: with twenty labelled questions, a split-conformal rule covers a new question with probability at least 1-alpha, empirical coverage staying within 0.015 of nominal at 120-276 tokens on the hybrid retriever, while unreachable targets are refused rather than promised.</w:t>
+        <w:t>We build a reproducible system. On a 500-question synthetic benchmark it reaches 0.960 recall at an average context cost of 126 tokens, against 0.925 (179 tokens) for corrective retrieval and 0.910 (115 tokens) for dense retrieval. On 312 official documentation pages, hybrid retrieval reaches 0.910 recall at a 300-token budget, and a difficulty-adaptive rule matches it with 11-20% fewer tokens (bootstrap CI [11.2, 19.8]); on four BEIR subsets the same rule saves 1-24% of context at equal nDCG@10, and fails on one adversarial set, which we report. A split-conformal layer then turns a recall target into a budget with a coverage guarantee: with twenty labelled questions, coverage stays within 0.015 of nominal at 120-276 tokens, and unreachable targets are refused rather than promised.</w:t>
       </w:r>
     </w:p>
     <w:p>
@@ -108,7 +108,7 @@
     </w:p>
     <w:p>
       <w:r>
-        <w:t>Our contributions are threefold.</w:t>
+        <w:t>Our contributions are fourfold.</w:t>
       </w:r>
     </w:p>
     <w:p>
@@ -155,7 +155,7 @@
         <w:pStyle w:val="ListNumber"/>
       </w:pPr>
       <w:r>
-        <w:t>On a 200-query retrieval benchmark, the system achieves 0.960 recall at an average context cost of</w:t>
+        <w:t>On a 500-question synthetic benchmark, the system achieves 0.960 recall at an average context cost of</w:t>
       </w:r>
     </w:p>
     <w:p>
@@ -173,7 +173,7 @@
     </w:p>
     <w:p>
       <w:r>
-        <w:t>Retrieval-augmented generation couples parametric memory with updatable external evidence [1], and in most systems the retrieval depth is a hyperparameter: a fixed number of top-$k$ passages is retrieved and concatenated into the context [2,3]. That default was reasonable when context was cheap—taking a few more passages cost nearly nothing. The cost has since moved. Position-sensitivity experiments show double-digit accuracy differences depending on where the same evidence lands [4], so "retrieve more" is no longer equivalent to "answer better"; both *how much* to take and *where to put it* have become resources to allocate rather than tune. A subtler cost is reporting: most work reports Recall@$k$ at a fixed $k$, while $k$, chunk length and routing depth differ across methods, so quality–cost curves cannot be stitched together—an apparent recall gain may simply be more tokens spent. We therefore treat the comparison protocol as part of the method and report Recall@budget throughout (Section 6.1).</w:t>
+        <w:t>Retrieval-augmented generation (RAG) combines parametric knowledge with external, updatable evidence [1]. Many systems fix retrieval depth, concatenating a predetermined number of top-$k$ passages retrieved by a sparse or dense retriever into the context [1-3]. This default was reasonable when a few extra passages cost little. Position-sensitivity experiments, however, show double-digit accuracy differences when identical evidence appears at different locations in the context [4]: more retrieved evidence need not improve an answer, and both evidence volume and placement act as resources to allocate rather than parameters to tune. A subtler cost is reporting. Studies typically report Recall@$k$ for a single $k$, although chunk lengths, retrieval depths and token costs differ across methods, so quality-cost curves from different studies cannot be compared directly -- an apparent recall gain may simply be more tokens spent. We therefore treat the comparison protocol as part of the method and report Recall@budget throughout (Section 6.1).</w:t>
       </w:r>
     </w:p>
     <w:p>
@@ -1518,6 +1518,17 @@
         <w:rPr>
           <w:b/>
         </w:rPr>
+        <w:t>Metrics.</w:t>
+      </w:r>
+      <w:r>
+        <w:t xml:space="preserve"> Throughout, *recall@budget* is measured under a matched token budget rather than at a fixed depth: chunks are taken in rank order until their cumulative token count reaches the budget $B$, and a query counts as retrieved when the gold answer span appears in the selected chunks (for BEIR we use document-level relevance and report nDCG@10). Token counts are produced by the tokenizer of the reference model, so a passage of the same text costs the same across methods; monetary cost is read from the API-reported usage. Reporting at a matched budget is what makes two methods comparable when their chunk sizes, depths and token accounting differ.</w:t>
+      </w:r>
+    </w:p>
+    <w:p>
+      <w:r>
+        <w:rPr>
+          <w:b/>
+        </w:rPr>
         <w:t>Hardware.</w:t>
       </w:r>
       <w:r>
@@ -8792,7 +8803,7 @@
     </w:p>
     <w:p>
       <w:r>
-        <w:t>All code, evaluation sets and scripts are released under the MIT license at https://github.com/mylgtab/budget-rag (v1.0.0). A stranger can reproduce the main table in about thirty minutes: clone, pip install -e ., make check. The repository ships small data snapshots so reproduction does not depend on external mirrors, and CI rebuilds and queries the Docker image on every push.</w:t>
+        <w:t>All code, evaluation sets and scripts are released under the MIT license at https://github.com/mylgtab/budget-rag (v1.1.0). A stranger can reproduce the main table in about thirty minutes: clone, pip install -e ., make check. The repository ships small data snapshots so reproduction does not depend on external mirrors, and CI rebuilds and queries the Docker image on every push.</w:t>
       </w:r>
     </w:p>
     <w:p>
@@ -9402,7 +9413,7 @@
         <w:t>Data Availability Statement.</w:t>
       </w:r>
       <w:r>
-        <w:t xml:space="preserve"> All code, evaluation sets and experiment scripts are available at https://github.com/mylgtab/budget-rag (MIT license, v1.0.0). Small snapshots of the LongBench subsets ship with the repository; the complete data can be fetched with scripts/fetch_longbench.py from the original distribution. Every table in this paper is reproducible with make check, scripts/baselines.py, scripts/seed_stability.py and scripts/latency_bench.py.</w:t>
+        <w:t xml:space="preserve"> All code, evaluation sets and experiment scripts are available at https://github.com/mylgtab/budget-rag (MIT license, v1.1.0). Small snapshots of the LongBench subsets ship with the repository; the complete data can be fetched with scripts/fetch_longbench.py from the original distribution. Every table in this paper is reproducible with make check, scripts/baselines.py, scripts/seed_stability.py and scripts/latency_bench.py.</w:t>
       </w:r>
     </w:p>
     <w:p>

--- a/docs/paper-en.docx
+++ b/docs/paper-en.docx
@@ -1232,16 +1232,7 @@
         <w:t>fixed blocks</w:t>
       </w:r>
       <w:r>
-        <w:t xml:space="preserve"> (sliding window, 200 tokens with 40 overlap by default). Sentence-level indexing never drags unrelated sentences in, which pays off on short-sentence corpora such as the Chinese technical notes of Section 6.2; fixed blocks keep a coherent window and, as Section 6.9 shows, are decisively better on English documentation (0.910 against 0.718 at a 300-token budget). The system therefore selects granularity per corpus: sentence level when ctx &lt; 500 </w:t>
-      </w:r>
-      <w:r>
-        <w:rPr>
-          <w:b/>
-        </w:rPr>
-        <w:t>and</w:t>
-      </w:r>
-      <w:r>
-        <w:t xml:space="preserve"> the corpus is short-sentence, fixed blocks otherwise.</w:t>
+        <w:t xml:space="preserve"> (sliding window, 200 tokens with 40 overlap by default). Sentence-level indexing never drags unrelated sentences in, which pays off on short-sentence corpora such as the Chinese technical notes of Section 6.2; fixed blocks keep a coherent window and, as Section 6.9 shows, are decisively better on English documentation (0.910 against 0.718 at a 300-token budget). Whether both indexes are built is a corpus-level decision: short-sentence corpora are dual-indexed, while English documentation is indexed with fixed blocks only (Section 6.9). When both exist, the per-query budget $ctx$ (in tokens, equal to $B$) selects sentence level for $ctx \le 500$ and fixed blocks otherwise.</w:t>
       </w:r>
     </w:p>
     <w:p>
@@ -1272,7 +1263,7 @@
     </w:p>
     <w:p>
       <w:r>
-        <w:t>Rewriting accounts for more than half of the end-to-end latency (Section 6.8), so it is triggered only when needed. The system first runs a cheap retrieval and computes the relative margin between the top-1 and top-2 scores,</w:t>
+        <w:t>Rewriting accounts for about half of the end-to-end latency (Section 6.8), so it is triggered only when needed. The system first runs a cheap retrieval and computes the relative margin between the top-1 and top-2 scores,</w:t>
       </w:r>
     </w:p>
     <w:p>
@@ -1351,7 +1342,7 @@
         <w:t>Figure 1.</w:t>
       </w:r>
       <w:r>
-        <w:t xml:space="preserve"> System overview. The corpus is indexed twice; the budget selects sentence level or fixed blocks; routing assigns a tier; the first retrieval yields the confidence $\gamma$; the gate decides whether to rewrite and re-retrieve; chunks are accumulated until the budget $B$ is reached; a second hop is enabled when two pieces of evidence are needed. Dashed edges are optional paths; $c(a)$ and $g(a\mid S)$ are the cost and gain used for ordering.</w:t>
+        <w:t xml:space="preserve"> System overview. Short-sentence corpora are indexed twice (sentence level and fixed blocks) and English documentation is indexed with fixed blocks only; when both exist, the per-query budget decides which one is used (Section 4.1). Routing assigns a tier; the first retrieval yields the confidence $\gamma$; the gate decides whether to rewrite and re-retrieve; chunks are accumulated until the budget $B$ is reached; a second hop is enabled when two pieces of evidence are needed. Dashed edges are optional paths; $c(a)$ and $g(a\mid S)$ are the cost and gain used for ordering.</w:t>
       </w:r>
     </w:p>
     <w:p>
@@ -2917,7 +2908,7 @@
         <w:t>Figure 2.</w:t>
       </w:r>
       <w:r>
-        <w:t xml:space="preserve"> Recall as the budget grows from 80 to 800 tokens. Below 300 tokens the sentence-level index wins because the same budget accommodates more sentences; beyond 500 tokens fixed blocks overtake it as a single block is more coherent. This is the basis for switching indexes by budget (Section 4.1).</w:t>
+        <w:t xml:space="preserve"> Recall as the budget grows from 80 to 800 tokens, on the short-sentence synthetic corpus. Sentence-level chunks lead at budgets up to 300 tokens (0.912 versus 0.894 at 300) and fixed blocks lead from 500 (0.928 versus 0.918); on English documentation fixed blocks lead at every budget (Section 6.9). The crossover is therefore a property of short-sentence corpora, not a universal rule, and the corpus-level decision of Section 4.1 determines whether it applies.</w:t>
       </w:r>
     </w:p>
     <w:p>

--- a/docs/paper-en.docx
+++ b/docs/paper-en.docx
@@ -2958,7 +2958,7 @@
         <w:t>Figure 3.</w:t>
       </w:r>
       <w:r>
-        <w:t xml:space="preserve"> Ablation relative to the full system; the horizontal axis is answer-span recall and parentheses give the relative change.</w:t>
+        <w:t xml:space="preserve"> Ablation relative to the full system; the horizontal axis is answer-span recall and parentheses give the change in percentage points.</w:t>
       </w:r>
     </w:p>
     <w:p>

--- a/docs/paper-en.docx
+++ b/docs/paper-en.docx
@@ -8564,22 +8564,7 @@
     </w:p>
     <w:p>
       <w:r>
-        <w:t>Writing the budget as a constraint rather than a tuned $k$ buys three transferable properties.</w:t>
-      </w:r>
-    </w:p>
-    <w:p>
-      <w:r>
-        <w:t>The strongest transferable finding is narrower than the original framing. On 312 documentation pages and BEIR scifact, truncating by tokens buys nothing over a well-chosen fixed $k$ (294 versus 318 tokens at equal recall). What does transfer is deciding the depth per query from the retrieval-score margin: at equal hit rate that saves 1-24% of context on natural corpora, and nothing on an adversarial one (Section 6.9). The mechanism is therefore "how many chunks does *this* query need", not "stop at a token count". First, the shadow price becomes a readable configuration value: $\lambda$ is the quality obtained per additional unit of budget, and it translates "how many chunks" into "is this unit still worth it". Section 6.7 shows the observable consequence—when the unit-price coefficient rises from 0.25 to 2, the optimal threshold falls from 0.25 to 0 and the system decides by itself that rewriting is not worth it at that price. A budget can therefore be written into configuration as an SLA (tokens and money per query) and survives a change of model or price without re-sweeping hyperparameters.</w:t>
-      </w:r>
-    </w:p>
-    <w:p>
-      <w:r>
-        <w:t>Second, the benefit of the gate must be reported together with the difficulty distribution of the load. It saves 62% of rewriting calls at a 38% trigger rate on the full set, but only 24% at 76% on the hard subset. Since rewriting dominates latency, what the gate saves is exactly the latency that scales inversely with batch difficulty; reporting a gate benefit without the trigger rate can make the same method look like opposite conclusions on two batches.</w:t>
-      </w:r>
-    </w:p>
-    <w:p>
-      <w:r>
-        <w:t>Third, the extension point is the action set alone. Adding an action (reranking, second hop retrieval, a compressor) only requires stating its cost $c(a)$ and marginal gain $g(a\mid S)$; the ordering rule and the approximation bound are unchanged. The reranking experiment illustrates the usage: with a pool of 8 and a 300-token budget the gain is 0.0 pt, whereas with a pool of 30 and a 150-token budget it is +5.5 pt. The gain comes from truncation, not from the action itself.</w:t>
+        <w:t>Writing the budget as a constraint rather than a tuned $k$ buys three transferable properties. The most useful of them is narrower than the original framing. On 312 documentation pages and BEIR scifact, truncating by tokens buys nothing over a well-chosen fixed $k$ (294 versus 318 tokens at equal recall). What does transfer is deciding the depth per query from the retrieval-score margin: at equal hit rate that saves 1-24% of context on natural corpora, and nothing on an adversarial one (Section 6.9). The mechanism is therefore "how many chunks does *this* query need", not "stop at a token count". First, the shadow price becomes a readable configuration value: $\lambda$ is the quality obtained per additional unit of budget, and it translates "how many chunks" into "is this unit still worth it". Section 6.7 shows the observable consequence—when the unit-price coefficient rises from 0.25 to 2, the optimal threshold falls from 0.25 to 0 and the system decides by itself that rewriting is not worth it at that price. A budget can therefore be written into configuration as an SLA (tokens and money per query) and survives a change of model or price without re-sweeping hyperparameters. Second, the benefit of the gate must be reported together with the difficulty distribution of the load. It saves 62% of rewriting calls at a 38% trigger rate on the full set, but only 24% at 76% on the hard subset. Since rewriting dominates latency, what the gate saves is exactly the latency that scales inversely with batch difficulty; reporting a gate benefit without the trigger rate can make the same method look like opposite conclusions on two batches. Third, the extension point is the action set alone. Adding an action (reranking, second hop retrieval, a compressor) only requires stating its cost $c(a)$ and marginal gain $g(a\mid S)$; the ordering rule and the approximation bound are unchanged. The reranking experiment illustrates the usage: with a pool of 8 and a 300-token budget the gain is 0.0 pt, whereas with a pool of 30 and a 150-token budget it is +5.5 pt. The gain comes from truncation, not from the action itself.</w:t>
       </w:r>
     </w:p>
     <w:p>
@@ -8592,17 +8577,7 @@
     </w:p>
     <w:p>
       <w:r>
-        <w:t>The gains come from heterogeneity in difficulty and tightness of budget; they are largest when both hold. Granularity experiments bound the budget regime: at or below 500 tokens the sentence-level index saves 15%–50% of context at equal recall, while above 800 tokens fixed blocks overtake it (Section 6.3). With a loose budget, freedom in *which* chunks to take is diluted—any policy can afford large blocks and allocation stops mattering.</w:t>
-      </w:r>
-    </w:p>
-    <w:p>
-      <w:r>
-        <w:t>Where the bottleneck sits decides where the gain lands. On the three multi-hop benchmarks retrieval hits the answer span 0.50–0.65 of the time, yet a 4B model answers correctly only 0.20–0.40 (Section 6.5): the evidence is already in the context and the generator fails to use it. Additional context budget is then absorbed by the generation side, and the money should move there—a stronger model, longer reasoning, an explicit extraction prompt. $\lambda$ points wherever marginal gain is highest; when that is not retrieval, it points elsewhere.</w:t>
-      </w:r>
-    </w:p>
-    <w:p>
-      <w:r>
-        <w:t>Finally, on a homogeneous load the benefit of scheduling tends to zero: on the synthetic set all policies except fixed shallow retrieval fall within the same confidence interval (Section 6.2), and fixed top-$k$ suffices; the gap only opens on heterogeneous loads.</w:t>
+        <w:t>The gains come from heterogeneity in difficulty and tightness of budget; they are largest when both hold. Granularity experiments bound the budget regime: at or below 500 tokens the sentence-level index saves 15%–50% of context at equal recall, while above 800 tokens fixed blocks overtake it (Section 6.3). With a loose budget, freedom in *which* chunks to take is diluted—any policy can afford large blocks and allocation stops mattering. Where the bottleneck sits decides where the gain lands. On the three multi-hop benchmarks retrieval hits the answer span 0.51–0.69 of the time, yet a 4B model answers correctly only 0.14–0.40 (Section 6.5): the evidence is already in the context and the generator fails to use it. Additional context budget is then absorbed by the generation side, and the money should move there—a stronger model, longer reasoning, an explicit extraction prompt. $\lambda$ points wherever marginal gain is highest; when that is not retrieval, it points elsewhere. Finally, on a homogeneous load the benefit of scheduling tends to zero: on the synthetic set all policies except fixed shallow retrieval fall within the same confidence interval (Section 6.2), and fixed top-$k$ suffices; the gap only opens on heterogeneous loads.</w:t>
       </w:r>
     </w:p>
     <w:p>
@@ -8615,17 +8590,7 @@
     </w:p>
     <w:p>
       <w:r>
-        <w:t>Assumption A2 (fixed, order-independent unit prices) is an approximation of real billing: tiered discounts, cache hits and batching all make $\lambda$ drift with the load. This does not require a new model—treat $\lambda$ as a runtime observable; the sweep in Section 6.7 is its time-invariant approximation, and online it can be updated over shorter windows.</w:t>
-      </w:r>
-    </w:p>
-    <w:p>
-      <w:r>
-        <w:t>The token estimate used for budget control is conservative. On the same prompt, tiktoken estimates 131 tokens while the API bills 71, an 84% overestimate (Section 8). Reported token costs are therefore upper bounds and the true cost is lower; the 126 tokens that buy 0.960 recall in Section 6.2 still leave margin.</w:t>
-      </w:r>
-    </w:p>
-    <w:p>
-      <w:r>
-        <w:t>Cost can also be a vector. Latency and money are different dimensions: rewriting takes more than half of the end-to-end latency while its token cost is negligible. Charging both makes $c(a)$ a vector and turns the optimal policy from a single threshold chain into a chain on the Pareto frontier; the greedy guarantee relaxes to a per-dimension bound while the ordering rule is unchanged. Multi-dimensional budgeting is the most natural next step for this framework and needs no new theory.</w:t>
+        <w:t>Assumption A2 (fixed, order-independent unit prices) is an approximation of real billing: tiered discounts, cache hits and batching all make $\lambda$ drift with the load. This does not require a new model—treat $\lambda$ as a runtime observable; the sweep in Section 6.7 is its time-invariant approximation, and online it can be updated over shorter windows. The token estimate used for budget control is conservative. On the same prompt, tiktoken estimates 131 tokens while the API bills 71, an 84% overestimate (Section 8). Reported token costs are therefore upper bounds and the true cost is lower; the 126 tokens that buy 0.960 recall in Section 6.2 still leave margin. Cost can also be a vector. Latency and money are different dimensions: rewriting takes about half of the end-to-end latency while its token cost is negligible. Charging both makes $c(a)$ a vector and turns the optimal policy from a single threshold chain into a chain on the Pareto frontier; the greedy guarantee relaxes to a per-dimension bound while the ordering rule is unchanged. Multi-dimensional budgeting is the most natural next step for this framework and needs no new theory.</w:t>
       </w:r>
     </w:p>
     <w:p>
@@ -8651,75 +8616,7 @@
     </w:p>
     <w:p>
       <w:r>
-        <w:t xml:space="preserve">The conclusions have seven boundaries. </w:t>
-      </w:r>
-      <w:r>
-        <w:rPr>
-          <w:b/>
-        </w:rPr>
-        <w:t>Corpus</w:t>
-      </w:r>
-      <w:r>
-        <w:t xml:space="preserve">: the main evidence is 500 synthetic technical questions; cross-corpus validation covers retrieval only (Section 6.4) and the multi-hop generation results are small (Section 6.5), so transfer to production corpora needs an additional validation set. </w:t>
-      </w:r>
-      <w:r>
-        <w:rPr>
-          <w:b/>
-        </w:rPr>
-        <w:t>Baselines</w:t>
-      </w:r>
-      <w:r>
-        <w:t xml:space="preserve">: the Adaptive-RAG and CRAG entries are behavioural approximations—a heuristic router and an off-the-shelf relevance evaluator (Section 6.1)—not reproductions of the fine-tuned models of the original papers, so the comparison is evidence at the same order of magnitude rather than an exact replication (Appendix C documents what was and was not reproduced). </w:t>
-      </w:r>
-      <w:r>
-        <w:rPr>
-          <w:b/>
-        </w:rPr>
-        <w:t>Cost</w:t>
-      </w:r>
-      <w:r>
-        <w:t xml:space="preserve">: figures are converted from public unit prices and exclude batch discounts, cache hits and operations overhead (Section 7.3), which makes them suitable for relative comparison only. </w:t>
-      </w:r>
-      <w:r>
-        <w:rPr>
-          <w:b/>
-        </w:rPr>
-        <w:t>Token estimates</w:t>
-      </w:r>
-      <w:r>
-        <w:t xml:space="preserve">: tiktoken over-counts Chinese relative to actual billing (Section 7.3), so the true context cost at equal recall is lower than reported. None of these four enters the abstract. Three further boundaries emerged when the corpus was enlarged. </w:t>
-      </w:r>
-      <w:r>
-        <w:rPr>
-          <w:b/>
-        </w:rPr>
-        <w:t>Main table</w:t>
-      </w:r>
-      <w:r>
-        <w:t xml:space="preserve">: the 0.960 figure of Section 6.2 is a controlled synthetic setting; on real documentation the system ties a hybrid retriever (0.910) and the transferable gain is the 1–24% context saving of Section 6.9. </w:t>
-      </w:r>
-      <w:r>
-        <w:rPr>
-          <w:b/>
-        </w:rPr>
-        <w:t>Adaptive threshold</w:t>
-      </w:r>
-      <w:r>
-        <w:t xml:space="preserve">: tau is a single global constant tuned per corpus (0.12 on scifact, 0.20 on nfcorpus). A per-query rule was tested and fails (Section 6.17), so recalibration remains a manual step. </w:t>
-      </w:r>
-      <w:r>
-        <w:rPr>
-          <w:b/>
-        </w:rPr>
-        <w:t>Public benchmarks</w:t>
-      </w:r>
-      <w:r>
-        <w:t>: four BEIR subsets were run and one of them (arguana) shows no saving at all, so the gain is corpus-dependent (1–24%) rather than universal.</w:t>
-      </w:r>
-    </w:p>
-    <w:p>
-      <w:r>
-        <w:t>&lt;!-- Appendices to be translated. --&gt;</w:t>
+        <w:t>The conclusions have seven boundaries. Corpus: the main evidence is 500 synthetic technical questions; cross-corpus validation covers retrieval only (Section 6.4) and the multi-hop generation results are small (Section 6.5), so transfer to production corpora needs an additional validation set. Baselines: the Adaptive-RAG and CRAG entries are behavioural approximations—a heuristic router and an off-the-shelf relevance evaluator (Section 6.1)—not reproductions of the fine-tuned models of the original papers, so the comparison is evidence at the same order of magnitude rather than an exact replication (Appendix C documents what was and was not reproduced). Cost: figures are converted from public unit prices and exclude batch discounts, cache hits and operations overhead (Section 7.3), which makes them suitable for relative comparison only. Token estimates: tiktoken over-counts Chinese relative to actual billing (Section 7.3), so the true context cost at equal recall is lower than reported. None of these four enters the abstract. Three further boundaries emerged when the corpus was enlarged. Main table: the 0.960 figure of Section 6.2 is a controlled synthetic setting; on real documentation the system ties a hybrid retriever (0.910) and the transferable gain is the 1–24% context saving of Section 6.9. Adaptive threshold: tau is a single global constant tuned per corpus (0.12 on scifact, 0.20 on nfcorpus). A per-query rule was tested and fails (Section 6.17), so recalibration remains a manual step. Public benchmarks: four BEIR subsets were run and one of them (arguana) shows no saving at all, so the gain is corpus-dependent (1–24%) rather than universal. &lt;!-- Appendices to be translated. --&gt;</w:t>
       </w:r>
     </w:p>
     <w:p>

--- a/docs/paper-en.docx
+++ b/docs/paper-en.docx
@@ -8564,7 +8564,22 @@
     </w:p>
     <w:p>
       <w:r>
-        <w:t>Writing the budget as a constraint rather than a tuned $k$ buys three transferable properties. The most useful of them is narrower than the original framing. On 312 documentation pages and BEIR scifact, truncating by tokens buys nothing over a well-chosen fixed $k$ (294 versus 318 tokens at equal recall). What does transfer is deciding the depth per query from the retrieval-score margin: at equal hit rate that saves 1-24% of context on natural corpora, and nothing on an adversarial one (Section 6.9). The mechanism is therefore "how many chunks does *this* query need", not "stop at a token count". First, the shadow price becomes a readable configuration value: $\lambda$ is the quality obtained per additional unit of budget, and it translates "how many chunks" into "is this unit still worth it". Section 6.7 shows the observable consequence—when the unit-price coefficient rises from 0.25 to 2, the optimal threshold falls from 0.25 to 0 and the system decides by itself that rewriting is not worth it at that price. A budget can therefore be written into configuration as an SLA (tokens and money per query) and survives a change of model or price without re-sweeping hyperparameters. Second, the benefit of the gate must be reported together with the difficulty distribution of the load. It saves 62% of rewriting calls at a 38% trigger rate on the full set, but only 24% at 76% on the hard subset. Since rewriting dominates latency, what the gate saves is exactly the latency that scales inversely with batch difficulty; reporting a gate benefit without the trigger rate can make the same method look like opposite conclusions on two batches. Third, the extension point is the action set alone. Adding an action (reranking, second hop retrieval, a compressor) only requires stating its cost $c(a)$ and marginal gain $g(a\mid S)$; the ordering rule and the approximation bound are unchanged. The reranking experiment illustrates the usage: with a pool of 8 and a 300-token budget the gain is 0.0 pt, whereas with a pool of 30 and a 150-token budget it is +5.5 pt. The gain comes from truncation, not from the action itself.</w:t>
+        <w:t>Writing the budget as a constraint rather than a tuned $k$ buys three transferable properties.</w:t>
+      </w:r>
+    </w:p>
+    <w:p>
+      <w:r>
+        <w:t>The strongest transferable finding is narrower than the original framing. On 312 documentation pages and BEIR scifact, truncating by tokens buys nothing over a well-chosen fixed $k$ (294 versus 318 tokens at equal recall). What does transfer is deciding the depth per query from the retrieval-score margin: at equal hit rate that saves 1-24% of context on natural corpora, and nothing on an adversarial one (Section 6.9). The mechanism is therefore "how many chunks does *this* query need", not "stop at a token count". First, the shadow price becomes a readable configuration value: $\lambda$ is the quality obtained per additional unit of budget, and it translates "how many chunks" into "is this unit still worth it". Section 6.7 shows the observable consequence—when the unit-price coefficient rises from 0.25 to 2, the optimal threshold falls from 0.25 to 0 and the system decides by itself that rewriting is not worth it at that price. A budget can therefore be written into configuration as an SLA (tokens and money per query) and survives a change of model or price without re-sweeping hyperparameters.</w:t>
+      </w:r>
+    </w:p>
+    <w:p>
+      <w:r>
+        <w:t>Second, the benefit of the gate must be reported together with the difficulty distribution of the load. It saves 62% of rewriting calls at a 38% trigger rate on the full set, but only 24% at 76% on the hard subset. Since rewriting dominates latency, what the gate saves is exactly the latency that scales inversely with batch difficulty; reporting a gate benefit without the trigger rate can make the same method look like opposite conclusions on two batches.</w:t>
+      </w:r>
+    </w:p>
+    <w:p>
+      <w:r>
+        <w:t>Third, the extension point is the action set alone. Adding an action (reranking, second hop retrieval, a compressor) only requires stating its cost $c(a)$ and marginal gain $g(a\mid S)$; the ordering rule and the approximation bound are unchanged. The reranking experiment illustrates the usage: with a pool of 8 and a 300-token budget the gain is 0.0 pt, whereas with a pool of 30 and a 150-token budget it is +5.5 pt. The gain comes from truncation, not from the action itself.</w:t>
       </w:r>
     </w:p>
     <w:p>
@@ -8577,7 +8592,17 @@
     </w:p>
     <w:p>
       <w:r>
-        <w:t>The gains come from heterogeneity in difficulty and tightness of budget; they are largest when both hold. Granularity experiments bound the budget regime: at or below 500 tokens the sentence-level index saves 15%–50% of context at equal recall, while above 800 tokens fixed blocks overtake it (Section 6.3). With a loose budget, freedom in *which* chunks to take is diluted—any policy can afford large blocks and allocation stops mattering. Where the bottleneck sits decides where the gain lands. On the three multi-hop benchmarks retrieval hits the answer span 0.51–0.69 of the time, yet a 4B model answers correctly only 0.14–0.40 (Section 6.5): the evidence is already in the context and the generator fails to use it. Additional context budget is then absorbed by the generation side, and the money should move there—a stronger model, longer reasoning, an explicit extraction prompt. $\lambda$ points wherever marginal gain is highest; when that is not retrieval, it points elsewhere. Finally, on a homogeneous load the benefit of scheduling tends to zero: on the synthetic set all policies except fixed shallow retrieval fall within the same confidence interval (Section 6.2), and fixed top-$k$ suffices; the gap only opens on heterogeneous loads.</w:t>
+        <w:t>The gains come from heterogeneity in difficulty and tightness of budget; they are largest when both hold. Granularity experiments bound the budget regime: at or below 500 tokens the sentence-level index saves 15%–50% of context at equal recall, while above 800 tokens fixed blocks overtake it (Section 6.3). With a loose budget, freedom in *which* chunks to take is diluted—any policy can afford large blocks and allocation stops mattering.</w:t>
+      </w:r>
+    </w:p>
+    <w:p>
+      <w:r>
+        <w:t>Where the bottleneck sits decides where the gain lands. On the three multi-hop benchmarks retrieval hits the answer span 0.51–0.69 of the time, yet a 4B model answers correctly only 0.14–0.40 (Section 6.5): the evidence is already in the context and the generator fails to use it. Additional context budget is then absorbed by the generation side, and the money should move there—a stronger model, longer reasoning, an explicit extraction prompt. $\lambda$ points wherever marginal gain is highest; when that is not retrieval, it points elsewhere.</w:t>
+      </w:r>
+    </w:p>
+    <w:p>
+      <w:r>
+        <w:t>Finally, on a homogeneous load the benefit of scheduling tends to zero: on the synthetic set all policies except fixed shallow retrieval fall within the same confidence interval (Section 6.2), and fixed top-$k$ suffices; the gap only opens on heterogeneous loads.</w:t>
       </w:r>
     </w:p>
     <w:p>
@@ -8590,7 +8615,17 @@
     </w:p>
     <w:p>
       <w:r>
-        <w:t>Assumption A2 (fixed, order-independent unit prices) is an approximation of real billing: tiered discounts, cache hits and batching all make $\lambda$ drift with the load. This does not require a new model—treat $\lambda$ as a runtime observable; the sweep in Section 6.7 is its time-invariant approximation, and online it can be updated over shorter windows. The token estimate used for budget control is conservative. On the same prompt, tiktoken estimates 131 tokens while the API bills 71, an 84% overestimate (Section 8). Reported token costs are therefore upper bounds and the true cost is lower; the 126 tokens that buy 0.960 recall in Section 6.2 still leave margin. Cost can also be a vector. Latency and money are different dimensions: rewriting takes about half of the end-to-end latency while its token cost is negligible. Charging both makes $c(a)$ a vector and turns the optimal policy from a single threshold chain into a chain on the Pareto frontier; the greedy guarantee relaxes to a per-dimension bound while the ordering rule is unchanged. Multi-dimensional budgeting is the most natural next step for this framework and needs no new theory.</w:t>
+        <w:t>Assumption A2 (fixed, order-independent unit prices) is an approximation of real billing: tiered discounts, cache hits and batching all make $\lambda$ drift with the load. This does not require a new model—treat $\lambda$ as a runtime observable; the sweep in Section 6.7 is its time-invariant approximation, and online it can be updated over shorter windows.</w:t>
+      </w:r>
+    </w:p>
+    <w:p>
+      <w:r>
+        <w:t>The token estimate used for budget control is conservative. On the same prompt, tiktoken estimates 131 tokens while the API bills 71, an 84% overestimate (Section 8). Reported token costs are therefore upper bounds and the true cost is lower; the 126 tokens that buy 0.960 recall in Section 6.2 still leave margin.</w:t>
+      </w:r>
+    </w:p>
+    <w:p>
+      <w:r>
+        <w:t>Cost can also be a vector. Latency and money are different dimensions: rewriting takes about half of the end-to-end latency while its token cost is negligible. Charging both makes $c(a)$ a vector and turns the optimal policy from a single threshold chain into a chain on the Pareto frontier; the greedy guarantee relaxes to a per-dimension bound while the ordering rule is unchanged. Multi-dimensional budgeting is the most natural next step for this framework and needs no new theory.</w:t>
       </w:r>
     </w:p>
     <w:p>
@@ -8616,7 +8651,7 @@
     </w:p>
     <w:p>
       <w:r>
-        <w:t>The conclusions have seven boundaries. Corpus: the main evidence is 500 synthetic technical questions; cross-corpus validation covers retrieval only (Section 6.4) and the multi-hop generation results are small (Section 6.5), so transfer to production corpora needs an additional validation set. Baselines: the Adaptive-RAG and CRAG entries are behavioural approximations—a heuristic router and an off-the-shelf relevance evaluator (Section 6.1)—not reproductions of the fine-tuned models of the original papers, so the comparison is evidence at the same order of magnitude rather than an exact replication (Appendix C documents what was and was not reproduced). Cost: figures are converted from public unit prices and exclude batch discounts, cache hits and operations overhead (Section 7.3), which makes them suitable for relative comparison only. Token estimates: tiktoken over-counts Chinese relative to actual billing (Section 7.3), so the true context cost at equal recall is lower than reported. None of these four enters the abstract. Three further boundaries emerged when the corpus was enlarged. Main table: the 0.960 figure of Section 6.2 is a controlled synthetic setting; on real documentation the system ties a hybrid retriever (0.910) and the transferable gain is the 1–24% context saving of Section 6.9. Adaptive threshold: tau is a single global constant tuned per corpus (0.12 on scifact, 0.20 on nfcorpus). A per-query rule was tested and fails (Section 6.17), so recalibration remains a manual step. Public benchmarks: four BEIR subsets were run and one of them (arguana) shows no saving at all, so the gain is corpus-dependent (1–24%) rather than universal. &lt;!-- Appendices to be translated. --&gt;</w:t>
+        <w:t>The conclusions have seven boundaries. Corpus: the main evidence is 500 synthetic technical questions; cross-corpus validation covers retrieval only (Section 6.4) and the multi-hop generation results are small (Section 6.5), so transfer to production corpora needs an additional validation set. Baselines: the Adaptive-RAG and CRAG entries are behavioural approximations—a heuristic router and an off-the-shelf relevance evaluator (Section 6.1)—not reproductions of the fine-tuned models of the original papers, so the comparison is evidence at the same order of magnitude rather than an exact replication (Appendix C documents what was and was not reproduced). Cost: figures are converted from public unit prices and exclude batch discounts, cache hits and operations overhead (Section 7.3), which makes them suitable for relative comparison only. Token estimates: tiktoken over-counts Chinese relative to actual billing (Section 7.3), so the true context cost at equal recall is lower than reported. None of these four enters the abstract. Three further boundaries emerged when the corpus was enlarged. Main table: the 0.960 figure of Section 6.2 is a controlled synthetic setting; on real documentation the system ties a hybrid retriever (0.910) and the transferable gain is the 1–24% context saving of Section 6.9. Adaptive threshold: tau is a single global constant tuned per corpus (0.12 on scifact, 0.20 on nfcorpus). A per-query rule was tested and fails (Section 6.17), so recalibration remains a manual step. Public benchmarks: four BEIR subsets were run and one of them (arguana) shows no saving at all, so the gain is corpus-dependent (1–24%) rather than universal.</w:t>
       </w:r>
     </w:p>
     <w:p>

--- a/docs/paper-en.docx
+++ b/docs/paper-en.docx
@@ -8569,7 +8569,12 @@
     </w:p>
     <w:p>
       <w:r>
-        <w:t>The strongest transferable finding is narrower than the original framing. On 312 documentation pages and BEIR scifact, truncating by tokens buys nothing over a well-chosen fixed $k$ (294 versus 318 tokens at equal recall). What does transfer is deciding the depth per query from the retrieval-score margin: at equal hit rate that saves 1-24% of context on natural corpora, and nothing on an adversarial one (Section 6.9). The mechanism is therefore "how many chunks does *this* query need", not "stop at a token count". First, the shadow price becomes a readable configuration value: $\lambda$ is the quality obtained per additional unit of budget, and it translates "how many chunks" into "is this unit still worth it". Section 6.7 shows the observable consequence—when the unit-price coefficient rises from 0.25 to 2, the optimal threshold falls from 0.25 to 0 and the system decides by itself that rewriting is not worth it at that price. A budget can therefore be written into configuration as an SLA (tokens and money per query) and survives a change of model or price without re-sweeping hyperparameters.</w:t>
+        <w:t>The strongest transferable finding is narrower than the original framing. On 312 documentation pages and BEIR scifact, truncating by tokens buys nothing over a well-chosen fixed $k$ (294 versus 318 tokens at equal recall). What does transfer is deciding the depth per query from the retrieval-score margin: at equal hit rate that saves 1-24% of context on natural corpora, and nothing on an adversarial one (Section 6.9). The mechanism is therefore "how many chunks does *this* query need", not "stop at a token count".</w:t>
+      </w:r>
+    </w:p>
+    <w:p>
+      <w:r>
+        <w:t>First, the shadow price becomes a readable configuration value: $\lambda$ is the quality obtained per additional unit of budget, and it translates "how many chunks" into "is this unit still worth it". Section 6.7 shows the observable consequence—when the unit-price coefficient rises from 0.25 to 2, the optimal threshold falls from 0.25 to 0 and the system decides by itself that rewriting is not worth it at that price. A budget can therefore be written into configuration as an SLA (tokens and money per query) and survives a change of model or price without re-sweeping hyperparameters.</w:t>
       </w:r>
     </w:p>
     <w:p>

--- a/docs/paper-en.docx
+++ b/docs/paper-en.docx
@@ -59,12 +59,17 @@
     </w:p>
     <w:p>
       <w:r>
-        <w:t>Retrieval-augmented generation usually treats retrieved context as a fixed hyperparameter, yet budgets are finite and query difficulty varies by orders of magnitude. We formulate retrieval-depth selection as budget-constrained submodular maximization over priced actions -- taking another chunk, switching to hybrid retrieval, rewriting the query, adding a second hop -- each with a cost and a marginal quality gain. Under diminishing returns the objective is monotone submodular, so greedy selection by gain per cost inherits the classical guarantees ($1-1/e$ with a cardinality budget, $(1-1/e)/2$ with a cost budget, $1-1/e$ with cross-tier enumeration). Two consequences are directly implementable: whether query rewriting pays off follows from the shadow price of the budget rather than from a fixed rule, and the optimal retrieval cascade is a chain of confidence thresholds whose cutoffs fall as that price rises.</w:t>
+        <w:t>Retrieval-augmented generation commonly fixes how much context to retrieve, although queries differ in difficulty and budgets are finite. We formulate retrieval-depth selection as a budget-constrained choice among priced actions: adding a chunk, switching to hybrid retrieval, rewriting the query or taking a second hop. Under monotonicity and diminishing returns the objective is submodular, so greedy selection inherits a $1-1/e$ guarantee with a cardinality budget, $(1-1/e)/2$ with a cost budget, and $1-1/e$ with cross-tier enumeration. The budget's shadow price then decides when rewriting pays off and where a cascade sets its confidence thresholds.</w:t>
       </w:r>
     </w:p>
     <w:p>
       <w:r>
-        <w:t>We build a reproducible system. On a 500-question synthetic benchmark it reaches 0.960 recall at an average context cost of 126 tokens, against 0.925 (179 tokens) for corrective retrieval and 0.910 (115 tokens) for dense retrieval. On 312 official documentation pages, hybrid retrieval reaches 0.910 recall at a 300-token budget, and a difficulty-adaptive rule matches it with 11-20% fewer tokens (bootstrap CI [11.2, 19.8]); on four BEIR subsets the same rule saves 1-24% of context at equal nDCG@10, and fails on one adversarial set, which we report. A split-conformal layer then turns a recall target into a budget with a coverage guarantee: with twenty labelled questions, coverage stays within 0.015 of nominal at 120-276 tokens, and unreachable targets are refused rather than promised.</w:t>
+        <w:t>In a controlled synthetic retrieval benchmark of 200 queries, the system reaches 0.960 recall at 126 context tokens, against 0.925 at 179 for a behavioural approximation of corrective retrieval and 0.910 at 115 for dense retrieval ($p&lt;0.05$, bootstrap and McNemar). On 500 synthetic end-to-end queries, containment is 0.912 versus 0.920 for fixed top-3, within paired noise, at 474 versus 972 prompt tokens. Retrieval also improves answer accuracy on three multi-hop benchmarks for a local 4B model and on HotpotQA for a hosted model.</w:t>
+      </w:r>
+    </w:p>
+    <w:p>
+      <w:r>
+        <w:t>Transfer is selective. Score-margin depth selection saves 1-24% of context tokens at equal nDCG@10 on three of four BEIR subsets but fails on arguana, and neither sentence-level indexing nor gated rewriting transfers to English documentation. A split-conformal protocol maps attainable quality targets to budgets with twenty labelled questions, reports reach rates and declines unreachable targets; empirical coverage stays within 0.015 of nominal at 120-276 tokens on the hybrid retriever. An audit of 200 doubly annotated examples suggests automatic containment can miss valid answers, without proving a lower bound.</w:t>
       </w:r>
     </w:p>
     <w:p>
@@ -75,7 +80,7 @@
         <w:t>Keywords:</w:t>
       </w:r>
       <w:r>
-        <w:t xml:space="preserve"> retrieval-augmented generation; context budget; submodular maximization; adaptive retrieval; cost-aware inference; large language models</w:t>
+        <w:t xml:space="preserve"> retrieval-augmented generation; context budget; submodular maximization; adaptive retrieval; cost-aware inference; large language models retrieval; cost-aware inference; large language models</w:t>
       </w:r>
     </w:p>
     <w:p>
@@ -88,27 +93,31 @@
     </w:p>
     <w:p>
       <w:r>
-        <w:t>Retrieval-augmented generation (RAG) has become a common way to ground language models in external, updatable evidence [1]. Most systems still treat retrieval depth as a hyperparameter, retrieving a fixed number of passages and concatenating them into the context [2,3]. This choice was reasonable when retrieving a few additional passages cost little. Yet position-sensitivity experiments show double-digit accuracy differences depending on where identical evidence appears in the context [4]. Retrieving more, therefore, does not necessarily improve an answer; both evidence quantity and placement must be allocated. A related issue is how retrieval methods are compared. Most studies report Recall@$k$ at a fixed $k$, although $k$, chunk size and routing depth differ across methods. Because these choices alter token use, recall gains alone do not establish comparable quality–cost trade-offs. We therefore report Recall@budget throughout to support budget-matched comparisons (Section 6.1).</w:t>
+        <w:t>Retrieval-augmented generation (RAG) grounds language models in external, updatable evidence [1]. Many systems nevertheless retrieve a fixed number of passages [2,3]. That choice can waste context on straightforward queries while leaving harder ones without sufficient evidence. It can also affect the answer in less predictable ways: changing the position of identical evidence has produced double-digit differences in accuracy [4]. More retrieved text is therefore not necessarily better. Nor does Recall@$k$ alone establish a comparable quality-cost trade-off when systems differ in chunk size, routing depth or token use. We use Recall@budget to make retrieval comparisons at matched context budgets (Section 6.1).</w:t>
       </w:r>
     </w:p>
     <w:p>
       <w:r>
-        <w:t>Existing work addresses retrieval depth through four complementary lines (Sections 2.1–2.4). Adaptive retrieval determines whether and how many steps to retrieve (Section 2.1). Corrective retrieval responds when retrieval has failed (Section 2.2). Cost-aware retrieval treats evidence acquisition as a resource-allocation problem (Section 2.3). Compression, reranking and query rewriting alter the unit cost, ordering and candidate pool of retrieved evidence (Section 2.4). Despite their differences, these approaches generally treat the budget as exogenous. A classifier chooses a depth, an evaluator triggers repair and a selector chooses among priced evidence, but none identifies which action merits the next unit of budget. Findings that static selectors can be brittle in cost-aware RAG further motivate modelling allocation itself [12].</w:t>
+        <w:t xml:space="preserve">Existing approaches address parts of this problem. Adaptive retrieval determines whether and how far to retrieve; corrective retrieval responds to inadequate evidence; cost-aware selection prices evidence acquisition; and compression, reranking and rewriting alter the cost, order or candidate pool of evidence (Sections 2.1-2.4). These mechanisms leave a common allocation question: </w:t>
+      </w:r>
+      <w:r>
+        <w:rPr>
+          <w:b/>
+        </w:rPr>
+        <w:t>given a query and a remaining budget, which available action merits the next unit of expenditure?</w:t>
+      </w:r>
+      <w:r>
+        <w:t xml:space="preserve"> The reported brittleness of static selectors further motivates making that decision explicit [12].</w:t>
       </w:r>
     </w:p>
     <w:p>
       <w:r>
-        <w:t>We cast retrieval-depth selection as a problem of budget-constrained set selection. Each executable retrieval action—taking another chunk, switching to hybrid retrieval, rewriting the query or adding a second hop—incurs cost $c(a)$ and yields marginal quality gain $g(a \mid S)$. A policy is a subset $S$ of actions chosen under budget $B$. If marginal gains diminish as actions are added, the quality function is monotone submodular. This structure supports classical approximation guarantees for gain-per-cost greedy selection. The decision to rewrite therefore depends on the budget's shadow price, not on a fixed rule. The optimal retrieval cascade is a chain of confidence thresholds whose cutoffs decline as that price rises.</w:t>
+        <w:t>We model a retrieval policy as a set $S$ of executable actions, each with cost $c(a)$ and marginal quality gain $g(a\mid S)$, subject to budget $B$. When quality is monotone and gains diminish as actions accumulate, the resulting objective is submodular. Its approximation guarantees are conditional on those properties, rather than guarantees that every retrieval corpus satisfies them. The same formulation links query rewriting to the shadow price of the budget and, under the stated cascade model, yields a chain of confidence thresholds whose cutoffs decline as that price rises. We implement the framework and examine both its controlled performance and its limits on public corpora.</w:t>
       </w:r>
     </w:p>
     <w:p>
       <w:r>
-        <w:t>We implement this framework in a running system and evaluate it on retrieval and end-to-end benchmarks. Additional evaluations cover LongBench retrieval subsets, multi-hop generation benchmarks and doubly annotated examples.</w:t>
-      </w:r>
-    </w:p>
-    <w:p>
-      <w:r>
-        <w:t>Our contributions are fourfold.</w:t>
+        <w:t>Our contributions are fourfold:</w:t>
       </w:r>
     </w:p>
     <w:p>
@@ -116,12 +125,18 @@
         <w:pStyle w:val="ListNumber"/>
       </w:pPr>
       <w:r>
-        <w:t>We unify chunk selection, hybrid retrieval, query rewriting and second hop retrieval in one priced</w:t>
+        <w:rPr>
+          <w:b/>
+        </w:rPr>
+        <w:t>A common action model.</w:t>
+      </w:r>
+      <w:r>
+        <w:t xml:space="preserve"> We place chunk selection, hybrid retrieval, query rewriting and</w:t>
       </w:r>
     </w:p>
     <w:p>
       <w:r>
-        <w:t>action set. Under diminishing returns, the objective is monotone submodular (Sections 3 and 5). Density greedy attains $1-1/e$ under a cardinality budget and $(1-1/e)/2$ under a cost budget, and cross-tier enumeration restores a $1-1/e$ guarantee.</w:t>
+        <w:t>second-hop retrieval in one priced action set. Under the stated conditions, gain-per-cost greedy selection attains the cardinality- and cost-budget guarantees above, with cross-tier enumeration restoring the stronger bound (Sections 3 and 5).</w:t>
       </w:r>
     </w:p>
     <w:p>
@@ -129,12 +144,18 @@
         <w:pStyle w:val="ListNumber"/>
       </w:pPr>
       <w:r>
-        <w:t>We derive the closed-form rewriting threshold $\tau^*(\lambda)$ (Propositions 2 and 4; Section 6.7).</w:t>
+        <w:rPr>
+          <w:b/>
+        </w:rPr>
+        <w:t>A price-dependent rewriting rule.</w:t>
+      </w:r>
+      <w:r>
+        <w:t xml:space="preserve"> We derive the rewriting threshold $\tau^*(\lambda)$</w:t>
       </w:r>
     </w:p>
     <w:p>
       <w:r>
-        <w:t>As predicted, raising the unit-price coefficient from 0.25 to 2 lowers $\tau^*$ from 0.25 to 0.</w:t>
+        <w:t>(Propositions 2 and 4). In the reported sweep, increasing the unit-price coefficient from 0.25 to 2 lowers $\tau^*$ from 0.25 to 0 (Section 6.7).</w:t>
       </w:r>
     </w:p>
     <w:p>
@@ -142,12 +163,18 @@
         <w:pStyle w:val="ListNumber"/>
       </w:pPr>
       <w:r>
-        <w:t>We turn the budget into a user-facing interface: given a quality target, a calibration protocol with</w:t>
+        <w:rPr>
+          <w:b/>
+        </w:rPr>
+        <w:t>A budget interface.</w:t>
+      </w:r>
+      <w:r>
+        <w:t xml:space="preserve"> A twenty-question split-conformal calibration protocol translates attainable</w:t>
       </w:r>
     </w:p>
     <w:p>
       <w:r>
-        <w:t>twenty labelled questions predicts the required budget, reports a reach rate, and refuses targets above what the retriever can deliver (Section 6.10).</w:t>
+        <w:t>quality targets into budgets, reports their reach rates and declines targets the retriever cannot meet (Section 6.10).</w:t>
       </w:r>
     </w:p>
     <w:p>
@@ -155,12 +182,18 @@
         <w:pStyle w:val="ListNumber"/>
       </w:pPr>
       <w:r>
-        <w:t>On a 500-question synthetic benchmark, the system achieves 0.960 recall at an average context cost of</w:t>
+        <w:rPr>
+          <w:b/>
+        </w:rPr>
+        <w:t>An evaluation of performance and transfer.</w:t>
+      </w:r>
+      <w:r>
+        <w:t xml:space="preserve"> A 200-query retrieval benchmark and 500 end-to-end queries assess retrieval and</w:t>
       </w:r>
     </w:p>
     <w:p>
       <w:r>
-        <w:t>126 tokens, against five baselines evaluated under a common budget. An approximation of corrective retrieval yields 0.925 recall at 179 tokens, and dense retrieval yields 0.910 at 115 tokens. Paired bootstrap and McNemar tests show that the reported differences are significant ($p&lt;0.05$). On 500 end-to-end queries, the system matches fixed top-3 containment (0.912 versus 0.920, within paired noise) at roughly half the prompt cost (474 versus 972 tokens). Recall reaches 0.995 and 1.000 on two LongBench retrieval subsets. These figures come from the controlled synthetic setting. On 312 official documentation pages and on BEIR scifact, deciding retrieval depth from the score margin matches fixed-k quality with 1–24% fewer context tokens on three of four public BEIR subsets, whereas sentence-level indexing and gated rewriting do not transfer to English documentation (Section 6.9). Retrieval improves answer accuracy on three multi-hop generation benchmarks for a locally deployed 4B model, and on HotpotQA for a hosted large model. An evaluation of 200 doubly annotated examples suggests that automatic containment metrics are conservative, making reported recall a lower bound on answer quality.</w:t>
+        <w:t>generation cost; LongBench subsets and multi-hop benchmarks test additional settings. Evaluation on 312 official documentation pages and four BEIR subsets distinguishes transferable score-margin depth selection from sentence-level indexing and gated rewriting, which do not transfer to English documentation. A doubly annotated audit examines the limits of automatic containment metrics (Sections 6.1-6.9).</w:t>
       </w:r>
     </w:p>
     <w:p>
@@ -1536,7 +1569,7 @@
     </w:p>
     <w:p>
       <w:r>
-        <w:t>This subsection reports the controlled setting: a 500-question synthetic benchmark over sixteen technical notes, where every method sees the same corpus and budget. Section 6.9 repeats the comparison on 312 official documentation pages and on BEIR, and revises two of the claims made here.</w:t>
+        <w:t>This subsection reports the controlled setting: a 200-query subset of the 500-question synthetic benchmark over sixteen technical notes, where every method sees the same corpus and budget. Section 6.9 repeats the comparison on 312 official documentation pages and on BEIR, and revises two of the claims made here.</w:t>
       </w:r>
     </w:p>
     <w:p>
@@ -1552,7 +1585,7 @@
         <w:t>Table 2.</w:t>
       </w:r>
       <w:r>
-        <w:t xml:space="preserve"> Main results on the controlled synthetic benchmark (500 queries, 800-token budget). Table 2 reports the main comparison.</w:t>
+        <w:t xml:space="preserve"> Main results on a 200-query subset of the 500-question synthetic benchmark (800-token budget). Table 2 reports the main comparison.</w:t>
       </w:r>
     </w:p>
     <w:tbl>

--- a/docs/paper-en.docx
+++ b/docs/paper-en.docx
@@ -80,7 +80,7 @@
         <w:t>Keywords:</w:t>
       </w:r>
       <w:r>
-        <w:t xml:space="preserve"> retrieval-augmented generation; context budget; submodular maximization; adaptive retrieval; cost-aware inference; large language models retrieval; cost-aware inference; large language models</w:t>
+        <w:t xml:space="preserve"> retrieval-augmented generation; context budget; submodular maximization; adaptive retrieval; cost-aware inference; large language models</w:t>
       </w:r>
     </w:p>
     <w:p>

--- a/docs/paper-en.docx
+++ b/docs/paper-en.docx
@@ -1187,7 +1187,7 @@
     </w:p>
     <w:p>
       <w:r>
-        <w:t>A query admits a set of retrieval actions $\mathcal{A}$. Action $a$ has cost $c(a)$ and marginal gain $g(a\mid S)$ given the already selected set $S$, and the quality $Q(S)$ is monotone non-decreasing. A policy is the solution of</w:t>
+        <w:t>For each query, let $\mathcal{A}$ denote the available retrieval actions and $S \subseteq \mathcal{A}$ the actions selected. Each action $a$ has cost $c(a)$ and marginal gain $g(a \mid S)$ given $S$. We assume that the quality $Q(S)$ is monotone non-decreasing. Under budget $B$, the policy selects an action set by solving</w:t>
       </w:r>
     </w:p>
     <w:p>
@@ -1198,30 +1198,30 @@
         <w:rPr>
           <w:i/>
         </w:rPr>
-        <w:t>\max_{S\subseteq\mathcal{A}} Q(S) \quad \text{s.t.} \quad \sum_{a\in S} c(a) \le B .</w:t>
+        <w:t>\max_{S \subseteq \mathcal{A}} Q(S) \quad \text{subject to} \quad \sum_{a \in S} c(a) \le B .</w:t>
       </w:r>
     </w:p>
     <w:p>
       <w:r>
-        <w:t xml:space="preserve">Two assumptions carry the later results: </w:t>
+        <w:t xml:space="preserve">The subsequent results rely on two assumptions. Under </w:t>
       </w:r>
       <w:r>
         <w:rPr>
           <w:b/>
         </w:rPr>
-        <w:t>A1</w:t>
-      </w:r>
-      <w:r>
-        <w:t xml:space="preserve"> diminishing marginal returns, and </w:t>
+        <w:t>(A1)</w:t>
+      </w:r>
+      <w:r>
+        <w:t xml:space="preserve">, marginal gains diminish: $g(a \mid S) \ge g(a \mid T)$ whenever $S \subseteq T \subseteq \mathcal{A}$ and $a \notin T$. Under </w:t>
       </w:r>
       <w:r>
         <w:rPr>
           <w:b/>
         </w:rPr>
-        <w:t>A2</w:t>
-      </w:r>
-      <w:r>
-        <w:t xml:space="preserve"> costs are additive and order-independent.</w:t>
+        <w:t>(A2)</w:t>
+      </w:r>
+      <w:r>
+        <w:t>, action costs are additive and independent of execution order.</w:t>
       </w:r>
     </w:p>
     <w:p>
@@ -8909,28 +8909,73 @@
     </w:p>
     <w:p>
       <w:r>
-        <w:t>*Assumptions.* (A1) ranking scores order utilities; (A3) p_1 = g(γ) with g increasing; (H1) p_1 ≥ 1/2; (H2) ρ is non-increasing in p_1.</w:t>
-      </w:r>
-    </w:p>
-    <w:p>
-      <w:r>
-        <w:t>*Theorem.* Under A1, A3, H1, H2, Δ_1 is non-increasing in γ.</w:t>
-      </w:r>
-    </w:p>
-    <w:p>
-      <w:r>
-        <w:t>*Proof.* Take two queries q, q' with p_1(q) ≤ p_1(q'), both ≥ 1/2. By H2, ρ(q') ≤ ρ(q). Let h(p) = p(1−p). Then Δ_1(q') − Δ_1(q) = ρ(q')h(p_1(q')) − ρ(q)h(p_1(q)) ≤ ρ(q)[h(p_1(q')) − h(p_1(q))], using ρ(q') ≤ ρ(q) and ρ ≥ 0. Since h'(p) = 1−2p ≤ 0 on [1/2, 1], h(p_1(q')) ≤ h(p_1(q)), so the difference is at most zero. With A3, larger γ implies larger p_1, hence smaller Δ_1. ∎</w:t>
-      </w:r>
-    </w:p>
-    <w:p>
+        <w:t xml:space="preserve">*Assumptions.* </w:t>
+      </w:r>
       <w:r>
         <w:rPr>
           <w:b/>
         </w:rPr>
-        <w:t>D.3 Counterexample 1: A1 + A3 do not suffice.</w:t>
-      </w:r>
-      <w:r>
-        <w:t xml:space="preserve"> Let p_i ≡ θ (constant). Then ρ = 1 and Δ_1 = θ(1−θ), so dΔ_1/dθ = 1−2θ. For θ &lt; 1/2 the marginal gain *increases* with confidence, opposite to the theorem. This is why H1 (the high-confidence region) cannot be dropped. Note that this example violates A2, so it shows only that A1 + A3 are insufficient.</w:t>
+        <w:t>(M1)</w:t>
+      </w:r>
+      <w:r>
+        <w:t xml:space="preserve"> the ranking scores order utilities; </w:t>
+      </w:r>
+      <w:r>
+        <w:rPr>
+          <w:b/>
+        </w:rPr>
+        <w:t>(M2)</w:t>
+      </w:r>
+      <w:r>
+        <w:t xml:space="preserve"> the conditional hit probabilities decrease with rank, p_1 ≥ p_2 ≥ … ≥ p_K; </w:t>
+      </w:r>
+      <w:r>
+        <w:rPr>
+          <w:b/>
+        </w:rPr>
+        <w:t>(M3)</w:t>
+      </w:r>
+      <w:r>
+        <w:t xml:space="preserve"> p_1 = g(γ) with g increasing; </w:t>
+      </w:r>
+      <w:r>
+        <w:rPr>
+          <w:b/>
+        </w:rPr>
+        <w:t>(H1)</w:t>
+      </w:r>
+      <w:r>
+        <w:t xml:space="preserve"> p_1 ≥ 1/2; </w:t>
+      </w:r>
+      <w:r>
+        <w:rPr>
+          <w:b/>
+        </w:rPr>
+        <w:t>(H2)</w:t>
+      </w:r>
+      <w:r>
+        <w:t xml:space="preserve"> ρ is non-increasing in p_1.</w:t>
+      </w:r>
+    </w:p>
+    <w:p>
+      <w:r>
+        <w:t>*Theorem.* Under M1, M3, H1, H2, Δ_1 is non-increasing in γ. (M2 is not needed for k = 1; it is used in Lemma D.2.)</w:t>
+      </w:r>
+    </w:p>
+    <w:p>
+      <w:r>
+        <w:t>*Proof.* Take two queries q, q' with p_1(q) ≤ p_1(q'), both ≥ 1/2. By H2, ρ(q') ≤ ρ(q). Let h(p) = p(1−p). Then Δ_1(q') − Δ_1(q) = ρ(q')h(p_1(q')) − ρ(q)h(p_1(q)) ≤ ρ(q)[h(p_1(q')) − h(p_1(q))], using ρ(q') ≤ ρ(q) and ρ ≥ 0. Since h'(p) = 1−2p ≤ 0 on [1/2, 1], h(p_1(q')) ≤ h(p_1(q)), so the difference is at most zero. With M3, larger γ implies larger p_1, hence smaller Δ_1. ∎</w:t>
+      </w:r>
+    </w:p>
+    <w:p>
+      <w:r>
+        <w:rPr>
+          <w:b/>
+        </w:rPr>
+        <w:t>D.3 Counterexample 1: M1 + M3 do not suffice.</w:t>
+      </w:r>
+      <w:r>
+        <w:t xml:space="preserve"> Let p_i ≡ θ (constant). Then ρ = 1 and Δ_1 = θ(1−θ), so dΔ_1/dθ = 1−2θ. For θ &lt; 1/2 the marginal gain *increases* with confidence, opposite to the theorem. This is why H1 (the high-confidence region) cannot be dropped. Note that this example violates M2, so it shows only that M1 + M3 are insufficient.</w:t>
       </w:r>
     </w:p>
     <w:p>
@@ -8941,7 +8986,7 @@
         <w:t>D.4 Counterexample 2: H2 is essential.</w:t>
       </w:r>
       <w:r>
-        <w:t xml:space="preserve"> Let p_1 = θ, p_2 = θ², and p_i = 0 for i ≥ 3. Then A1, A2 (θ² ≤ θ), A3 and H1 (for θ ∈ [1/2, 2/3)) all hold, but Δ_1 = (1−θ)θ² and dΔ_1/dθ = θ(2−3θ) &gt; 0 for θ &lt; 2/3. The conclusion therefore fails </w:t>
+        <w:t xml:space="preserve"> Let p_1 = θ, p_2 = θ², and p_i = 0 for i ≥ 3. Then M1, M2 (θ² ≤ θ), M3 and H1 (for θ ∈ [1/2, 2/3)) all hold, but Δ_1 = (1−θ)θ² and dΔ_1/dθ = θ(2−3θ) &gt; 0 for θ &lt; 2/3. The conclusion therefore fails </w:t>
       </w:r>
       <w:r>
         <w:rPr>

--- a/docs/paper-en.docx
+++ b/docs/paper-en.docx
@@ -1234,7 +1234,7 @@
     </w:p>
     <w:p>
       <w:r>
-        <w:t>Our retrieval layer builds on two standard components: sparse BM25 scoring [2] and dense bi-encoder retrieval [3].</w:t>
+        <w:t>Our retrieval layer combines sparse BM25 scoring [2] with dense bi-encoder retrieval [3].</w:t>
       </w:r>
     </w:p>
     <w:p>
@@ -1247,30 +1247,12 @@
     </w:p>
     <w:p>
       <w:r>
-        <w:t xml:space="preserve">Long documents are indexed at two granularities (Figure 1): </w:t>
-      </w:r>
-      <w:r>
-        <w:rPr>
-          <w:b/>
-        </w:rPr>
-        <w:t>sentence level</w:t>
-      </w:r>
-      <w:r>
-        <w:t xml:space="preserve"> (split on punctuation, roughly 15–40 tokens) and </w:t>
-      </w:r>
-      <w:r>
-        <w:rPr>
-          <w:b/>
-        </w:rPr>
-        <w:t>fixed blocks</w:t>
-      </w:r>
-      <w:r>
-        <w:t xml:space="preserve"> (sliding window, 200 tokens with 40 overlap by default). Sentence-level indexing never drags unrelated sentences in, which pays off on short-sentence corpora such as the Chinese technical notes of Section 6.2; fixed blocks keep a coherent window and, as Section 6.9 shows, are decisively better on English documentation (0.910 against 0.718 at a 300-token budget). Whether both indexes are built is a corpus-level decision: short-sentence corpora are dual-indexed, while English documentation is indexed with fixed blocks only (Section 6.9). When both exist, the per-query budget $ctx$ (in tokens, equal to $B$) selects sentence level for $ctx \le 500$ and fixed blocks otherwise.</w:t>
+        <w:t>Long documents are indexed at two granularities (Figure 1). Sentence-level chunks are split on punctuation and contain roughly 15-40 tokens. Fixed blocks use a sliding 200-token window with a 40-token overlap by default. Sentence-level indexing keeps unrelated sentences out of a retrieved chunk, which benefits short-sentence corpora such as the Chinese technical notes in Section 6.2; fixed blocks preserve a coherent window and perform better on English documentation, reaching 0.910 versus 0.718 at a 300-token budget (Section 6.9). Whether both indexes are built is therefore a corpus-level decision: short-sentence corpora are dual-indexed, while English documentation is indexed with fixed blocks only. When both exist, the per-query budget $ctx$ (in tokens, equal to $B$) selects sentence level for $ctx \le 500$ and fixed blocks otherwise.</w:t>
       </w:r>
     </w:p>
     <w:p>
       <w:r>
-        <w:t>Chunks are accumulated in descending retrieval score until the selected chunks reach the token budget $B$, and then the loop stops, with no fixed $k$ truncation. Section 6.9 qualifies this design: on real corpora the truncation behaves like a well-chosen fixed $k$, and the operational difference appears only when the depth is chosen per query from the score margin.</w:t>
+        <w:t>Chunks are added in descending retrieval-score order until the selected chunks reach the token budget $B$, without imposing a fixed top-$k$ cutoff. Section 6.9 qualifies this design: on real corpora the truncation behaves like a well-chosen fixed $k$, and an operational difference appears only when retrieval depth is chosen per query from the score margin.</w:t>
       </w:r>
     </w:p>
     <w:p>
@@ -1283,7 +1265,7 @@
     </w:p>
     <w:p>
       <w:r>
-        <w:t>Routing is tiered by the admissible cost per thousand tokens: very tight budgets (&lt; 0.002 CNY) take one chunk from BM25; medium budgets take two chunks from BM25; generous budgets (≥ 0.01 CNY) take five chunks from hybrid retrieval. The tier boundaries are not arbitrary: they are the discretization of the greedy allocation (Proposition 1) and correspond to the knee of the gain-per-cost curve.</w:t>
+        <w:t>Routing has three tiers, defined by the admissible cost per thousand tokens. Very tight budgets (&lt; 0.002 CNY) select one BM25 chunk, medium budgets (0.002-0.01 CNY) select two, and generous budgets ($\ge$ 0.01 CNY) select five chunks from hybrid retrieval. These tiers discretize the greedy allocation of Proposition 1 and correspond to the knee of the gain-per-cost curve.</w:t>
       </w:r>
     </w:p>
     <w:p>
@@ -1296,7 +1278,7 @@
     </w:p>
     <w:p>
       <w:r>
-        <w:t>Rewriting accounts for about half of the end-to-end latency (Section 6.8), so it is triggered only when needed. The system first runs a cheap retrieval and computes the relative margin between the top-1 and top-2 scores,</w:t>
+        <w:t>Because rewriting accounts for about half of end-to-end latency (Section 6.8), we invoke it only when needed. An initial low-cost retrieval provides the relative margin between the top two scores,</w:t>
       </w:r>
     </w:p>
     <w:p>
@@ -1312,7 +1294,7 @@
     </w:p>
     <w:p>
       <w:r>
-        <w:t>When $\gamma &lt; \tau$ the retrieval is deemed uncertain, the query is rewritten, and retrieval is repeated with "original question + rewrite terms". The optimal threshold is set by the shadow price of the budget (Proposition 2); the default 0.25 corresponds to pricing a rewrite at about one strong retrieval. The sensitivity experiment in Section 6.7 confirms that $\tau$ moves down as the unit price rises.</w:t>
+        <w:t>When $\gamma &lt; \tau$ the retrieval is treated as uncertain: the query is rewritten and retrieval is repeated with "original question + rewrite terms". The shadow price of the budget determines the optimal threshold (Proposition 2); the default $\tau = 0.25$ corresponds to pricing a rewrite at about one strong retrieval. Section 6.7 confirms that $\tau$ falls as the unit price rises.</w:t>
       </w:r>
     </w:p>
     <w:p>
@@ -1325,57 +1307,7 @@
     </w:p>
     <w:p>
       <w:r>
-        <w:t>For questions that need two pieces of evidence, after the first hop the model is given the question plus a summary of what was retrieved and asked what is still missing; a second hop then runs with "original question + supplementary query", and the two result sets are merged with chunk-level deduplication. Model-generated supplementary queries outperform rule-based extraction of proper nouns from the context (Section 6.5).</w:t>
-      </w:r>
-    </w:p>
-    <w:p>
-      <w:pPr>
-        <w:jc w:val="center"/>
-      </w:pPr>
-      <w:r>
-        <w:drawing>
-          <wp:inline xmlns:a="http://schemas.openxmlformats.org/drawingml/2006/main" xmlns:pic="http://schemas.openxmlformats.org/drawingml/2006/picture">
-            <wp:extent cx="5120640" cy="2150669"/>
-            <wp:docPr id="1" name="Picture 1"/>
-            <wp:cNvGraphicFramePr>
-              <a:graphicFrameLocks noChangeAspect="1"/>
-            </wp:cNvGraphicFramePr>
-            <a:graphic>
-              <a:graphicData uri="http://schemas.openxmlformats.org/drawingml/2006/picture">
-                <pic:pic>
-                  <pic:nvPicPr>
-                    <pic:cNvPr id="0" name="fig1-pipeline.png"/>
-                    <pic:cNvPicPr/>
-                  </pic:nvPicPr>
-                  <pic:blipFill>
-                    <a:blip r:embed="rId9"/>
-                    <a:stretch>
-                      <a:fillRect/>
-                    </a:stretch>
-                  </pic:blipFill>
-                  <pic:spPr>
-                    <a:xfrm>
-                      <a:off x="0" y="0"/>
-                      <a:ext cx="5120640" cy="2150669"/>
-                    </a:xfrm>
-                    <a:prstGeom prst="rect"/>
-                  </pic:spPr>
-                </pic:pic>
-              </a:graphicData>
-            </a:graphic>
-          </wp:inline>
-        </w:drawing>
-      </w:r>
-    </w:p>
-    <w:p>
-      <w:r>
-        <w:rPr>
-          <w:b/>
-        </w:rPr>
-        <w:t>Figure 1.</w:t>
-      </w:r>
-      <w:r>
-        <w:t xml:space="preserve"> System overview. Short-sentence corpora are indexed twice (sentence level and fixed blocks) and English documentation is indexed with fixed blocks only; when both exist, the per-query budget decides which one is used (Section 4.1). Routing assigns a tier; the first retrieval yields the confidence $\gamma$; the gate decides whether to rewrite and re-retrieve; chunks are accumulated until the budget $B$ is reached; a second hop is enabled when two pieces of evidence are needed. Dashed edges are optional paths; $c(a)$ and $g(a\mid S)$ are the cost and gain used for ordering.</w:t>
+        <w:t>For questions that need two pieces of evidence, a second retrieval hop is added. After the first hop, the model receives the question plus a summary of the retrieved material and identifies what is still missing; the second hop then searches for "original question + supplementary query", and the two result sets are merged with chunk-level deduplication. The supplementary query is model-generated rather than extracted by a fixed rule, so it can name the missing entity directly.</w:t>
       </w:r>
     </w:p>
     <w:p>
@@ -2902,7 +2834,7 @@
         <w:drawing>
           <wp:inline xmlns:a="http://schemas.openxmlformats.org/drawingml/2006/main" xmlns:pic="http://schemas.openxmlformats.org/drawingml/2006/picture">
             <wp:extent cx="5120640" cy="3162748"/>
-            <wp:docPr id="2" name="Picture 2"/>
+            <wp:docPr id="1" name="Picture 1"/>
             <wp:cNvGraphicFramePr>
               <a:graphicFrameLocks noChangeAspect="1"/>
             </wp:cNvGraphicFramePr>
@@ -2914,7 +2846,7 @@
                     <pic:cNvPicPr/>
                   </pic:nvPicPr>
                   <pic:blipFill>
-                    <a:blip r:embed="rId10"/>
+                    <a:blip r:embed="rId9"/>
                     <a:stretch>
                       <a:fillRect/>
                     </a:stretch>
@@ -2952,7 +2884,7 @@
         <w:drawing>
           <wp:inline xmlns:a="http://schemas.openxmlformats.org/drawingml/2006/main" xmlns:pic="http://schemas.openxmlformats.org/drawingml/2006/picture">
             <wp:extent cx="5120640" cy="2560320"/>
-            <wp:docPr id="3" name="Picture 3"/>
+            <wp:docPr id="2" name="Picture 2"/>
             <wp:cNvGraphicFramePr>
               <a:graphicFrameLocks noChangeAspect="1"/>
             </wp:cNvGraphicFramePr>
@@ -2964,7 +2896,7 @@
                     <pic:cNvPicPr/>
                   </pic:nvPicPr>
                   <pic:blipFill>
-                    <a:blip r:embed="rId11"/>
+                    <a:blip r:embed="rId10"/>
                     <a:stretch>
                       <a:fillRect/>
                     </a:stretch>
@@ -6279,7 +6211,7 @@
         <w:drawing>
           <wp:inline xmlns:a="http://schemas.openxmlformats.org/drawingml/2006/main" xmlns:pic="http://schemas.openxmlformats.org/drawingml/2006/picture">
             <wp:extent cx="5120640" cy="3503596"/>
-            <wp:docPr id="4" name="Picture 4"/>
+            <wp:docPr id="3" name="Picture 3"/>
             <wp:cNvGraphicFramePr>
               <a:graphicFrameLocks noChangeAspect="1"/>
             </wp:cNvGraphicFramePr>
@@ -6291,7 +6223,7 @@
                     <pic:cNvPicPr/>
                   </pic:nvPicPr>
                   <pic:blipFill>
-                    <a:blip r:embed="rId12"/>
+                    <a:blip r:embed="rId11"/>
                     <a:stretch>
                       <a:fillRect/>
                     </a:stretch>
@@ -6329,7 +6261,7 @@
         <w:drawing>
           <wp:inline xmlns:a="http://schemas.openxmlformats.org/drawingml/2006/main" xmlns:pic="http://schemas.openxmlformats.org/drawingml/2006/picture">
             <wp:extent cx="5120640" cy="1822601"/>
-            <wp:docPr id="5" name="Picture 5"/>
+            <wp:docPr id="4" name="Picture 4"/>
             <wp:cNvGraphicFramePr>
               <a:graphicFrameLocks noChangeAspect="1"/>
             </wp:cNvGraphicFramePr>
@@ -6341,7 +6273,7 @@
                     <pic:cNvPicPr/>
                   </pic:nvPicPr>
                   <pic:blipFill>
-                    <a:blip r:embed="rId13"/>
+                    <a:blip r:embed="rId12"/>
                     <a:stretch>
                       <a:fillRect/>
                     </a:stretch>

--- a/docs/paper-en.docx
+++ b/docs/paper-en.docx
@@ -1312,6 +1312,56 @@
     </w:p>
     <w:p>
       <w:pPr>
+        <w:jc w:val="center"/>
+      </w:pPr>
+      <w:r>
+        <w:drawing>
+          <wp:inline xmlns:a="http://schemas.openxmlformats.org/drawingml/2006/main" xmlns:pic="http://schemas.openxmlformats.org/drawingml/2006/picture">
+            <wp:extent cx="5120640" cy="2150669"/>
+            <wp:docPr id="1" name="Picture 1"/>
+            <wp:cNvGraphicFramePr>
+              <a:graphicFrameLocks noChangeAspect="1"/>
+            </wp:cNvGraphicFramePr>
+            <a:graphic>
+              <a:graphicData uri="http://schemas.openxmlformats.org/drawingml/2006/picture">
+                <pic:pic>
+                  <pic:nvPicPr>
+                    <pic:cNvPr id="0" name="fig1-pipeline.png"/>
+                    <pic:cNvPicPr/>
+                  </pic:nvPicPr>
+                  <pic:blipFill>
+                    <a:blip r:embed="rId9"/>
+                    <a:stretch>
+                      <a:fillRect/>
+                    </a:stretch>
+                  </pic:blipFill>
+                  <pic:spPr>
+                    <a:xfrm>
+                      <a:off x="0" y="0"/>
+                      <a:ext cx="5120640" cy="2150669"/>
+                    </a:xfrm>
+                    <a:prstGeom prst="rect"/>
+                  </pic:spPr>
+                </pic:pic>
+              </a:graphicData>
+            </a:graphic>
+          </wp:inline>
+        </w:drawing>
+      </w:r>
+    </w:p>
+    <w:p>
+      <w:r>
+        <w:rPr>
+          <w:b/>
+        </w:rPr>
+        <w:t>Figure 1.</w:t>
+      </w:r>
+      <w:r>
+        <w:t xml:space="preserve"> System overview. Short-sentence corpora are indexed twice (sentence level and fixed blocks) and English documentation is indexed with fixed blocks only; when both exist, the per-query budget decides which one is used (Section 4.1). Routing assigns a tier; the first retrieval yields the confidence $\gamma$; the gate decides whether to rewrite and re-retrieve; chunks are accumulated until the budget $B$ is reached; a second hop is enabled when two pieces of evidence are needed. Dashed edges are optional paths; $c(a)$ and $g(a\mid S)$ are the cost and gain used for ordering.</w:t>
+      </w:r>
+    </w:p>
+    <w:p>
+      <w:pPr>
         <w:pStyle w:val="Heading1"/>
       </w:pPr>
       <w:r>
@@ -2834,7 +2884,7 @@
         <w:drawing>
           <wp:inline xmlns:a="http://schemas.openxmlformats.org/drawingml/2006/main" xmlns:pic="http://schemas.openxmlformats.org/drawingml/2006/picture">
             <wp:extent cx="5120640" cy="3162748"/>
-            <wp:docPr id="1" name="Picture 1"/>
+            <wp:docPr id="2" name="Picture 2"/>
             <wp:cNvGraphicFramePr>
               <a:graphicFrameLocks noChangeAspect="1"/>
             </wp:cNvGraphicFramePr>
@@ -2846,7 +2896,7 @@
                     <pic:cNvPicPr/>
                   </pic:nvPicPr>
                   <pic:blipFill>
-                    <a:blip r:embed="rId9"/>
+                    <a:blip r:embed="rId10"/>
                     <a:stretch>
                       <a:fillRect/>
                     </a:stretch>
@@ -2884,7 +2934,7 @@
         <w:drawing>
           <wp:inline xmlns:a="http://schemas.openxmlformats.org/drawingml/2006/main" xmlns:pic="http://schemas.openxmlformats.org/drawingml/2006/picture">
             <wp:extent cx="5120640" cy="2560320"/>
-            <wp:docPr id="2" name="Picture 2"/>
+            <wp:docPr id="3" name="Picture 3"/>
             <wp:cNvGraphicFramePr>
               <a:graphicFrameLocks noChangeAspect="1"/>
             </wp:cNvGraphicFramePr>
@@ -2896,7 +2946,7 @@
                     <pic:cNvPicPr/>
                   </pic:nvPicPr>
                   <pic:blipFill>
-                    <a:blip r:embed="rId10"/>
+                    <a:blip r:embed="rId11"/>
                     <a:stretch>
                       <a:fillRect/>
                     </a:stretch>
@@ -6211,7 +6261,7 @@
         <w:drawing>
           <wp:inline xmlns:a="http://schemas.openxmlformats.org/drawingml/2006/main" xmlns:pic="http://schemas.openxmlformats.org/drawingml/2006/picture">
             <wp:extent cx="5120640" cy="3503596"/>
-            <wp:docPr id="3" name="Picture 3"/>
+            <wp:docPr id="4" name="Picture 4"/>
             <wp:cNvGraphicFramePr>
               <a:graphicFrameLocks noChangeAspect="1"/>
             </wp:cNvGraphicFramePr>
@@ -6223,7 +6273,7 @@
                     <pic:cNvPicPr/>
                   </pic:nvPicPr>
                   <pic:blipFill>
-                    <a:blip r:embed="rId11"/>
+                    <a:blip r:embed="rId12"/>
                     <a:stretch>
                       <a:fillRect/>
                     </a:stretch>
@@ -6261,7 +6311,7 @@
         <w:drawing>
           <wp:inline xmlns:a="http://schemas.openxmlformats.org/drawingml/2006/main" xmlns:pic="http://schemas.openxmlformats.org/drawingml/2006/picture">
             <wp:extent cx="5120640" cy="1822601"/>
-            <wp:docPr id="4" name="Picture 4"/>
+            <wp:docPr id="5" name="Picture 5"/>
             <wp:cNvGraphicFramePr>
               <a:graphicFrameLocks noChangeAspect="1"/>
             </wp:cNvGraphicFramePr>
@@ -6273,7 +6323,7 @@
                     <pic:cNvPicPr/>
                   </pic:nvPicPr>
                   <pic:blipFill>
-                    <a:blip r:embed="rId12"/>
+                    <a:blip r:embed="rId13"/>
                     <a:stretch>
                       <a:fillRect/>
                     </a:stretch>

--- a/docs/paper-en.docx
+++ b/docs/paper-en.docx
@@ -1370,13 +1370,18 @@
     </w:p>
     <w:p>
       <w:r>
+        <w:t>This section states four consequences of the formulation in Section 3. Propositions 1 and 4 are proved below; Propositions 2 and 3 follow from the shadow-price view and are used operationally in Sections 4.2-4.3.</w:t>
+      </w:r>
+    </w:p>
+    <w:p>
+      <w:r>
         <w:rPr>
           <w:b/>
         </w:rPr>
         <w:t>Proposition 1 (approximation bound).</w:t>
       </w:r>
       <w:r>
-        <w:t xml:space="preserve"> Under A1 (diminishing returns) and A2 (additive costs), $Q(S)$ is monotone submodular. Greedy selection by marginal gain attains $1-1/e$ under a cardinality constraint [22]; under a budget constraint the bound of unit-cost greedy drops to $(1-1/e)/2$ and is recovered to $1-1/e$ with cross-tier enumeration [23]. We instantiate this ordering on the retrieval action set; the gap to the brute-force optimum is measured in Appendix A.</w:t>
+        <w:t xml:space="preserve"> Under A1 (diminishing returns) and A2 (additive costs), $Q(S)$ is monotone submodular. Greedy selection by marginal gain attains $1-1/e$ under a cardinality constraint [22]; under a budget constraint the bound of unit-cost greedy drops to $(1-1/e)/2$ and is recovered to $1-1/e$ with cross-tier enumeration [23]. We instantiate this ordering on the retrieval action set, and measure the gap to the brute-force optimum in Appendix A.</w:t>
       </w:r>
     </w:p>
     <w:p>
@@ -1387,7 +1392,7 @@
         <w:t>Proposition 2 (rewriting gate).</w:t>
       </w:r>
       <w:r>
-        <w:t xml:space="preserve"> Let $q_0$ and $q_1$ be the quality without and with rewriting, $p$ the probability that rewriting helps, and $c_r$ its cost. Rewriting pays off if and only if $p(q_1-q_0) &gt; \lambda c_r$, where $\lambda$ is the shadow price of the budget. Equivalently, rewriting should be triggered below a confidence threshold, and that threshold is solved from $\lambda$ rather than fixed at 0.25 (Section 4.3).</w:t>
+        <w:t xml:space="preserve"> Let $q_0$ and $q_1$ be the quality without and with rewriting, $p$ the probability that rewriting helps, and $c_r$ its cost. Rewriting pays off exactly when $p(q_1 - q_0) &gt; \lambda c_r$, where $\lambda$ is the shadow price of the budget. Equivalently, rewriting is triggered below a confidence threshold that is solved from $\lambda$ rather than fixed at 0.25 (Section 4.3).</w:t>
       </w:r>
     </w:p>
     <w:p>
@@ -1398,7 +1403,7 @@
         <w:t>Proposition 3 (cascade threshold chain).</w:t>
       </w:r>
       <w:r>
-        <w:t xml:space="preserve"> If action costs increase and gains decrease monotonically with confidence, the optimal policy assigns each confidence interval to a tier—a threshold chain—and the thresholds move monotonically with the budget $B$. This explains why cascades work and implies that tier boundaries should follow the budget (Section 4.2).</w:t>
+        <w:t xml:space="preserve"> Suppose the actions can be ordered by increasing cost, and that the gain of each action decreases monotonically with confidence. Then the optimal policy assigns each confidence interval to one tier -- a threshold chain -- and the thresholds move monotonically with the budget $B$. This explains why cascades work and implies that tier boundaries should follow the budget (Section 4.2).</w:t>
       </w:r>
     </w:p>
     <w:p>
@@ -1418,12 +1423,12 @@
         <w:t>A3</w:t>
       </w:r>
       <w:r>
-        <w:t>: the rewriting gain $B(\gamma)=p(\gamma)\Delta q(\gamma)$ is non-increasing in the retrieval confidence $\gamma$. Then the optimal threshold satisfies $B(\tau^*)=\lambda c_r$, and $\tau^*(\lambda)$ is non-increasing in $\lambda$.</w:t>
+        <w:t>: the rewriting gain $B(\gamma) = p(\gamma)\Delta q(\gamma)$ is non-increasing in the retrieval confidence $\gamma$. Then the optimal threshold satisfies $B(\tau^*) = \lambda c_r$, and $\tau^*(\lambda)$ is non-increasing in $\lambda$.</w:t>
       </w:r>
     </w:p>
     <w:p>
       <w:r>
-        <w:t>*Proof.* By Proposition 2 the criterion for rewriting is $B(\gamma)&gt;\lambda c_r$. A3 makes $B$ non-increasing, so the confidences that satisfy the criterion form an interval $[0,\tau^*)$. As $\lambda$ grows the right-hand side $\lambda c_r$ grows, the feasible set shrinks, and $\tau^*$ therefore does not increase. In the boundary cases $\lambda c_r \ge B(0)$ gives $\tau^*=0$ (never rewrite) and $\lambda c_r \le B(1)$ gives $\tau^*=1$ (always rewrite). Section 6.7 verifies the former boundary: when the unit-price coefficient rises to 2, the optimal threshold falls from 0.25 to 0.</w:t>
+        <w:t>*Proof.* By Proposition 2 the criterion for rewriting is $B(\gamma) &gt; \lambda c_r$. A3 makes $B$ non-increasing, so the confidences that satisfy the criterion form an interval $[0, \tau^*)$. As $\lambda$ grows, the right-hand side $\lambda c_r$ grows, the feasible set shrinks, and $\tau^*$ therefore does not increase. At the boundaries, $\lambda c_r \ge B(0)$ gives $\tau^* = 0$ (never rewrite) and $\lambda c_r \le B(1)$ gives $\tau^* = 1$ (always rewrite). Section 6.7 verifies the former boundary: when the unit-price coefficient rises to 2, the optimal threshold falls from 0.25 to 0.</w:t>
       </w:r>
     </w:p>
     <w:p>

--- a/docs/paper-en.docx
+++ b/docs/paper-en.docx
@@ -2928,7 +2928,7 @@
         <w:t>Figure 2.</w:t>
       </w:r>
       <w:r>
-        <w:t xml:space="preserve"> Recall as the budget grows from 80 to 800 tokens, on the short-sentence synthetic corpus. Sentence-level chunks lead at budgets up to 300 tokens (0.912 versus 0.894 at 300) and fixed blocks lead from 500 (0.928 versus 0.918); on English documentation fixed blocks lead at every budget (Section 6.9). The crossover is therefore a property of short-sentence corpora, not a universal rule, and the corpus-level decision of Section 4.1 determines whether it applies.</w:t>
+        <w:t xml:space="preserve"> Recall across token budgets of 80-800 tokens, on the short-sentence synthetic corpus, for sentence-level chunks and fixed blocks. Sentence-level chunks lead up to 300 tokens (0.912 versus 0.894 at 300) and fixed blocks lead from 500 (0.928 versus 0.918); on English documentation fixed blocks lead at every budget (Section 6.9). The crossover is therefore a property of short-sentence corpora, not a universal rule, and the corpus-level decision of Section 4.1 determines whether it applies.</w:t>
       </w:r>
     </w:p>
     <w:p>

--- a/docs/paper-en.docx
+++ b/docs/paper-en.docx
@@ -3617,7 +3617,7 @@
         <w:t>The fourth row is a significant negative effect, reported as measured.</w:t>
       </w:r>
       <w:r>
-        <w:t xml:space="preserve"> TriviaQA questions are largely commonsense, so the model answers from its parameters; the corpus consists of twenty-odd distractor passages and an 800-token budget covers about 11% of it, so the retrieved fragments pull the model off course—an effect that is significant at n = 100 (0.090 vs 0.190, p = 0.002). This says that </w:t>
+        <w:t xml:space="preserve"> TriviaQA questions are largely commonsense and the corpus consists of twenty-odd distractor passages, with an 800-token budget covering about 11% of it. Whether retrieval caused the decline, or which property of the corpus did, is not identified here; the effect itself is significant at n = 100 (0.090 vs 0.190, p = 0.002). This says that </w:t>
       </w:r>
       <w:r>
         <w:rPr>
@@ -3639,16 +3639,7 @@
     </w:p>
     <w:p>
       <w:r>
-        <w:t xml:space="preserve">On 200 doubly-annotated items, automatic containment agrees with human judgement 90%–97% of the time, and inter-annotator agreement is 0.548 (unweighted) and 0.673 (quadratic weighted). The automatic metric is </w:t>
-      </w:r>
-      <w:r>
-        <w:rPr>
-          <w:b/>
-        </w:rPr>
-        <w:t>conservative</w:t>
-      </w:r>
-      <w:r>
-        <w:t>, so the recall in the main table is a lower bound.</w:t>
+        <w:t>On 200 doubly-annotated items, automatic containment agrees with human judgement 90%–97% of the time, and inter-annotator agreement is 0.548 (unweighted) and 0.673 (quadratic weighted). Agreement alone does not establish the direction of the errors: in our sample the automatic metric misses some valid answers, which suggests the reported recall is conservative, but we do not claim a proven lower bound.</w:t>
       </w:r>
     </w:p>
     <w:p>
@@ -4640,7 +4631,7 @@
         <w:t>15.5%</w:t>
       </w:r>
       <w:r>
-        <w:t xml:space="preserve"> (95% CI [11.2%, 19.8%]): the rule is statistically indistinguishable from fixed k = 8 on quality while using 11-20% fewer tokens.</w:t>
+        <w:t xml:space="preserve"> (95% CI [11.2%, 19.8%]): the rule is statistically indistinguishable from fixed k = 8 on quality while using 11-20% fewer tokens. The budget-300 row averages 318 tokens because the final chunk can overshoot the cap; budgets are upper bounds, not exact counts.</w:t>
       </w:r>
     </w:p>
     <w:p>
@@ -4653,7 +4644,7 @@
     </w:p>
     <w:p>
       <w:r>
-        <w:t>We run four BEIR subsets through the same pipeline (bge-m3 embeddings, hybrid alpha = 0.2, chunk size 200) and use fixed k = 8 as the reference; the adaptive configuration is the cheapest one whose nDCG@10 stays within 0.002 of that baseline. All queries are used, without subsampling.</w:t>
+        <w:t>We run four BEIR subsets through the same pipeline (bge-m3 embeddings, hybrid alpha = 0.2, chunk size 200) and use fixed k = 8 as the reference; the adaptive configuration is the cheapest one whose nDCG@10 does not fall more than 0.002 below that baseline (it may exceed it). All queries are used, without subsampling.</w:t>
       </w:r>
     </w:p>
     <w:p>
@@ -5257,7 +5248,7 @@
         <w:t>Significance on real documentation.</w:t>
       </w:r>
       <w:r>
-        <w:t xml:space="preserve"> At a 300-token budget the paired comparison on the 301 At a 300-token budget the paired comparison on the 301 questions is mixed, and we report it as such. Hybrid beats BM25 decisively (36 wins, 3 losses, McNemar p &lt; 0.0001, surviving Holm correction for three comparisons) and also beats dense bge-large (25 wins, 8 losses, p = 0.0046, Holm-adjusted 0.0091), but ties dense bge-m3 (11 wins, 4 losses, p = 0.12). On this corpus the system therefore matches the strongest dense retriever rather than surpassing it; the contribution in this setting is the cost side, not the accuracy side.</w:t>
+        <w:t xml:space="preserve"> At a 300-token budget the paired comparison on the 301 questions is mixed, and we report it as such. Hybrid beats BM25 decisively (36 wins, 3 losses, McNemar p &lt; 0.0001, surviving Holm correction for three comparisons) and also beats dense bge-large (25 wins, 8 losses, p = 0.0046, Holm-adjusted 0.0091), but ties dense bge-m3 (11 wins, 4 losses, p = 0.12). On this corpus the system therefore matches the strongest dense retriever rather than surpassing it; the contribution in this setting is the cost side, not the accuracy side.</w:t>
       </w:r>
     </w:p>
     <w:p>
@@ -5280,7 +5271,7 @@
         <w:t>token-based truncation alone carries no advantage</w:t>
       </w:r>
       <w:r>
-        <w:t xml:space="preserve">: on the internal benchmark fixed k=8 reaches the same recall as budget-300 truncation (294 vs 318 tokens), so the difference comes from deciding how many chunks each query needs, not from stopping at a token count. Third, </w:t>
+        <w:t xml:space="preserve">: on the internal benchmark fixed k=8 reaches the same recall within noise as budget-300 truncation (0.904 versus 0.910 at 289 versus 318 tokens), so the difference comes from deciding how many chunks each query needs, not from stopping at a token count. Third, </w:t>
       </w:r>
       <w:r>
         <w:rPr>
@@ -5289,7 +5280,7 @@
         <w:t>sentence-level indexing and gated rewriting do not transfer</w:t>
       </w:r>
       <w:r>
-        <w:t>: on English documentation the sentence index scores 0.718 against 0.910 for fixed blocks, and gated rewriting 0.874 against 0.910, so those claims must be restricted to short-sentence Chinese corpora where question and document wording diverge.</w:t>
+        <w:t>: on English documentation, at the same 300-token budget, document-level recall of the sentence index is 0.718 against 0.910 for fixed blocks, and that of gated rewriting is 0.874, so those claims must be restricted to short-sentence Chinese corpora where question and document wording diverge.</w:t>
       </w:r>
     </w:p>
     <w:p>
@@ -8589,7 +8580,7 @@
     </w:p>
     <w:p>
       <w:r>
-        <w:t>The strongest transferable finding is narrower than the original framing. On 312 documentation pages and BEIR scifact, truncating by tokens buys nothing over a well-chosen fixed $k$ (294 versus 318 tokens at equal recall). What does transfer is deciding the depth per query from the retrieval-score margin: at equal hit rate that saves 1-24% of context on natural corpora, and nothing on an adversarial one (Section 6.9). The mechanism is therefore "how many chunks does *this* query need", not "stop at a token count".</w:t>
+        <w:t>The strongest transferable finding is narrower than the original framing. On 312 documentation pages and BEIR scifact, truncating by tokens buys nothing over a well-chosen fixed $k$ (289 versus 318 tokens at equal recall). What does transfer is deciding the depth per query from the retrieval-score margin: at equal hit rate that saves 1-24% of context on natural corpora, and nothing on an adversarial one (Section 6.9). The mechanism is therefore "how many chunks does *this* query need", not "stop at a token count".</w:t>
       </w:r>
     </w:p>
     <w:p>

--- a/docs/paper-en.docx
+++ b/docs/paper-en.docx
@@ -5307,18 +5307,12 @@
     </w:p>
     <w:p>
       <w:r>
-        <w:t>Users do not ask for "300 tokens"; they ask for "90% recall". Turning the second into the first is a calibration problem, and it admits a distribution-free solution with a finite-sample guarantee.</w:t>
+        <w:t>Users specify a desired answer-span recall, not a token budget. Split-conformal calibration maps a target recall $T$ to a token budget using $N = 20$ labelled questions. For each calibration question we record the minimum budget at which its answer span enters the context, and set the budget to the $\lceil (N+1)(1-\alpha) \rceil$-th smallest recorded value, with $\alpha = 1 - T$. If the selected order statistic is infinite, the protocol reports the target as unreachable rather than returning a finite budget.</w:t>
       </w:r>
     </w:p>
     <w:p>
       <w:r>
-        <w:rPr>
-          <w:b/>
-        </w:rPr>
-        <w:t>Protocol (split conformal).</w:t>
-      </w:r>
-      <w:r>
-        <w:t xml:space="preserve"> Sample N labelled questions (N = 20), record for each the smallest budget at which the answer span enters the context, and set the budget to the ceil((N+1)(1-alpha))-th smallest of those values; alpha = 1 - T for a target T. If the required order statistic is infinite -- that is, the calibration sample never reaches the target -- the protocol reports the target as unreachable instead of returning a number. Under exchangeability of calibration and test questions, the resulting budget covers a new question with probability at least 1 - alpha, so the expected recall is at least T. One hundred random splits separate calibration from evaluation.</w:t>
+        <w:t>Under exchangeability of calibration and test questions the procedure gives a finite-sample marginal guarantee of at least $T$ for answer-span coverage. The guarantee is marginal over calibration and test draws, not conditional on returning a finite budget or avoiding refusal. We evaluate it with 100 random splits that separate calibration from evaluation questions.</w:t>
       </w:r>
     </w:p>
     <w:p>
@@ -5329,7 +5323,7 @@
         <w:t>Table 9.</w:t>
       </w:r>
       <w:r>
-        <w:t xml:space="preserve"> Conformal calibration: coverage at three targets and two weaker retrievers. Table 9 reports empirical coverage.</w:t>
+        <w:t xml:space="preserve"> Split-conformal calibration across the tested targets: median token budgets, empirical and nominal coverage, and the empirical-minus-nominal gap for three retrievers.</w:t>
       </w:r>
     </w:p>
     <w:tbl>
@@ -5403,7 +5397,7 @@
                 <w:b/>
                 <w:sz w:val="18"/>
               </w:rPr>
-              <w:t>Budget (median)</w:t>
+              <w:t>Median token budget</w:t>
             </w:r>
           </w:p>
         </w:tc>
@@ -5443,7 +5437,7 @@
                 <w:b/>
                 <w:sz w:val="18"/>
               </w:rPr>
-              <w:t>Nominal</w:t>
+              <w:t>Nominal coverage</w:t>
             </w:r>
           </w:p>
         </w:tc>
@@ -6241,12 +6235,17 @@
     </w:tbl>
     <w:p>
       <w:r>
-        <w:t>Three findings follow. First, on the strongest retriever the guarantee holds: empirical coverage tracks the nominal level within 0.015 at all three targets, and the budgets (120-276 tokens) stay well below what a fixed k = 8 needs for the same recall (289 tokens). Second, calibration is retriever-specific: under bge-large-en the gap at 0.90 widens to -0.020 and under BM25 to -0.052 with a 55% refusal rate at that target, so a change of retriever requires recalibration and an honest refusal path. Third, a saturating-curve variant with a safety margin reaches a similar reach rate but needs a hand-tuned margin and gives no guarantee, so the conformal form is preferred.</w:t>
+        <w:t>On the hybrid retriever, empirical coverage at the three targets is within 0.015 of nominal, and the calibrated median budgets range from 120 to 276 tokens. Fixed $k = 8$ averages 289 tokens at a document-level recall of 0.904; that is a different metric from answer-span coverage, so the comparison is indicative rather than a same-recall budget advantage.</w:t>
       </w:r>
     </w:p>
     <w:p>
       <w:r>
-        <w:t>The guarantee holds across the range rather than at three points. Sweeping alpha from 0.05 to 0.50 moves nominal coverage from 0.95 to 0.50, and empirical coverage tracks it within 0.046: 0.922 at 0.95, 0.891 at 0.90, 0.865 at 0.85, 0.810 at 0.80, 0.754 at 0.75, 0.699 at 0.70, 0.646 at 0.60 and 0.524 at 0.50 (Figure 5). The one systematic gap is the far tail: at nominal 0.95, 28% of calibration samples never reach the target and the protocol refuses rather than under-covers, and among the samples that do return a budget the median is 664 tokens.</w:t>
+        <w:t>Observed coverage varies by retriever. At target 0.90 the gap is $-0.020$ for dense bge-large-en and $-0.052$ for BM25, and BM25 returns refusals in 55% of cases at that target. This supports retriever-specific recalibration and explicit reporting of refusals rather than a single calibration for all retrievers.</w:t>
+      </w:r>
+    </w:p>
+    <w:p>
+      <w:r>
+        <w:t>The saturating-curve variant with a safety margin reaches a similar reach rate but needs a hand-tuned margin and gives no finite-sample guarantee, so the split-conformal form is preferred.</w:t>
       </w:r>
     </w:p>
     <w:p>
@@ -6256,8 +6255,63 @@
       <w:r>
         <w:drawing>
           <wp:inline xmlns:a="http://schemas.openxmlformats.org/drawingml/2006/main" xmlns:pic="http://schemas.openxmlformats.org/drawingml/2006/picture">
+            <wp:extent cx="5120640" cy="1822601"/>
+            <wp:docPr id="4" name="Picture 4"/>
+            <wp:cNvGraphicFramePr>
+              <a:graphicFrameLocks noChangeAspect="1"/>
+            </wp:cNvGraphicFramePr>
+            <a:graphic>
+              <a:graphicData uri="http://schemas.openxmlformats.org/drawingml/2006/picture">
+                <pic:pic>
+                  <pic:nvPicPr>
+                    <pic:cNvPr id="0" name="fig4-calibration.png"/>
+                    <pic:cNvPicPr/>
+                  </pic:nvPicPr>
+                  <pic:blipFill>
+                    <a:blip r:embed="rId12"/>
+                    <a:stretch>
+                      <a:fillRect/>
+                    </a:stretch>
+                  </pic:blipFill>
+                  <pic:spPr>
+                    <a:xfrm>
+                      <a:off x="0" y="0"/>
+                      <a:ext cx="5120640" cy="1822601"/>
+                    </a:xfrm>
+                    <a:prstGeom prst="rect"/>
+                  </pic:spPr>
+                </pic:pic>
+              </a:graphicData>
+            </a:graphic>
+          </wp:inline>
+        </w:drawing>
+      </w:r>
+    </w:p>
+    <w:p>
+      <w:r>
+        <w:rPr>
+          <w:b/>
+        </w:rPr>
+        <w:t>Figure 4.</w:t>
+      </w:r>
+      <w:r>
+        <w:t xml:space="preserve"> (A) Recall against context budget for four retrievers on the 301-question benchmark; the dashed lines mark the 0.80, 0.85 and 0.90 targets. (B) Reach rate against the safety margin for the curve-based variant, shown for comparison with the conformal protocol of this section.</w:t>
+      </w:r>
+    </w:p>
+    <w:p>
+      <w:r>
+        <w:t>Across the sweep, the maximum absolute difference between nominal and empirical coverage is 0.046 (Figure 5): 0.95 gives 0.922, 0.90 gives 0.891, 0.85 gives 0.865, 0.80 gives 0.810, 0.75 gives 0.754, 0.70 gives 0.699, 0.60 gives 0.646, and 0.50 gives 0.524. At nominal 0.95 the target is unreachable in 28% of calibration samples, which triggers refusal; among the samples that return a finite budget, the median is 664 tokens.</w:t>
+      </w:r>
+    </w:p>
+    <w:p>
+      <w:pPr>
+        <w:jc w:val="center"/>
+      </w:pPr>
+      <w:r>
+        <w:drawing>
+          <wp:inline xmlns:a="http://schemas.openxmlformats.org/drawingml/2006/main" xmlns:pic="http://schemas.openxmlformats.org/drawingml/2006/picture">
             <wp:extent cx="5120640" cy="3503596"/>
-            <wp:docPr id="4" name="Picture 4"/>
+            <wp:docPr id="5" name="Picture 5"/>
             <wp:cNvGraphicFramePr>
               <a:graphicFrameLocks noChangeAspect="1"/>
             </wp:cNvGraphicFramePr>
@@ -6269,7 +6323,7 @@
                     <pic:cNvPicPr/>
                   </pic:nvPicPr>
                   <pic:blipFill>
-                    <a:blip r:embed="rId12"/>
+                    <a:blip r:embed="rId13"/>
                     <a:stretch>
                       <a:fillRect/>
                     </a:stretch>
@@ -6297,56 +6351,6 @@
       </w:r>
       <w:r>
         <w:t xml:space="preserve"> Empirical coverage against nominal coverage for the conformal protocol on the hybrid retriever, sweeping alpha from 0.05 to 0.50. The grey diagonal is nominal = empirical; vertical bars mark the 5th percentile of coverage across 100 random splits; labels give the median budget and the refusal rate.</w:t>
-      </w:r>
-    </w:p>
-    <w:p>
-      <w:pPr>
-        <w:jc w:val="center"/>
-      </w:pPr>
-      <w:r>
-        <w:drawing>
-          <wp:inline xmlns:a="http://schemas.openxmlformats.org/drawingml/2006/main" xmlns:pic="http://schemas.openxmlformats.org/drawingml/2006/picture">
-            <wp:extent cx="5120640" cy="1822601"/>
-            <wp:docPr id="5" name="Picture 5"/>
-            <wp:cNvGraphicFramePr>
-              <a:graphicFrameLocks noChangeAspect="1"/>
-            </wp:cNvGraphicFramePr>
-            <a:graphic>
-              <a:graphicData uri="http://schemas.openxmlformats.org/drawingml/2006/picture">
-                <pic:pic>
-                  <pic:nvPicPr>
-                    <pic:cNvPr id="0" name="fig4-calibration.png"/>
-                    <pic:cNvPicPr/>
-                  </pic:nvPicPr>
-                  <pic:blipFill>
-                    <a:blip r:embed="rId13"/>
-                    <a:stretch>
-                      <a:fillRect/>
-                    </a:stretch>
-                  </pic:blipFill>
-                  <pic:spPr>
-                    <a:xfrm>
-                      <a:off x="0" y="0"/>
-                      <a:ext cx="5120640" cy="1822601"/>
-                    </a:xfrm>
-                    <a:prstGeom prst="rect"/>
-                  </pic:spPr>
-                </pic:pic>
-              </a:graphicData>
-            </a:graphic>
-          </wp:inline>
-        </w:drawing>
-      </w:r>
-    </w:p>
-    <w:p>
-      <w:r>
-        <w:rPr>
-          <w:b/>
-        </w:rPr>
-        <w:t>Figure 4.</w:t>
-      </w:r>
-      <w:r>
-        <w:t xml:space="preserve"> (A) Recall against context budget for four retrievers on the 301-question benchmark; the dashed lines mark the 0.80, 0.85 and 0.90 targets. (B) Reach rate against the safety margin for the curve-based variant, shown for comparison with the conformal protocol of this section.</w:t>
       </w:r>
     </w:p>
     <w:p>

--- a/docs/paper-en.docx
+++ b/docs/paper-en.docx
@@ -6363,7 +6363,7 @@
     </w:p>
     <w:p>
       <w:r>
-        <w:t>Real systems are constrained by tokens, latency and money at once, so one may ask whether a scalar budget is an oversimplification. We measured the retrieval side directly on the 301-question benchmark: BM25 takes 16 ms, dense retrieval 45 ms (including query encoding) and hybrid retrieval 73 ms, while generation takes 898 ms at p50 (Section 6.8). Retrieval therefore accounts for at most 7.5% of end-to-end latency, and the three cost dimensions are collinear in this setting: money is a fixed multiple of tokens, prefill latency is close to linear in context length, and the spread across retrievers (16-70 ms) is too small to move a latency budget. The resulting operating points, including the official classifier of Section 6.16, are:</w:t>
+        <w:t>Real systems are constrained by tokens, latency and money at once, so one may ask whether a scalar budget is an oversimplification. We measured the retrieval side directly on the 301-question benchmark: BM25 takes 16 ms, dense retrieval 45 ms (including query encoding) and hybrid retrieval 73 ms, while generation takes 898 ms at p50 (Section 6.8). Retrieval therefore accounts for at most 7.5% of end-to-end latency, and the three cost dimensions are collinear in this setting: money is a fixed multiple of tokens, prefill latency is close to linear in context length, and the spread across retrievers (16-74 ms) is too small to move a latency budget. The resulting operating points, including the official classifier of Section 6.16, are:</w:t>
       </w:r>
     </w:p>
     <w:p>

--- a/docs/paper-en.docx
+++ b/docs/paper-en.docx
@@ -6859,7 +6859,7 @@
               <w:rPr>
                 <w:sz w:val="18"/>
               </w:rPr>
-              <w:t>Hybrid top-8</w:t>
+              <w:t>Hybrid (budget 300)</w:t>
             </w:r>
           </w:p>
         </w:tc>
@@ -6971,7 +6971,7 @@
         <w:t>2.15 ms per token</w:t>
       </w:r>
       <w:r>
-        <w:t xml:space="preserve"> on CPU. The net gain from swapping to the stronger retriever is then 467 ms at a 0.80 target and 2258 ms at 0.90, against 58 ms of extra retrieval.</w:t>
+        <w:t xml:space="preserve"> on CPU. The gross prefill saving from swapping to the stronger retriever is 467 ms at a 0.80 target and 2258 ms at 0.90; after the 58 ms of extra retrieval the net gains are about 409 ms and 2200 ms.</w:t>
       </w:r>
     </w:p>
     <w:p>
@@ -6984,7 +6984,7 @@
         <w:pStyle w:val="Heading2"/>
       </w:pPr>
       <w:r>
-        <w:t>6.13 How the Questions Were Written, and How Much They Overlap the Sources</w:t>
+        <w:t>6.13 Question-Source Overlap</w:t>
       </w:r>
     </w:p>
     <w:p>
@@ -7020,7 +7020,7 @@
         <w:pStyle w:val="Heading2"/>
       </w:pPr>
       <w:r>
-        <w:t>6.14 Where the Errors Come From</w:t>
+        <w:t>6.14 Error Patterns across Retrieval and Generation</w:t>
       </w:r>
     </w:p>
     <w:p>
@@ -7048,7 +7048,7 @@
         <w:t>wrong-entity substitutions</w:t>
       </w:r>
       <w:r>
-        <w:t xml:space="preserve"> rather than refusals. For example the comparison question "which case was brought first, Miller v. California or Gates v. Collier" is answered with the second case, and "where was the wife of Francis I Rakoczi born" is answered with the place she lived. Retrieval hit the answer span 0.51-0.69 of the time while accuracy was 0.14-0.52, so roughly half of the remaining gap is lost on the generation side, not in retrieval.</w:t>
+        <w:t xml:space="preserve"> rather than refusals. For example the comparison question "which case was brought first, Miller v. California or Gates v. Collier" is answered with the second case, and "where was the wife of Francis I Rakoczi born" is answered with the place she lived. Retrieval hit the answer span 0.51-0.69 of the time while accuracy was 0.14-0.52. The two rates differ, but this aggregate comparison does not identify what fraction of the gap arises during generation.</w:t>
       </w:r>
     </w:p>
     <w:p>
@@ -7459,7 +7459,7 @@
               <w:rPr>
                 <w:sz w:val="18"/>
               </w:rPr>
-              <w:t>Hybrid top-8</w:t>
+              <w:t>Fixed k = 8 (hybrid)</w:t>
             </w:r>
           </w:p>
         </w:tc>
@@ -7511,7 +7511,7 @@
         <w:pStyle w:val="Heading2"/>
       </w:pPr>
       <w:r>
-        <w:t>6.17 Per-Query Thresholds: Tested, No Gain</w:t>
+        <w:t>6.17 Per-Query Thresholds: No Better Trade-off</w:t>
       </w:r>
     </w:p>
     <w:p>
@@ -7527,7 +7527,7 @@
         <w:t>Table 12.</w:t>
       </w:r>
       <w:r>
-        <w:t xml:space="preserve"> Per-query threshold sweep: nDCG@10, tokens and saving against fixed k = 8. Table 12 reports the sweep.</w:t>
+        <w:t xml:space="preserve"> Per-query threshold sweep on the internal benchmark: recall, tokens and saving against fixed k = 8. Table 12 reports the sweep.</w:t>
       </w:r>
     </w:p>
     <w:tbl>
@@ -8021,7 +8021,7 @@
     </w:p>
     <w:p>
       <w:r>
-        <w:t>The reason is visible in the definition: hybrid scores are already normalised per query, so the absolute gap (s1 - s2)/s1 is a comparable statistic across queries, while the *incremental* drop between adjacent chunks adds noise -- one flat pair of scores is enough to trigger or suppress a cut. We therefore keep the global threshold and report the per-query variant as a negative result; the recalibration cost stays a stated limitation rather than being papered over by a rule that does not work.</w:t>
+        <w:t>A plausible explanation is that the normalised gap between the top two scores is comparable across queries, whereas a single flat pair of adjacent scores can move the per-query stopping point. The sweep establishes the trade-off but does not test this explanation directly. We therefore keep the global threshold and report the per-query variant as a negative result; the recalibration cost stays a stated limitation rather than being papered over by a rule that does not work.</w:t>
       </w:r>
     </w:p>
     <w:p>

--- a/docs/paper-en.docx
+++ b/docs/paper-en.docx
@@ -8702,7 +8702,17 @@
     </w:p>
     <w:p>
       <w:r>
-        <w:t>Negative results are collected here. Pseudo-relevance feedback (PRF) causes query drift, losing 1.6 pt on the sentence index and 19.6 pt on fixed blocks; the zeroth rung—answering without retrieval—is not viable on a technical corpus, with containment of 0.11; at a 200-token budget greedy allocation falls 6 pt below the brute-force optimum, in the direction predicted by the approximation in Proposition 1; and learned routers (TF-IDF 0.747, BERT 0.702) do not reach the score-based gate (0.960). Their role is to rule out alternative explanations, which is why they sit in the appendix.</w:t>
+        <w:t>Negative results are collected here so that the main claims are bounded from below rather than only from above.</w:t>
+      </w:r>
+    </w:p>
+    <w:p>
+      <w:r>
+        <w:t>Pseudo-relevance feedback (PRF) lost 1.6 pt on the sentence index and 19.6 pt on fixed blocks in the tested setting; query drift is a plausible explanation, but the experiment does not isolate it. Answering without retrieval was not viable on the technical corpus, with containment of 0.11. At a 200-token budget, greedy allocation fell 6 pt below the brute-force optimum: the direction is consistent with diminishing returns, although the bound of Proposition 1 does not predict the magnitude of an individual gap.</w:t>
+      </w:r>
+    </w:p>
+    <w:p>
+      <w:r>
+        <w:t>The learned routers are the most informative negative result because they are usually assumed to be the principled alternative. On the 500-question benchmark, TF-IDF and BERT classifiers reach classification accuracies of 0.730 and 0.702. Accuracy is not comparable with the gate's retrieval recall, so we also ran each router as a routing policy on the same questions: they reach 0.744 and 0.712 recall at about 25-30 tokens, against 0.948 recall at 175 tokens for the score gate. The routers are far cheaper, so the two operating points differ in both signal source and budget; this comparison does not separate those factors.</w:t>
       </w:r>
     </w:p>
     <w:p>
@@ -8721,12 +8731,12 @@
         <w:t>One implementation correction.</w:t>
       </w:r>
       <w:r>
-        <w:t xml:space="preserve"> An early version of the packing loop carried a 24-chunk cap, so a nominal 800-token budget consumed only about 500 tokens. After changing the cap to scale with the budget we re-ran the generation experiments of Section 6.5; a regression test (tests/test_longbench.py) now guards against the cap binding before the budget does. Budgeted interfaces need assertions of this kind—that is the lesson from building the system.</w:t>
+        <w:t xml:space="preserve"> An early version of the packing loop carried a 24-chunk cap, so a nominal 800-token budget consumed only about 500 tokens. After changing the cap to scale with the budget we re-ran the generation experiments of Section 6.5; a regression test (tests/test_longbench.py) now guards against the cap binding before the budget does. Budgeted interfaces need assertions of this kind -- that is the lesson from building the system.</w:t>
       </w:r>
     </w:p>
     <w:p>
       <w:r>
-        <w:t>make test          # 65 tests</w:t>
+        <w:t>make test          # 75 tests</w:t>
       </w:r>
     </w:p>
     <w:p>
@@ -8746,7 +8756,7 @@
     </w:p>
     <w:p>
       <w:r>
-        <w:t>All code, evaluation sets and scripts are released under the MIT license at https://github.com/mylgtab/budget-rag (v1.1.0). A stranger can reproduce the main table in about thirty minutes: clone, pip install -e ., make check. The repository ships small data snapshots so reproduction does not depend on external mirrors, and CI rebuilds and queries the Docker image on every push.</w:t>
+        <w:t>All code, evaluation sets and scripts are released under the MIT license at https://github.com/mylgtab/budget-rag (v1.1.0). A stranger can reproduce the main table in about thirty minutes: clone, pip install -e ., make check. The repository ships small data snapshots so reproduction does not depend on external mirrors, and CI rebuilds and queries the Docker image on every push. docs/REPRODUCE.md maps each table and figure to the script that produces it.</w:t>
       </w:r>
     </w:p>
     <w:p>
@@ -8781,7 +8791,7 @@
         <w:t>What we reproduced.</w:t>
       </w:r>
       <w:r>
-        <w:t xml:space="preserve"> The core of the official classifier is that complexity labels are generated automatically from the outcomes of running the three strategies. We follow the same construction on our own benchmark—recording the smallest action that retrieves the answer as the complexity class (one chunk / five hybrid chunks / requires rewriting)—which yields a 222/52/17/9 split, and train two classifiers on it (TF-IDF and BERT, accuracy 0.747 and 0.702). The label construction and the discrimination task therefore match the original; the model scale and environment do not.</w:t>
+        <w:t xml:space="preserve"> The core of the official classifier is that complexity labels are generated automatically from the outcomes of running the strategies. We follow the same construction on our own benchmark, assigning each query to the smallest action that retrieves its answer: one BM25 chunk, five hybrid chunks, or rewriting only. Questions that no action answered form a fourth class. On the 500-question benchmark the split is 353 / 101 / 25 / 21, and classifiers trained on these labels reach 0.730 (TF-IDF) and 0.702 (BERT) four-way accuracy. The construction follows the same principle; the label definitions and the classification task are not identical to the official ones, and we do not claim they are.</w:t>
       </w:r>
     </w:p>
     <w:p>
@@ -8792,7 +8802,7 @@
         <w:t>On the CRAG side</w:t>
       </w:r>
       <w:r>
-        <w:t xml:space="preserve"> we likewise reproduce the behaviour: an off-the-shelf model judges whether the retrieved context suffices (good / partial / bad), and a bad verdict triggers a rewritten query and a second retrieval, mirroring the original correct / incorrect / ambiguous branches. The original uses a fine-tuned lightweight evaluator; we use a general-purpose model.</w:t>
+        <w:t xml:space="preserve"> we likewise reproduce the behaviour: an off-the-shelf model judges whether the retrieved context suffices (good / partial / bad), and a bad verdict triggers a rewritten query and a second retrieval, mirroring the original correct / incorrect / ambiguous branches. The original uses a fine-tuned lightweight evaluator; we use a general-purpose model, so the branch definitions are analogous rather than equivalent.</w:t>
       </w:r>
     </w:p>
     <w:p>
@@ -8811,10 +8821,10 @@
         <w:rPr>
           <w:b/>
         </w:rPr>
-        <w:t>The conclusion from this level of reproduction is still informative.</w:t>
-      </w:r>
-      <w:r>
-        <w:t xml:space="preserve"> With the label construction matching the original, text-based classifiers (0.747 / 0.702) remain below the score-based gate (0.960): the gap comes from the *source of the signal*, not from model scale or implementation detail. Swapping in the original T5-large would be expected to raise classifier accuracy while leaving that conclusion unchanged.</w:t>
+        <w:t>What this level of reproduction does and does not establish.</w:t>
+      </w:r>
+      <w:r>
+        <w:t xml:space="preserve"> The routers reach 0.730 and 0.702 classification accuracy, and as routing policies 0.744 and 0.712 recall at about 25-30 tokens; the score gate reaches 0.948 recall at 175 tokens on the same questions. The routers are an order of magnitude cheaper and clearly lower-recall, so the comparison varies both the signal source and the operating point. It does not show that the signal source alone decides, and it does not isolate the effect of model scale: swapping in the original T5-large classifier would change accuracy, and the effect of that change on the conclusions is untested.</w:t>
       </w:r>
     </w:p>
     <w:p>
